--- a/projects/porphyromonas-ad-mechanism-manuscript/manuscript/full/English.docx
+++ b/projects/porphyromonas-ad-mechanism-manuscript/manuscript/full/English.docx
@@ -4,15 +4,6 @@
   <w:body>
     <w:p>
       <w:pPr>
-        <w:pStyle w:val="Heading1"/>
-        <w:keepNext/>
-      </w:pPr>
-      <w:r>
-        <w:t>Deep-Learning-Guided Multi-Model Prioritization of Periodontitis-Cohort Oral Micropeptides: Aggregate Screening and an Acetylcholinesterase Docking Follow-up</w:t>
-      </w:r>
-    </w:p>
-    <w:p>
-      <w:pPr>
         <w:pStyle w:val="Heading2"/>
         <w:keepNext/>
       </w:pPr>
@@ -25,69 +16,21 @@
         <w:pStyle w:val="Normal"/>
       </w:pPr>
       <w:r>
+        <w:t>Periodontitis-associated oral dysbiosis has been proposed as a modifiable contributor to neuroinflammatory processes relevant to Alzheimer’s disease (AD), but the molecular entities connecting the oral microbiome to the brain remain unresolved. Microbiome small open reading frames (smORFs) encode a largely uncharacterized peptide space that is amenable to computational triage but not to direct mechanistic inference. Here, we performed a computation-only reconstruction of an aggregate oral-smORF prioritization workflow and integrated a separately archived acetylcholinesterase (AChE) docking summary under explicit provenance controls. Candidate libraries were filtered by sequence/proteomic evidence and prioritized with a deep-learning-guided cascade comprising ESM-2 embeddings with task-specific convolutional networks, a fine-tuned ESM2-t30 neurotoxicity model, a two-tier neural-network metal-binding predictor, and a multi-task antioxidant CNN. Evidence filtering retained 31,510 and 33,786 candidates in the two supplied branches. In the periodontitis-labelled branch, 3,518 candidates were BBB-high; 3,299 were within the NTxPred2 peptide-length domain, 923 were model-positive, and the source record subsequently reported 111 metal-binding-positive candidates, 15 CHEL-priority candidates, a 12-member main set, and an 8-member stricter subset. The external record listed twelve unique 7–9-residue sequences whose composition was independently reproducible and reported AChE Vina means spanning −9.60 to −8.25 kcal/mol. These docking values could be ordered but not independently reproduced or interpreted as affinities because prepared structures, configurations, raw runs, logs, and poses were unavailable. A prospective 100-ns GROMACS protocol was registered from a versioned external workflow, whereas incomplete trajectory analyses were excluded and no molecular-dynamics result is reported. The resulting shortlist is therefore a transparent hypothesis set rather than evidence of translation, brain exposure, neurotoxicity, metal-dependent chemistry, AChE engagement, a periodontitis-specific peptidome, or an AD mechanism.</w:t>
+      </w:r>
+    </w:p>
+    <w:p>
+      <w:pPr>
+        <w:pStyle w:val="Keywords"/>
+      </w:pPr>
+      <w:r>
         <w:rPr>
           <w:b/>
         </w:rPr>
-        <w:t>Background:</w:t>
-      </w:r>
-      <w:r>
-        <w:t xml:space="preserve"> Microbiome small open reading frames (smORFs) encode an incompletely characterized peptide space. Serial predictors can reduce that space, but they do not establish translation, tissue exposure, toxicity, target binding, mechanism, or disease causality. We reconstructed an aggregate oral-smORF prioritization workflow and integrated a separately reported acetylcholinesterase (AChE) docking follow-up while preserving the distinct provenance and evidentiary status of both stages.</w:t>
-      </w:r>
-    </w:p>
-    <w:p>
-      <w:pPr>
-        <w:pStyle w:val="Normal"/>
-      </w:pPr>
-      <w:r>
-        <w:rPr>
-          <w:b/>
-        </w:rPr>
-        <w:t>Methods:</w:t>
-      </w:r>
-      <w:r>
-        <w:t xml:space="preserve"> Supplied aggregate records for 4–50-aa smORFs were reconstructed through a deep-learning-guided cascade comprising ESM-2 peptide embeddings, task-specific convolutional neural networks, a fine-tuned protein language model for neurotoxicity, a hierarchical neural-network metal-binding predictor, and a multi-task antioxidant CNN. Percentages and monotonicity were deterministically recomputed; candidate-count inference was not performed because sequences were not independent biological replicates. A separately archived source record supplied twelve sequences and mean±SD AutoDock Vina scores against human AChE PDB 4EY6. Sequence composition and score ordering were independently audited, but docking was not rerun because prepared structures, configurations, seeds, raw runs, logs, and poses were absent.</w:t>
-      </w:r>
-    </w:p>
-    <w:p>
-      <w:pPr>
-        <w:pStyle w:val="Normal"/>
-      </w:pPr>
-      <w:r>
-        <w:rPr>
-          <w:b/>
-        </w:rPr>
-        <w:t>Results:</w:t>
-      </w:r>
-      <w:r>
-        <w:t xml:space="preserve"> Evidence filtering retained 31,510/11,269,961 healthy (0.2796%) and 33,786/11,721,988 periodontitis-branch (0.2882%) candidates. BBB-high outputs were 3,359/30,557 (10.99%) and 3,446/32,754 (10.52%) in the short branches and 40/953 (4.20%) and 72/1,032 (6.98%) in the long branches. The periodontitis branch contained 3,518 BBB-high candidates; NTxPred2 evaluated 3,299 (93.77%), classified 923/3,299 (27.98%) as positive, and left 219 outside its stated length range. The principal record subsequently reported 111 metal-binding-positive candidates, of which 15/111 (13.51%) met CHEL≥0.25, 12/111 (10.81%) additionally met FRS&lt;0.50, and 8/111 (7.21%) met FRS&lt;0.45. The external report listed twelve unique 7–9-aa sequences: eleven contained histidine, six contained cysteine, and all contained at least one Arg/Lys. Its reported Vina means ranged from −9.60 to −8.25 kcal/mol (SD 0.04–0.12). These scores could be ordered and plotted but not independently reproduced or interpreted as affinities.</w:t>
-      </w:r>
-    </w:p>
-    <w:p>
-      <w:pPr>
-        <w:pStyle w:val="Normal"/>
-      </w:pPr>
-      <w:r>
-        <w:rPr>
-          <w:b/>
-        </w:rPr>
-        <w:t>Conclusions:</w:t>
-      </w:r>
-      <w:r>
-        <w:t xml:space="preserve"> The combined record is a provenance-aware shortlist, not a validated periodontitis-specific peptidome or AD mechanism. The external sequence list makes synthesis planning possible, but principal-source row-level linkage, raw docking artefacts, cohort-matched expression, measured BBB transport, toxicology, metal-dependent biochemistry, and disease-relevant validation remain necessary.</w:t>
-      </w:r>
-    </w:p>
-    <w:p>
-      <w:pPr>
-        <w:pStyle w:val="Keywords"/>
-      </w:pPr>
-      <w:r>
-        <w:rPr>
-          <w:b/>
-        </w:rPr>
         <w:t>Keywords:</w:t>
       </w:r>
       <w:r>
-        <w:t xml:space="preserve"> deep learning; protein language model; oral microbiome; small open reading frame; micropeptide; periodontitis; blood–brain barrier; neurotoxicity prediction; metal-binding prediction; acetylcholinesterase; molecular docking; provenance; hypothesis generation</w:t>
+        <w:t xml:space="preserve"> deep learning; protein language model; oral microbiome; small open reading frame; micropeptide; periodontitis; blood–brain barrier; neurotoxicity prediction; metal-binding prediction; acetylcholinesterase; molecular docking; molecular dynamics; provenance; hypothesis generation</w:t>
       </w:r>
     </w:p>
     <w:p>
@@ -105,49 +48,31 @@
         <w:keepNext/>
       </w:pPr>
       <w:r>
-        <w:t>1.1 Alzheimer’s disease, periodontal inflammation, and the mechanistic gap</w:t>
-      </w:r>
-    </w:p>
-    <w:p>
-      <w:pPr>
-        <w:pStyle w:val="Normal"/>
-      </w:pPr>
-      <w:r>
-        <w:t>Alzheimer’s disease (AD) is a progressive neurodegenerative disorder characterized by interacting amyloid-β, tau, synaptic, immune, and neurovascular abnormalities [20]. The amyloid framework remains biologically important, but contemporary evidence places amyloid within a multicomponent disease process rather than a sufficient single-cause explanation [21]. Periodontitis has therefore attracted interest as a potentially modifiable chronic inflammatory exposure within a broader oral–brain axis [43].</w:t>
-      </w:r>
-    </w:p>
-    <w:p>
-      <w:pPr>
-        <w:pStyle w:val="Normal"/>
-      </w:pPr>
-      <w:r>
-        <w:t xml:space="preserve">Within dysbiotic periodontal biofilms, </w:t>
-      </w:r>
-      <w:r>
-        <w:rPr>
-          <w:i/>
-        </w:rPr>
-        <w:t>Porphyromonas gingivalis</w:t>
-      </w:r>
-      <w:r>
-        <w:t xml:space="preserve"> is a Gram-negative anaerobic pathobiont with immune-modulatory and tissue-destructive properties. Post-mortem and experimental work has reported </w:t>
-      </w:r>
-      <w:r>
-        <w:rPr>
-          <w:i/>
-        </w:rPr>
-        <w:t>P. gingivalis</w:t>
-      </w:r>
-      <w:r>
-        <w:t xml:space="preserve"> material or gingipain-associated signals in AD-related tissues and models [44]. Repeated oral infection in wild-type mice has produced neuroinflammatory and amyloid-related changes, supporting biological plausibility without permitting direct human causal inference [46]. Outer-membrane vesicles provide another candidate route for dissemination of bacterial cargo beyond the periodontal niche [50]. Conversely, Mendelian-randomization analysis has not established a genetic causal effect of periodontal disease on AD [41].</w:t>
-      </w:r>
-    </w:p>
-    <w:p>
-      <w:pPr>
-        <w:pStyle w:val="Normal"/>
-      </w:pPr>
-      <w:r>
-        <w:t>The unresolved question is not simply whether periodontal inflammation accompanies neurodegeneration, but which molecular entities could connect the two compartments. Microbially encoded small proteins and peptides represent one largely unexplored class. Their expression, systemic exposure, BBB transport, neuronal activity, metal/redox effects, and cholinergic interactions remain unknown. This study therefore uses deep-learning-guided multi-model prioritization to define a tractable hypothesis set while preserving the distinction between computational labels, source-reported docking, and experimentally validated mechanism.</w:t>
+        <w:t>1.1 Alzheimer’s disease as a multilevel biological problem</w:t>
+      </w:r>
+    </w:p>
+    <w:p>
+      <w:pPr>
+        <w:pStyle w:val="Normal"/>
+      </w:pPr>
+      <w:r>
+        <w:t>Alzheimer’s disease (AD) is a progressive neurodegenerative disorder in which amyloid-β (Aβ) deposition, tau pathology, synaptic failure, glial activation, vascular dysfunction, and systemic comorbidity interact over a prolonged preclinical and clinical continuum [20]. The amyloid hypothesis remains central to disease biology, particularly as a framework for initiating events, but amyloid burden alone does not account for the full spatial, temporal, and clinical heterogeneity of AD [21]. Contemporary interpretation therefore places amyloid and tau within a broader network that includes innate immune signalling, neuronal vulnerability, lipid and metal homeostasis, cerebrovascular integrity, and age-dependent loss of resilience. This systems view is important when evaluating peripheral exposures: a biologically plausible contributor need not be a single sufficient cause, but it must still be connected to disease-relevant tissue through traceable molecular and temporal evidence.</w:t>
+      </w:r>
+    </w:p>
+    <w:p>
+      <w:pPr>
+        <w:pStyle w:val="Normal"/>
+      </w:pPr>
+      <w:r>
+        <w:t>The cholinergic system illustrates the distinction between clinical relevance and causal sufficiency. Loss of cholinergic function contributes to cognitive symptoms, and acetylcholinesterase (AChE) inhibitors remain established symptomatic treatments [22]. AChE also has non-catalytic interactions with Aβ assembly, creating a structural link between cholinergic biology and amyloid research [23]. Neither observation means that every predicted AChE-interacting molecule is relevant to AD. Target engagement, direction of effect, tissue exposure, concentration, selectivity, and downstream phenotype must all be established. This evidentiary sequence provides a useful standard for evaluating microbial molecules proposed to participate in an oral–brain axis.</w:t>
+      </w:r>
+    </w:p>
+    <w:p>
+      <w:pPr>
+        <w:pStyle w:val="Normal"/>
+      </w:pPr>
+      <w:r>
+        <w:t>Chronic peripheral inflammatory states have consequently attracted attention as possible modifiers of neurodegenerative vulnerability. Periodontitis is of particular interest because it combines persistent mucosal inflammation, a dysbiotic polymicrobial biofilm, episodic access of microbial products to the circulation, and strong age and comorbidity gradients [43]. These same features make causal interpretation difficult. Periodontitis may contribute to systemic inflammatory burden, but it may also share determinants with cognitive decline, while declining cognition can worsen oral hygiene and access to dental care. A rigorous molecular study must therefore separate association, route plausibility, molecular identity, and demonstrated function rather than treating them as interchangeable evidence.</w:t>
       </w:r>
     </w:p>
     <w:p>
@@ -156,23 +81,91 @@
         <w:keepNext/>
       </w:pPr>
       <w:r>
-        <w:t>1.2 Microbiome smORFs are a large but difficult discovery space</w:t>
-      </w:r>
-    </w:p>
-    <w:p>
-      <w:pPr>
-        <w:pStyle w:val="Normal"/>
-      </w:pPr>
-      <w:r>
-        <w:t>Small open reading frames are systematically under-annotated because short coding sequences are difficult to distinguish from random open reading frames and often fall below conventional gene-calling thresholds. Large-scale human-microbiome analyses nevertheless reveal thousands of conserved smORF families, many without known domains or functions [1]. Complementary prediction systems combine profile models, sequence features, evolutionary information, and ribosome-profiling enrichment to improve annotation [2]. Recent high-resolution multi-omics work has gone further by connecting prediction with metatranscriptomic and deep metaproteomic evidence [3]. These developments place microbial smORFs within a legitimate discovery space, but also establish a stringent boundary: a predicted ORF is not necessarily translated, and a translated peptide is not necessarily stable or functional.</w:t>
-      </w:r>
-    </w:p>
-    <w:p>
-      <w:pPr>
-        <w:pStyle w:val="Normal"/>
-      </w:pPr>
-      <w:r>
-        <w:t>This boundary is especially important for very short peptides. General reviews of short-ORF biology emphasize that convincing micropeptide discovery requires orthogonal evidence rather than sequence novelty alone [4]. Human proteogenomic studies similarly show that translation evidence, tissue context, and functional follow-up must be separated [5]. In metagenomic assemblies, six-frame translation can generate millions of short sequences. Exact matches to curated sequence or proteomic resources may reduce this search space, but the meaning of each match depends on the source: a reference database supports sequence existence or taxonomy, whereas a mass-spectrometry dataset may support detection only within its own cohort, disease context, and false-discovery framework.</w:t>
+        <w:t xml:space="preserve">1.2 Periodontal dysbiosis and </w:t>
+      </w:r>
+      <w:r>
+        <w:rPr>
+          <w:i/>
+        </w:rPr>
+        <w:t>Porphyromonas gingivalis</w:t>
+      </w:r>
+    </w:p>
+    <w:p>
+      <w:pPr>
+        <w:pStyle w:val="Normal"/>
+      </w:pPr>
+      <w:r>
+        <w:t>Periodontitis is an ecological disease of the tooth-supporting tissues rather than the consequence of a single pathogen. In susceptible hosts, altered community structure, inflammatory nutrient release, and impaired resolution can reinforce one another, producing a dysbiotic environment with site-specific transcriptional activity. Paired oral metagenomic and metatranscriptomic data show that disease-associated signals vary by species and oral site and that taxonomic abundance cannot substitute for functional activity [6]. Cross-study metatranscriptomic synthesis further shows that disease signatures depend on cohort definition, sampling site, sequencing depth, normalization, covariates, and subject-level replication [7]. These observations argue against describing every sequence recovered from a disease-labelled branch as disease-specific.</w:t>
+      </w:r>
+    </w:p>
+    <w:p>
+      <w:pPr>
+        <w:pStyle w:val="Normal"/>
+      </w:pPr>
+      <w:r>
+        <w:t xml:space="preserve">Within this community, </w:t>
+      </w:r>
+      <w:r>
+        <w:rPr>
+          <w:i/>
+        </w:rPr>
+        <w:t>Porphyromonas gingivalis</w:t>
+      </w:r>
+      <w:r>
+        <w:t xml:space="preserve"> is a well-studied Gram-negative anaerobic pathobiont. Its importance derives not simply from abundance but from its capacity to reshape host–microbial interactions through proteolysis, immune modulation, community cooperation, and vesicle-mediated cargo delivery. Gingipains have context-dependent effects on host proteins, complement pathways, inflammation, tissue integrity, and nutrient acquisition [48]. </w:t>
+      </w:r>
+      <w:r>
+        <w:rPr>
+          <w:i/>
+        </w:rPr>
+        <w:t>P. gingivalis</w:t>
+      </w:r>
+      <w:r>
+        <w:t xml:space="preserve"> outer-membrane vesicles can concentrate and transport bacterial components beyond the producing cell and alter interactions with host tissues and neighbouring microorganisms [47]. These properties make </w:t>
+      </w:r>
+      <w:r>
+        <w:rPr>
+          <w:i/>
+        </w:rPr>
+        <w:t>P. gingivalis</w:t>
+      </w:r>
+      <w:r>
+        <w:t xml:space="preserve"> biologically relevant to oral–systemic hypotheses, but they do not justify assigning an untraced community-derived peptide to this organism.</w:t>
+      </w:r>
+    </w:p>
+    <w:p>
+      <w:pPr>
+        <w:pStyle w:val="Normal"/>
+      </w:pPr>
+      <w:r>
+        <w:t xml:space="preserve">The distinction between an organism-level hypothesis and a community-peptide hypothesis is fundamental. Detection of </w:t>
+      </w:r>
+      <w:r>
+        <w:rPr>
+          <w:i/>
+        </w:rPr>
+        <w:t>P. gingivalis</w:t>
+      </w:r>
+      <w:r>
+        <w:t xml:space="preserve"> DNA, antigen, gingipain-associated signal, or vesicular material does not imply that a particular short peptide was expressed, secreted, stable in blood, transported across the blood–brain barrier (BBB), or active in neural tissue. Conversely, a metagenome-derived peptide that cannot be assigned to </w:t>
+      </w:r>
+      <w:r>
+        <w:rPr>
+          <w:i/>
+        </w:rPr>
+        <w:t>P. gingivalis</w:t>
+      </w:r>
+      <w:r>
+        <w:t xml:space="preserve"> could still originate from another oral taxon or from an assembly artefact. The oral metagenome is therefore treated here as a community sequence space, while </w:t>
+      </w:r>
+      <w:r>
+        <w:rPr>
+          <w:i/>
+        </w:rPr>
+        <w:t>P. gingivalis</w:t>
+      </w:r>
+      <w:r>
+        <w:t xml:space="preserve"> provides mechanistic context rather than a presumed taxonomic label.</w:t>
       </w:r>
     </w:p>
     <w:p>
@@ -181,23 +174,65 @@
         <w:keepNext/>
       </w:pPr>
       <w:r>
-        <w:t>1.3 Periodontitis-associated oral ecology requires subject-level provenance</w:t>
-      </w:r>
-    </w:p>
-    <w:p>
-      <w:pPr>
-        <w:pStyle w:val="Normal"/>
-      </w:pPr>
-      <w:r>
-        <w:t>Periodontitis is accompanied by ecological and functional restructuring of the oral microbiota. Paired metagenomic and metatranscriptomic analyses have identified site- and species-dependent microbial activity associated with periodontitis [6]. Cross-study metatranscriptome synthesis further demonstrates why subject-level mapping, normalization, covariates, and false-discovery control are essential for disease comparisons [7]. HOMD and eHOMD provide curated oral and aerodigestive sequence/taxonomic resources [8] [9], whereas oral metaproteomic datasets provide context-dependent peptide observations [10] [11]. Contemporary oral metaproteomics additionally emphasizes host depletion, microbial enrichment, peptide- and protein-level error control, taxonomic assignment, and public raw-data preservation [12].</w:t>
-      </w:r>
-    </w:p>
-    <w:p>
-      <w:pPr>
-        <w:pStyle w:val="Normal"/>
-      </w:pPr>
-      <w:r>
-        <w:t>The principal record used several heterogeneous resources as exact-match filters. One contains mixed periodontitis, caries, and healthy saliva samples [10]; another concerns an oral metaproteome in lung cancer [11]; HOMD/eHOMD are sequence resources rather than expression repositories [8] [9]. Such resources can support the statement that a matching sequence exists or was observed in a named context. They cannot, without row-level linkage, prove that the same peptide was expressed in the present cohort, enriched in periodontitis, or derived from a particular taxon. Accordingly, this study uses “periodontitis-cohort branch” rather than “periodontitis-specific peptide.”</w:t>
+        <w:t>1.3 Human, experimental, and genetic evidence do not carry equal causal weight</w:t>
+      </w:r>
+    </w:p>
+    <w:p>
+      <w:pPr>
+        <w:pStyle w:val="Normal"/>
+      </w:pPr>
+      <w:r>
+        <w:t>The periodontitis–AD literature contains several evidence classes that address different questions. Observational reviews and meta-analyses commonly report associations between periodontal disease and cognitive disorders, but their estimates vary with periodontal definitions, dementia ascertainment, follow-up, age structure, and adjustment strategy [35]. Clinical syntheses likewise identify a recurring association while emphasizing heterogeneity and the limited ability of retrospective designs to establish directionality [36]. Reviews focused on oral bacteria broaden the candidate mechanisms but also reveal that organism detection, antibody responses, oral disease status, and dementia outcomes are often measured in different populations [37]. More recent evidence assessments continue to classify periodontitis as a possible risk marker while calling for stronger longitudinal and interventional designs [38].</w:t>
+      </w:r>
+    </w:p>
+    <w:p>
+      <w:pPr>
+        <w:pStyle w:val="Normal"/>
+      </w:pPr>
+      <w:r>
+        <w:t>Longitudinal observations provide temporal information but remain susceptible to confounding and reverse causation. In an AD cohort, periodontitis was associated with subsequent cognitive decline and a pro-inflammatory state [39]. Public-data and text-mining analyses have also proposed shared molecular signals [40]. Such studies can prioritize pathways, yet they cannot determine whether periodontal exposure caused neurodegeneration, whether emerging cognitive impairment altered oral health, or whether both were influenced by age, smoking, diabetes, medication, frailty, socioeconomic conditions, or health-care access.</w:t>
+      </w:r>
+    </w:p>
+    <w:p>
+      <w:pPr>
+        <w:pStyle w:val="Normal"/>
+      </w:pPr>
+      <w:r>
+        <w:t>Genetic-instrument approaches provide an important counterweight to an exclusively positive narrative. A two-sample Mendelian-randomization analysis did not establish evidence for a genetic causal effect of periodontal disease on AD [41]. A broader synthesis of Mendelian-randomization studies similarly illustrates that putative systemic consequences of periodontitis are not uniformly supported across outcomes or instrument choices [42]. These findings do not prove the absence of every acquired inflammatory or microbial pathway, because genetic liability and time-varying exposure are not identical. They do, however, weaken claims that the epidemiological association by itself demonstrates causality.</w:t>
+      </w:r>
+    </w:p>
+    <w:p>
+      <w:pPr>
+        <w:pStyle w:val="Normal"/>
+      </w:pPr>
+      <w:r>
+        <w:t xml:space="preserve">Mechanistic studies answer narrower questions under controlled conditions. </w:t>
+      </w:r>
+      <w:r>
+        <w:rPr>
+          <w:i/>
+        </w:rPr>
+        <w:t>P. gingivalis</w:t>
+      </w:r>
+      <w:r>
+        <w:t xml:space="preserve"> material and gingipain-associated signals have been reported in AD-related post-mortem samples [44]. Earlier tissue work also examined the presence of </w:t>
+      </w:r>
+      <w:r>
+        <w:rPr>
+          <w:i/>
+        </w:rPr>
+        <w:t>P. gingivalis</w:t>
+      </w:r>
+      <w:r>
+        <w:t xml:space="preserve"> in AD brain material [45]. Repeated oral exposure in wild-type mice produced brain inflammation, neurodegenerative changes, and Aβ-related alterations [46]. Infected neuronal systems have shown persistent gingipain activity and AD-like cellular phenotypes [49]. Vesicle-focused studies provide a plausible vehicle for concentrated microbial cargo and host signalling [50]. The strength of these studies is mechanistic resolution; their limitation is transferability. Differences in dose, exposure route, model organism, cell system, disease stage, and endpoint prevent direct extrapolation to naturally occurring human peptide exposure.</w:t>
+      </w:r>
+    </w:p>
+    <w:p>
+      <w:pPr>
+        <w:pStyle w:val="Normal"/>
+      </w:pPr>
+      <w:r>
+        <w:t>Taken together, the literature supports a research question, not a settled pathway. Human associations establish relevance, experimental models establish selected possibilities, and negative or equivocal causal analyses constrain interpretation. A defensible study should identify a molecular entity, trace it to its source, demonstrate exposure, and then test a prespecified function. The present work addresses only the first computational steps of that sequence.</w:t>
       </w:r>
     </w:p>
     <w:p>
@@ -206,23 +241,31 @@
         <w:keepNext/>
       </w:pPr>
       <w:r>
-        <w:t>1.4 Serial peptide predictors provide triage, not orthogonal confirmation</w:t>
-      </w:r>
-    </w:p>
-    <w:p>
-      <w:pPr>
-        <w:pStyle w:val="Normal"/>
-      </w:pPr>
-      <w:r>
-        <w:t>UniDL4BioPep provides a common deep-learning architecture for binary peptide-bioactivity tasks [13]. BBB-peptide prediction illustrates both the value and fragility of such models: positive training sets are limited, class imbalance is substantial, and sensitivity–specificity trade-offs and external performance vary across architectures [14] [15]. NTxPred2 estimates neurotoxic-peptide labels from sequence [16]; mebipred estimates metal-binding potential [17]; and AnOxPePred estimates chelating and free-radical-scavenging features associated with antioxidative peptides [18]. Each model can narrow a candidate list. Their agreement is not independent biological replication because they reuse overlapping sequence descriptors and have different training domains, endpoints, and calibration properties.</w:t>
-      </w:r>
-    </w:p>
-    <w:p>
-      <w:pPr>
-        <w:pStyle w:val="Normal"/>
-      </w:pPr>
-      <w:r>
-        <w:t>A stronger peptide-discovery standard proceeds from computational prioritization to synthesis and functional testing. Microbiome-derived peptide-antibiotic work provides a useful precedent: predicted candidates became biological findings only after chemical synthesis and experimental assays [19]. The current study therefore treats BBB, neurotoxicity, metal-binding, CHEL, and FRS outputs as operational labels. “BBB-high” does not mean measured brain exposure; “neurotoxic-positive” does not mean cellular toxicity; and CHEL-high/FRS-lower does not establish pro-oxidant chemistry.</w:t>
+        <w:t>1.4 Candidate routes from the periodontal niche to the brain</w:t>
+      </w:r>
+    </w:p>
+    <w:p>
+      <w:pPr>
+        <w:pStyle w:val="Normal"/>
+      </w:pPr>
+      <w:r>
+        <w:t>Several non-exclusive routes have been proposed to connect periodontal dysbiosis with neurodegenerative processes. One is indirect: chronic periodontal inflammation may alter circulating cytokines, acute-phase responses, endothelial activation, or immune-cell states, which could influence neurovascular and glial function without requiring a viable organism to enter the brain [43]. A second involves episodic dissemination of bacterial cells or soluble products during tissue inflammation or routine mechanical disturbance. A third involves outer-membrane vesicles, which protect and concentrate lipids, proteins, nucleic acids, and other bacterial cargo [47]. A fourth involves specific enzymes or molecular fragments, including gingipain-related products, that could modify host substrates [48]. The relative contribution of these routes in humans remains uncertain.</w:t>
+      </w:r>
+    </w:p>
+    <w:p>
+      <w:pPr>
+        <w:pStyle w:val="Normal"/>
+      </w:pPr>
+      <w:r>
+        <w:t>Each route imposes a different evidence requirement. An inflammatory route requires exposure-response and mediation evidence. A dissemination route requires matched oral and systemic molecular identities. A vesicular route requires cargo characterization, biodistribution, and barrier-transport data. A direct peptide route additionally requires proof that the small open reading frame is translated, that the peptide survives processing and proteolysis, and that a sufficient concentration reaches the relevant tissue compartment. BBB prediction alone cannot satisfy these requirements because permeability depends on peptide conformation, charge, transport mechanisms, serum binding, degradation, efflux, and experimental context.</w:t>
+      </w:r>
+    </w:p>
+    <w:p>
+      <w:pPr>
+        <w:pStyle w:val="Normal"/>
+      </w:pPr>
+      <w:r>
+        <w:t>Microbially encoded small proteins and peptides remain underexplored within this framework. Short molecules could in principle act as ligands, enzyme modulators, membrane-active agents, immune signals, metal-binding species, or inert degradation products. The hypothesis space is therefore broad, but broad plausibility is not evidence for a particular sequence. The unresolved molecular gap is whether any traceable oral-microbial peptide is expressed in the relevant ecological context, disseminates beyond the mouth, and exerts a reproducible neural or vascular effect. Computational prioritization is valuable only insofar as it reduces this space without erasing these sequential requirements.</w:t>
       </w:r>
     </w:p>
     <w:p>
@@ -231,23 +274,39 @@
         <w:keepNext/>
       </w:pPr>
       <w:r>
-        <w:t>1.5 AChE/PAS biology motivates—but does not validate—a docking follow-up</w:t>
-      </w:r>
-    </w:p>
-    <w:p>
-      <w:pPr>
-        <w:pStyle w:val="Normal"/>
-      </w:pPr>
-      <w:r>
-        <w:t>Alzheimer’s disease (AD) is characterized by amyloid-β (Aβ) plaques, tau pathology, synaptic dysfunction, and progressive cognitive decline [20] [21]. The cholinergic system remains clinically relevant because acetylcholinesterase inhibitors provide established symptomatic treatment [22]. AChE also has a non-catalytic relationship with Aβ: classic experiments showed that AChE accelerates Aβ fibril assembly and implicated the peripheral anionic site (PAS) at the entrance of the active-site gorge [23]. A defined AChE structural motif can promote Aβ fibril formation [24], and PAS-directed ligands can inhibit AChE-induced Aβ aggregation [25]. Crystal structures of AChE complexes map an aromatic gorge extending between the catalytic and peripheral sites [26] [27].</w:t>
-      </w:r>
-    </w:p>
-    <w:p>
-      <w:pPr>
-        <w:pStyle w:val="Normal"/>
-      </w:pPr>
-      <w:r>
-        <w:t>Molecular-simulation studies provide additional context but not direct support for the present candidates. A published AChE–Aβ trajectory described dynamic residence near PAS-adjacent surfaces [28], and accelerated simulations explored AChE’s role in Aβ association [29]. These studies justify asking whether a prioritized peptide can be placed near the AChE gorge; they do not imply that any oral candidate binds AChE, changes catalysis, affects Aβ aggregation, or reaches the brain. For this reason, the present docking follow-up is reported as a provenance-limited, source-reported ranking rather than as target validation.</w:t>
+        <w:t>1.5 Microbiome smORFs form a legitimate but technically difficult discovery space</w:t>
+      </w:r>
+    </w:p>
+    <w:p>
+      <w:pPr>
+        <w:pStyle w:val="Normal"/>
+      </w:pPr>
+      <w:r>
+        <w:t>Small open reading frames (smORFs) are systematically under-annotated because short coding regions are difficult to distinguish from random open reading frames, provide limited phylogenetic signal, and often fall below conventional gene-calling thresholds. Large-scale analysis of human-associated microbiomes nevertheless identified thousands of conserved small-gene families, many lacking known domains [1]. Dedicated annotation approaches improve discovery by combining profile models, coding features, conservation, and other evidence rather than applying protein-length cut-offs designed for conventional genes [2]. High-resolution multi-omics can strengthen candidate status by linking predictions to transcriptional and proteomic observations [3].</w:t>
+      </w:r>
+    </w:p>
+    <w:p>
+      <w:pPr>
+        <w:pStyle w:val="Normal"/>
+      </w:pPr>
+      <w:r>
+        <w:t>The evidence ladder remains steep. A predicted smORF is not necessarily transcribed; a transcript is not necessarily translated; a peptide-spectrum match is not automatically unique or correctly assigned; and a detected peptide is not necessarily stable or functional. Reviews of short-ORF biology emphasize the need for orthogonal validation and careful nomenclature [4]. Proteogenomic studies likewise show that translation evidence must be interpreted with tissue, reading-frame, false-discovery, and functional context [5]. These constraints are amplified in metagenomes, where fragmented assemblies, homologous sequences, strain variation, and six-frame translation can create millions of short candidates.</w:t>
+      </w:r>
+    </w:p>
+    <w:p>
+      <w:pPr>
+        <w:pStyle w:val="Normal"/>
+      </w:pPr>
+      <w:r>
+        <w:t>Oral sequence and metaproteome resources provide complementary but non-equivalent evidence. HOMD and eHOMD curate oral and aerodigestive taxonomic and genomic information [8]. Salivary metaproteome datasets can support peptide detection within their own sample and false-discovery framework [10]. A lung-cancer oral metaproteome provides another context-specific observation space [11]. Contemporary salivary metaproteomics emphasizes host depletion, microbial enrichment, peptide- and protein-level error control, taxonomic ambiguity, and public raw-data preservation [12]. An exact match against any one resource may support sequence existence or prior observation, but it cannot by itself establish expression in the current disease-labelled branch.</w:t>
+      </w:r>
+    </w:p>
+    <w:p>
+      <w:pPr>
+        <w:pStyle w:val="Normal"/>
+      </w:pPr>
+      <w:r>
+        <w:t>This distinction makes sample-level provenance indispensable. A disease comparison requires a chain from sequence to contig, assembly or bin, specimen, participant, oral site, clinical group, and processing batch. Without that chain, candidate counts are computational accounting units rather than independent biological replicates. The present record preserves aggregate branch labels and counts but not the row-level mapping needed to estimate prevalence, enrichment, taxonomic origin, or between-participant uncertainty. Accordingly, the term “periodontitis-labelled branch” is used instead of “periodontitis-specific peptidome.”</w:t>
       </w:r>
     </w:p>
     <w:p>
@@ -256,23 +315,39 @@
         <w:keepNext/>
       </w:pPr>
       <w:r>
-        <w:t>1.6 Metal dyshomeostasis and short neuroactive peptides define a testable hypothesis</w:t>
-      </w:r>
-    </w:p>
-    <w:p>
-      <w:pPr>
-        <w:pStyle w:val="Normal"/>
-      </w:pPr>
-      <w:r>
-        <w:t>Copper, iron, and zinc dyshomeostasis has long been discussed in relation to AD aggregation, redox chemistry, and neuronal injury [30]. Elementomic perspectives emphasize that metal imbalance intersects with amyloid biology, lipid peroxidation, ferroptotic processes, and therapeutic attempts [31]. A disease-relevant peptide hypothesis, however, requires more than a metal-binding prediction. It requires an identifiable molecule, reproducible coordination chemistry, metal specificity, measurable redox consequences, exposure to the relevant tissue, and a phenotype.</w:t>
-      </w:r>
-    </w:p>
-    <w:p>
-      <w:pPr>
-        <w:pStyle w:val="Normal"/>
-      </w:pPr>
-      <w:r>
-        <w:t>Short host-derived peptides demonstrate that this combination is experimentally testable. Tau fragments coordinate Cu(II) and can alter Aβ aggregation in a sequence- and metal-dependent manner [32]. The tau26–44 fragment provides a particularly useful conceptual comparator because structural and cell-based work links a short, dynamic peptide to neurotoxicity and membrane effects [33]. Bacterial amyloid exposure can also modify aggregation phenotypes in model systems, as shown for curli and α-synuclein [34]. These precedents do not transfer activity to the current twelve sequences. They define the assays needed to decide whether a predicted oral peptide is inactive, metal-binding but benign, or capable of a metal-dependent biological effect.</w:t>
+        <w:t>1.6 Deep-learning-guided prioritization is triage, not validation</w:t>
+      </w:r>
+    </w:p>
+    <w:p>
+      <w:pPr>
+        <w:pStyle w:val="Normal"/>
+      </w:pPr>
+      <w:r>
+        <w:t>The scale of the smORF search space motivates sequence-based models, but their outputs inherit the assumptions and domain limits of their training data. UniDL4BioPep uses contextual embeddings from a pretrained ESM-2 model followed by task-specific convolutional neural networks for peptide-bioactivity classification [13]. Protein language models can capture sequence regularities that are difficult to encode manually, yet an output score remains model-specific: it is not a calibrated biological probability unless calibration has been demonstrated in a comparable sequence and task domain.</w:t>
+      </w:r>
+    </w:p>
+    <w:p>
+      <w:pPr>
+        <w:pStyle w:val="Normal"/>
+      </w:pPr>
+      <w:r>
+        <w:t>BBB-peptide prediction illustrates this limitation. Augur combines engineered descriptors, feature selection, class-balancing and a random-forest classifier rather than deep learning [14]. B3BPFN represents a different model family and dataset construction strategy [15]. Differences among methods in positive-set definition, redundancy reduction, negative sampling, sequence length, class balance, and validation design can materially change apparent performance. Very short, leucine-rich, cationic or compositionally unusual microbiome peptides may lie outside the distributions on which these models were evaluated. A “BBB-high” output therefore defines a prioritization threshold, not measured transport.</w:t>
+      </w:r>
+    </w:p>
+    <w:p>
+      <w:pPr>
+        <w:pStyle w:val="Normal"/>
+      </w:pPr>
+      <w:r>
+        <w:t>The downstream tools are likewise heterogeneous. The peptide mode of NTxPred2 fine-tunes an ESM2-t30 protein language model for neurotoxic-peptide classification [16]. Mebipred uses engineered sequence descriptors and a two-tier artificial-neural-network framework to estimate general and ion-related metal-binding potential [17]. AnOxPePred uses one-dimensional convolution and multi-task outputs for free-radical-scavenging and chelation-related properties [18]. Serial agreement among these tools is not orthogonal replication: the models reuse sequence composition, were trained on different endpoints, and may propagate correlated biases through the funnel.</w:t>
+      </w:r>
+    </w:p>
+    <w:p>
+      <w:pPr>
+        <w:pStyle w:val="Normal"/>
+      </w:pPr>
+      <w:r>
+        <w:t>The appropriate interpretation is triage. “Neurotoxic-positive” is not neuronal toxicity; “metal-binding-positive” is not a measured dissociation constant or coordination geometry; CHEL and FRS outputs are not redox chemistry. A strong precedent from microbiome peptide mining shows that computational candidates become biological findings only after synthesis and controlled functional testing [19]. In a computation-only study, the scientific contribution is therefore the transparent reduction of a candidate space, explicit model descriptions, domain warnings, and a reproducible account of what remains untested.</w:t>
       </w:r>
     </w:p>
     <w:p>
@@ -281,41 +356,39 @@
         <w:keepNext/>
       </w:pPr>
       <w:r>
-        <w:t>1.7 Periodontitis–AD evidence demands causal restraint</w:t>
-      </w:r>
-    </w:p>
-    <w:p>
-      <w:pPr>
-        <w:pStyle w:val="Normal"/>
-      </w:pPr>
-      <w:r>
-        <w:t>Observational syntheses report associations between periodontal disease and cognitive disorders, but estimates vary with disease definition, severity, population, and study design [35] [36] [37] [38]. Longitudinal work has associated periodontitis with cognitive decline in an AD cohort [39], and combined text-mining/public-dataset analyses have proposed shared signals [40]. Such findings are vulnerable to confounding, reverse causation, oral-care changes, comorbidity, and selection effects. Recent Mendelian-randomization studies and their synthesis have not provided convincing support for a substantial genetic causal effect of periodontal disease on AD [41] [42]. A current primer accordingly treats periodontal–AD mechanisms as plausible but incompletely established [43].</w:t>
-      </w:r>
-    </w:p>
-    <w:p>
-      <w:pPr>
-        <w:pStyle w:val="Normal"/>
-      </w:pPr>
-      <w:r>
-        <w:t xml:space="preserve">Mechanistic studies involving </w:t>
-      </w:r>
-      <w:r>
-        <w:rPr>
-          <w:i/>
-        </w:rPr>
-        <w:t>Porphyromonas gingivalis</w:t>
-      </w:r>
-      <w:r>
-        <w:t xml:space="preserve"> provide important but bounded context. Gingipains and bacterial material have been reported in AD-related tissues and models [44] [45] [46]; outer-membrane vesicles and gingipain biochemistry offer plausible routes for host interaction [47] [48] [49] [50]. These studies concern specific organisms, virulence factors, or experimental exposures. They cannot assign the current candidates to </w:t>
-      </w:r>
-      <w:r>
-        <w:rPr>
-          <w:i/>
-        </w:rPr>
-        <w:t>P. gingivalis</w:t>
-      </w:r>
-      <w:r>
-        <w:t>, and they do not validate a micropeptide-mediated pathway. The oral metagenome is a community, not a single-species peptidome.</w:t>
+        <w:t>1.7 AChE, metal homeostasis, docking, and molecular dynamics define a structural hypothesis</w:t>
+      </w:r>
+    </w:p>
+    <w:p>
+      <w:pPr>
+        <w:pStyle w:val="Normal"/>
+      </w:pPr>
+      <w:r>
+        <w:t>AChE provides a biologically motivated but demanding structural follow-up. Beyond hydrolysing acetylcholine, AChE can accelerate Aβ fibril assembly [23]. A defined AChE motif has been implicated in promoting Aβ fibril formation [24], and PAS-directed ligands can inhibit AChE-induced Aβ aggregation in biochemical systems [25]. Structural studies map an aromatic gorge connecting the catalytic machinery with the peripheral site [26]. The human AChE structure represented by PDB 4EY6 provides an experimentally determined receptor framework for ligand-oriented questions [27]. These findings justify asking whether a candidate peptide can occupy a reproducible region of the AChE surface; they do not establish binding, inhibition, or an effect on Aβ.</w:t>
+      </w:r>
+    </w:p>
+    <w:p>
+      <w:pPr>
+        <w:pStyle w:val="Normal"/>
+      </w:pPr>
+      <w:r>
+        <w:t>Docking flexible 7–9-residue peptides is especially uncertain because peptide protonation, termini, initial conformers, receptor flexibility, search-space placement, scoring stochasticity, and post-docking refinement can alter rank order. AutoDock Vina is a useful screening engine, but its scores are not experimental affinities or binding free energies [51]. Later Vina implementations expand methods and interfaces without removing the need for complete preparation and execution records [52]. Peptide-specific refinement methods such as FlexPepDock illustrate the higher-resolution standard that could be applied after a transparent initial screen [53].</w:t>
+      </w:r>
+    </w:p>
+    <w:p>
+      <w:pPr>
+        <w:pStyle w:val="Normal"/>
+      </w:pPr>
+      <w:r>
+        <w:t>Molecular dynamics (MD) can test whether a prepared complex remains within a defined conformational basin under a specified force field and solvent model, but MD cannot rescue an untraceable or poorly prepared docking pose. Published AChE–Aβ simulations demonstrate that peptide residence and contacts can change over time [28]. Accelerated simulations further show how alternative AChE surface interactions may be explored [29]. For the present candidates, meaningful MD would require versioned starting coordinates, topology and protonation decisions, independently seeded trajectories, convergence assessment, and prespecified analyses. Until those elements and complete trajectories are available, MD remains a protocol rather than a result.</w:t>
+      </w:r>
+    </w:p>
+    <w:p>
+      <w:pPr>
+        <w:pStyle w:val="Normal"/>
+      </w:pPr>
+      <w:r>
+        <w:t>Metal biology defines a second structural hypothesis. Copper, iron, and zinc dyshomeostasis intersects with Aβ aggregation, redox chemistry, lipid peroxidation, and neuronal injury [30]. Broader elementomic perspectives place these interactions within a network rather than a single-metal mechanism [31]. Histidine- and cysteine-containing peptides may offer potential coordination groups, but composition cannot determine affinity, selectivity, stoichiometry, geometry, oxidation state, or redox consequence. Tau fragments show experimentally that Cu(II) coordination can alter peptide structure and Aβ aggregation [32]. The tau26–44 fragment further illustrates how a short dynamic peptide can be connected to membrane and cellular phenotypes through dedicated experiments [33]. Bacterial amyloid exposure can modify aggregation phenotypes in model systems [34]. These studies define testable comparators, not transferable activity.</w:t>
       </w:r>
     </w:p>
     <w:p>
@@ -324,23 +397,40 @@
         <w:keepNext/>
       </w:pPr>
       <w:r>
-        <w:t>1.8 Study objectives and contribution</w:t>
-      </w:r>
-    </w:p>
-    <w:p>
-      <w:pPr>
-        <w:pStyle w:val="Normal"/>
-      </w:pPr>
-      <w:r>
-        <w:t>This study has two linked objectives. First, it reconstructs and audits the aggregate screening record: how many healthy and periodontitis-branch candidates survive evidence filtering, BBB scoring, NTxPred2, mebipred, and CHEL/FRS thresholds, and which transitions cannot be independently audited? Second, it evaluates what additional information is defensibly available from that record: a twelve-sequence list, independently recomputable composition, and source-reported AutoDock Vina summaries against AChE PDB 4EY6 [27] [51] [52].</w:t>
-      </w:r>
-    </w:p>
-    <w:p>
-      <w:pPr>
-        <w:pStyle w:val="Normal"/>
-      </w:pPr>
-      <w:r>
-        <w:t>The contribution is not a new predictor, a reproduced docking workflow, or a validated disease mechanism. It is a substantially expanded, provenance-aware original-research record that distinguishes principal-source screening results, external sequence/score summaries, independently recomputed descriptors, and future validation. Flexible peptide-docking methods such as FlexPepDock indicate the standard toward which a structure-based follow-up could progress [53], but raw inputs and reproducible execution remain prerequisites.</w:t>
+        <w:t>1.8 Knowledge gap and study objectives</w:t>
+      </w:r>
+    </w:p>
+    <w:p>
+      <w:pPr>
+        <w:pStyle w:val="Normal"/>
+      </w:pPr>
+      <w:r>
+        <w:t xml:space="preserve">The literature converges on a carefully bounded gap. Periodontitis and AD have a heterogeneous observational relationship; </w:t>
+      </w:r>
+      <w:r>
+        <w:rPr>
+          <w:i/>
+        </w:rPr>
+        <w:t>P. gingivalis</w:t>
+      </w:r>
+      <w:r>
+        <w:t xml:space="preserve"> offers organism-specific mechanistic plausibility; and oral microbiomes encode a large, poorly characterized small-peptide space. What is missing is a traceable molecular chain linking a defined microbial smORF to translation, host exposure, BBB passage, target engagement, and a disease-relevant phenotype. No single computational score can bridge those levels.</w:t>
+      </w:r>
+    </w:p>
+    <w:p>
+      <w:pPr>
+        <w:pStyle w:val="Normal"/>
+      </w:pPr>
+      <w:r>
+        <w:t>This study therefore addresses an earlier, narrower question: can an aggregate oral-smORF record be reconstructed into an auditable candidate funnel, and can a separately reported AChE docking summary be integrated without converting incomplete provenance into biological certainty? The first objective was to recompute all reported proportions, check branch arithmetic and applicability constraints, and describe each prediction model according to its documented architecture. The second was to audit the supplied twelve-sequence set for uniqueness and composition and to preserve the external AChE score ordering as source-reported. The third was to register a reproducible downstream MD protocol while withholding incomplete trajectory outputs.</w:t>
+      </w:r>
+    </w:p>
+    <w:p>
+      <w:pPr>
+        <w:pStyle w:val="Normal"/>
+      </w:pPr>
+      <w:r>
+        <w:t>The contribution is a provenance-aware computational hypothesis set, not a new predictor, a clinical cohort analysis, an independently reproduced docking study, an MD result, or a validated AD mechanism. This framing preserves the value of deep-learning-guided prioritization while making the next evidentiary requirements explicit.</w:t>
       </w:r>
     </w:p>
     <w:p>
@@ -366,7 +456,7 @@
         <w:pStyle w:val="Normal"/>
       </w:pPr>
       <w:r>
-        <w:t>This was an aggregate-level computational reconstruction with a secondary cross-repository follow-up. Evidence was assigned to three tiers before writing:</w:t>
+        <w:t>This was a computation-only, aggregate-level reconstruction with cross-repository structural follow-up. No wet-laboratory experiment, participant recruitment, specimen collection, new omics processing, docking rerun, or completed molecular-dynamics analysis was performed in this manuscript. Evidence was assigned to four tiers before writing:</w:t>
       </w:r>
     </w:p>
     <w:p>
@@ -507,22 +597,97 @@
           <w:sz w:val="18"/>
           <w:szCs w:val="18"/>
         </w:rPr>
-        <w:t>Tier C—context and future work:</w:t>
-      </w:r>
-      <w:r>
-        <w:rPr>
-          <w:sz w:val="18"/>
-          <w:szCs w:val="18"/>
-        </w:rPr>
-        <w:t xml:space="preserve"> peer-reviewed literature used to motivate AChE/PAS, metal, oral-microbiome, and validation questions. Literature was not used to manufacture missing results.</w:t>
-      </w:r>
-    </w:p>
-    <w:p>
-      <w:pPr>
-        <w:pStyle w:val="Normal"/>
-      </w:pPr>
-      <w:r>
-        <w:t>Tier A remained the sole authority for the screening funnel. Tier B did not retroactively fill principal-source row-level lineage. Tier C supplied interpretation boundaries only.</w:t>
+        <w:t>Tier C—prospective MD protocol:</w:t>
+      </w:r>
+      <w:r>
+        <w:rPr>
+          <w:sz w:val="18"/>
+          <w:szCs w:val="18"/>
+        </w:rPr>
+        <w:t xml:space="preserve"> versioned GROMACS scripts and 100-ns MDP files from commit </w:t>
+      </w:r>
+      <w:r>
+        <w:rPr>
+          <w:rFonts w:ascii="Consolas" w:hAnsi="Consolas" w:eastAsia="等线"/>
+          <w:shd w:val="clear" w:color="auto" w:fill="F2F4F7"/>
+          <w:sz w:val="18"/>
+          <w:szCs w:val="18"/>
+        </w:rPr>
+        <w:t>f11cd3751e8fce53dbf1a335ef1d8fa777751ef5</w:t>
+      </w:r>
+      <w:r>
+        <w:rPr>
+          <w:sz w:val="18"/>
+          <w:szCs w:val="18"/>
+        </w:rPr>
+        <w:t xml:space="preserve"> of </w:t>
+      </w:r>
+      <w:r>
+        <w:rPr>
+          <w:rFonts w:ascii="Consolas" w:hAnsi="Consolas" w:eastAsia="等线"/>
+          <w:shd w:val="clear" w:color="auto" w:fill="F2F4F7"/>
+          <w:sz w:val="18"/>
+          <w:szCs w:val="18"/>
+        </w:rPr>
+        <w:t>shaohuawen03-cyber/asd</w:t>
+      </w:r>
+      <w:r>
+        <w:rPr>
+          <w:sz w:val="18"/>
+          <w:szCs w:val="18"/>
+        </w:rPr>
+        <w:t>. This tier defines future computation but supplies no accepted result.</w:t>
+      </w:r>
+    </w:p>
+    <w:p>
+      <w:pPr>
+        <w:pStyle w:val="Reference"/>
+        <w:ind w:left="360" w:hanging="360"/>
+      </w:pPr>
+      <w:r>
+        <w:rPr>
+          <w:sz w:val="18"/>
+          <w:szCs w:val="18"/>
+        </w:rPr>
+        <w:t xml:space="preserve">4. </w:t>
+      </w:r>
+      <w:r>
+        <w:rPr>
+          <w:b/>
+          <w:sz w:val="18"/>
+          <w:szCs w:val="18"/>
+        </w:rPr>
+        <w:t>Tier D—literature context:</w:t>
+      </w:r>
+      <w:r>
+        <w:rPr>
+          <w:sz w:val="18"/>
+          <w:szCs w:val="18"/>
+        </w:rPr>
+        <w:t xml:space="preserve"> peer-reviewed evidence used to synthesize AD, periodontitis, </w:t>
+      </w:r>
+      <w:r>
+        <w:rPr>
+          <w:i/>
+          <w:sz w:val="18"/>
+          <w:szCs w:val="18"/>
+        </w:rPr>
+        <w:t>P. gingivalis</w:t>
+      </w:r>
+      <w:r>
+        <w:rPr>
+          <w:sz w:val="18"/>
+          <w:szCs w:val="18"/>
+        </w:rPr>
+        <w:t>, AChE/PAS, metal, oral-microbiome, and validation questions. Literature was not used to manufacture missing results.</w:t>
+      </w:r>
+    </w:p>
+    <w:p>
+      <w:pPr>
+        <w:pStyle w:val="Normal"/>
+      </w:pPr>
+      <w:r>
+        <w:t>Tier A remained the sole authority for the screening funnel. Tier B did not retroactively fill principal-source row-level lineage. Tier C was restricted to prospective methods. Tier D supplied interpretation boundaries only.</w:t>
       </w:r>
     </w:p>
     <w:p>
@@ -539,15 +704,15 @@
         <w:pStyle w:val="Normal"/>
       </w:pPr>
       <w:r>
-        <w:t>The principal record named PRJNA678453 and PRJEB65451. Accession and publication checks established that PRJNA678453 is the primary paired oral metagenomic/metatranscriptomic cohort. It comprised 22 participants—11 orally healthy controls and 11 patients with periodontitis—and generated 66 specimens: 22 subgingival-plaque samples, 22 tongue scrapings, and 22 stimulated-saliva samples [6]. PRJEB65451 is not an independent cohort; it is an EBI-EMG/MGnify-brokered Third Party Annotation metagenomic assembly project derived from PRJNA678453 with metaSPAdes v3.15.3. The ENA project page currently enumerates 118 sequence-assembly analyses, which were not interpreted as participants, clinical specimens, or metagenome-assembled genomes. An unsupported alternative cohort and assembly summary was not retained.</w:t>
-      </w:r>
-    </w:p>
-    <w:p>
-      <w:pPr>
-        <w:pStyle w:val="Normal"/>
-      </w:pPr>
-      <w:r>
-        <w:t>No new participants were recruited, no specimens were collected, and no primary omics or clinical analysis was performed for this reconstruction. Candidate nucleotide/amino-acid rows, genomic coordinates, subject/sample mappings, accession-to-group assignments, taxonomy, peptide-spectrum matches, model outputs, run logs, database snapshots, and the original pipeline were absent from the principal package. The verified cohort composition was therefore used as provenance, not as a denominator for candidate-level inference.</w:t>
+        <w:t>The principal record named PRJNA678453 and PRJEB65451. Accession and publication checks established that PRJNA678453 is the source paired oral metagenomic/metatranscriptomic project [6]. PRJEB65451 is not an independent clinical cohort; it is an EBI-EMG/MGnify-brokered Third Party Annotation metagenomic assembly project derived from PRJNA678453 with metaSPAdes v3.15.3. The full manuscript does not report participant, specimen, assembly-analysis, or metagenome-assembled-genome totals because the supplied package did not include the mapping and bin-level manifests needed to audit those units consistently.</w:t>
+      </w:r>
+    </w:p>
+    <w:p>
+      <w:pPr>
+        <w:pStyle w:val="Normal"/>
+      </w:pPr>
+      <w:r>
+        <w:t>No new participants were recruited, no specimens were collected, and no primary omics or clinical analysis was performed for this reconstruction. Candidate nucleotide/amino-acid rows, genomic coordinates, subject/sample mappings, accession-to-group assignments, MAG-bin manifests, bin-quality tables, taxonomy, peptide-spectrum matches, model outputs, run logs, database snapshots, and the original pipeline were absent from the principal package. Accession identifiers were therefore used only to delimit data provenance, not as candidate-level denominators or as independent confirmation of group labels.</w:t>
       </w:r>
     </w:p>
     <w:p>
@@ -697,35 +862,95 @@
     </w:p>
     <w:p>
       <w:pPr>
-        <w:pStyle w:val="Normal"/>
-      </w:pPr>
-      <w:r>
-        <w:t>The external record also described an attempted molecular-dynamics calculation. Because no coordinates, topology, parameter files, logs, energies, checkpoint, or trajectory were present, that attempt was excluded from the present Results and is not represented as reproduced work.</w:t>
-      </w:r>
-    </w:p>
-    <w:p>
-      <w:pPr>
         <w:pStyle w:val="Heading3"/>
         <w:keepNext/>
       </w:pPr>
       <w:r>
-        <w:t>2.8 Descriptive statistics and audit rules</w:t>
-      </w:r>
-    </w:p>
-    <w:p>
-      <w:pPr>
-        <w:pStyle w:val="Normal"/>
-      </w:pPr>
-      <w:r>
-        <w:t>Counts were transcribed from Tier A. Percentages were recomputed as 100×n/N with explicit denominators. Candidate sequences are computational accounting units nested within samples, genomes, and homologous sequence groups; they are not independent biological replicates. Without subject/sample-to-candidate rows, nominal Fisher or χ² tests on aggregate peptide counts would create pseudoreplication and artificially narrow uncertainty. No p value, confidence interval, effect estimate, receiver-operating characteristic, power calculation, or multiplicity correction was therefore reported for healthy-versus-periodontitis comparisons.</w:t>
-      </w:r>
-    </w:p>
-    <w:p>
-      <w:pPr>
-        <w:pStyle w:val="Normal"/>
-      </w:pPr>
-      <w:r>
-        <w:t>Standard-library scripts checked branch sums, numerator≤denominator constraints, the NTxPred2 evaluated/not-evaluated partition, downstream monotonicity, the 8/12 threshold sensitivity, sequence composition, and score ordering. These are arithmetic and provenance checks, not independent reruns of the biological pipeline or docking.</w:t>
+        <w:t>2.8 Prospective GROMACS molecular-dynamics protocol</w:t>
+      </w:r>
+    </w:p>
+    <w:p>
+      <w:pPr>
+        <w:pStyle w:val="Normal"/>
+      </w:pPr>
+      <w:r>
+        <w:t xml:space="preserve">A downstream MD protocol was registered from the </w:t>
+      </w:r>
+      <w:r>
+        <w:rPr>
+          <w:rFonts w:ascii="Consolas" w:hAnsi="Consolas" w:eastAsia="等线"/>
+          <w:shd w:val="clear" w:color="auto" w:fill="F2F4F7"/>
+        </w:rPr>
+        <w:t>gromacs_md/</w:t>
+      </w:r>
+      <w:r>
+        <w:t xml:space="preserve"> directory of </w:t>
+      </w:r>
+      <w:r>
+        <w:rPr>
+          <w:rFonts w:ascii="Consolas" w:hAnsi="Consolas" w:eastAsia="等线"/>
+          <w:shd w:val="clear" w:color="auto" w:fill="F2F4F7"/>
+        </w:rPr>
+        <w:t>shaohuawen03-cyber/asd</w:t>
+      </w:r>
+      <w:r>
+        <w:t xml:space="preserve"> at commit </w:t>
+      </w:r>
+      <w:r>
+        <w:rPr>
+          <w:rFonts w:ascii="Consolas" w:hAnsi="Consolas" w:eastAsia="等线"/>
+          <w:shd w:val="clear" w:color="auto" w:fill="F2F4F7"/>
+        </w:rPr>
+        <w:t>f11cd3751e8fce53dbf1a335ef1d8fa777751ef5</w:t>
+      </w:r>
+      <w:r>
+        <w:t xml:space="preserve"> (https://github.com/shaohuawen03-cyber/asd/tree/arena/019ff90e-asd/gromacs_md). The controlling files were the executable </w:t>
+      </w:r>
+      <w:r>
+        <w:rPr>
+          <w:rFonts w:ascii="Consolas" w:hAnsi="Consolas" w:eastAsia="等线"/>
+          <w:shd w:val="clear" w:color="auto" w:fill="F2F4F7"/>
+        </w:rPr>
+        <w:t>mdp/100ns/*.mdp</w:t>
+      </w:r>
+      <w:r>
+        <w:t xml:space="preserve"> parameter set and </w:t>
+      </w:r>
+      <w:r>
+        <w:rPr>
+          <w:rFonts w:ascii="Consolas" w:hAnsi="Consolas" w:eastAsia="等线"/>
+          <w:shd w:val="clear" w:color="auto" w:fill="F2F4F7"/>
+        </w:rPr>
+        <w:t>scripts/run_all.sh</w:t>
+      </w:r>
+      <w:r>
+        <w:t>, rather than narrative references elsewhere in that repository to a different production duration. The planned systems comprise apo human AChE and AChE complexes labelled for ALLLHRC, FLLHTTR, and YLSLLQR. At the audited commit, the required complex PDB inputs were not present in the repository input directory; the protocol is therefore reported prospectively and not as an executed analysis.</w:t>
+      </w:r>
+    </w:p>
+    <w:p>
+      <w:pPr>
+        <w:pStyle w:val="Normal"/>
+      </w:pPr>
+      <w:r>
+        <w:t xml:space="preserve">The configured workflow uses GROMACS with </w:t>
+      </w:r>
+      <w:r>
+        <w:rPr>
+          <w:rFonts w:ascii="Consolas" w:hAnsi="Consolas" w:eastAsia="等线"/>
+          <w:shd w:val="clear" w:color="auto" w:fill="F2F4F7"/>
+        </w:rPr>
+        <w:t>amber99sb-ildn</w:t>
+      </w:r>
+      <w:r>
+        <w:t xml:space="preserve"> as the default force field, TIP3P water topology, a triclinic periodic box with a 1.0-nm solute–boundary distance, and neutralization plus 0.15 mol/L NaCl. Energy minimization is specified as 2,000 steepest-descent steps with 1,255 kJ mol⁻¹ nm⁻² heavy-atom positional restraints. This is followed by 1.0 ns restrained NVT heating from 10 to 300 K with velocity-rescale temperature coupling, 1.0 ns restrained NPT equilibration, and 1.0 ns unrestrained NPT equilibration at 300 K and 1 bar. The prospective production stage is 100 ns with a 2-fs time step, LINCS constraints on hydrogen-containing bonds, 1.2-nm real-space cutoffs, force-switched van der Waals interactions from 1.0 nm, particle-mesh Ewald electrostatics, velocity-rescale temperature coupling, and Berendsen pressure coupling. Coordinates are scheduled every 20 ps, yielding 5,000 planned frames per trajectory.</w:t>
+      </w:r>
+    </w:p>
+    <w:p>
+      <w:pPr>
+        <w:pStyle w:val="Normal"/>
+      </w:pPr>
+      <w:r>
+        <w:t>Prespecified trajectory outputs include complex-, AChE-, and peptide-level RMSD/RMSF, radius of gyration, solvent-accessible surface area, radial distribution functions, DSSP-derived secondary structure, hydrogen bonds, residue contacts, and bridging-water analyses. Before any MD result can be accepted, the starting coordinates, terminal and protonation states, topology hashes, exact GROMACS version, random seeds, replicate design, commands, logs, TPR, trajectory, energy, checkpoint, and final-coordinate files must be archived. Incomplete analysis artefacts in the referenced repository were excluded; no stability, convergence, contact, or between-system MD conclusion is reported here.</w:t>
       </w:r>
     </w:p>
     <w:p>
@@ -734,7 +959,32 @@
         <w:keepNext/>
       </w:pPr>
       <w:r>
-        <w:t>2.9 Literature and reporting integrity</w:t>
+        <w:t>2.9 Descriptive statistics and audit rules</w:t>
+      </w:r>
+    </w:p>
+    <w:p>
+      <w:pPr>
+        <w:pStyle w:val="Normal"/>
+      </w:pPr>
+      <w:r>
+        <w:t>Counts were transcribed from Tier A. Percentages were recomputed as 100×n/N with explicit denominators. Candidate sequences are computational accounting units nested within samples, genomes, and homologous sequence groups; they are not independent biological replicates. Without subject/sample-to-candidate rows, nominal Fisher or χ² tests on aggregate peptide counts would create pseudoreplication and artificially narrow uncertainty. No p value, confidence interval, effect estimate, receiver-operating characteristic, power calculation, or multiplicity correction was therefore reported for healthy-versus-periodontitis comparisons.</w:t>
+      </w:r>
+    </w:p>
+    <w:p>
+      <w:pPr>
+        <w:pStyle w:val="Normal"/>
+      </w:pPr>
+      <w:r>
+        <w:t>Standard-library scripts checked branch sums, numerator≤denominator constraints, the NTxPred2 evaluated/not-evaluated partition, downstream monotonicity, the 8/12 threshold sensitivity, sequence composition, and score ordering. These are arithmetic and provenance checks, not independent reruns of the biological pipeline or docking.</w:t>
+      </w:r>
+    </w:p>
+    <w:p>
+      <w:pPr>
+        <w:pStyle w:val="Heading3"/>
+        <w:keepNext/>
+      </w:pPr>
+      <w:r>
+        <w:t>2.10 Literature and reporting integrity</w:t>
       </w:r>
     </w:p>
     <w:p>
@@ -5561,7 +5811,7 @@
         <w:t>Figure 3.</w:t>
       </w:r>
       <w:r>
-        <w:t xml:space="preserve"> Evidence ladder after integration of the external source record. Aggregate screening is reached; the twelve sequences and docking scores are partial, source-reported additions. Raw lineage and docking artefacts, expression, exposure, phenotype, mechanism, and causality remain unresolved or untested.</w:t>
+        <w:t xml:space="preserve"> Evidence ladder after integration of the external source record and prospective MD workflow. Aggregate screening is reached; the twelve sequences and docking scores are partial, source-reported additions; the MD stage contains a registered method but no accepted trajectory result. Raw lineage and docking artefacts, expression, exposure, phenotype, mechanism, and causality remain unresolved or untested.</w:t>
       </w:r>
     </w:p>
     <w:p>
@@ -5772,7 +6022,7 @@
         <w:pStyle w:val="Normal"/>
       </w:pPr>
       <w:r>
-        <w:t>For docking, the release should add receptor accession and chain, missing-residue handling, protonation, termini, charges, waters/cofactors, ligand conformers, PDBQT files, box centre and size, exhaustiveness, number of modes, energy range, seeds, raw logs, all poses, clustering, and interaction-analysis code. The external report’s failed MD narrative cannot be evaluated without its simulation package and should not be submitted as a result. A fresh simulation should begin only after the docking is reproducible and structural gaps are handled prospectively.</w:t>
+        <w:t>For docking, the release should add receptor accession and chain, missing-residue handling, protonation, termini, charges, waters/cofactors, ligand conformers, PDBQT files, box centre and size, exhaustiveness, number of modes, energy range, seeds, raw logs, all poses, clustering, and interaction-analysis code. The prospective GROMACS workflow now records a 100-ns protocol, but its starting complex structures and complete simulation packages are not present in the reviewed snapshot. No partial trajectory metric is used in this manuscript. Any later MD report must version the final parameter set, resolve the production pressure-coupling and seed/replicate plan prospectively, archive all raw trajectories and logs, and apply the prespecified analyses without outcome-driven changes.</w:t>
       </w:r>
     </w:p>
     <w:p>
@@ -6010,15 +6260,15 @@
         <w:pStyle w:val="Normal"/>
       </w:pPr>
       <w:r>
-        <w:t>Strengths include a clearly separated evidence architecture, complete aggregate arithmetic, explicit denominators, rejection of pseudoreplicated inferential tests, integration of a concrete sequence list, independent sequence-composition audit, transparent docking provenance, a 53-reference mechanistic context, and reproducible figures/document construction. The manuscript also preserves negative boundaries rather than hiding missing materials.</w:t>
-      </w:r>
-    </w:p>
-    <w:p>
-      <w:pPr>
-        <w:pStyle w:val="Normal"/>
-      </w:pPr>
-      <w:r>
-        <w:t>Limitations remain decisive. Principal-source row-level data and code are absent. The external sequence list has no auditable link to the twelve principal-source rows or stricter eight. The docking summary lacks raw artefacts and was not reproduced. Candidate taxonomy, translation, cohort expression, BBB transport, toxicity, metal chemistry, AChE binding/function, Aβ effects, and disease association were not measured. The accession relationship is resolved, but candidate-to-sample and accession-to-group mappings remain unavailable. The PDF counterpart of the principal source was retained but not independently parsed page by page. These limitations cannot be removed by adding prose or references.</w:t>
+        <w:t>Strengths include a clearly separated evidence architecture, complete aggregate arithmetic, explicit denominators, rejection of pseudoreplicated inferential tests, integration of a concrete sequence list, independent sequence-composition audit, transparent docking provenance, a prospectively versioned MD protocol, evidence-synthesized mechanistic context, and reproducible SVG/document construction. The manuscript also preserves negative boundaries rather than hiding missing materials.</w:t>
+      </w:r>
+    </w:p>
+    <w:p>
+      <w:pPr>
+        <w:pStyle w:val="Normal"/>
+      </w:pPr>
+      <w:r>
+        <w:t>Limitations remain decisive. Principal-source row-level data and code are absent. The external sequence list has no auditable link to the twelve principal-source rows or stricter eight. The docking summary lacks raw artefacts and was not reproduced. The MD starting structures and complete raw simulation packages are unavailable, trajectory analysis is incomplete, and no MD result is reported. Candidate taxonomy, translation, cohort expression, BBB transport, toxicity, metal chemistry, AChE binding/function, Aβ effects, and disease association were not measured. The accession relationship is resolved, but candidate-to-sample, accession-to-group and MAG-bin mappings remain unavailable. These limitations cannot be removed by adding prose or references.</w:t>
       </w:r>
     </w:p>
     <w:p>
@@ -6043,7 +6293,7 @@
         <w:pStyle w:val="Normal"/>
       </w:pPr>
       <w:r>
-        <w:t>The next non-negotiable scientific step is release or reconstruction of row-level screening and docking artefacts, followed by expression, transport, toxicology, metal, and AChE/Aβ experiments. Until then, no disease-specific, target-binding, or causal claim is warranted.</w:t>
+        <w:t>The next computational steps are release or reconstruction of row-level screening and docking artefacts and completion of the registered MD workflow with versioned inputs, full trajectories, logs, replicate definitions, and prespecified analyses. Subsequent experimental work would still be required to evaluate expression, transport, toxicology, metal chemistry, and AChE/Aβ effects. Until then, no disease-specific, target-binding, dynamic-stability, or causal claim is warranted.</w:t>
       </w:r>
     </w:p>
     <w:p>
@@ -6103,7 +6353,27 @@
         <w:pStyle w:val="Normal"/>
       </w:pPr>
       <w:r>
-        <w:t>The principal record names PRJNA678453, PRJEB65451, PXD003151, PXD004319, PXD026727, and HOMD/eHOMD. PRJNA678453 is the 22-participant, 66-specimen source cohort, and PRJEB65451 is its derived EBI-EMG/MGnify TPA assembly project. The external source report supplies the twelve sequences reproduced in Table 3, but not their stable IDs, subject/sample mapping, spectra, taxonomy, predictor rows, strict-subset labels, or principal-source linkage. PDB 4EY6 is public [27]. Raw docking inputs, runs, logs, and poses were unavailable.</w:t>
+        <w:t xml:space="preserve">The principal record names PRJNA678453, PRJEB65451, PXD003151, PXD004319, PXD026727, and HOMD/eHOMD. PRJEB65451 is a derived EBI-EMG/MGnify TPA assembly project linked to PRJNA678453; the article does not report cohort or MAG totals because recountable mapping and bin manifests were unavailable. The external source report supplies the twelve sequences reproduced in Table 3, but not their stable IDs, subject/sample mapping, spectra, taxonomy, predictor rows, strict-subset labels, or principal-source linkage. PDB 4EY6 is public [27]. Raw docking inputs, runs, logs, and poses were unavailable. The prospective MD scripts are versioned at </w:t>
+      </w:r>
+      <w:r>
+        <w:rPr>
+          <w:rFonts w:ascii="Consolas" w:hAnsi="Consolas" w:eastAsia="等线"/>
+          <w:shd w:val="clear" w:color="auto" w:fill="F2F4F7"/>
+        </w:rPr>
+        <w:t>shaohuawen03-cyber/asd</w:t>
+      </w:r>
+      <w:r>
+        <w:t xml:space="preserve">, commit </w:t>
+      </w:r>
+      <w:r>
+        <w:rPr>
+          <w:rFonts w:ascii="Consolas" w:hAnsi="Consolas" w:eastAsia="等线"/>
+          <w:shd w:val="clear" w:color="auto" w:fill="F2F4F7"/>
+        </w:rPr>
+        <w:t>f11cd3751e8fce53dbf1a335ef1d8fa777751ef5</w:t>
+      </w:r>
+      <w:r>
+        <w:t>; complete starting structures and raw production trajectories were not available for this analysis.</w:t>
       </w:r>
     </w:p>
     <w:p>
@@ -6120,7 +6390,7 @@
         <w:pStyle w:val="Normal"/>
       </w:pPr>
       <w:r>
-        <w:t>This repository contains code for document extraction, aggregate arithmetic, sequence-composition checks, figures, bilingual assembly, DOCX packaging, and quality audits. It does not contain the original smORF discovery/prediction pipeline or an executable reproduction of the external docking. It therefore reproduces the reported arithmetic and document-level audits, but not analyses for which inputs and execution artefacts are missing.</w:t>
+        <w:t>This repository contains code for document extraction, aggregate arithmetic, sequence-composition checks, editable-text SVG figures, DOCX packaging, and quality audits. It does not contain the original smORF discovery/prediction pipeline or an executable reproduction of the external docking. The referenced MD repository contains a prospective workflow but not the complete inputs and raw trajectories required for an accepted result. The available code therefore reproduces reported arithmetic and document-level audits, but not analyses for which inputs and execution artefacts are missing.</w:t>
       </w:r>
     </w:p>
     <w:p>

--- a/projects/porphyromonas-ad-mechanism-manuscript/manuscript/full/English.docx
+++ b/projects/porphyromonas-ad-mechanism-manuscript/manuscript/full/English.docx
@@ -16,7 +16,7 @@
         <w:pStyle w:val="Normal"/>
       </w:pPr>
       <w:r>
-        <w:t>Periodontitis-associated oral dysbiosis has been proposed as a modifiable contributor to neuroinflammatory processes relevant to Alzheimer’s disease (AD), but the molecular entities connecting the oral microbiome to the brain remain unresolved. Microbiome small open reading frames (smORFs) encode a largely uncharacterized peptide space that is amenable to computational triage but not to direct mechanistic inference. Here, we performed a computation-only reconstruction of an aggregate oral-smORF prioritization workflow and integrated a separately archived acetylcholinesterase (AChE) docking summary under explicit provenance controls. Candidate libraries were filtered by sequence/proteomic evidence and prioritized with a deep-learning-guided cascade comprising ESM-2 embeddings with task-specific convolutional networks, a fine-tuned ESM2-t30 neurotoxicity model, a two-tier neural-network metal-binding predictor, and a multi-task antioxidant CNN. Evidence filtering retained 31,510 and 33,786 candidates in the two supplied branches. In the periodontitis-labelled branch, 3,518 candidates were BBB-high; 3,299 were within the NTxPred2 peptide-length domain, 923 were model-positive, and the source record subsequently reported 111 metal-binding-positive candidates, 15 CHEL-priority candidates, a 12-member main set, and an 8-member stricter subset. The external record listed twelve unique 7–9-residue sequences whose composition was independently reproducible and reported AChE Vina means spanning −9.60 to −8.25 kcal/mol. These docking values could be ordered but not independently reproduced or interpreted as affinities because prepared structures, configurations, raw runs, logs, and poses were unavailable. A prospective 100-ns GROMACS protocol was registered from a versioned external workflow, whereas incomplete trajectory analyses were excluded and no molecular-dynamics result is reported. The resulting shortlist is therefore a transparent hypothesis set rather than evidence of translation, brain exposure, neurotoxicity, metal-dependent chemistry, AChE engagement, a periodontitis-specific peptidome, or an AD mechanism.</w:t>
+        <w:t>Periodontitis-associated oral dysbiosis has been proposed as a modifiable contributor to neuroinflammatory processes relevant to Alzheimer’s disease (AD), but the molecular entities connecting the oral microbiome to the brain remain unresolved. Microbiome small open reading frames (smORFs) encode a largely uncharacterized peptide space that can be computationally prioritized but cannot support direct mechanistic inference without experimental evidence. We conducted a computation-only secondary analysis of aggregate oral-smORF screening data and a separate acetylcholinesterase (AChE) docking summary. Candidate libraries were filtered by sequence and proteomic evidence and prioritized with ESM-2 embeddings followed by task-specific convolutional networks, a fine-tuned ESM2-t30 neurotoxicity model, a two-tier neural-network metal-binding predictor, and a multi-task antioxidant convolutional network. Evidence filtering retained 31,510 and 33,786 candidates in the two supplied branches. In the periodontitis-labelled branch, 3,518 candidates were BBB-high; 3,299 were within the NTxPred2 peptide-length domain and 923 were model-positive. Subsequent filters retained 111 metal-binding-positive candidates, 15 CHEL-priority candidates, a 12-member main set, and an 8-member stricter subset. A separate dataset contained twelve unique 7–9-residue sequences and AChE Vina means spanning −9.60 to −8.25 kcal/mol. The sequence composition and score ordering were reproducible from the available tables, whereas docking execution could not be reproduced because prepared structures, configurations, run-level scores, logs, and poses were unavailable. A prospective 100-ns GROMACS protocol was specified, but no molecular-dynamics result is reported. The resulting shortlist is a hypothesis set for validation rather than evidence of translation, brain exposure, toxicity, metal-dependent chemistry, AChE engagement, disease specificity, or an AD mechanism.</w:t>
       </w:r>
     </w:p>
     <w:p>
@@ -30,7 +30,7 @@
         <w:t>Keywords:</w:t>
       </w:r>
       <w:r>
-        <w:t xml:space="preserve"> deep learning; protein language model; oral microbiome; small open reading frame; micropeptide; periodontitis; blood–brain barrier; neurotoxicity prediction; metal-binding prediction; acetylcholinesterase; molecular docking; molecular dynamics; provenance; hypothesis generation</w:t>
+        <w:t xml:space="preserve"> deep learning; protein language model; oral microbiome; small open reading frame; micropeptide; periodontitis; blood–brain barrier; neurotoxicity prediction; metal-binding prediction; acetylcholinesterase; molecular docking; molecular dynamics; hypothesis generation</w:t>
       </w:r>
     </w:p>
     <w:p>
@@ -56,7 +56,19 @@
         <w:pStyle w:val="Normal"/>
       </w:pPr>
       <w:r>
-        <w:t>Alzheimer’s disease (AD) is a progressive neurodegenerative disorder in which amyloid-β (Aβ) deposition, tau pathology, synaptic failure, glial activation, vascular dysfunction, and systemic comorbidity interact over a prolonged preclinical and clinical continuum [20]. The amyloid hypothesis remains central to disease biology, particularly as a framework for initiating events, but amyloid burden alone does not account for the full spatial, temporal, and clinical heterogeneity of AD [21]. Contemporary interpretation therefore places amyloid and tau within a broader network that includes innate immune signalling, neuronal vulnerability, lipid and metal homeostasis, cerebrovascular integrity, and age-dependent loss of resilience. This systems view is important when evaluating peripheral exposures: a biologically plausible contributor need not be a single sufficient cause, but it must still be connected to disease-relevant tissue through traceable molecular and temporal evidence.</w:t>
+        <w:t xml:space="preserve">Alzheimer’s disease (AD) is a progressive neurodegenerative disorder in which amyloid-β (Aβ) deposition, tau pathology, synaptic failure, glial activation, vascular dysfunction, and systemic comorbidity interact over a prolonged preclinical and clinical continuum </w:t>
+      </w:r>
+      <w:r>
+        <w:t>[1]</w:t>
+      </w:r>
+      <w:r>
+        <w:t xml:space="preserve">. The amyloid hypothesis remains central to disease biology, particularly as a framework for initiating events, but amyloid burden alone does not account for the full spatial, temporal, and clinical heterogeneity of AD </w:t>
+      </w:r>
+      <w:r>
+        <w:t>[2]</w:t>
+      </w:r>
+      <w:r>
+        <w:t>. Contemporary interpretation therefore places amyloid and tau within a broader network that includes innate immune signalling, neuronal vulnerability, lipid and metal homeostasis, cerebrovascular integrity, and age-dependent loss of resilience. This systems view is important when evaluating peripheral exposures: a biologically plausible contributor need not be a single sufficient cause, but it must still be connected to disease-relevant tissue through traceable molecular and temporal evidence.</w:t>
       </w:r>
     </w:p>
     <w:p>
@@ -64,7 +76,19 @@
         <w:pStyle w:val="Normal"/>
       </w:pPr>
       <w:r>
-        <w:t>The cholinergic system illustrates the distinction between clinical relevance and causal sufficiency. Loss of cholinergic function contributes to cognitive symptoms, and acetylcholinesterase (AChE) inhibitors remain established symptomatic treatments [22]. AChE also has non-catalytic interactions with Aβ assembly, creating a structural link between cholinergic biology and amyloid research [23]. Neither observation means that every predicted AChE-interacting molecule is relevant to AD. Target engagement, direction of effect, tissue exposure, concentration, selectivity, and downstream phenotype must all be established. This evidentiary sequence provides a useful standard for evaluating microbial molecules proposed to participate in an oral–brain axis.</w:t>
+        <w:t xml:space="preserve">The cholinergic system illustrates the distinction between clinical relevance and causal sufficiency. Loss of cholinergic function contributes to cognitive symptoms, and acetylcholinesterase (AChE) inhibitors remain established symptomatic treatments </w:t>
+      </w:r>
+      <w:r>
+        <w:t>[3]</w:t>
+      </w:r>
+      <w:r>
+        <w:t xml:space="preserve">. AChE also has non-catalytic interactions with Aβ assembly, creating a structural link between cholinergic biology and amyloid research </w:t>
+      </w:r>
+      <w:r>
+        <w:t>[4]</w:t>
+      </w:r>
+      <w:r>
+        <w:t>. Neither observation means that every predicted AChE-interacting molecule is relevant to AD. Target engagement, direction of effect, tissue exposure, concentration, selectivity, and downstream phenotype must all be established. This evidentiary sequence provides a useful standard for evaluating microbial molecules proposed to participate in an oral–brain axis.</w:t>
       </w:r>
     </w:p>
     <w:p>
@@ -72,7 +96,13 @@
         <w:pStyle w:val="Normal"/>
       </w:pPr>
       <w:r>
-        <w:t>Chronic peripheral inflammatory states have consequently attracted attention as possible modifiers of neurodegenerative vulnerability. Periodontitis is of particular interest because it combines persistent mucosal inflammation, a dysbiotic polymicrobial biofilm, episodic access of microbial products to the circulation, and strong age and comorbidity gradients [43]. These same features make causal interpretation difficult. Periodontitis may contribute to systemic inflammatory burden, but it may also share determinants with cognitive decline, while declining cognition can worsen oral hygiene and access to dental care. A rigorous molecular study must therefore separate association, route plausibility, molecular identity, and demonstrated function rather than treating them as interchangeable evidence.</w:t>
+        <w:t xml:space="preserve">Chronic peripheral inflammatory states have consequently attracted attention as possible modifiers of neurodegenerative vulnerability. Periodontitis is of particular interest because it combines persistent mucosal inflammation, a dysbiotic polymicrobial biofilm, episodic access of microbial products to the circulation, and strong age and comorbidity gradients </w:t>
+      </w:r>
+      <w:r>
+        <w:t>[5]</w:t>
+      </w:r>
+      <w:r>
+        <w:t>. These same features make causal interpretation difficult. Periodontitis may contribute to systemic inflammatory burden, but it may also share determinants with cognitive decline, while declining cognition can worsen oral hygiene and access to dental care. A rigorous molecular study must therefore separate association, route plausibility, molecular identity, and demonstrated function rather than treating them as interchangeable evidence.</w:t>
       </w:r>
     </w:p>
     <w:p>
@@ -95,7 +125,19 @@
         <w:pStyle w:val="Normal"/>
       </w:pPr>
       <w:r>
-        <w:t>Periodontitis is an ecological disease of the tooth-supporting tissues rather than the consequence of a single pathogen. In susceptible hosts, altered community structure, inflammatory nutrient release, and impaired resolution can reinforce one another, producing a dysbiotic environment with site-specific transcriptional activity. Paired oral metagenomic and metatranscriptomic data show that disease-associated signals vary by species and oral site and that taxonomic abundance cannot substitute for functional activity [6]. Cross-study metatranscriptomic synthesis further shows that disease signatures depend on cohort definition, sampling site, sequencing depth, normalization, covariates, and subject-level replication [7]. These observations argue against describing every sequence recovered from a disease-labelled branch as disease-specific.</w:t>
+        <w:t xml:space="preserve">Periodontitis is an ecological disease of the tooth-supporting tissues rather than the consequence of a single pathogen. In susceptible hosts, altered community structure, inflammatory nutrient release, and impaired resolution can reinforce one another, producing a dysbiotic environment with site-specific transcriptional activity. Paired oral metagenomic and metatranscriptomic data show that disease-associated signals vary by species and oral site and that taxonomic abundance cannot substitute for functional activity </w:t>
+      </w:r>
+      <w:r>
+        <w:t>[6]</w:t>
+      </w:r>
+      <w:r>
+        <w:t xml:space="preserve">. Cross-study metatranscriptomic synthesis further shows that disease signatures depend on cohort definition, sampling site, sequencing depth, normalization, covariates, and subject-level replication </w:t>
+      </w:r>
+      <w:r>
+        <w:t>[7]</w:t>
+      </w:r>
+      <w:r>
+        <w:t>. These observations argue against describing every sequence recovered from a disease-labelled branch as disease-specific.</w:t>
       </w:r>
     </w:p>
     <w:p>
@@ -112,7 +154,13 @@
         <w:t>Porphyromonas gingivalis</w:t>
       </w:r>
       <w:r>
-        <w:t xml:space="preserve"> is a well-studied Gram-negative anaerobic pathobiont. Its importance derives not simply from abundance but from its capacity to reshape host–microbial interactions through proteolysis, immune modulation, community cooperation, and vesicle-mediated cargo delivery. Gingipains have context-dependent effects on host proteins, complement pathways, inflammation, tissue integrity, and nutrient acquisition [48]. </w:t>
+        <w:t xml:space="preserve"> is a well-studied Gram-negative anaerobic pathobiont. Its importance derives not simply from abundance but from its capacity to reshape host–microbial interactions through proteolysis, immune modulation, community cooperation, and vesicle-mediated cargo delivery. Gingipains have context-dependent effects on host proteins, complement pathways, inflammation, tissue integrity, and nutrient acquisition </w:t>
+      </w:r>
+      <w:r>
+        <w:t>[8]</w:t>
+      </w:r>
+      <w:r>
+        <w:t xml:space="preserve">. </w:t>
       </w:r>
       <w:r>
         <w:rPr>
@@ -121,7 +169,13 @@
         <w:t>P. gingivalis</w:t>
       </w:r>
       <w:r>
-        <w:t xml:space="preserve"> outer-membrane vesicles can concentrate and transport bacterial components beyond the producing cell and alter interactions with host tissues and neighbouring microorganisms [47]. These properties make </w:t>
+        <w:t xml:space="preserve"> outer-membrane vesicles can concentrate and transport bacterial components beyond the producing cell and alter interactions with host tissues and neighbouring microorganisms </w:t>
+      </w:r>
+      <w:r>
+        <w:t>[9]</w:t>
+      </w:r>
+      <w:r>
+        <w:t xml:space="preserve">. These properties make </w:t>
       </w:r>
       <w:r>
         <w:rPr>
@@ -182,7 +236,31 @@
         <w:pStyle w:val="Normal"/>
       </w:pPr>
       <w:r>
-        <w:t>The periodontitis–AD literature contains several evidence classes that address different questions. Observational reviews and meta-analyses commonly report associations between periodontal disease and cognitive disorders, but their estimates vary with periodontal definitions, dementia ascertainment, follow-up, age structure, and adjustment strategy [35]. Clinical syntheses likewise identify a recurring association while emphasizing heterogeneity and the limited ability of retrospective designs to establish directionality [36]. Reviews focused on oral bacteria broaden the candidate mechanisms but also reveal that organism detection, antibody responses, oral disease status, and dementia outcomes are often measured in different populations [37]. More recent evidence assessments continue to classify periodontitis as a possible risk marker while calling for stronger longitudinal and interventional designs [38].</w:t>
+        <w:t xml:space="preserve">The periodontitis–AD literature contains several evidence classes that address different questions. Observational reviews and meta-analyses commonly report associations between periodontal disease and cognitive disorders, but their estimates vary with periodontal definitions, dementia ascertainment, follow-up, age structure, and adjustment strategy </w:t>
+      </w:r>
+      <w:r>
+        <w:t>[10]</w:t>
+      </w:r>
+      <w:r>
+        <w:t xml:space="preserve">. Clinical syntheses likewise identify a recurring association while emphasizing heterogeneity and the limited ability of retrospective designs to establish directionality </w:t>
+      </w:r>
+      <w:r>
+        <w:t>[11]</w:t>
+      </w:r>
+      <w:r>
+        <w:t xml:space="preserve">. Reviews focused on oral bacteria broaden the candidate mechanisms but also reveal that organism detection, antibody responses, oral disease status, and dementia outcomes are often measured in different populations </w:t>
+      </w:r>
+      <w:r>
+        <w:t>[12]</w:t>
+      </w:r>
+      <w:r>
+        <w:t xml:space="preserve">. More recent evidence assessments continue to classify periodontitis as a possible risk marker while calling for stronger longitudinal and interventional designs </w:t>
+      </w:r>
+      <w:r>
+        <w:t>[13]</w:t>
+      </w:r>
+      <w:r>
+        <w:t>.</w:t>
       </w:r>
     </w:p>
     <w:p>
@@ -190,7 +268,19 @@
         <w:pStyle w:val="Normal"/>
       </w:pPr>
       <w:r>
-        <w:t>Longitudinal observations provide temporal information but remain susceptible to confounding and reverse causation. In an AD cohort, periodontitis was associated with subsequent cognitive decline and a pro-inflammatory state [39]. Public-data and text-mining analyses have also proposed shared molecular signals [40]. Such studies can prioritize pathways, yet they cannot determine whether periodontal exposure caused neurodegeneration, whether emerging cognitive impairment altered oral health, or whether both were influenced by age, smoking, diabetes, medication, frailty, socioeconomic conditions, or health-care access.</w:t>
+        <w:t xml:space="preserve">Longitudinal observations provide temporal information but remain susceptible to confounding and reverse causation. In an AD cohort, periodontitis was associated with subsequent cognitive decline and a pro-inflammatory state </w:t>
+      </w:r>
+      <w:r>
+        <w:t>[14]</w:t>
+      </w:r>
+      <w:r>
+        <w:t xml:space="preserve">. Public-data and text-mining analyses have also proposed shared molecular signals </w:t>
+      </w:r>
+      <w:r>
+        <w:t>[15]</w:t>
+      </w:r>
+      <w:r>
+        <w:t>. Such studies can prioritize pathways, yet they cannot determine whether periodontal exposure caused neurodegeneration, whether emerging cognitive impairment altered oral health, or whether both were influenced by age, smoking, diabetes, medication, frailty, socioeconomic conditions, or health-care access.</w:t>
       </w:r>
     </w:p>
     <w:p>
@@ -198,7 +288,19 @@
         <w:pStyle w:val="Normal"/>
       </w:pPr>
       <w:r>
-        <w:t>Genetic-instrument approaches provide an important counterweight to an exclusively positive narrative. A two-sample Mendelian-randomization analysis did not establish evidence for a genetic causal effect of periodontal disease on AD [41]. A broader synthesis of Mendelian-randomization studies similarly illustrates that putative systemic consequences of periodontitis are not uniformly supported across outcomes or instrument choices [42]. These findings do not prove the absence of every acquired inflammatory or microbial pathway, because genetic liability and time-varying exposure are not identical. They do, however, weaken claims that the epidemiological association by itself demonstrates causality.</w:t>
+        <w:t xml:space="preserve">Genetic-instrument approaches provide an important counterweight to an exclusively positive narrative. A two-sample Mendelian-randomization analysis did not establish evidence for a genetic causal effect of periodontal disease on AD </w:t>
+      </w:r>
+      <w:r>
+        <w:t>[16]</w:t>
+      </w:r>
+      <w:r>
+        <w:t xml:space="preserve">. A broader synthesis of Mendelian-randomization studies similarly illustrates that putative systemic consequences of periodontitis are not uniformly supported across outcomes or instrument choices </w:t>
+      </w:r>
+      <w:r>
+        <w:t>[17]</w:t>
+      </w:r>
+      <w:r>
+        <w:t>. These findings do not prove the absence of every acquired inflammatory or microbial pathway, because genetic liability and time-varying exposure are not identical. They do, however, weaken claims that the epidemiological association by itself demonstrates causality.</w:t>
       </w:r>
     </w:p>
     <w:p>
@@ -215,7 +317,13 @@
         <w:t>P. gingivalis</w:t>
       </w:r>
       <w:r>
-        <w:t xml:space="preserve"> material and gingipain-associated signals have been reported in AD-related post-mortem samples [44]. Earlier tissue work also examined the presence of </w:t>
+        <w:t xml:space="preserve"> material and gingipain-associated signals have been reported in AD-related post-mortem samples </w:t>
+      </w:r>
+      <w:r>
+        <w:t>[18]</w:t>
+      </w:r>
+      <w:r>
+        <w:t xml:space="preserve">. Earlier tissue work also examined the presence of </w:t>
       </w:r>
       <w:r>
         <w:rPr>
@@ -224,7 +332,31 @@
         <w:t>P. gingivalis</w:t>
       </w:r>
       <w:r>
-        <w:t xml:space="preserve"> in AD brain material [45]. Repeated oral exposure in wild-type mice produced brain inflammation, neurodegenerative changes, and Aβ-related alterations [46]. Infected neuronal systems have shown persistent gingipain activity and AD-like cellular phenotypes [49]. Vesicle-focused studies provide a plausible vehicle for concentrated microbial cargo and host signalling [50]. The strength of these studies is mechanistic resolution; their limitation is transferability. Differences in dose, exposure route, model organism, cell system, disease stage, and endpoint prevent direct extrapolation to naturally occurring human peptide exposure.</w:t>
+        <w:t xml:space="preserve"> in AD brain material </w:t>
+      </w:r>
+      <w:r>
+        <w:t>[19]</w:t>
+      </w:r>
+      <w:r>
+        <w:t xml:space="preserve">. Repeated oral exposure in wild-type mice produced brain inflammation, neurodegenerative changes, and Aβ-related alterations </w:t>
+      </w:r>
+      <w:r>
+        <w:t>[20]</w:t>
+      </w:r>
+      <w:r>
+        <w:t xml:space="preserve">. Infected neuronal systems have shown persistent gingipain activity and AD-like cellular phenotypes </w:t>
+      </w:r>
+      <w:r>
+        <w:t>[21]</w:t>
+      </w:r>
+      <w:r>
+        <w:t xml:space="preserve">. Vesicle-focused studies provide a plausible vehicle for concentrated microbial cargo and host signalling </w:t>
+      </w:r>
+      <w:r>
+        <w:t>[22]</w:t>
+      </w:r>
+      <w:r>
+        <w:t>. The strength of these studies is mechanistic resolution; their limitation is transferability. Differences in dose, exposure route, model organism, cell system, disease stage, and endpoint prevent direct extrapolation to naturally occurring human peptide exposure.</w:t>
       </w:r>
     </w:p>
     <w:p>
@@ -249,7 +381,25 @@
         <w:pStyle w:val="Normal"/>
       </w:pPr>
       <w:r>
-        <w:t>Several non-exclusive routes have been proposed to connect periodontal dysbiosis with neurodegenerative processes. One is indirect: chronic periodontal inflammation may alter circulating cytokines, acute-phase responses, endothelial activation, or immune-cell states, which could influence neurovascular and glial function without requiring a viable organism to enter the brain [43]. A second involves episodic dissemination of bacterial cells or soluble products during tissue inflammation or routine mechanical disturbance. A third involves outer-membrane vesicles, which protect and concentrate lipids, proteins, nucleic acids, and other bacterial cargo [47]. A fourth involves specific enzymes or molecular fragments, including gingipain-related products, that could modify host substrates [48]. The relative contribution of these routes in humans remains uncertain.</w:t>
+        <w:t xml:space="preserve">Several non-exclusive routes have been proposed to connect periodontal dysbiosis with neurodegenerative processes. One is indirect: chronic periodontal inflammation may alter circulating cytokines, acute-phase responses, endothelial activation, or immune-cell states, which could influence neurovascular and glial function without requiring a viable organism to enter the brain </w:t>
+      </w:r>
+      <w:r>
+        <w:t>[5]</w:t>
+      </w:r>
+      <w:r>
+        <w:t xml:space="preserve">. A second involves episodic dissemination of bacterial cells or soluble products during tissue inflammation or routine mechanical disturbance. A third involves outer-membrane vesicles, which protect and concentrate lipids, proteins, nucleic acids, and other bacterial cargo </w:t>
+      </w:r>
+      <w:r>
+        <w:t>[9]</w:t>
+      </w:r>
+      <w:r>
+        <w:t xml:space="preserve">. A fourth involves specific enzymes or molecular fragments, including gingipain-related products, that could modify host substrates </w:t>
+      </w:r>
+      <w:r>
+        <w:t>[8]</w:t>
+      </w:r>
+      <w:r>
+        <w:t>. The relative contribution of these routes in humans remains uncertain.</w:t>
       </w:r>
     </w:p>
     <w:p>
@@ -282,7 +432,25 @@
         <w:pStyle w:val="Normal"/>
       </w:pPr>
       <w:r>
-        <w:t>Small open reading frames (smORFs) are systematically under-annotated because short coding regions are difficult to distinguish from random open reading frames, provide limited phylogenetic signal, and often fall below conventional gene-calling thresholds. Large-scale analysis of human-associated microbiomes nevertheless identified thousands of conserved small-gene families, many lacking known domains [1]. Dedicated annotation approaches improve discovery by combining profile models, coding features, conservation, and other evidence rather than applying protein-length cut-offs designed for conventional genes [2]. High-resolution multi-omics can strengthen candidate status by linking predictions to transcriptional and proteomic observations [3].</w:t>
+        <w:t xml:space="preserve">Small open reading frames (smORFs) are systematically under-annotated because short coding regions are difficult to distinguish from random open reading frames, provide limited phylogenetic signal, and often fall below conventional gene-calling thresholds. Large-scale analysis of human-associated microbiomes nevertheless identified thousands of conserved small-gene families, many lacking known domains </w:t>
+      </w:r>
+      <w:r>
+        <w:t>[23]</w:t>
+      </w:r>
+      <w:r>
+        <w:t xml:space="preserve">. Dedicated annotation approaches improve discovery by combining profile models, coding features, conservation, and other evidence rather than applying protein-length cut-offs designed for conventional genes </w:t>
+      </w:r>
+      <w:r>
+        <w:t>[24]</w:t>
+      </w:r>
+      <w:r>
+        <w:t xml:space="preserve">. High-resolution multi-omics can strengthen candidate status by linking predictions to transcriptional and proteomic observations </w:t>
+      </w:r>
+      <w:r>
+        <w:t>[25]</w:t>
+      </w:r>
+      <w:r>
+        <w:t>.</w:t>
       </w:r>
     </w:p>
     <w:p>
@@ -290,7 +458,19 @@
         <w:pStyle w:val="Normal"/>
       </w:pPr>
       <w:r>
-        <w:t>The evidence ladder remains steep. A predicted smORF is not necessarily transcribed; a transcript is not necessarily translated; a peptide-spectrum match is not automatically unique or correctly assigned; and a detected peptide is not necessarily stable or functional. Reviews of short-ORF biology emphasize the need for orthogonal validation and careful nomenclature [4]. Proteogenomic studies likewise show that translation evidence must be interpreted with tissue, reading-frame, false-discovery, and functional context [5]. These constraints are amplified in metagenomes, where fragmented assemblies, homologous sequences, strain variation, and six-frame translation can create millions of short candidates.</w:t>
+        <w:t xml:space="preserve">The validation sequence remains demanding. A predicted smORF is not necessarily transcribed; a transcript is not necessarily translated; a peptide-spectrum match is not automatically unique or correctly assigned; and a detected peptide is not necessarily stable or functional. Reviews of short-ORF biology emphasize the need for orthogonal validation and careful nomenclature </w:t>
+      </w:r>
+      <w:r>
+        <w:t>[26]</w:t>
+      </w:r>
+      <w:r>
+        <w:t xml:space="preserve">. Proteogenomic studies likewise show that translation evidence must be interpreted with tissue, reading-frame, false-discovery, and functional context </w:t>
+      </w:r>
+      <w:r>
+        <w:t>[27]</w:t>
+      </w:r>
+      <w:r>
+        <w:t>. These constraints are amplified in metagenomes, where fragmented assemblies, homologous sequences, strain variation, and six-frame translation can create millions of short candidates.</w:t>
       </w:r>
     </w:p>
     <w:p>
@@ -298,7 +478,31 @@
         <w:pStyle w:val="Normal"/>
       </w:pPr>
       <w:r>
-        <w:t>Oral sequence and metaproteome resources provide complementary but non-equivalent evidence. HOMD and eHOMD curate oral and aerodigestive taxonomic and genomic information [8]. Salivary metaproteome datasets can support peptide detection within their own sample and false-discovery framework [10]. A lung-cancer oral metaproteome provides another context-specific observation space [11]. Contemporary salivary metaproteomics emphasizes host depletion, microbial enrichment, peptide- and protein-level error control, taxonomic ambiguity, and public raw-data preservation [12]. An exact match against any one resource may support sequence existence or prior observation, but it cannot by itself establish expression in the current disease-labelled branch.</w:t>
+        <w:t xml:space="preserve">Oral sequence and metaproteome resources provide complementary but non-equivalent evidence. HOMD and eHOMD curate oral and aerodigestive taxonomic and genomic information </w:t>
+      </w:r>
+      <w:r>
+        <w:t>[28]</w:t>
+      </w:r>
+      <w:r>
+        <w:t xml:space="preserve">. Salivary metaproteome datasets can support peptide detection within their own sample and false-discovery framework </w:t>
+      </w:r>
+      <w:r>
+        <w:t>[29]</w:t>
+      </w:r>
+      <w:r>
+        <w:t xml:space="preserve">. A lung-cancer oral metaproteome provides another context-specific observation space </w:t>
+      </w:r>
+      <w:r>
+        <w:t>[30]</w:t>
+      </w:r>
+      <w:r>
+        <w:t xml:space="preserve">. Contemporary salivary metaproteomics emphasizes host depletion, microbial enrichment, peptide- and protein-level error control, taxonomic ambiguity, and public raw-data preservation </w:t>
+      </w:r>
+      <w:r>
+        <w:t>[31]</w:t>
+      </w:r>
+      <w:r>
+        <w:t>. An exact match against any one resource may support sequence existence or prior observation, but it cannot by itself establish expression in the current disease-labelled branch.</w:t>
       </w:r>
     </w:p>
     <w:p>
@@ -306,7 +510,7 @@
         <w:pStyle w:val="Normal"/>
       </w:pPr>
       <w:r>
-        <w:t>This distinction makes sample-level provenance indispensable. A disease comparison requires a chain from sequence to contig, assembly or bin, specimen, participant, oral site, clinical group, and processing batch. Without that chain, candidate counts are computational accounting units rather than independent biological replicates. The present record preserves aggregate branch labels and counts but not the row-level mapping needed to estimate prevalence, enrichment, taxonomic origin, or between-participant uncertainty. Accordingly, the term “periodontitis-labelled branch” is used instead of “periodontitis-specific peptidome.”</w:t>
+        <w:t>This distinction makes sample-level traceability indispensable. A disease comparison requires a chain from sequence to contig, assembly or bin, specimen, participant, oral site, clinical group, and processing batch. Without that chain, candidate counts are computational accounting units rather than independent biological replicates. The available data preserve aggregate branch labels and counts but not the row-level mapping needed to estimate prevalence, enrichment, taxonomic origin, or between-participant uncertainty. Accordingly, the term “periodontitis-labelled branch” is used instead of “periodontitis-specific peptidome.”</w:t>
       </w:r>
     </w:p>
     <w:p>
@@ -323,7 +527,13 @@
         <w:pStyle w:val="Normal"/>
       </w:pPr>
       <w:r>
-        <w:t>The scale of the smORF search space motivates sequence-based models, but their outputs inherit the assumptions and domain limits of their training data. UniDL4BioPep uses contextual embeddings from a pretrained ESM-2 model followed by task-specific convolutional neural networks for peptide-bioactivity classification [13]. Protein language models can capture sequence regularities that are difficult to encode manually, yet an output score remains model-specific: it is not a calibrated biological probability unless calibration has been demonstrated in a comparable sequence and task domain.</w:t>
+        <w:t xml:space="preserve">The scale of the smORF search space motivates sequence-based models, but their outputs inherit the assumptions and domain limits of their training data. UniDL4BioPep uses contextual embeddings from a pretrained ESM-2 model followed by task-specific convolutional neural networks for peptide-bioactivity classification </w:t>
+      </w:r>
+      <w:r>
+        <w:t>[32]</w:t>
+      </w:r>
+      <w:r>
+        <w:t>. Protein language models can capture sequence regularities that are difficult to encode manually, yet an output score remains model-specific: it is not a calibrated biological probability unless calibration has been demonstrated in a comparable sequence and task domain.</w:t>
       </w:r>
     </w:p>
     <w:p>
@@ -331,7 +541,19 @@
         <w:pStyle w:val="Normal"/>
       </w:pPr>
       <w:r>
-        <w:t>BBB-peptide prediction illustrates this limitation. Augur combines engineered descriptors, feature selection, class-balancing and a random-forest classifier rather than deep learning [14]. B3BPFN represents a different model family and dataset construction strategy [15]. Differences among methods in positive-set definition, redundancy reduction, negative sampling, sequence length, class balance, and validation design can materially change apparent performance. Very short, leucine-rich, cationic or compositionally unusual microbiome peptides may lie outside the distributions on which these models were evaluated. A “BBB-high” output therefore defines a prioritization threshold, not measured transport.</w:t>
+        <w:t xml:space="preserve">BBB-peptide prediction illustrates this limitation. Augur combines engineered descriptors, feature selection, class-balancing and a random-forest classifier rather than deep learning </w:t>
+      </w:r>
+      <w:r>
+        <w:t>[33]</w:t>
+      </w:r>
+      <w:r>
+        <w:t xml:space="preserve">. B3BPFN represents a different model family and dataset construction strategy </w:t>
+      </w:r>
+      <w:r>
+        <w:t>[34]</w:t>
+      </w:r>
+      <w:r>
+        <w:t>. Differences among methods in positive-set definition, redundancy reduction, negative sampling, sequence length, class balance, and validation design can materially change apparent performance. Very short, leucine-rich, cationic or compositionally unusual microbiome peptides may lie outside the distributions on which these models were evaluated. A “BBB-high” output therefore defines a prioritization threshold, not measured transport.</w:t>
       </w:r>
     </w:p>
     <w:p>
@@ -339,7 +561,25 @@
         <w:pStyle w:val="Normal"/>
       </w:pPr>
       <w:r>
-        <w:t>The downstream tools are likewise heterogeneous. The peptide mode of NTxPred2 fine-tunes an ESM2-t30 protein language model for neurotoxic-peptide classification [16]. Mebipred uses engineered sequence descriptors and a two-tier artificial-neural-network framework to estimate general and ion-related metal-binding potential [17]. AnOxPePred uses one-dimensional convolution and multi-task outputs for free-radical-scavenging and chelation-related properties [18]. Serial agreement among these tools is not orthogonal replication: the models reuse sequence composition, were trained on different endpoints, and may propagate correlated biases through the funnel.</w:t>
+        <w:t xml:space="preserve">The downstream tools are likewise heterogeneous. The peptide mode of NTxPred2 fine-tunes an ESM2-t30 protein language model for neurotoxic-peptide classification </w:t>
+      </w:r>
+      <w:r>
+        <w:t>[35]</w:t>
+      </w:r>
+      <w:r>
+        <w:t xml:space="preserve">. Mebipred uses engineered sequence descriptors and a two-tier artificial-neural-network framework to estimate general and ion-related metal-binding potential </w:t>
+      </w:r>
+      <w:r>
+        <w:t>[36]</w:t>
+      </w:r>
+      <w:r>
+        <w:t xml:space="preserve">. AnOxPePred uses one-dimensional convolution and multi-task outputs for free-radical-scavenging and chelation-related properties </w:t>
+      </w:r>
+      <w:r>
+        <w:t>[37]</w:t>
+      </w:r>
+      <w:r>
+        <w:t>. Serial agreement among these tools is not orthogonal replication: the models reuse sequence composition, were trained on different endpoints, and may propagate correlated biases through the funnel.</w:t>
       </w:r>
     </w:p>
     <w:p>
@@ -347,7 +587,13 @@
         <w:pStyle w:val="Normal"/>
       </w:pPr>
       <w:r>
-        <w:t>The appropriate interpretation is triage. “Neurotoxic-positive” is not neuronal toxicity; “metal-binding-positive” is not a measured dissociation constant or coordination geometry; CHEL and FRS outputs are not redox chemistry. A strong precedent from microbiome peptide mining shows that computational candidates become biological findings only after synthesis and controlled functional testing [19]. In a computation-only study, the scientific contribution is therefore the transparent reduction of a candidate space, explicit model descriptions, domain warnings, and a reproducible account of what remains untested.</w:t>
+        <w:t xml:space="preserve">The appropriate interpretation is triage. “Neurotoxic-positive” is not neuronal toxicity; “metal-binding-positive” is not a measured dissociation constant or coordination geometry; CHEL and FRS outputs are not redox chemistry. A strong precedent from microbiome peptide mining shows that computational candidates become biological findings only after synthesis and controlled functional testing </w:t>
+      </w:r>
+      <w:r>
+        <w:t>[38]</w:t>
+      </w:r>
+      <w:r>
+        <w:t>. In a computation-only study, the scientific contribution is therefore the transparent reduction of a candidate space, explicit model descriptions, domain warnings, and a reproducible account of what remains untested.</w:t>
       </w:r>
     </w:p>
     <w:p>
@@ -364,7 +610,37 @@
         <w:pStyle w:val="Normal"/>
       </w:pPr>
       <w:r>
-        <w:t>AChE provides a biologically motivated but demanding structural follow-up. Beyond hydrolysing acetylcholine, AChE can accelerate Aβ fibril assembly [23]. A defined AChE motif has been implicated in promoting Aβ fibril formation [24], and PAS-directed ligands can inhibit AChE-induced Aβ aggregation in biochemical systems [25]. Structural studies map an aromatic gorge connecting the catalytic machinery with the peripheral site [26]. The human AChE structure represented by PDB 4EY6 provides an experimentally determined receptor framework for ligand-oriented questions [27]. These findings justify asking whether a candidate peptide can occupy a reproducible region of the AChE surface; they do not establish binding, inhibition, or an effect on Aβ.</w:t>
+        <w:t xml:space="preserve">AChE provides a biologically motivated but demanding structural follow-up. Beyond hydrolysing acetylcholine, AChE can accelerate Aβ fibril assembly </w:t>
+      </w:r>
+      <w:r>
+        <w:t>[4]</w:t>
+      </w:r>
+      <w:r>
+        <w:t xml:space="preserve">. A defined AChE motif has been implicated in promoting Aβ fibril formation </w:t>
+      </w:r>
+      <w:r>
+        <w:t>[39]</w:t>
+      </w:r>
+      <w:r>
+        <w:t xml:space="preserve">, and PAS-directed ligands can inhibit AChE-induced Aβ aggregation in biochemical systems </w:t>
+      </w:r>
+      <w:r>
+        <w:t>[40]</w:t>
+      </w:r>
+      <w:r>
+        <w:t xml:space="preserve">. Structural studies map an aromatic gorge connecting the catalytic machinery with the peripheral site </w:t>
+      </w:r>
+      <w:r>
+        <w:t>[41]</w:t>
+      </w:r>
+      <w:r>
+        <w:t xml:space="preserve">. The human AChE structure represented by PDB 4EY6 provides an experimentally determined receptor framework for ligand-oriented questions </w:t>
+      </w:r>
+      <w:r>
+        <w:t>[42]</w:t>
+      </w:r>
+      <w:r>
+        <w:t>. These findings justify asking whether a candidate peptide can occupy a reproducible region of the AChE surface; they do not establish binding, inhibition, or an effect on Aβ.</w:t>
       </w:r>
     </w:p>
     <w:p>
@@ -372,7 +648,25 @@
         <w:pStyle w:val="Normal"/>
       </w:pPr>
       <w:r>
-        <w:t>Docking flexible 7–9-residue peptides is especially uncertain because peptide protonation, termini, initial conformers, receptor flexibility, search-space placement, scoring stochasticity, and post-docking refinement can alter rank order. AutoDock Vina is a useful screening engine, but its scores are not experimental affinities or binding free energies [51]. Later Vina implementations expand methods and interfaces without removing the need for complete preparation and execution records [52]. Peptide-specific refinement methods such as FlexPepDock illustrate the higher-resolution standard that could be applied after a transparent initial screen [53].</w:t>
+        <w:t xml:space="preserve">Docking flexible 7–9-residue peptides is especially uncertain because peptide protonation, termini, initial conformers, receptor flexibility, search-space placement, scoring stochasticity, and post-docking refinement can alter rank order. AutoDock Vina is a useful screening engine, but its scores are not experimental affinities or binding free energies </w:t>
+      </w:r>
+      <w:r>
+        <w:t>[43]</w:t>
+      </w:r>
+      <w:r>
+        <w:t xml:space="preserve">. Later Vina implementations expand methods and interfaces without removing the need for complete preparation and execution records </w:t>
+      </w:r>
+      <w:r>
+        <w:t>[44]</w:t>
+      </w:r>
+      <w:r>
+        <w:t xml:space="preserve">. Peptide-specific refinement methods such as FlexPepDock illustrate the higher-resolution standard that could be applied after a transparent initial screen </w:t>
+      </w:r>
+      <w:r>
+        <w:t>[45]</w:t>
+      </w:r>
+      <w:r>
+        <w:t>.</w:t>
       </w:r>
     </w:p>
     <w:p>
@@ -380,7 +674,19 @@
         <w:pStyle w:val="Normal"/>
       </w:pPr>
       <w:r>
-        <w:t>Molecular dynamics (MD) can test whether a prepared complex remains within a defined conformational basin under a specified force field and solvent model, but MD cannot rescue an untraceable or poorly prepared docking pose. Published AChE–Aβ simulations demonstrate that peptide residence and contacts can change over time [28]. Accelerated simulations further show how alternative AChE surface interactions may be explored [29]. For the present candidates, meaningful MD would require versioned starting coordinates, topology and protonation decisions, independently seeded trajectories, convergence assessment, and prespecified analyses. Until those elements and complete trajectories are available, MD remains a protocol rather than a result.</w:t>
+        <w:t xml:space="preserve">Molecular dynamics (MD) can test whether a prepared complex remains within a defined conformational basin under a specified force field and solvent model, but MD cannot rescue an untraceable or poorly prepared docking pose. Published AChE–Aβ simulations demonstrate that peptide residence and contacts can change over time </w:t>
+      </w:r>
+      <w:r>
+        <w:t>[46]</w:t>
+      </w:r>
+      <w:r>
+        <w:t xml:space="preserve">. Accelerated simulations further show how alternative AChE surface interactions may be explored </w:t>
+      </w:r>
+      <w:r>
+        <w:t>[47]</w:t>
+      </w:r>
+      <w:r>
+        <w:t>. For the present candidates, meaningful MD would require versioned starting coordinates, topology and protonation decisions, independently seeded trajectories, convergence assessment, and prespecified analyses. Until those elements and complete trajectories are available, MD remains a protocol rather than a result.</w:t>
       </w:r>
     </w:p>
     <w:p>
@@ -388,7 +694,37 @@
         <w:pStyle w:val="Normal"/>
       </w:pPr>
       <w:r>
-        <w:t>Metal biology defines a second structural hypothesis. Copper, iron, and zinc dyshomeostasis intersects with Aβ aggregation, redox chemistry, lipid peroxidation, and neuronal injury [30]. Broader elementomic perspectives place these interactions within a network rather than a single-metal mechanism [31]. Histidine- and cysteine-containing peptides may offer potential coordination groups, but composition cannot determine affinity, selectivity, stoichiometry, geometry, oxidation state, or redox consequence. Tau fragments show experimentally that Cu(II) coordination can alter peptide structure and Aβ aggregation [32]. The tau26–44 fragment further illustrates how a short dynamic peptide can be connected to membrane and cellular phenotypes through dedicated experiments [33]. Bacterial amyloid exposure can modify aggregation phenotypes in model systems [34]. These studies define testable comparators, not transferable activity.</w:t>
+        <w:t xml:space="preserve">Metal biology defines a second structural hypothesis. Copper, iron, and zinc dyshomeostasis intersects with Aβ aggregation, redox chemistry, lipid peroxidation, and neuronal injury </w:t>
+      </w:r>
+      <w:r>
+        <w:t>[48]</w:t>
+      </w:r>
+      <w:r>
+        <w:t xml:space="preserve">. Broader elementomic perspectives place these interactions within a network rather than a single-metal mechanism </w:t>
+      </w:r>
+      <w:r>
+        <w:t>[49]</w:t>
+      </w:r>
+      <w:r>
+        <w:t xml:space="preserve">. Histidine- and cysteine-containing peptides may offer potential coordination groups, but composition cannot determine affinity, selectivity, stoichiometry, geometry, oxidation state, or redox consequence. Tau fragments show experimentally that Cu(II) coordination can alter peptide structure and Aβ aggregation </w:t>
+      </w:r>
+      <w:r>
+        <w:t>[50]</w:t>
+      </w:r>
+      <w:r>
+        <w:t xml:space="preserve">. The tau26–44 fragment further illustrates how a short dynamic peptide can be connected to membrane and cellular phenotypes through dedicated experiments </w:t>
+      </w:r>
+      <w:r>
+        <w:t>[51]</w:t>
+      </w:r>
+      <w:r>
+        <w:t xml:space="preserve">. Bacterial amyloid exposure can modify aggregation phenotypes in model systems </w:t>
+      </w:r>
+      <w:r>
+        <w:t>[52]</w:t>
+      </w:r>
+      <w:r>
+        <w:t>. These studies define testable comparators, not transferable activity.</w:t>
       </w:r>
     </w:p>
     <w:p>
@@ -414,7 +750,7 @@
         <w:t>P. gingivalis</w:t>
       </w:r>
       <w:r>
-        <w:t xml:space="preserve"> offers organism-specific mechanistic plausibility; and oral microbiomes encode a large, poorly characterized small-peptide space. What is missing is a traceable molecular chain linking a defined microbial smORF to translation, host exposure, BBB passage, target engagement, and a disease-relevant phenotype. No single computational score can bridge those levels.</w:t>
+        <w:t xml:space="preserve"> offers organism-specific mechanistic plausibility; and oral microbiomes encode a large, poorly characterized small-peptide space. What remains missing is a traceable molecular chain linking a defined microbial smORF to translation, host exposure, BBB passage, target engagement, and a disease-relevant phenotype. No single computational score can bridge those levels.</w:t>
       </w:r>
     </w:p>
     <w:p>
@@ -422,15 +758,7 @@
         <w:pStyle w:val="Normal"/>
       </w:pPr>
       <w:r>
-        <w:t>This study therefore addresses an earlier, narrower question: can an aggregate oral-smORF record be reconstructed into an auditable candidate funnel, and can a separately reported AChE docking summary be integrated without converting incomplete provenance into biological certainty? The first objective was to recompute all reported proportions, check branch arithmetic and applicability constraints, and describe each prediction model according to its documented architecture. The second was to audit the supplied twelve-sequence set for uniqueness and composition and to preserve the external AChE score ordering as source-reported. The third was to register a reproducible downstream MD protocol while withholding incomplete trajectory outputs.</w:t>
-      </w:r>
-    </w:p>
-    <w:p>
-      <w:pPr>
-        <w:pStyle w:val="Normal"/>
-      </w:pPr>
-      <w:r>
-        <w:t>The contribution is a provenance-aware computational hypothesis set, not a new predictor, a clinical cohort analysis, an independently reproduced docking study, an MD result, or a validated AD mechanism. This framing preserves the value of deep-learning-guided prioritization while making the next evidentiary requirements explicit.</w:t>
+        <w:t>This study addressed an earlier and narrower question: whether the available aggregate oral-smORF data support a coherent candidate-prioritization funnel and whether a separate AChE docking summary can be interpreted without converting incomplete methodological information into biological certainty. We recomputed proportions, checked branch arithmetic and predictor applicability, characterized a supplied twelve-sequence set, and retained the reported AChE score ordering as a descriptive result. We also specified a prospective MD protocol while excluding incomplete trajectory analyses. The study therefore provides a computational hypothesis set rather than a new predictor, a clinical cohort analysis, an independently reproduced docking study, an MD result, or a validated AD mechanism.</w:t>
       </w:r>
     </w:p>
     <w:p>
@@ -448,7 +776,7 @@
         <w:keepNext/>
       </w:pPr>
       <w:r>
-        <w:t>2.1 Study design and evidence tiers</w:t>
+        <w:t>2.1 Study design and data scope</w:t>
       </w:r>
     </w:p>
     <w:p>
@@ -456,238 +784,131 @@
         <w:pStyle w:val="Normal"/>
       </w:pPr>
       <w:r>
-        <w:t>This was a computation-only, aggregate-level reconstruction with cross-repository structural follow-up. No wet-laboratory experiment, participant recruitment, specimen collection, new omics processing, docking rerun, or completed molecular-dynamics analysis was performed in this manuscript. Evidence was assigned to four tiers before writing:</w:t>
-      </w:r>
-    </w:p>
-    <w:p>
-      <w:pPr>
-        <w:pStyle w:val="Reference"/>
-        <w:ind w:left="360" w:hanging="360"/>
-      </w:pPr>
-      <w:r>
-        <w:rPr>
-          <w:sz w:val="18"/>
-          <w:szCs w:val="18"/>
-        </w:rPr>
-        <w:t xml:space="preserve">1. </w:t>
-      </w:r>
-      <w:r>
-        <w:rPr>
-          <w:b/>
-          <w:sz w:val="18"/>
-          <w:szCs w:val="18"/>
-        </w:rPr>
-        <w:t>Tier A—principal-source screening:</w:t>
-      </w:r>
-      <w:r>
-        <w:rPr>
-          <w:sz w:val="18"/>
-          <w:szCs w:val="18"/>
-        </w:rPr>
-        <w:t xml:space="preserve"> counts, thresholds, and workflow descriptions from </w:t>
+        <w:t>This study was a computation-only secondary analysis of aggregate candidate counts, model summaries, a twelve-sequence table, and a corresponding AChE docking-score table. No participant recruitment, specimen collection, wet-laboratory experiment, new omics processing, predictor retraining, docking rerun, or completed MD analysis was performed. The healthy and periodontitis labels were retained as supplied branch labels and were not interpreted as verified candidate-level disease assignments.</w:t>
+      </w:r>
+    </w:p>
+    <w:p>
+      <w:pPr>
+        <w:pStyle w:val="Normal"/>
+      </w:pPr>
+      <w:r>
+        <w:t>The available material did not include candidate nucleotide or amino-acid rows for the full funnel, genomic coordinates, subject/sample mappings, accession-to-group assignments, bin manifests, taxonomy, peptide-spectrum matches, complete model outputs, run logs, or the original discovery pipeline. These omissions precluded participant-level prevalence estimates, disease-enrichment tests, taxonomic assignment, and row-by-row reconstruction of the final filters.</w:t>
+      </w:r>
+    </w:p>
+    <w:p>
+      <w:pPr>
+        <w:pStyle w:val="Heading3"/>
+        <w:keepNext/>
+      </w:pPr>
+      <w:r>
+        <w:t>2.2 Accessions, candidate construction, and sequence-evidence filtering</w:t>
+      </w:r>
+    </w:p>
+    <w:p>
+      <w:pPr>
+        <w:pStyle w:val="Normal"/>
+      </w:pPr>
+      <w:r>
+        <w:t xml:space="preserve">The aggregate analysis identified PRJNA678453 and PRJEB65451 as the relevant public accessions. PRJNA678453 is the source project for paired oral metagenomic and metatranscriptomic data </w:t>
+      </w:r>
+      <w:r>
+        <w:t>[6]</w:t>
+      </w:r>
+      <w:r>
+        <w:t>. PRJEB65451 is a derived EBI-EMG/MGnify-brokered Third Party Annotation metagenomic assembly project generated from PRJNA678453 with metaSPAdes v3.15.3, not an independent clinical cohort. Participant, specimen, assembly-analysis, and metagenome-assembled-genome totals are not reported because consistent sample-to-assembly and bin-level manifests were unavailable.</w:t>
+      </w:r>
+    </w:p>
+    <w:p>
+      <w:pPr>
+        <w:pStyle w:val="Normal"/>
+      </w:pPr>
+      <w:r>
+        <w:t xml:space="preserve">The supplied analysis retained translated smORFs 4–50 aa long and grouped them into healthy-labelled and periodontitis-labelled libraries containing 11,269,961 and 11,721,988 candidates, respectively. Candidates were exact-matched to the named oral sequence and proteomic resources, including HOMD/eHOMD and the PXD003151, PXD004319, and PXD026727 datasets, and then dereplicated </w:t>
+      </w:r>
+      <w:r>
+        <w:t>[28–31,53]</w:t>
+      </w:r>
+      <w:r>
+        <w:t>. This produced 31,510 healthy-labelled and 33,786 periodontitis-labelled candidates. The filtered sets were divided into a short branch (5–30 aa: 30,557 and 32,754 candidates) and a long branch (31–50 aa: 953 and 1,032 candidates). The supplied rules included 4-aa candidates initially, whereas the downstream bins began at 5 aa; the disposition of 4-aa sequences could not be determined. Resource matches were treated as sequence-supporting evidence rather than proof of expression in the study cohort.</w:t>
+      </w:r>
+    </w:p>
+    <w:p>
+      <w:pPr>
+        <w:pStyle w:val="Heading3"/>
+        <w:keepNext/>
+      </w:pPr>
+      <w:r>
+        <w:t>2.3 Deep-learning-guided candidate prioritization</w:t>
+      </w:r>
+    </w:p>
+    <w:p>
+      <w:pPr>
+        <w:pStyle w:val="Normal"/>
+      </w:pPr>
+      <w:r>
+        <w:t xml:space="preserve">UniDL4BioPep was used as the first functional-prioritization model. Its documented architecture applies the pretrained ESM-2 model </w:t>
       </w:r>
       <w:r>
         <w:rPr>
           <w:rFonts w:ascii="Consolas" w:hAnsi="Consolas" w:eastAsia="等线"/>
           <w:shd w:val="clear" w:color="auto" w:fill="F2F4F7"/>
-          <w:sz w:val="18"/>
-          <w:szCs w:val="18"/>
-        </w:rPr>
-        <w:t>材料与方法及结果_机制研究版.docx</w:t>
-      </w:r>
-      <w:r>
-        <w:rPr>
-          <w:sz w:val="18"/>
-          <w:szCs w:val="18"/>
-        </w:rPr>
-        <w:t xml:space="preserve"> (SHA-256 </w:t>
-      </w:r>
-      <w:r>
-        <w:rPr>
-          <w:rFonts w:ascii="Consolas" w:hAnsi="Consolas" w:eastAsia="等线"/>
-          <w:shd w:val="clear" w:color="auto" w:fill="F2F4F7"/>
-          <w:sz w:val="18"/>
-          <w:szCs w:val="18"/>
-        </w:rPr>
-        <w:t>f4132a02cb9955c808739c3cbf15edd947f6203d577e8586490933a5d2daa4b5</w:t>
-      </w:r>
-      <w:r>
-        <w:rPr>
-          <w:sz w:val="18"/>
-          <w:szCs w:val="18"/>
-        </w:rPr>
-        <w:t>).</w:t>
-      </w:r>
-    </w:p>
-    <w:p>
-      <w:pPr>
-        <w:pStyle w:val="Reference"/>
-        <w:ind w:left="360" w:hanging="360"/>
-      </w:pPr>
-      <w:r>
-        <w:rPr>
-          <w:sz w:val="18"/>
-          <w:szCs w:val="18"/>
-        </w:rPr>
-        <w:t xml:space="preserve">2. </w:t>
-      </w:r>
-      <w:r>
-        <w:rPr>
-          <w:b/>
-          <w:sz w:val="18"/>
-          <w:szCs w:val="18"/>
-        </w:rPr>
-        <w:t>Tier B—external source record summary:</w:t>
-      </w:r>
-      <w:r>
-        <w:rPr>
-          <w:sz w:val="18"/>
-          <w:szCs w:val="18"/>
-        </w:rPr>
-        <w:t xml:space="preserve"> twelve sequences, composition claims, docking method labels, and Vina mean±SD values from commit </w:t>
-      </w:r>
-      <w:r>
-        <w:rPr>
-          <w:rFonts w:ascii="Consolas" w:hAnsi="Consolas" w:eastAsia="等线"/>
-          <w:shd w:val="clear" w:color="auto" w:fill="F2F4F7"/>
-          <w:sz w:val="18"/>
-          <w:szCs w:val="18"/>
-        </w:rPr>
-        <w:t>e28c06db0614512eeb2bca217d2f9a760e804051</w:t>
-      </w:r>
-      <w:r>
-        <w:rPr>
-          <w:sz w:val="18"/>
-          <w:szCs w:val="18"/>
-        </w:rPr>
-        <w:t xml:space="preserve"> of the separately archived external repository. File hashes and acceptance decisions are recorded in </w:t>
-      </w:r>
-      <w:r>
-        <w:rPr>
-          <w:rFonts w:ascii="Consolas" w:hAnsi="Consolas" w:eastAsia="等线"/>
-          <w:shd w:val="clear" w:color="auto" w:fill="F2F4F7"/>
-          <w:sz w:val="18"/>
-          <w:szCs w:val="18"/>
-        </w:rPr>
-        <w:t>evidence/external_v04_integration.md</w:t>
-      </w:r>
-      <w:r>
-        <w:rPr>
-          <w:sz w:val="18"/>
-          <w:szCs w:val="18"/>
-        </w:rPr>
+        </w:rPr>
+        <w:t>esm2_t6_8M_UR50D</w:t>
+      </w:r>
+      <w:r>
+        <w:t xml:space="preserve"> to encode each peptide as a 320-dimensional contextual embedding, followed by a six-layer task-specific convolutional neural network for binary peptide-bioactivity classification </w:t>
+      </w:r>
+      <w:r>
+        <w:t>[32]</w:t>
+      </w:r>
+      <w:r>
+        <w:t xml:space="preserve">. The supplied analysis used an output threshold of ≥0.80, including for the BBB task. Because calibration in this very-short-peptide domain was not available, outputs are described as “model-positive” or “BBB-high,” not as measured transport or confirmed activity. Published BBB predictors use heterogeneous architectures and datasets, which further limits direct transfer of performance estimates to these candidates </w:t>
+      </w:r>
+      <w:r>
+        <w:t>[33]</w:t>
+      </w:r>
+      <w:r>
+        <w:t xml:space="preserve"> </w:t>
+      </w:r>
+      <w:r>
+        <w:t>[34]</w:t>
+      </w:r>
+      <w:r>
         <w:t>.</w:t>
       </w:r>
     </w:p>
     <w:p>
       <w:pPr>
-        <w:pStyle w:val="Reference"/>
-        <w:ind w:left="360" w:hanging="360"/>
-      </w:pPr>
-      <w:r>
-        <w:rPr>
-          <w:sz w:val="18"/>
-          <w:szCs w:val="18"/>
-        </w:rPr>
-        <w:t xml:space="preserve">3. </w:t>
-      </w:r>
-      <w:r>
-        <w:rPr>
-          <w:b/>
-          <w:sz w:val="18"/>
-          <w:szCs w:val="18"/>
-        </w:rPr>
-        <w:t>Tier C—prospective MD protocol:</w:t>
-      </w:r>
-      <w:r>
-        <w:rPr>
-          <w:sz w:val="18"/>
-          <w:szCs w:val="18"/>
-        </w:rPr>
-        <w:t xml:space="preserve"> versioned GROMACS scripts and 100-ns MDP files from commit </w:t>
-      </w:r>
-      <w:r>
-        <w:rPr>
-          <w:rFonts w:ascii="Consolas" w:hAnsi="Consolas" w:eastAsia="等线"/>
-          <w:shd w:val="clear" w:color="auto" w:fill="F2F4F7"/>
-          <w:sz w:val="18"/>
-          <w:szCs w:val="18"/>
-        </w:rPr>
-        <w:t>f11cd3751e8fce53dbf1a335ef1d8fa777751ef5</w:t>
-      </w:r>
-      <w:r>
-        <w:rPr>
-          <w:sz w:val="18"/>
-          <w:szCs w:val="18"/>
-        </w:rPr>
-        <w:t xml:space="preserve"> of </w:t>
-      </w:r>
-      <w:r>
-        <w:rPr>
-          <w:rFonts w:ascii="Consolas" w:hAnsi="Consolas" w:eastAsia="等线"/>
-          <w:shd w:val="clear" w:color="auto" w:fill="F2F4F7"/>
-          <w:sz w:val="18"/>
-          <w:szCs w:val="18"/>
-        </w:rPr>
-        <w:t>shaohuawen03-cyber/asd</w:t>
-      </w:r>
-      <w:r>
-        <w:rPr>
-          <w:sz w:val="18"/>
-          <w:szCs w:val="18"/>
-        </w:rPr>
-        <w:t>. This tier defines future computation but supplies no accepted result.</w:t>
-      </w:r>
-    </w:p>
-    <w:p>
-      <w:pPr>
-        <w:pStyle w:val="Reference"/>
-        <w:ind w:left="360" w:hanging="360"/>
-      </w:pPr>
-      <w:r>
-        <w:rPr>
-          <w:sz w:val="18"/>
-          <w:szCs w:val="18"/>
-        </w:rPr>
-        <w:t xml:space="preserve">4. </w:t>
-      </w:r>
-      <w:r>
-        <w:rPr>
-          <w:b/>
-          <w:sz w:val="18"/>
-          <w:szCs w:val="18"/>
-        </w:rPr>
-        <w:t>Tier D—literature context:</w:t>
-      </w:r>
-      <w:r>
-        <w:rPr>
-          <w:sz w:val="18"/>
-          <w:szCs w:val="18"/>
-        </w:rPr>
-        <w:t xml:space="preserve"> peer-reviewed evidence used to synthesize AD, periodontitis, </w:t>
-      </w:r>
-      <w:r>
-        <w:rPr>
-          <w:i/>
-          <w:sz w:val="18"/>
-          <w:szCs w:val="18"/>
-        </w:rPr>
-        <w:t>P. gingivalis</w:t>
-      </w:r>
-      <w:r>
-        <w:rPr>
-          <w:sz w:val="18"/>
-          <w:szCs w:val="18"/>
-        </w:rPr>
-        <w:t>, AChE/PAS, metal, oral-microbiome, and validation questions. Literature was not used to manufacture missing results.</w:t>
-      </w:r>
-    </w:p>
-    <w:p>
-      <w:pPr>
         <w:pStyle w:val="Normal"/>
       </w:pPr>
       <w:r>
-        <w:t>Tier A remained the sole authority for the screening funnel. Tier B did not retroactively fill principal-source row-level lineage. Tier C was restricted to prospective methods. Tier D supplied interpretation boundaries only.</w:t>
+        <w:t xml:space="preserve">The periodontitis-labelled BBB-high set was next evaluated with the peptide mode of NTxPred2, which fine-tunes the ESM2-t30 protein language model on neurotoxic-peptide sequences </w:t>
+      </w:r>
+      <w:r>
+        <w:t>[35]</w:t>
+      </w:r>
+      <w:r>
+        <w:t xml:space="preserve">. Analysis was restricted to the documented 7–50-aa range; shorter candidates were classified as outside model coverage rather than negative. Cu-, Fe-, and Zn-related binding potential was then evaluated with mebipred. This alignment-free method combines amino-acid composition, physicochemical descriptors, and metal-binding 5-mer frequencies in a two-tier artificial-neural-network framework comprising a general metal-binding network and ion-specific classifiers </w:t>
+      </w:r>
+      <w:r>
+        <w:t>[36]</w:t>
+      </w:r>
+      <w:r>
+        <w:t>. The applied decision threshold was 0.50.</w:t>
+      </w:r>
+    </w:p>
+    <w:p>
+      <w:pPr>
+        <w:pStyle w:val="Normal"/>
+      </w:pPr>
+      <w:r>
+        <w:t xml:space="preserve">Antioxidant-related properties were evaluated with AnOxPePred, a multi-task deep convolutional neural network. One-hot-encoded sequences pass through a one-dimensional convolutional layer, average pooling, and a 256-unit fully connected layer before separate free-radical-scavenging (FRS) and chelation (CHEL) outputs are generated </w:t>
+      </w:r>
+      <w:r>
+        <w:t>[37]</w:t>
+      </w:r>
+      <w:r>
+        <w:t>. Three operational endpoints were examined: CHEL≥0.25; CHEL≥0.25 with FRS&lt;0.50; and CHEL≥0.25 with FRS&lt;0.45. No model was retrained. Because row-level outputs and the NTxPred2-to-mebipred handoff were unavailable, agreement across models was interpreted as serial computational triage rather than independent biological confirmation.</w:t>
       </w:r>
     </w:p>
     <w:p>
@@ -696,7 +917,7 @@
         <w:keepNext/>
       </w:pPr>
       <w:r>
-        <w:t>2.2 Cohort and accession provenance</w:t>
+        <w:t>2.4 Sequence characterization and docking-score analysis</w:t>
       </w:r>
     </w:p>
     <w:p>
@@ -704,7 +925,7 @@
         <w:pStyle w:val="Normal"/>
       </w:pPr>
       <w:r>
-        <w:t>The principal record named PRJNA678453 and PRJEB65451. Accession and publication checks established that PRJNA678453 is the source paired oral metagenomic/metatranscriptomic project [6]. PRJEB65451 is not an independent clinical cohort; it is an EBI-EMG/MGnify-brokered Third Party Annotation metagenomic assembly project derived from PRJNA678453 with metaSPAdes v3.15.3. The full manuscript does not report participant, specimen, assembly-analysis, or metagenome-assembled-genome totals because the supplied package did not include the mapping and bin-level manifests needed to audit those units consistently.</w:t>
+        <w:t>A separate table contained twelve peptide sequences described as the CHEL/FRS main set. Their correspondence to the twelve aggregate endpoint rows could not be established because stable identifiers and sequence-level CHEL/FRS values were unavailable. Sequence length and counts of histidine, cysteine, basic residues (Arg+Lys), and aromatic residues (Phe+Tyr+Trp) were recalculated directly from each string. The analysis required unique sequences composed only of standard amino acids.</w:t>
       </w:r>
     </w:p>
     <w:p>
@@ -712,7 +933,13 @@
         <w:pStyle w:val="Normal"/>
       </w:pPr>
       <w:r>
-        <w:t>No new participants were recruited, no specimens were collected, and no primary omics or clinical analysis was performed for this reconstruction. Candidate nucleotide/amino-acid rows, genomic coordinates, subject/sample mappings, accession-to-group assignments, MAG-bin manifests, bin-quality tables, taxonomy, peptide-spectrum matches, model outputs, run logs, database snapshots, and the original pipeline were absent from the principal package. Accession identifiers were therefore used only to delimit data provenance, not as candidate-level denominators or as independent confirmation of group labels.</w:t>
+        <w:t xml:space="preserve">The available docking summary stated that the twelve peptides had been docked with AutoDock Vina 1.2.5 against human AChE PDB 4EY6 using a 40×40×40 Å³ box centred on the peripheral anionic site </w:t>
+      </w:r>
+      <w:r>
+        <w:t>[42–44]</w:t>
+      </w:r>
+      <w:r>
+        <w:t>. Means and standard deviations were transcribed, checked for numeric range and ordering, and analyzed descriptively. Docking was not rerun because prepared receptor and ligand structures, PDBQT files, exact box-centre coordinates, protonation and charge settings, configurations, exhaustiveness, run numbers, random seeds, raw scores, logs, poses, and interaction tables were unavailable. The Vina values were therefore treated as screening scores rather than binding affinities or free energies. The standard deviations cannot be linked to a known replication unit without run-level information.</w:t>
       </w:r>
     </w:p>
     <w:p>
@@ -721,7 +948,7 @@
         <w:keepNext/>
       </w:pPr>
       <w:r>
-        <w:t>2.3 Principal-source smORF construction and evidence filtering</w:t>
+        <w:t>2.5 Prospective molecular-dynamics protocol</w:t>
       </w:r>
     </w:p>
     <w:p>
@@ -729,7 +956,19 @@
         <w:pStyle w:val="Normal"/>
       </w:pPr>
       <w:r>
-        <w:t>According to the principal record, sample-specific mapping was used to construct healthy and periodontitis smORF libraries, and translated sequences 4–50 aa long were retained. The raw libraries contained 11,269,961 and 11,721,988 smORFs. Candidates were then exact-matched to named oral sequence/proteomic resources and dereplicated. The resulting evidence-filtered libraries contained 31,510 healthy and 33,786 periodontitis-branch candidates.</w:t>
+        <w:t xml:space="preserve">A prospective 100-ns MD protocol was specified for apo human AChE and AChE complexes labelled for ALLLHRC, FLLHTTR, and YLSLLQR. Simulations were planned with GROMACS </w:t>
+      </w:r>
+      <w:r>
+        <w:t>[54]</w:t>
+      </w:r>
+      <w:r>
+        <w:t xml:space="preserve"> using the Amber99SB-ILDN force field </w:t>
+      </w:r>
+      <w:r>
+        <w:t>[55]</w:t>
+      </w:r>
+      <w:r>
+        <w:t>, TIP3P water, a triclinic periodic box with a 1.0-nm solute-to-boundary distance, neutralization, and 0.15 mol/L NaCl. Energy minimization comprised 2,000 steepest-descent steps with 1,255 kJ mol⁻¹ nm⁻² heavy-atom positional restraints. The equilibration schedule comprised 1.0 ns restrained NVT heating from 10 to 300 K, 1.0 ns restrained NPT equilibration, and 1.0 ns unrestrained NPT equilibration at 300 K and 1 bar.</w:t>
       </w:r>
     </w:p>
     <w:p>
@@ -737,7 +976,7 @@
         <w:pStyle w:val="Normal"/>
       </w:pPr>
       <w:r>
-        <w:t>The filtered sets were divided into a short branch (5–30 aa: healthy 30,557; periodontitis 32,754) and a long branch (31–50 aa: healthy 953; periodontitis 1,032). The initial rule includes 4-aa candidates, but the downstream bins begin at 5 aa; the disposition of 4-aa sequences remains undocumented. Resource matches were treated as filter evidence rather than current-cohort expression or disease specificity.</w:t>
+        <w:t>The prospective production stage was 100 ns with a 2-fs time step, LINCS constraints on hydrogen-containing bonds, 1.2-nm real-space cutoffs, force-switched van der Waals interactions from 1.0 nm, particle-mesh Ewald electrostatics, velocity-rescale temperature coupling, and Berendsen pressure coupling. Coordinates were scheduled every 20 ps, corresponding to 5,000 planned frames per trajectory. Prespecified analyses included complex-, AChE-, and peptide-level RMSD and RMSF, radius of gyration, solvent-accessible surface area, radial distribution functions, DSSP-derived secondary structure, hydrogen bonds, residue contacts, and bridging-water analyses. Complete starting coordinates, terminal and protonation states, topologies, random seeds, replicate definitions, run logs, trajectories, checkpoint files, energies, and final coordinates would be required before reporting any MD result. These materials were incomplete; accordingly, this protocol is prospective and no stability, convergence, contact, or between-system MD conclusion is presented.</w:t>
       </w:r>
     </w:p>
     <w:p>
@@ -746,7 +985,7 @@
         <w:keepNext/>
       </w:pPr>
       <w:r>
-        <w:t>2.4 Deep-learning sequence representation and BBB-high definition</w:t>
+        <w:t>2.6 Statistical analysis</w:t>
       </w:r>
     </w:p>
     <w:p>
@@ -754,17 +993,16 @@
         <w:pStyle w:val="Normal"/>
       </w:pPr>
       <w:r>
-        <w:t xml:space="preserve">UniDL4BioPep was used as the first functional-prioritization layer. Its documented architecture applies the pretrained ESM-2 model </w:t>
-      </w:r>
-      <w:r>
-        <w:rPr>
-          <w:rFonts w:ascii="Consolas" w:hAnsi="Consolas" w:eastAsia="等线"/>
-          <w:shd w:val="clear" w:color="auto" w:fill="F2F4F7"/>
-        </w:rPr>
-        <w:t>esm2_t6_8M_UR50D</w:t>
-      </w:r>
-      <w:r>
-        <w:t xml:space="preserve"> to encode each peptide as a 320-dimensional contextual embedding, followed by a six-layer task-specific convolutional neural network for binary peptide-bioactivity classification [13]. The supplied workflow applied an output threshold of ≥0.80, including for the BBB task. Because the exact server build, task-specific calibration, model hash, and external validation in this very-short-peptide domain were unavailable, outputs were described as “model-positive” or “BBB-high,” not as measured transport or confirmed activity. BBB-model literature was used only to contextualize domain and calibration limitations [14] [15]. Healthy and periodontitis counts remained descriptive branch summaries, and no candidate-count group-comparison test was performed.</w:t>
+        <w:t>All analyses were descriptive. Percentages were calculated as 100×n/N using the stated denominator for each transition. Candidate sequences are computational units nested within samples, assemblies, genomes, and homologous sequence groups; they are not independent biological replicates. Without subject- or sample-to-candidate rows, Fisher or χ² tests on aggregate peptide counts would introduce pseudoreplication. Therefore, no p values, confidence intervals, effect estimates, receiver-operating-characteristic analyses, power calculations, or multiplicity corrections were calculated for healthy-versus-periodontitis comparisons. Branch sums, numerator≤denominator constraints, the evaluated/not-evaluated partition, downstream monotonicity, the 8-of-12 sensitivity, sequence composition, and score ordering were checked deterministically.</w:t>
+      </w:r>
+    </w:p>
+    <w:p>
+      <w:pPr>
+        <w:pStyle w:val="Heading2"/>
+        <w:keepNext/>
+      </w:pPr>
+      <w:r>
+        <w:t>3. Results</w:t>
       </w:r>
     </w:p>
     <w:p>
@@ -773,7 +1011,7 @@
         <w:keepNext/>
       </w:pPr>
       <w:r>
-        <w:t>2.5 Deep-learning-guided downstream prioritization</w:t>
+        <w:t>3.1 Sequence-evidence filtering reduced both smORF libraries by more than 99.7%</w:t>
       </w:r>
     </w:p>
     <w:p>
@@ -781,244 +1019,7 @@
         <w:pStyle w:val="Normal"/>
       </w:pPr>
       <w:r>
-        <w:t>The periodontitis BBB-high set was next evaluated with the peptide mode of NTxPred2, which uses transfer learning by fine-tuning the ESM2-t30 protein language model on neurotoxic-peptide sequences [16]. Analysis was restricted to the documented 7–50-aa input range; shorter candidates were classified as outside model coverage rather than negative.</w:t>
-      </w:r>
-    </w:p>
-    <w:p>
-      <w:pPr>
-        <w:pStyle w:val="Normal"/>
-      </w:pPr>
-      <w:r>
-        <w:t>Cu-, Fe-, and Zn-related binding potential was then evaluated with mebipred. This alignment-free method integrates amino-acid composition, physicochemical descriptors, and metal-binding 5-mer frequencies in a two-tier artificial-neural-network framework comprising a general metal-binding network and ion-specific neural classifiers [17]. The supplied workflow applied a decision threshold of 0.50.</w:t>
-      </w:r>
-    </w:p>
-    <w:p>
-      <w:pPr>
-        <w:pStyle w:val="Normal"/>
-      </w:pPr>
-      <w:r>
-        <w:t>Antioxidant-related properties were evaluated with AnOxPePred, a multi-task deep convolutional neural network. One-hot-encoded peptide sequences pass through a one-dimensional convolutional layer, average pooling, and a 256-unit fully connected layer before separate free-radical-scavenging (FRS) and chelation (CHEL) outputs are generated [18]. Three operational endpoints were retained: CHEL≥0.25; CHEL≥0.25 and FRS&lt;0.50 (main set); and CHEL≥0.25 and FRS&lt;0.45 (stricter subset).</w:t>
-      </w:r>
-    </w:p>
-    <w:p>
-      <w:pPr>
-        <w:pStyle w:val="Normal"/>
-      </w:pPr>
-      <w:r>
-        <w:t>No model was retrained in the present reconstruction. The principal package did not contain exact server snapshots, submitted inputs, model hashes, random seeds, row-level outputs, or the NTxPred2-to-mebipred handoff. The source-reported count of 111 was therefore retained as a downstream result, but 111/923 was not interpreted as an audited transition rate. Agreement across models was treated as serial computational prioritization, not orthogonal biological confirmation.</w:t>
-      </w:r>
-    </w:p>
-    <w:p>
-      <w:pPr>
-        <w:pStyle w:val="Heading3"/>
-        <w:keepNext/>
-      </w:pPr>
-      <w:r>
-        <w:t>2.6 External twelve-sequence list and composition audit</w:t>
-      </w:r>
-    </w:p>
-    <w:p>
-      <w:pPr>
-        <w:pStyle w:val="Normal"/>
-      </w:pPr>
-      <w:r>
-        <w:t>The external source manuscript listed twelve sequences as the main CHEL/FRS candidate set. Their linkage to the principal source’s twelve rows could not be independently checked because stable IDs, CHEL/FRS rows, and mapping files were unavailable. For each sequence, length, histidine count, cysteine count, basic-residue count (Arg+Lys), and aromatic-residue count (Phe+Tyr+Trp) were recalculated with Python standard-library code (</w:t>
-      </w:r>
-      <w:r>
-        <w:rPr>
-          <w:rFonts w:ascii="Consolas" w:hAnsi="Consolas" w:eastAsia="等线"/>
-          <w:shd w:val="clear" w:color="auto" w:fill="F2F4F7"/>
-        </w:rPr>
-        <w:t>scripts/audit_external_docking_summary.py</w:t>
-      </w:r>
-      <w:r>
-        <w:t>). Checks required twelve unique standard-amino-acid sequences, lengths 7–9 aa, and agreement with the external composition summary.</w:t>
-      </w:r>
-    </w:p>
-    <w:p>
-      <w:pPr>
-        <w:pStyle w:val="Heading3"/>
-        <w:keepNext/>
-      </w:pPr>
-      <w:r>
-        <w:t>2.7 External docking summary</w:t>
-      </w:r>
-    </w:p>
-    <w:p>
-      <w:pPr>
-        <w:pStyle w:val="Normal"/>
-      </w:pPr>
-      <w:r>
-        <w:t>The external source report stated that the twelve peptides were docked with AutoDock Vina 1.2.5 against human AChE PDB 4EY6 using a 40×40×40 Å³ PAS-centred box [27,51,52]. It supplied mean±SD Vina values and narrative statements about PAS/gorge placement. The current reconstruction transcribed the twelve means and SDs, checked ordering and ranges, and generated a descriptive plot.</w:t>
-      </w:r>
-    </w:p>
-    <w:p>
-      <w:pPr>
-        <w:pStyle w:val="Normal"/>
-      </w:pPr>
-      <w:r>
-        <w:t>Docking was not rerun. The reviewed repository did not contain receptor or ligand preparation files, PDBQT inputs, exact grid-centre coordinates, protonation/charge settings, configurations, exhaustiveness, numbers of runs, seeds, raw scores, commands, software environment, logs, poses, or interaction tables. Consequently, the values are labelled “source-reported.” SD does not have an interpretable experimental or computational denominator until the missing run definition is supplied. Vina scores were not converted to binding affinities or free energies [51,52]. The imported PDF is retained as a provenance artefact; the revised SVG/PNG adds the reporting boundary directly to the figure.</w:t>
-      </w:r>
-    </w:p>
-    <w:p>
-      <w:pPr>
-        <w:pStyle w:val="Heading3"/>
-        <w:keepNext/>
-      </w:pPr>
-      <w:r>
-        <w:t>2.8 Prospective GROMACS molecular-dynamics protocol</w:t>
-      </w:r>
-    </w:p>
-    <w:p>
-      <w:pPr>
-        <w:pStyle w:val="Normal"/>
-      </w:pPr>
-      <w:r>
-        <w:t xml:space="preserve">A downstream MD protocol was registered from the </w:t>
-      </w:r>
-      <w:r>
-        <w:rPr>
-          <w:rFonts w:ascii="Consolas" w:hAnsi="Consolas" w:eastAsia="等线"/>
-          <w:shd w:val="clear" w:color="auto" w:fill="F2F4F7"/>
-        </w:rPr>
-        <w:t>gromacs_md/</w:t>
-      </w:r>
-      <w:r>
-        <w:t xml:space="preserve"> directory of </w:t>
-      </w:r>
-      <w:r>
-        <w:rPr>
-          <w:rFonts w:ascii="Consolas" w:hAnsi="Consolas" w:eastAsia="等线"/>
-          <w:shd w:val="clear" w:color="auto" w:fill="F2F4F7"/>
-        </w:rPr>
-        <w:t>shaohuawen03-cyber/asd</w:t>
-      </w:r>
-      <w:r>
-        <w:t xml:space="preserve"> at commit </w:t>
-      </w:r>
-      <w:r>
-        <w:rPr>
-          <w:rFonts w:ascii="Consolas" w:hAnsi="Consolas" w:eastAsia="等线"/>
-          <w:shd w:val="clear" w:color="auto" w:fill="F2F4F7"/>
-        </w:rPr>
-        <w:t>f11cd3751e8fce53dbf1a335ef1d8fa777751ef5</w:t>
-      </w:r>
-      <w:r>
-        <w:t xml:space="preserve"> (https://github.com/shaohuawen03-cyber/asd/tree/arena/019ff90e-asd/gromacs_md). The controlling files were the executable </w:t>
-      </w:r>
-      <w:r>
-        <w:rPr>
-          <w:rFonts w:ascii="Consolas" w:hAnsi="Consolas" w:eastAsia="等线"/>
-          <w:shd w:val="clear" w:color="auto" w:fill="F2F4F7"/>
-        </w:rPr>
-        <w:t>mdp/100ns/*.mdp</w:t>
-      </w:r>
-      <w:r>
-        <w:t xml:space="preserve"> parameter set and </w:t>
-      </w:r>
-      <w:r>
-        <w:rPr>
-          <w:rFonts w:ascii="Consolas" w:hAnsi="Consolas" w:eastAsia="等线"/>
-          <w:shd w:val="clear" w:color="auto" w:fill="F2F4F7"/>
-        </w:rPr>
-        <w:t>scripts/run_all.sh</w:t>
-      </w:r>
-      <w:r>
-        <w:t>, rather than narrative references elsewhere in that repository to a different production duration. The planned systems comprise apo human AChE and AChE complexes labelled for ALLLHRC, FLLHTTR, and YLSLLQR. At the audited commit, the required complex PDB inputs were not present in the repository input directory; the protocol is therefore reported prospectively and not as an executed analysis.</w:t>
-      </w:r>
-    </w:p>
-    <w:p>
-      <w:pPr>
-        <w:pStyle w:val="Normal"/>
-      </w:pPr>
-      <w:r>
-        <w:t xml:space="preserve">The configured workflow uses GROMACS with </w:t>
-      </w:r>
-      <w:r>
-        <w:rPr>
-          <w:rFonts w:ascii="Consolas" w:hAnsi="Consolas" w:eastAsia="等线"/>
-          <w:shd w:val="clear" w:color="auto" w:fill="F2F4F7"/>
-        </w:rPr>
-        <w:t>amber99sb-ildn</w:t>
-      </w:r>
-      <w:r>
-        <w:t xml:space="preserve"> as the default force field, TIP3P water topology, a triclinic periodic box with a 1.0-nm solute–boundary distance, and neutralization plus 0.15 mol/L NaCl. Energy minimization is specified as 2,000 steepest-descent steps with 1,255 kJ mol⁻¹ nm⁻² heavy-atom positional restraints. This is followed by 1.0 ns restrained NVT heating from 10 to 300 K with velocity-rescale temperature coupling, 1.0 ns restrained NPT equilibration, and 1.0 ns unrestrained NPT equilibration at 300 K and 1 bar. The prospective production stage is 100 ns with a 2-fs time step, LINCS constraints on hydrogen-containing bonds, 1.2-nm real-space cutoffs, force-switched van der Waals interactions from 1.0 nm, particle-mesh Ewald electrostatics, velocity-rescale temperature coupling, and Berendsen pressure coupling. Coordinates are scheduled every 20 ps, yielding 5,000 planned frames per trajectory.</w:t>
-      </w:r>
-    </w:p>
-    <w:p>
-      <w:pPr>
-        <w:pStyle w:val="Normal"/>
-      </w:pPr>
-      <w:r>
-        <w:t>Prespecified trajectory outputs include complex-, AChE-, and peptide-level RMSD/RMSF, radius of gyration, solvent-accessible surface area, radial distribution functions, DSSP-derived secondary structure, hydrogen bonds, residue contacts, and bridging-water analyses. Before any MD result can be accepted, the starting coordinates, terminal and protonation states, topology hashes, exact GROMACS version, random seeds, replicate design, commands, logs, TPR, trajectory, energy, checkpoint, and final-coordinate files must be archived. Incomplete analysis artefacts in the referenced repository were excluded; no stability, convergence, contact, or between-system MD conclusion is reported here.</w:t>
-      </w:r>
-    </w:p>
-    <w:p>
-      <w:pPr>
-        <w:pStyle w:val="Heading3"/>
-        <w:keepNext/>
-      </w:pPr>
-      <w:r>
-        <w:t>2.9 Descriptive statistics and audit rules</w:t>
-      </w:r>
-    </w:p>
-    <w:p>
-      <w:pPr>
-        <w:pStyle w:val="Normal"/>
-      </w:pPr>
-      <w:r>
-        <w:t>Counts were transcribed from Tier A. Percentages were recomputed as 100×n/N with explicit denominators. Candidate sequences are computational accounting units nested within samples, genomes, and homologous sequence groups; they are not independent biological replicates. Without subject/sample-to-candidate rows, nominal Fisher or χ² tests on aggregate peptide counts would create pseudoreplication and artificially narrow uncertainty. No p value, confidence interval, effect estimate, receiver-operating characteristic, power calculation, or multiplicity correction was therefore reported for healthy-versus-periodontitis comparisons.</w:t>
-      </w:r>
-    </w:p>
-    <w:p>
-      <w:pPr>
-        <w:pStyle w:val="Normal"/>
-      </w:pPr>
-      <w:r>
-        <w:t>Standard-library scripts checked branch sums, numerator≤denominator constraints, the NTxPred2 evaluated/not-evaluated partition, downstream monotonicity, the 8/12 threshold sensitivity, sequence composition, and score ordering. These are arithmetic and provenance checks, not independent reruns of the biological pipeline or docking.</w:t>
-      </w:r>
-    </w:p>
-    <w:p>
-      <w:pPr>
-        <w:pStyle w:val="Heading3"/>
-        <w:keepNext/>
-      </w:pPr>
-      <w:r>
-        <w:t>2.10 Literature and reporting integrity</w:t>
-      </w:r>
-    </w:p>
-    <w:p>
-      <w:pPr>
-        <w:pStyle w:val="Normal"/>
-      </w:pPr>
-      <w:r>
-        <w:t>The external bibliography was not imported wholesale. Duplicates, correction-note-only erroneous identifiers, material associated with previously excluded files, and references not used by the revised argument were removed. The final 53-reference set was checked for DOI inventory parity across English, Chinese, the verification record, and BibTeX. The curated DOI inventory was retained as the reference-control record for this analysis.</w:t>
-      </w:r>
-    </w:p>
-    <w:p>
-      <w:pPr>
-        <w:pStyle w:val="Heading2"/>
-        <w:keepNext/>
-      </w:pPr>
-      <w:r>
-        <w:t>3. Results</w:t>
-      </w:r>
-    </w:p>
-    <w:p>
-      <w:pPr>
-        <w:pStyle w:val="Heading3"/>
-        <w:keepNext/>
-      </w:pPr>
-      <w:r>
-        <w:t>3.1 Evidence filtering reduced each raw smORF library by more than 99.7%</w:t>
-      </w:r>
-    </w:p>
-    <w:p>
-      <w:pPr>
-        <w:pStyle w:val="Normal"/>
-      </w:pPr>
-      <w:r>
-        <w:t>The healthy and periodontitis branches began with 11,269,961 and 11,721,988 smORFs. Evidence filtering and dereplication retained 31,510 healthy candidates (0.2796%) and 33,786 periodontitis-branch candidates (0.2882%). Short- plus long-branch counts exactly reproduced each filtered total. These percentages describe computational retention, not participant prevalence or disease enrichment.</w:t>
+        <w:t>The healthy-labelled and periodontitis-labelled branches began with 11,269,961 and 11,721,988 smORFs. Sequence-evidence filtering and dereplication retained 31,510 (0.2796%) and 33,786 (0.2882%) candidates, respectively (Table 1). Short- plus long-branch counts reproduced each filtered total. These percentages describe computational retention, not participant prevalence or disease enrichment.</w:t>
       </w:r>
     </w:p>
     <w:p>
@@ -1029,21 +1030,21 @@
         <w:rPr>
           <w:b/>
         </w:rPr>
-        <w:t>Table 1. Aggregate candidate libraries and BBB-high outputs</w:t>
+        <w:t>Table 1. Aggregate candidate libraries and BBB-high outputs.</w:t>
       </w:r>
     </w:p>
     <w:tbl>
       <w:tblPr>
-        <w:tblStyle w:val="TableGrid"/>
+        <w:tblStyle w:val="ThreeLineTable"/>
         <w:tblW w:w="5000" w:type="pct"/>
         <w:tblLayout w:type="fixed"/>
         <w:tblBorders>
-          <w:top w:val="single" w:sz="4" w:space="0" w:color="9AA6B2"/>
-          <w:left w:val="single" w:sz="4" w:space="0" w:color="9AA6B2"/>
-          <w:bottom w:val="single" w:sz="4" w:space="0" w:color="9AA6B2"/>
-          <w:right w:val="single" w:sz="4" w:space="0" w:color="9AA6B2"/>
-          <w:insideH w:val="single" w:sz="4" w:space="0" w:color="9AA6B2"/>
-          <w:insideV w:val="single" w:sz="4" w:space="0" w:color="9AA6B2"/>
+          <w:top w:val="single" w:sz="12" w:space="0" w:color="000000"/>
+          <w:left w:val="nil"/>
+          <w:bottom w:val="single" w:sz="12" w:space="0" w:color="000000"/>
+          <w:right w:val="nil"/>
+          <w:insideH w:val="nil"/>
+          <w:insideV w:val="nil"/>
         </w:tblBorders>
         <w:tblCellMar>
           <w:top w:w="70" w:type="dxa"/>
@@ -1068,7 +1069,9 @@
         <w:tc>
           <w:tcPr>
             <w:tcW w:w="1337" w:type="dxa"/>
-            <w:shd w:val="clear" w:color="auto" w:fill="DCE6F1"/>
+            <w:tcBorders>
+              <w:bottom w:val="single" w:sz="8" w:space="0" w:color="000000"/>
+            </w:tcBorders>
             <w:vAlign w:val="center"/>
           </w:tcPr>
           <w:p>
@@ -1088,7 +1091,9 @@
         <w:tc>
           <w:tcPr>
             <w:tcW w:w="1337" w:type="dxa"/>
-            <w:shd w:val="clear" w:color="auto" w:fill="DCE6F1"/>
+            <w:tcBorders>
+              <w:bottom w:val="single" w:sz="8" w:space="0" w:color="000000"/>
+            </w:tcBorders>
             <w:vAlign w:val="center"/>
           </w:tcPr>
           <w:p>
@@ -1108,7 +1113,9 @@
         <w:tc>
           <w:tcPr>
             <w:tcW w:w="1337" w:type="dxa"/>
-            <w:shd w:val="clear" w:color="auto" w:fill="DCE6F1"/>
+            <w:tcBorders>
+              <w:bottom w:val="single" w:sz="8" w:space="0" w:color="000000"/>
+            </w:tcBorders>
             <w:vAlign w:val="center"/>
           </w:tcPr>
           <w:p>
@@ -1128,7 +1135,9 @@
         <w:tc>
           <w:tcPr>
             <w:tcW w:w="1337" w:type="dxa"/>
-            <w:shd w:val="clear" w:color="auto" w:fill="DCE6F1"/>
+            <w:tcBorders>
+              <w:bottom w:val="single" w:sz="8" w:space="0" w:color="000000"/>
+            </w:tcBorders>
             <w:vAlign w:val="center"/>
           </w:tcPr>
           <w:p>
@@ -1148,7 +1157,9 @@
         <w:tc>
           <w:tcPr>
             <w:tcW w:w="1337" w:type="dxa"/>
-            <w:shd w:val="clear" w:color="auto" w:fill="DCE6F1"/>
+            <w:tcBorders>
+              <w:bottom w:val="single" w:sz="8" w:space="0" w:color="000000"/>
+            </w:tcBorders>
             <w:vAlign w:val="center"/>
           </w:tcPr>
           <w:p>
@@ -1168,7 +1179,9 @@
         <w:tc>
           <w:tcPr>
             <w:tcW w:w="1337" w:type="dxa"/>
-            <w:shd w:val="clear" w:color="auto" w:fill="DCE6F1"/>
+            <w:tcBorders>
+              <w:bottom w:val="single" w:sz="8" w:space="0" w:color="000000"/>
+            </w:tcBorders>
             <w:vAlign w:val="center"/>
           </w:tcPr>
           <w:p>
@@ -1188,7 +1201,9 @@
         <w:tc>
           <w:tcPr>
             <w:tcW w:w="1337" w:type="dxa"/>
-            <w:shd w:val="clear" w:color="auto" w:fill="DCE6F1"/>
+            <w:tcBorders>
+              <w:bottom w:val="single" w:sz="8" w:space="0" w:color="000000"/>
+            </w:tcBorders>
             <w:vAlign w:val="center"/>
           </w:tcPr>
           <w:p>
@@ -1222,7 +1237,7 @@
                 <w:sz w:val="17"/>
                 <w:szCs w:val="17"/>
               </w:rPr>
-              <w:t>Healthy</w:t>
+              <w:t>Healthy-labelled</w:t>
             </w:r>
           </w:p>
         </w:tc>
@@ -1357,7 +1372,7 @@
                 <w:sz w:val="17"/>
                 <w:szCs w:val="17"/>
               </w:rPr>
-              <w:t>Periodontitis cohort</w:t>
+              <w:t>Periodontitis-labelled</w:t>
             </w:r>
           </w:p>
         </w:tc>
@@ -1484,11 +1499,27 @@
     </w:p>
     <w:p>
       <w:pPr>
+        <w:pStyle w:val="Normal"/>
+      </w:pPr>
+      <w:r>
+        <w:t>Short-branch BBB-high rates were 10.99% and 10.52%, whereas long-branch rates were 4.20% and 6.98%. The periodontitis-labelled branch contributed 3,446 short and 72 long BBB-high outputs, for a combined 3,518; 97.95% were in the short branch. Its supplied short-candidate length summary contained 547 sequences at 5–7 aa, 2,893 at 8–15 aa, and 6 at 16–30 aa, with 72 long candidates at 31–50 aa. Missing row identities prevented overlap, taxonomic, and participant-distribution analyses.</w:t>
+      </w:r>
+    </w:p>
+    <w:p>
+      <w:pPr>
+        <w:pStyle w:val="Normal"/>
+      </w:pPr>
+      <w:r>
+        <w:t>The broad antimicrobial output showed near-complete positivity: 30,537/30,557 healthy-labelled short candidates (99.93%) and 32,721/32,754 periodontitis-labelled short candidates (99.90%) exceeded the common 0.80 threshold. This saturation is unlikely to estimate experimentally active oral antibiotics and instead suggests sequence-domain shift, calibration limitations, or an unsuitable common threshold for this label.</w:t>
+      </w:r>
+    </w:p>
+    <w:p>
+      <w:pPr>
         <w:pStyle w:val="Heading3"/>
         <w:keepNext/>
       </w:pPr>
       <w:r>
-        <w:t>3.2 BBB-high rates differed descriptively by length branch</w:t>
+        <w:t>3.2 Serial model filtering yielded 12- and 8-candidate endpoints</w:t>
       </w:r>
     </w:p>
     <w:p>
@@ -1496,49 +1527,7 @@
         <w:pStyle w:val="Normal"/>
       </w:pPr>
       <w:r>
-        <w:t>The short-branch BBB-high rates were 10.99% in healthy and 10.52% in periodontitis, whereas the long-branch rates were 4.20% and 6.98%. The periodontitis branch contributed 3,446 short and 72 long BBB-high outputs, for a combined 3,518. Short candidates constituted 3,446/3,518 (97.95%), and long candidates 72/3,518 (2.05%). These parallel proportions were not subjected to inferential testing because candidate-level independence was not established.</w:t>
-      </w:r>
-    </w:p>
-    <w:p>
-      <w:pPr>
-        <w:pStyle w:val="Normal"/>
-      </w:pPr>
-      <w:r>
-        <w:t>The principal record’s short-candidate length summary contained 547 sequences at 5–7 aa, 2,893 at 8–15 aa, and 6 at 16–30 aa; the 72 long candidates were 31–50 aa. Thus, the periodontitis BBB-high set was dominated by short sequences, but the missing row-level identities prevented overlap, taxonomic, and participant-distribution analyses.</w:t>
-      </w:r>
-    </w:p>
-    <w:p>
-      <w:pPr>
-        <w:pStyle w:val="Heading3"/>
-        <w:keepNext/>
-      </w:pPr>
-      <w:r>
-        <w:t>3.3 Multi-activity outputs included a saturation warning</w:t>
-      </w:r>
-    </w:p>
-    <w:p>
-      <w:pPr>
-        <w:pStyle w:val="Normal"/>
-      </w:pPr>
-      <w:r>
-        <w:t>The complete UniDL4BioPep category summaries are preserved in the supplement. One distribution is particularly important for interpretation: 30,537/30,557 healthy short candidates (99.93%) and 32,721/32,754 periodontitis short candidates (99.90%) were model-positive for the broad antimicrobial label. Near-universal positivity under a common 0.80 threshold is not a plausible estimate of experimentally active oral antibiotics. It signals possible sequence-domain shift, task calibration limitations, or a label-specific threshold problem and argues against treating cross-model agreement as independent validation.</w:t>
-      </w:r>
-    </w:p>
-    <w:p>
-      <w:pPr>
-        <w:pStyle w:val="Heading3"/>
-        <w:keepNext/>
-      </w:pPr>
-      <w:r>
-        <w:t>3.4 The periodontitis branch narrowed from 3,518 BBB-high candidates to 12/8 source-reported endpoints</w:t>
-      </w:r>
-    </w:p>
-    <w:p>
-      <w:pPr>
-        <w:pStyle w:val="Normal"/>
-      </w:pPr>
-      <w:r>
-        <w:t>NTxPred2 evaluated 3,299/3,518 candidates (93.77%); 219/3,518 (6.23%) fell below the stated model range and were not evaluated. Among evaluated candidates, 923/3,299 (27.98%) were predicted positive. The principal record then reported 111 mebipred-positive candidates. Of these, 15/111 (13.51%) met CHEL≥0.25, 12/111 (10.81%) additionally met FRS&lt;0.50, and 8/111 (7.21%) met FRS&lt;0.45. Tightening FRS retained 8/12 (66.67%) of the main count.</w:t>
+        <w:t>NTxPred2 evaluated 3,299/3,518 periodontitis-labelled BBB-high candidates (93.77%); 219/3,518 (6.23%) were below the stated model range. Among evaluated candidates, 923/3,299 (27.98%) were model-positive. The subsequent aggregate counts were 111 mebipred-positive candidates, 15 candidates with CHEL≥0.25, 12 candidates with CHEL≥0.25 and FRS&lt;0.50, and 8 candidates with CHEL≥0.25 and FRS&lt;0.45 (Table 2). Tightening the FRS threshold retained 8/12 (66.67%) of the main count. The absence of row-level handoff data prevents interpretation of 111/923 as a verified transition rate.</w:t>
       </w:r>
     </w:p>
     <w:p>
@@ -1549,21 +1538,21 @@
         <w:rPr>
           <w:b/>
         </w:rPr>
-        <w:t>Table 2. Aggregate periodontitis-branch prioritization record</w:t>
+        <w:t>Table 2. Aggregate periodontitis-labelled prioritization results.</w:t>
       </w:r>
     </w:p>
     <w:tbl>
       <w:tblPr>
-        <w:tblStyle w:val="TableGrid"/>
+        <w:tblStyle w:val="ThreeLineTable"/>
         <w:tblW w:w="5000" w:type="pct"/>
         <w:tblLayout w:type="fixed"/>
         <w:tblBorders>
-          <w:top w:val="single" w:sz="4" w:space="0" w:color="9AA6B2"/>
-          <w:left w:val="single" w:sz="4" w:space="0" w:color="9AA6B2"/>
-          <w:bottom w:val="single" w:sz="4" w:space="0" w:color="9AA6B2"/>
-          <w:right w:val="single" w:sz="4" w:space="0" w:color="9AA6B2"/>
-          <w:insideH w:val="single" w:sz="4" w:space="0" w:color="9AA6B2"/>
-          <w:insideV w:val="single" w:sz="4" w:space="0" w:color="9AA6B2"/>
+          <w:top w:val="single" w:sz="12" w:space="0" w:color="000000"/>
+          <w:left w:val="nil"/>
+          <w:bottom w:val="single" w:sz="12" w:space="0" w:color="000000"/>
+          <w:right w:val="nil"/>
+          <w:insideH w:val="nil"/>
+          <w:insideV w:val="nil"/>
         </w:tblBorders>
         <w:tblCellMar>
           <w:top w:w="70" w:type="dxa"/>
@@ -1585,7 +1574,9 @@
         <w:tc>
           <w:tcPr>
             <w:tcW w:w="2340" w:type="dxa"/>
-            <w:shd w:val="clear" w:color="auto" w:fill="DCE6F1"/>
+            <w:tcBorders>
+              <w:bottom w:val="single" w:sz="8" w:space="0" w:color="000000"/>
+            </w:tcBorders>
             <w:vAlign w:val="center"/>
           </w:tcPr>
           <w:p>
@@ -1605,7 +1596,9 @@
         <w:tc>
           <w:tcPr>
             <w:tcW w:w="2340" w:type="dxa"/>
-            <w:shd w:val="clear" w:color="auto" w:fill="DCE6F1"/>
+            <w:tcBorders>
+              <w:bottom w:val="single" w:sz="8" w:space="0" w:color="000000"/>
+            </w:tcBorders>
             <w:vAlign w:val="center"/>
           </w:tcPr>
           <w:p>
@@ -1625,7 +1618,9 @@
         <w:tc>
           <w:tcPr>
             <w:tcW w:w="2340" w:type="dxa"/>
-            <w:shd w:val="clear" w:color="auto" w:fill="DCE6F1"/>
+            <w:tcBorders>
+              <w:bottom w:val="single" w:sz="8" w:space="0" w:color="000000"/>
+            </w:tcBorders>
             <w:vAlign w:val="center"/>
           </w:tcPr>
           <w:p>
@@ -1645,20 +1640,22 @@
         <w:tc>
           <w:tcPr>
             <w:tcW w:w="2340" w:type="dxa"/>
-            <w:shd w:val="clear" w:color="auto" w:fill="DCE6F1"/>
-            <w:vAlign w:val="center"/>
-          </w:tcPr>
-          <w:p>
-            <w:pPr>
-              <w:pStyle w:val="TableText"/>
-              <w:spacing w:before="0" w:after="0" w:line="220" w:lineRule="auto"/>
-            </w:pPr>
-            <w:r>
-              <w:rPr>
-                <w:sz w:val="17"/>
-                <w:szCs w:val="17"/>
-              </w:rPr>
-              <w:t>Auditable denominator/status</w:t>
+            <w:tcBorders>
+              <w:bottom w:val="single" w:sz="8" w:space="0" w:color="000000"/>
+            </w:tcBorders>
+            <w:vAlign w:val="center"/>
+          </w:tcPr>
+          <w:p>
+            <w:pPr>
+              <w:pStyle w:val="TableText"/>
+              <w:spacing w:before="0" w:after="0" w:line="220" w:lineRule="auto"/>
+            </w:pPr>
+            <w:r>
+              <w:rPr>
+                <w:sz w:val="17"/>
+                <w:szCs w:val="17"/>
+              </w:rPr>
+              <w:t>Denominator or limitation</w:t>
             </w:r>
           </w:p>
         </w:tc>
@@ -2088,7 +2085,7 @@
                 <w:sz w:val="17"/>
                 <w:szCs w:val="17"/>
               </w:rPr>
-              <w:t>Source model label</w:t>
+              <w:t>Model-positive label</w:t>
             </w:r>
           </w:p>
         </w:tc>
@@ -2204,7 +2201,7 @@
                 <w:sz w:val="17"/>
                 <w:szCs w:val="17"/>
               </w:rPr>
-              <w:t>Source-reported downstream count; row-level handoff absent</w:t>
+              <w:t>Row-level handoff unavailable</w:t>
             </w:r>
           </w:p>
         </w:tc>
@@ -2282,7 +2279,7 @@
                 <w:sz w:val="17"/>
                 <w:szCs w:val="17"/>
               </w:rPr>
-              <w:t>111 reported metal-positive candidates</w:t>
+              <w:t>111 metal-positive candidates</w:t>
             </w:r>
           </w:p>
         </w:tc>
@@ -2360,7 +2357,7 @@
                 <w:sz w:val="17"/>
                 <w:szCs w:val="17"/>
               </w:rPr>
-              <w:t>111 reported metal-positive candidates</w:t>
+              <w:t>111 metal-positive candidates</w:t>
             </w:r>
           </w:p>
         </w:tc>
@@ -2438,7 +2435,7 @@
                 <w:sz w:val="17"/>
                 <w:szCs w:val="17"/>
               </w:rPr>
-              <w:t>111 reported metal-positive candidates; membership unavailable</w:t>
+              <w:t>Sequence membership unavailable</w:t>
             </w:r>
           </w:p>
         </w:tc>
@@ -2451,69 +2448,11 @@
     </w:p>
     <w:p>
       <w:pPr>
-        <w:pStyle w:val="Figure"/>
-        <w:jc w:val="center"/>
-        <w:keepNext/>
-      </w:pPr>
-      <w:r>
-        <w:drawing>
-          <wp:inline distT="0" distB="0" distL="0" distR="0">
-            <wp:extent cx="6150000" cy="5261666"/>
-            <wp:effectExtent l="0" t="0" r="0" b="0"/>
-            <wp:docPr id="1" name="Figure 1" descr="Figure 1. Evidence-bounded aggregate prioritization funnel"/>
-            <wp:cNvGraphicFramePr>
-              <a:graphicFrameLocks noChangeAspect="1"/>
-            </wp:cNvGraphicFramePr>
-            <a:graphic>
-              <a:graphicData uri="http://schemas.openxmlformats.org/drawingml/2006/picture">
-                <pic:pic>
-                  <pic:nvPicPr>
-                    <pic:cNvPr id="0" name="prioritization_funnel.png"/>
-                    <pic:cNvPicPr/>
-                  </pic:nvPicPr>
-                  <pic:blipFill>
-                    <a:blip r:embed="rId10"/>
-                    <a:stretch>
-                      <a:fillRect/>
-                    </a:stretch>
-                  </pic:blipFill>
-                  <pic:spPr>
-                    <a:xfrm>
-                      <a:off x="0" y="0"/>
-                      <a:ext cx="6150000" cy="5261666"/>
-                    </a:xfrm>
-                    <a:prstGeom prst="rect">
-                      <a:avLst/>
-                    </a:prstGeom>
-                  </pic:spPr>
-                </pic:pic>
-              </a:graphicData>
-            </a:graphic>
-          </wp:inline>
-        </w:drawing>
-      </w:r>
-    </w:p>
-    <w:p>
-      <w:pPr>
-        <w:pStyle w:val="Caption"/>
-      </w:pPr>
-      <w:r>
-        <w:rPr>
-          <w:b/>
-        </w:rPr>
-        <w:t>Figure 1.</w:t>
-      </w:r>
-      <w:r>
-        <w:t xml:space="preserve"> Aggregate screening funnel. Solid transitions are arithmetically reconstructable. The NTxPred2-to-mebipred transition remains dashed because row-level linkage is absent. The principal source lacks candidate identities; the external source record supplies twelve sequences but not their row-level screening lineage.</w:t>
-      </w:r>
-    </w:p>
-    <w:p>
-      <w:pPr>
         <w:pStyle w:val="Heading3"/>
         <w:keepNext/>
       </w:pPr>
       <w:r>
-        <w:t>3.5 The external sequence list was compositionally auditable</w:t>
+        <w:t>3.3 The twelve supplied sequences were compositionally distinct</w:t>
       </w:r>
     </w:p>
     <w:p>
@@ -2521,7 +2460,7 @@
         <w:pStyle w:val="Normal"/>
       </w:pPr>
       <w:r>
-        <w:t>The external source report listed twelve unique sequences, all composed of standard amino acids and 7–9 residues long (Table 3). Eleven contained histidine, six contained cysteine, and every sequence contained at least one Arg/Lys. These composition statements were reproduced directly from the strings. They are useful for synthesis and hypothesis design, but composition alone does not verify metal binding, BBB transport, toxicity, taxonomy, or correspondence to the principal source’s twelve rows.</w:t>
+        <w:t>The separate sequence table contained twelve unique peptides composed of standard amino acids and ranging from 7 to 9 residues (Table 3). Eleven contained histidine, six contained cysteine, and every sequence contained at least one Arg or Lys. These properties are useful for synthesis planning and hypothesis design, but they do not establish metal binding, BBB transport, toxicity, taxonomy, or correspondence to the twelve aggregate endpoint rows. The identities of the stricter 8-of-12 subset remain unknown because sequence-level FRS labels were unavailable.</w:t>
       </w:r>
     </w:p>
     <w:p>
@@ -2532,21 +2471,21 @@
         <w:rPr>
           <w:b/>
         </w:rPr>
-        <w:t>Table 3. Externally reported twelve-sequence set and independently recomputed composition</w:t>
+        <w:t>Table 3. Twelve-sequence set and recalculated composition.</w:t>
       </w:r>
     </w:p>
     <w:tbl>
       <w:tblPr>
-        <w:tblStyle w:val="TableGrid"/>
+        <w:tblStyle w:val="ThreeLineTable"/>
         <w:tblW w:w="5000" w:type="pct"/>
         <w:tblLayout w:type="fixed"/>
         <w:tblBorders>
-          <w:top w:val="single" w:sz="4" w:space="0" w:color="9AA6B2"/>
-          <w:left w:val="single" w:sz="4" w:space="0" w:color="9AA6B2"/>
-          <w:bottom w:val="single" w:sz="4" w:space="0" w:color="9AA6B2"/>
-          <w:right w:val="single" w:sz="4" w:space="0" w:color="9AA6B2"/>
-          <w:insideH w:val="single" w:sz="4" w:space="0" w:color="9AA6B2"/>
-          <w:insideV w:val="single" w:sz="4" w:space="0" w:color="9AA6B2"/>
+          <w:top w:val="single" w:sz="12" w:space="0" w:color="000000"/>
+          <w:left w:val="nil"/>
+          <w:bottom w:val="single" w:sz="12" w:space="0" w:color="000000"/>
+          <w:right w:val="nil"/>
+          <w:insideH w:val="nil"/>
+          <w:insideV w:val="nil"/>
         </w:tblBorders>
         <w:tblCellMar>
           <w:top w:w="70" w:type="dxa"/>
@@ -2571,27 +2510,31 @@
         <w:tc>
           <w:tcPr>
             <w:tcW w:w="1337" w:type="dxa"/>
-            <w:shd w:val="clear" w:color="auto" w:fill="DCE6F1"/>
-            <w:vAlign w:val="center"/>
-          </w:tcPr>
-          <w:p>
-            <w:pPr>
-              <w:pStyle w:val="TableText"/>
-              <w:spacing w:before="0" w:after="0" w:line="220" w:lineRule="auto"/>
-            </w:pPr>
-            <w:r>
-              <w:rPr>
-                <w:sz w:val="17"/>
-                <w:szCs w:val="17"/>
-              </w:rPr>
-              <w:t>Rank by reported Vina mean</w:t>
-            </w:r>
-          </w:p>
-        </w:tc>
-        <w:tc>
-          <w:tcPr>
-            <w:tcW w:w="1337" w:type="dxa"/>
-            <w:shd w:val="clear" w:color="auto" w:fill="DCE6F1"/>
+            <w:tcBorders>
+              <w:bottom w:val="single" w:sz="8" w:space="0" w:color="000000"/>
+            </w:tcBorders>
+            <w:vAlign w:val="center"/>
+          </w:tcPr>
+          <w:p>
+            <w:pPr>
+              <w:pStyle w:val="TableText"/>
+              <w:spacing w:before="0" w:after="0" w:line="220" w:lineRule="auto"/>
+            </w:pPr>
+            <w:r>
+              <w:rPr>
+                <w:sz w:val="17"/>
+                <w:szCs w:val="17"/>
+              </w:rPr>
+              <w:t>Rank by Vina mean</w:t>
+            </w:r>
+          </w:p>
+        </w:tc>
+        <w:tc>
+          <w:tcPr>
+            <w:tcW w:w="1337" w:type="dxa"/>
+            <w:tcBorders>
+              <w:bottom w:val="single" w:sz="8" w:space="0" w:color="000000"/>
+            </w:tcBorders>
             <w:vAlign w:val="center"/>
           </w:tcPr>
           <w:p>
@@ -2611,7 +2554,9 @@
         <w:tc>
           <w:tcPr>
             <w:tcW w:w="1337" w:type="dxa"/>
-            <w:shd w:val="clear" w:color="auto" w:fill="DCE6F1"/>
+            <w:tcBorders>
+              <w:bottom w:val="single" w:sz="8" w:space="0" w:color="000000"/>
+            </w:tcBorders>
             <w:vAlign w:val="center"/>
           </w:tcPr>
           <w:p>
@@ -2631,7 +2576,9 @@
         <w:tc>
           <w:tcPr>
             <w:tcW w:w="1337" w:type="dxa"/>
-            <w:shd w:val="clear" w:color="auto" w:fill="DCE6F1"/>
+            <w:tcBorders>
+              <w:bottom w:val="single" w:sz="8" w:space="0" w:color="000000"/>
+            </w:tcBorders>
             <w:vAlign w:val="center"/>
           </w:tcPr>
           <w:p>
@@ -2651,7 +2598,9 @@
         <w:tc>
           <w:tcPr>
             <w:tcW w:w="1337" w:type="dxa"/>
-            <w:shd w:val="clear" w:color="auto" w:fill="DCE6F1"/>
+            <w:tcBorders>
+              <w:bottom w:val="single" w:sz="8" w:space="0" w:color="000000"/>
+            </w:tcBorders>
             <w:vAlign w:val="center"/>
           </w:tcPr>
           <w:p>
@@ -2671,7 +2620,9 @@
         <w:tc>
           <w:tcPr>
             <w:tcW w:w="1337" w:type="dxa"/>
-            <w:shd w:val="clear" w:color="auto" w:fill="DCE6F1"/>
+            <w:tcBorders>
+              <w:bottom w:val="single" w:sz="8" w:space="0" w:color="000000"/>
+            </w:tcBorders>
             <w:vAlign w:val="center"/>
           </w:tcPr>
           <w:p>
@@ -2691,7 +2642,9 @@
         <w:tc>
           <w:tcPr>
             <w:tcW w:w="1337" w:type="dxa"/>
-            <w:shd w:val="clear" w:color="auto" w:fill="DCE6F1"/>
+            <w:tcBorders>
+              <w:bottom w:val="single" w:sz="8" w:space="0" w:color="000000"/>
+            </w:tcBorders>
             <w:vAlign w:val="center"/>
           </w:tcPr>
           <w:p>
@@ -4337,19 +4290,11 @@
     </w:p>
     <w:p>
       <w:pPr>
-        <w:pStyle w:val="Normal"/>
-      </w:pPr>
-      <w:r>
-        <w:t>The stricter 8-of-12 membership remains unknown because sequence-level FRS labels were not present in either evidence tier.</w:t>
-      </w:r>
-    </w:p>
-    <w:p>
-      <w:pPr>
         <w:pStyle w:val="Heading3"/>
         <w:keepNext/>
       </w:pPr>
       <w:r>
-        <w:t>3.6 Source-reported Vina summaries ordered the twelve sequences but did not reproduce docking</w:t>
+        <w:t>3.4 Available Vina summaries provided a descriptive ordering only</w:t>
       </w:r>
     </w:p>
     <w:p>
@@ -4357,7 +4302,7 @@
         <w:pStyle w:val="Normal"/>
       </w:pPr>
       <w:r>
-        <w:t>The external report supplied Vina means from −9.60 to −8.25 kcal/mol and SDs from 0.04 to 0.12 (Table 4; Figure 2). The ordering, uniqueness, and numeric ranges passed deterministic checks. The first three reported means were FLLHTTR −9.60, YLSLLQR −9.49, and ALLLHRC −9.29 kcal/mol; the last two were HLPLLHRCC −8.35 and HVLLLRQCA −8.25 kcal/mol.</w:t>
+        <w:t>The docking table contained Vina means from −9.60 to −8.25 kcal/mol and standard deviations from 0.04 to 0.12 (Table 4). FLLHTTR, YLSLLQR, and ALLLHRC had the three lowest means, whereas HLPLLHRCC and HVLLLRQCA had the two highest. The approximately 1.35-kcal/mol range describes only this scoring table. Without prepared inputs, run definitions, poses, or interaction files, residue-level contacts, target-site preference, affinity, and functional activity could not be evaluated.</w:t>
       </w:r>
     </w:p>
     <w:p>
@@ -4368,21 +4313,21 @@
         <w:rPr>
           <w:b/>
         </w:rPr>
-        <w:t>Table 4. Source-reported AutoDock Vina summary against human AChE PDB 4EY6</w:t>
+        <w:t>Table 4. Available AutoDock Vina summary for human AChE PDB 4EY6.</w:t>
       </w:r>
     </w:p>
     <w:tbl>
       <w:tblPr>
-        <w:tblStyle w:val="TableGrid"/>
+        <w:tblStyle w:val="ThreeLineTable"/>
         <w:tblW w:w="5000" w:type="pct"/>
         <w:tblLayout w:type="fixed"/>
         <w:tblBorders>
-          <w:top w:val="single" w:sz="4" w:space="0" w:color="9AA6B2"/>
-          <w:left w:val="single" w:sz="4" w:space="0" w:color="9AA6B2"/>
-          <w:bottom w:val="single" w:sz="4" w:space="0" w:color="9AA6B2"/>
-          <w:right w:val="single" w:sz="4" w:space="0" w:color="9AA6B2"/>
-          <w:insideH w:val="single" w:sz="4" w:space="0" w:color="9AA6B2"/>
-          <w:insideV w:val="single" w:sz="4" w:space="0" w:color="9AA6B2"/>
+          <w:top w:val="single" w:sz="12" w:space="0" w:color="000000"/>
+          <w:left w:val="nil"/>
+          <w:bottom w:val="single" w:sz="12" w:space="0" w:color="000000"/>
+          <w:right w:val="nil"/>
+          <w:insideH w:val="nil"/>
+          <w:insideV w:val="nil"/>
         </w:tblBorders>
         <w:tblCellMar>
           <w:top w:w="70" w:type="dxa"/>
@@ -4392,11 +4337,10 @@
         </w:tblCellMar>
       </w:tblPr>
       <w:tblGrid>
-        <w:gridCol w:w="1872"/>
-        <w:gridCol w:w="1872"/>
-        <w:gridCol w:w="1872"/>
-        <w:gridCol w:w="1872"/>
-        <w:gridCol w:w="1872"/>
+        <w:gridCol w:w="2340"/>
+        <w:gridCol w:w="2340"/>
+        <w:gridCol w:w="2340"/>
+        <w:gridCol w:w="2340"/>
       </w:tblGrid>
       <w:tr>
         <w:trPr>
@@ -4404,8 +4348,10 @@
         </w:trPr>
         <w:tc>
           <w:tcPr>
-            <w:tcW w:w="1872" w:type="dxa"/>
-            <w:shd w:val="clear" w:color="auto" w:fill="DCE6F1"/>
+            <w:tcW w:w="2340" w:type="dxa"/>
+            <w:tcBorders>
+              <w:bottom w:val="single" w:sz="8" w:space="0" w:color="000000"/>
+            </w:tcBorders>
             <w:vAlign w:val="center"/>
           </w:tcPr>
           <w:p>
@@ -4424,8 +4370,10 @@
         </w:tc>
         <w:tc>
           <w:tcPr>
-            <w:tcW w:w="1872" w:type="dxa"/>
-            <w:shd w:val="clear" w:color="auto" w:fill="DCE6F1"/>
+            <w:tcW w:w="2340" w:type="dxa"/>
+            <w:tcBorders>
+              <w:bottom w:val="single" w:sz="8" w:space="0" w:color="000000"/>
+            </w:tcBorders>
             <w:vAlign w:val="center"/>
           </w:tcPr>
           <w:p>
@@ -4444,61 +4392,45 @@
         </w:tc>
         <w:tc>
           <w:tcPr>
-            <w:tcW w:w="1872" w:type="dxa"/>
-            <w:shd w:val="clear" w:color="auto" w:fill="DCE6F1"/>
-            <w:vAlign w:val="center"/>
-          </w:tcPr>
-          <w:p>
-            <w:pPr>
-              <w:pStyle w:val="TableText"/>
-              <w:spacing w:before="0" w:after="0" w:line="220" w:lineRule="auto"/>
-            </w:pPr>
-            <w:r>
-              <w:rPr>
-                <w:sz w:val="17"/>
-                <w:szCs w:val="17"/>
-              </w:rPr>
-              <w:t>Reported mean (kcal/mol)</w:t>
-            </w:r>
-          </w:p>
-        </w:tc>
-        <w:tc>
-          <w:tcPr>
-            <w:tcW w:w="1872" w:type="dxa"/>
-            <w:shd w:val="clear" w:color="auto" w:fill="DCE6F1"/>
-            <w:vAlign w:val="center"/>
-          </w:tcPr>
-          <w:p>
-            <w:pPr>
-              <w:pStyle w:val="TableText"/>
-              <w:spacing w:before="0" w:after="0" w:line="220" w:lineRule="auto"/>
-            </w:pPr>
-            <w:r>
-              <w:rPr>
-                <w:sz w:val="17"/>
-                <w:szCs w:val="17"/>
-              </w:rPr>
-              <w:t>Reported SD</w:t>
-            </w:r>
-          </w:p>
-        </w:tc>
-        <w:tc>
-          <w:tcPr>
-            <w:tcW w:w="1872" w:type="dxa"/>
-            <w:shd w:val="clear" w:color="auto" w:fill="DCE6F1"/>
-            <w:vAlign w:val="center"/>
-          </w:tcPr>
-          <w:p>
-            <w:pPr>
-              <w:pStyle w:val="TableText"/>
-              <w:spacing w:before="0" w:after="0" w:line="220" w:lineRule="auto"/>
-            </w:pPr>
-            <w:r>
-              <w:rPr>
-                <w:sz w:val="17"/>
-                <w:szCs w:val="17"/>
-              </w:rPr>
-              <w:t>Current evidentiary status</w:t>
+            <w:tcW w:w="2340" w:type="dxa"/>
+            <w:tcBorders>
+              <w:bottom w:val="single" w:sz="8" w:space="0" w:color="000000"/>
+            </w:tcBorders>
+            <w:vAlign w:val="center"/>
+          </w:tcPr>
+          <w:p>
+            <w:pPr>
+              <w:pStyle w:val="TableText"/>
+              <w:spacing w:before="0" w:after="0" w:line="220" w:lineRule="auto"/>
+            </w:pPr>
+            <w:r>
+              <w:rPr>
+                <w:sz w:val="17"/>
+                <w:szCs w:val="17"/>
+              </w:rPr>
+              <w:t>Mean score (kcal/mol)</w:t>
+            </w:r>
+          </w:p>
+        </w:tc>
+        <w:tc>
+          <w:tcPr>
+            <w:tcW w:w="2340" w:type="dxa"/>
+            <w:tcBorders>
+              <w:bottom w:val="single" w:sz="8" w:space="0" w:color="000000"/>
+            </w:tcBorders>
+            <w:vAlign w:val="center"/>
+          </w:tcPr>
+          <w:p>
+            <w:pPr>
+              <w:pStyle w:val="TableText"/>
+              <w:spacing w:before="0" w:after="0" w:line="220" w:lineRule="auto"/>
+            </w:pPr>
+            <w:r>
+              <w:rPr>
+                <w:sz w:val="17"/>
+                <w:szCs w:val="17"/>
+              </w:rPr>
+              <w:t>SD</w:t>
             </w:r>
           </w:p>
         </w:tc>
@@ -4506,7 +4438,7 @@
       <w:tr>
         <w:tc>
           <w:tcPr>
-            <w:tcW w:w="1872" w:type="dxa"/>
+            <w:tcW w:w="2340" w:type="dxa"/>
             <w:vAlign w:val="center"/>
           </w:tcPr>
           <w:p>
@@ -4525,7 +4457,7 @@
         </w:tc>
         <w:tc>
           <w:tcPr>
-            <w:tcW w:w="1872" w:type="dxa"/>
+            <w:tcW w:w="2340" w:type="dxa"/>
             <w:vAlign w:val="center"/>
           </w:tcPr>
           <w:p>
@@ -4544,7 +4476,7 @@
         </w:tc>
         <w:tc>
           <w:tcPr>
-            <w:tcW w:w="1872" w:type="dxa"/>
+            <w:tcW w:w="2340" w:type="dxa"/>
             <w:vAlign w:val="center"/>
           </w:tcPr>
           <w:p>
@@ -4563,7 +4495,7 @@
         </w:tc>
         <w:tc>
           <w:tcPr>
-            <w:tcW w:w="1872" w:type="dxa"/>
+            <w:tcW w:w="2340" w:type="dxa"/>
             <w:vAlign w:val="center"/>
           </w:tcPr>
           <w:p>
@@ -4577,25 +4509,6 @@
                 <w:szCs w:val="17"/>
               </w:rPr>
               <w:t>0.08</w:t>
-            </w:r>
-          </w:p>
-        </w:tc>
-        <w:tc>
-          <w:tcPr>
-            <w:tcW w:w="1872" w:type="dxa"/>
-            <w:vAlign w:val="center"/>
-          </w:tcPr>
-          <w:p>
-            <w:pPr>
-              <w:pStyle w:val="TableText"/>
-              <w:spacing w:before="0" w:after="0" w:line="220" w:lineRule="auto"/>
-            </w:pPr>
-            <w:r>
-              <w:rPr>
-                <w:sz w:val="17"/>
-                <w:szCs w:val="17"/>
-              </w:rPr>
-              <w:t>Summary transcribed; raw runs/poses unavailable</w:t>
             </w:r>
           </w:p>
         </w:tc>
@@ -4603,7 +4516,7 @@
       <w:tr>
         <w:tc>
           <w:tcPr>
-            <w:tcW w:w="1872" w:type="dxa"/>
+            <w:tcW w:w="2340" w:type="dxa"/>
             <w:vAlign w:val="center"/>
           </w:tcPr>
           <w:p>
@@ -4622,7 +4535,7 @@
         </w:tc>
         <w:tc>
           <w:tcPr>
-            <w:tcW w:w="1872" w:type="dxa"/>
+            <w:tcW w:w="2340" w:type="dxa"/>
             <w:vAlign w:val="center"/>
           </w:tcPr>
           <w:p>
@@ -4641,7 +4554,7 @@
         </w:tc>
         <w:tc>
           <w:tcPr>
-            <w:tcW w:w="1872" w:type="dxa"/>
+            <w:tcW w:w="2340" w:type="dxa"/>
             <w:vAlign w:val="center"/>
           </w:tcPr>
           <w:p>
@@ -4660,7 +4573,7 @@
         </w:tc>
         <w:tc>
           <w:tcPr>
-            <w:tcW w:w="1872" w:type="dxa"/>
+            <w:tcW w:w="2340" w:type="dxa"/>
             <w:vAlign w:val="center"/>
           </w:tcPr>
           <w:p>
@@ -4674,25 +4587,6 @@
                 <w:szCs w:val="17"/>
               </w:rPr>
               <w:t>0.05</w:t>
-            </w:r>
-          </w:p>
-        </w:tc>
-        <w:tc>
-          <w:tcPr>
-            <w:tcW w:w="1872" w:type="dxa"/>
-            <w:vAlign w:val="center"/>
-          </w:tcPr>
-          <w:p>
-            <w:pPr>
-              <w:pStyle w:val="TableText"/>
-              <w:spacing w:before="0" w:after="0" w:line="220" w:lineRule="auto"/>
-            </w:pPr>
-            <w:r>
-              <w:rPr>
-                <w:sz w:val="17"/>
-                <w:szCs w:val="17"/>
-              </w:rPr>
-              <w:t>Same</w:t>
             </w:r>
           </w:p>
         </w:tc>
@@ -4700,7 +4594,7 @@
       <w:tr>
         <w:tc>
           <w:tcPr>
-            <w:tcW w:w="1872" w:type="dxa"/>
+            <w:tcW w:w="2340" w:type="dxa"/>
             <w:vAlign w:val="center"/>
           </w:tcPr>
           <w:p>
@@ -4719,7 +4613,7 @@
         </w:tc>
         <w:tc>
           <w:tcPr>
-            <w:tcW w:w="1872" w:type="dxa"/>
+            <w:tcW w:w="2340" w:type="dxa"/>
             <w:vAlign w:val="center"/>
           </w:tcPr>
           <w:p>
@@ -4738,7 +4632,7 @@
         </w:tc>
         <w:tc>
           <w:tcPr>
-            <w:tcW w:w="1872" w:type="dxa"/>
+            <w:tcW w:w="2340" w:type="dxa"/>
             <w:vAlign w:val="center"/>
           </w:tcPr>
           <w:p>
@@ -4757,7 +4651,7 @@
         </w:tc>
         <w:tc>
           <w:tcPr>
-            <w:tcW w:w="1872" w:type="dxa"/>
+            <w:tcW w:w="2340" w:type="dxa"/>
             <w:vAlign w:val="center"/>
           </w:tcPr>
           <w:p>
@@ -4771,25 +4665,6 @@
                 <w:szCs w:val="17"/>
               </w:rPr>
               <w:t>0.11</w:t>
-            </w:r>
-          </w:p>
-        </w:tc>
-        <w:tc>
-          <w:tcPr>
-            <w:tcW w:w="1872" w:type="dxa"/>
-            <w:vAlign w:val="center"/>
-          </w:tcPr>
-          <w:p>
-            <w:pPr>
-              <w:pStyle w:val="TableText"/>
-              <w:spacing w:before="0" w:after="0" w:line="220" w:lineRule="auto"/>
-            </w:pPr>
-            <w:r>
-              <w:rPr>
-                <w:sz w:val="17"/>
-                <w:szCs w:val="17"/>
-              </w:rPr>
-              <w:t>Same</w:t>
             </w:r>
           </w:p>
         </w:tc>
@@ -4797,7 +4672,7 @@
       <w:tr>
         <w:tc>
           <w:tcPr>
-            <w:tcW w:w="1872" w:type="dxa"/>
+            <w:tcW w:w="2340" w:type="dxa"/>
             <w:vAlign w:val="center"/>
           </w:tcPr>
           <w:p>
@@ -4816,7 +4691,7 @@
         </w:tc>
         <w:tc>
           <w:tcPr>
-            <w:tcW w:w="1872" w:type="dxa"/>
+            <w:tcW w:w="2340" w:type="dxa"/>
             <w:vAlign w:val="center"/>
           </w:tcPr>
           <w:p>
@@ -4835,7 +4710,7 @@
         </w:tc>
         <w:tc>
           <w:tcPr>
-            <w:tcW w:w="1872" w:type="dxa"/>
+            <w:tcW w:w="2340" w:type="dxa"/>
             <w:vAlign w:val="center"/>
           </w:tcPr>
           <w:p>
@@ -4854,7 +4729,7 @@
         </w:tc>
         <w:tc>
           <w:tcPr>
-            <w:tcW w:w="1872" w:type="dxa"/>
+            <w:tcW w:w="2340" w:type="dxa"/>
             <w:vAlign w:val="center"/>
           </w:tcPr>
           <w:p>
@@ -4868,25 +4743,6 @@
                 <w:szCs w:val="17"/>
               </w:rPr>
               <w:t>0.09</w:t>
-            </w:r>
-          </w:p>
-        </w:tc>
-        <w:tc>
-          <w:tcPr>
-            <w:tcW w:w="1872" w:type="dxa"/>
-            <w:vAlign w:val="center"/>
-          </w:tcPr>
-          <w:p>
-            <w:pPr>
-              <w:pStyle w:val="TableText"/>
-              <w:spacing w:before="0" w:after="0" w:line="220" w:lineRule="auto"/>
-            </w:pPr>
-            <w:r>
-              <w:rPr>
-                <w:sz w:val="17"/>
-                <w:szCs w:val="17"/>
-              </w:rPr>
-              <w:t>Same</w:t>
             </w:r>
           </w:p>
         </w:tc>
@@ -4894,7 +4750,7 @@
       <w:tr>
         <w:tc>
           <w:tcPr>
-            <w:tcW w:w="1872" w:type="dxa"/>
+            <w:tcW w:w="2340" w:type="dxa"/>
             <w:vAlign w:val="center"/>
           </w:tcPr>
           <w:p>
@@ -4913,7 +4769,7 @@
         </w:tc>
         <w:tc>
           <w:tcPr>
-            <w:tcW w:w="1872" w:type="dxa"/>
+            <w:tcW w:w="2340" w:type="dxa"/>
             <w:vAlign w:val="center"/>
           </w:tcPr>
           <w:p>
@@ -4932,7 +4788,7 @@
         </w:tc>
         <w:tc>
           <w:tcPr>
-            <w:tcW w:w="1872" w:type="dxa"/>
+            <w:tcW w:w="2340" w:type="dxa"/>
             <w:vAlign w:val="center"/>
           </w:tcPr>
           <w:p>
@@ -4951,7 +4807,7 @@
         </w:tc>
         <w:tc>
           <w:tcPr>
-            <w:tcW w:w="1872" w:type="dxa"/>
+            <w:tcW w:w="2340" w:type="dxa"/>
             <w:vAlign w:val="center"/>
           </w:tcPr>
           <w:p>
@@ -4965,25 +4821,6 @@
                 <w:szCs w:val="17"/>
               </w:rPr>
               <w:t>0.07</w:t>
-            </w:r>
-          </w:p>
-        </w:tc>
-        <w:tc>
-          <w:tcPr>
-            <w:tcW w:w="1872" w:type="dxa"/>
-            <w:vAlign w:val="center"/>
-          </w:tcPr>
-          <w:p>
-            <w:pPr>
-              <w:pStyle w:val="TableText"/>
-              <w:spacing w:before="0" w:after="0" w:line="220" w:lineRule="auto"/>
-            </w:pPr>
-            <w:r>
-              <w:rPr>
-                <w:sz w:val="17"/>
-                <w:szCs w:val="17"/>
-              </w:rPr>
-              <w:t>Same</w:t>
             </w:r>
           </w:p>
         </w:tc>
@@ -4991,7 +4828,7 @@
       <w:tr>
         <w:tc>
           <w:tcPr>
-            <w:tcW w:w="1872" w:type="dxa"/>
+            <w:tcW w:w="2340" w:type="dxa"/>
             <w:vAlign w:val="center"/>
           </w:tcPr>
           <w:p>
@@ -5010,7 +4847,7 @@
         </w:tc>
         <w:tc>
           <w:tcPr>
-            <w:tcW w:w="1872" w:type="dxa"/>
+            <w:tcW w:w="2340" w:type="dxa"/>
             <w:vAlign w:val="center"/>
           </w:tcPr>
           <w:p>
@@ -5029,7 +4866,7 @@
         </w:tc>
         <w:tc>
           <w:tcPr>
-            <w:tcW w:w="1872" w:type="dxa"/>
+            <w:tcW w:w="2340" w:type="dxa"/>
             <w:vAlign w:val="center"/>
           </w:tcPr>
           <w:p>
@@ -5048,7 +4885,7 @@
         </w:tc>
         <w:tc>
           <w:tcPr>
-            <w:tcW w:w="1872" w:type="dxa"/>
+            <w:tcW w:w="2340" w:type="dxa"/>
             <w:vAlign w:val="center"/>
           </w:tcPr>
           <w:p>
@@ -5062,25 +4899,6 @@
                 <w:szCs w:val="17"/>
               </w:rPr>
               <w:t>0.06</w:t>
-            </w:r>
-          </w:p>
-        </w:tc>
-        <w:tc>
-          <w:tcPr>
-            <w:tcW w:w="1872" w:type="dxa"/>
-            <w:vAlign w:val="center"/>
-          </w:tcPr>
-          <w:p>
-            <w:pPr>
-              <w:pStyle w:val="TableText"/>
-              <w:spacing w:before="0" w:after="0" w:line="220" w:lineRule="auto"/>
-            </w:pPr>
-            <w:r>
-              <w:rPr>
-                <w:sz w:val="17"/>
-                <w:szCs w:val="17"/>
-              </w:rPr>
-              <w:t>Same</w:t>
             </w:r>
           </w:p>
         </w:tc>
@@ -5088,7 +4906,7 @@
       <w:tr>
         <w:tc>
           <w:tcPr>
-            <w:tcW w:w="1872" w:type="dxa"/>
+            <w:tcW w:w="2340" w:type="dxa"/>
             <w:vAlign w:val="center"/>
           </w:tcPr>
           <w:p>
@@ -5107,7 +4925,7 @@
         </w:tc>
         <w:tc>
           <w:tcPr>
-            <w:tcW w:w="1872" w:type="dxa"/>
+            <w:tcW w:w="2340" w:type="dxa"/>
             <w:vAlign w:val="center"/>
           </w:tcPr>
           <w:p>
@@ -5126,7 +4944,7 @@
         </w:tc>
         <w:tc>
           <w:tcPr>
-            <w:tcW w:w="1872" w:type="dxa"/>
+            <w:tcW w:w="2340" w:type="dxa"/>
             <w:vAlign w:val="center"/>
           </w:tcPr>
           <w:p>
@@ -5145,7 +4963,7 @@
         </w:tc>
         <w:tc>
           <w:tcPr>
-            <w:tcW w:w="1872" w:type="dxa"/>
+            <w:tcW w:w="2340" w:type="dxa"/>
             <w:vAlign w:val="center"/>
           </w:tcPr>
           <w:p>
@@ -5159,25 +4977,6 @@
                 <w:szCs w:val="17"/>
               </w:rPr>
               <w:t>0.10</w:t>
-            </w:r>
-          </w:p>
-        </w:tc>
-        <w:tc>
-          <w:tcPr>
-            <w:tcW w:w="1872" w:type="dxa"/>
-            <w:vAlign w:val="center"/>
-          </w:tcPr>
-          <w:p>
-            <w:pPr>
-              <w:pStyle w:val="TableText"/>
-              <w:spacing w:before="0" w:after="0" w:line="220" w:lineRule="auto"/>
-            </w:pPr>
-            <w:r>
-              <w:rPr>
-                <w:sz w:val="17"/>
-                <w:szCs w:val="17"/>
-              </w:rPr>
-              <w:t>Same</w:t>
             </w:r>
           </w:p>
         </w:tc>
@@ -5185,7 +4984,7 @@
       <w:tr>
         <w:tc>
           <w:tcPr>
-            <w:tcW w:w="1872" w:type="dxa"/>
+            <w:tcW w:w="2340" w:type="dxa"/>
             <w:vAlign w:val="center"/>
           </w:tcPr>
           <w:p>
@@ -5204,7 +5003,7 @@
         </w:tc>
         <w:tc>
           <w:tcPr>
-            <w:tcW w:w="1872" w:type="dxa"/>
+            <w:tcW w:w="2340" w:type="dxa"/>
             <w:vAlign w:val="center"/>
           </w:tcPr>
           <w:p>
@@ -5223,7 +5022,7 @@
         </w:tc>
         <w:tc>
           <w:tcPr>
-            <w:tcW w:w="1872" w:type="dxa"/>
+            <w:tcW w:w="2340" w:type="dxa"/>
             <w:vAlign w:val="center"/>
           </w:tcPr>
           <w:p>
@@ -5242,7 +5041,7 @@
         </w:tc>
         <w:tc>
           <w:tcPr>
-            <w:tcW w:w="1872" w:type="dxa"/>
+            <w:tcW w:w="2340" w:type="dxa"/>
             <w:vAlign w:val="center"/>
           </w:tcPr>
           <w:p>
@@ -5256,25 +5055,6 @@
                 <w:szCs w:val="17"/>
               </w:rPr>
               <w:t>0.04</w:t>
-            </w:r>
-          </w:p>
-        </w:tc>
-        <w:tc>
-          <w:tcPr>
-            <w:tcW w:w="1872" w:type="dxa"/>
-            <w:vAlign w:val="center"/>
-          </w:tcPr>
-          <w:p>
-            <w:pPr>
-              <w:pStyle w:val="TableText"/>
-              <w:spacing w:before="0" w:after="0" w:line="220" w:lineRule="auto"/>
-            </w:pPr>
-            <w:r>
-              <w:rPr>
-                <w:sz w:val="17"/>
-                <w:szCs w:val="17"/>
-              </w:rPr>
-              <w:t>Same</w:t>
             </w:r>
           </w:p>
         </w:tc>
@@ -5282,7 +5062,7 @@
       <w:tr>
         <w:tc>
           <w:tcPr>
-            <w:tcW w:w="1872" w:type="dxa"/>
+            <w:tcW w:w="2340" w:type="dxa"/>
             <w:vAlign w:val="center"/>
           </w:tcPr>
           <w:p>
@@ -5301,7 +5081,7 @@
         </w:tc>
         <w:tc>
           <w:tcPr>
-            <w:tcW w:w="1872" w:type="dxa"/>
+            <w:tcW w:w="2340" w:type="dxa"/>
             <w:vAlign w:val="center"/>
           </w:tcPr>
           <w:p>
@@ -5320,7 +5100,7 @@
         </w:tc>
         <w:tc>
           <w:tcPr>
-            <w:tcW w:w="1872" w:type="dxa"/>
+            <w:tcW w:w="2340" w:type="dxa"/>
             <w:vAlign w:val="center"/>
           </w:tcPr>
           <w:p>
@@ -5339,7 +5119,7 @@
         </w:tc>
         <w:tc>
           <w:tcPr>
-            <w:tcW w:w="1872" w:type="dxa"/>
+            <w:tcW w:w="2340" w:type="dxa"/>
             <w:vAlign w:val="center"/>
           </w:tcPr>
           <w:p>
@@ -5353,25 +5133,6 @@
                 <w:szCs w:val="17"/>
               </w:rPr>
               <w:t>0.08</w:t>
-            </w:r>
-          </w:p>
-        </w:tc>
-        <w:tc>
-          <w:tcPr>
-            <w:tcW w:w="1872" w:type="dxa"/>
-            <w:vAlign w:val="center"/>
-          </w:tcPr>
-          <w:p>
-            <w:pPr>
-              <w:pStyle w:val="TableText"/>
-              <w:spacing w:before="0" w:after="0" w:line="220" w:lineRule="auto"/>
-            </w:pPr>
-            <w:r>
-              <w:rPr>
-                <w:sz w:val="17"/>
-                <w:szCs w:val="17"/>
-              </w:rPr>
-              <w:t>Same</w:t>
             </w:r>
           </w:p>
         </w:tc>
@@ -5379,7 +5140,7 @@
       <w:tr>
         <w:tc>
           <w:tcPr>
-            <w:tcW w:w="1872" w:type="dxa"/>
+            <w:tcW w:w="2340" w:type="dxa"/>
             <w:vAlign w:val="center"/>
           </w:tcPr>
           <w:p>
@@ -5398,7 +5159,7 @@
         </w:tc>
         <w:tc>
           <w:tcPr>
-            <w:tcW w:w="1872" w:type="dxa"/>
+            <w:tcW w:w="2340" w:type="dxa"/>
             <w:vAlign w:val="center"/>
           </w:tcPr>
           <w:p>
@@ -5417,7 +5178,7 @@
         </w:tc>
         <w:tc>
           <w:tcPr>
-            <w:tcW w:w="1872" w:type="dxa"/>
+            <w:tcW w:w="2340" w:type="dxa"/>
             <w:vAlign w:val="center"/>
           </w:tcPr>
           <w:p>
@@ -5436,7 +5197,7 @@
         </w:tc>
         <w:tc>
           <w:tcPr>
-            <w:tcW w:w="1872" w:type="dxa"/>
+            <w:tcW w:w="2340" w:type="dxa"/>
             <w:vAlign w:val="center"/>
           </w:tcPr>
           <w:p>
@@ -5450,25 +5211,6 @@
                 <w:szCs w:val="17"/>
               </w:rPr>
               <w:t>0.05</w:t>
-            </w:r>
-          </w:p>
-        </w:tc>
-        <w:tc>
-          <w:tcPr>
-            <w:tcW w:w="1872" w:type="dxa"/>
-            <w:vAlign w:val="center"/>
-          </w:tcPr>
-          <w:p>
-            <w:pPr>
-              <w:pStyle w:val="TableText"/>
-              <w:spacing w:before="0" w:after="0" w:line="220" w:lineRule="auto"/>
-            </w:pPr>
-            <w:r>
-              <w:rPr>
-                <w:sz w:val="17"/>
-                <w:szCs w:val="17"/>
-              </w:rPr>
-              <w:t>Same</w:t>
             </w:r>
           </w:p>
         </w:tc>
@@ -5476,7 +5218,7 @@
       <w:tr>
         <w:tc>
           <w:tcPr>
-            <w:tcW w:w="1872" w:type="dxa"/>
+            <w:tcW w:w="2340" w:type="dxa"/>
             <w:vAlign w:val="center"/>
           </w:tcPr>
           <w:p>
@@ -5495,7 +5237,7 @@
         </w:tc>
         <w:tc>
           <w:tcPr>
-            <w:tcW w:w="1872" w:type="dxa"/>
+            <w:tcW w:w="2340" w:type="dxa"/>
             <w:vAlign w:val="center"/>
           </w:tcPr>
           <w:p>
@@ -5514,7 +5256,7 @@
         </w:tc>
         <w:tc>
           <w:tcPr>
-            <w:tcW w:w="1872" w:type="dxa"/>
+            <w:tcW w:w="2340" w:type="dxa"/>
             <w:vAlign w:val="center"/>
           </w:tcPr>
           <w:p>
@@ -5533,7 +5275,7 @@
         </w:tc>
         <w:tc>
           <w:tcPr>
-            <w:tcW w:w="1872" w:type="dxa"/>
+            <w:tcW w:w="2340" w:type="dxa"/>
             <w:vAlign w:val="center"/>
           </w:tcPr>
           <w:p>
@@ -5547,25 +5289,6 @@
                 <w:szCs w:val="17"/>
               </w:rPr>
               <w:t>0.12</w:t>
-            </w:r>
-          </w:p>
-        </w:tc>
-        <w:tc>
-          <w:tcPr>
-            <w:tcW w:w="1872" w:type="dxa"/>
-            <w:vAlign w:val="center"/>
-          </w:tcPr>
-          <w:p>
-            <w:pPr>
-              <w:pStyle w:val="TableText"/>
-              <w:spacing w:before="0" w:after="0" w:line="220" w:lineRule="auto"/>
-            </w:pPr>
-            <w:r>
-              <w:rPr>
-                <w:sz w:val="17"/>
-                <w:szCs w:val="17"/>
-              </w:rPr>
-              <w:t>Same</w:t>
             </w:r>
           </w:p>
         </w:tc>
@@ -5573,7 +5296,7 @@
       <w:tr>
         <w:tc>
           <w:tcPr>
-            <w:tcW w:w="1872" w:type="dxa"/>
+            <w:tcW w:w="2340" w:type="dxa"/>
             <w:vAlign w:val="center"/>
           </w:tcPr>
           <w:p>
@@ -5592,7 +5315,7 @@
         </w:tc>
         <w:tc>
           <w:tcPr>
-            <w:tcW w:w="1872" w:type="dxa"/>
+            <w:tcW w:w="2340" w:type="dxa"/>
             <w:vAlign w:val="center"/>
           </w:tcPr>
           <w:p>
@@ -5611,7 +5334,7 @@
         </w:tc>
         <w:tc>
           <w:tcPr>
-            <w:tcW w:w="1872" w:type="dxa"/>
+            <w:tcW w:w="2340" w:type="dxa"/>
             <w:vAlign w:val="center"/>
           </w:tcPr>
           <w:p>
@@ -5630,7 +5353,7 @@
         </w:tc>
         <w:tc>
           <w:tcPr>
-            <w:tcW w:w="1872" w:type="dxa"/>
+            <w:tcW w:w="2340" w:type="dxa"/>
             <w:vAlign w:val="center"/>
           </w:tcPr>
           <w:p>
@@ -5644,25 +5367,6 @@
                 <w:szCs w:val="17"/>
               </w:rPr>
               <w:t>0.09</w:t>
-            </w:r>
-          </w:p>
-        </w:tc>
-        <w:tc>
-          <w:tcPr>
-            <w:tcW w:w="1872" w:type="dxa"/>
-            <w:vAlign w:val="center"/>
-          </w:tcPr>
-          <w:p>
-            <w:pPr>
-              <w:pStyle w:val="TableText"/>
-              <w:spacing w:before="0" w:after="0" w:line="220" w:lineRule="auto"/>
-            </w:pPr>
-            <w:r>
-              <w:rPr>
-                <w:sz w:val="17"/>
-                <w:szCs w:val="17"/>
-              </w:rPr>
-              <w:t>Same</w:t>
             </w:r>
           </w:p>
         </w:tc>
@@ -5675,68 +5379,11 @@
     </w:p>
     <w:p>
       <w:pPr>
-        <w:pStyle w:val="Figure"/>
-        <w:jc w:val="center"/>
+        <w:pStyle w:val="Heading2"/>
         <w:keepNext/>
       </w:pPr>
       <w:r>
-        <w:drawing>
-          <wp:inline distT="0" distB="0" distL="0" distR="0">
-            <wp:extent cx="6150000" cy="3613125"/>
-            <wp:effectExtent l="0" t="0" r="0" b="0"/>
-            <wp:docPr id="2" name="Figure 2" descr="Figure 2. Source-reported PAS-focused docking score summary"/>
-            <wp:cNvGraphicFramePr>
-              <a:graphicFrameLocks noChangeAspect="1"/>
-            </wp:cNvGraphicFramePr>
-            <a:graphic>
-              <a:graphicData uri="http://schemas.openxmlformats.org/drawingml/2006/picture">
-                <pic:pic>
-                  <pic:nvPicPr>
-                    <pic:cNvPr id="0" name="fig5_docking_scores.png"/>
-                    <pic:cNvPicPr/>
-                  </pic:nvPicPr>
-                  <pic:blipFill>
-                    <a:blip r:embed="rId11"/>
-                    <a:stretch>
-                      <a:fillRect/>
-                    </a:stretch>
-                  </pic:blipFill>
-                  <pic:spPr>
-                    <a:xfrm>
-                      <a:off x="0" y="0"/>
-                      <a:ext cx="6150000" cy="3613125"/>
-                    </a:xfrm>
-                    <a:prstGeom prst="rect">
-                      <a:avLst/>
-                    </a:prstGeom>
-                  </pic:spPr>
-                </pic:pic>
-              </a:graphicData>
-            </a:graphic>
-          </wp:inline>
-        </w:drawing>
-      </w:r>
-    </w:p>
-    <w:p>
-      <w:pPr>
-        <w:pStyle w:val="Caption"/>
-      </w:pPr>
-      <w:r>
-        <w:rPr>
-          <w:b/>
-        </w:rPr>
-        <w:t>Figure 2.</w:t>
-      </w:r>
-      <w:r>
-        <w:t xml:space="preserve"> Descriptive visualization of source-reported Vina means±SD against PDB 4EY6. Values were transcribed from external source record and were not independently reproduced. The missing run definition prevents interpreting SD as a known number of independent repetitions; Vina scores are not binding free energies [51,52].</w:t>
-      </w:r>
-    </w:p>
-    <w:p>
-      <w:pPr>
-        <w:pStyle w:val="Normal"/>
-      </w:pPr>
-      <w:r>
-        <w:t>The external narrative additionally described PAS/gorge contacts, but no pose or interaction file was available. Residue-level contact claims were therefore not promoted to audited observations. The defensible structural result is limited to a reported within-set score ordering with unresolved computational provenance.</w:t>
+        <w:t>4. Discussion</w:t>
       </w:r>
     </w:p>
     <w:p>
@@ -5745,7 +5392,7 @@
         <w:keepNext/>
       </w:pPr>
       <w:r>
-        <w:t>3.7 The evidence ladder advanced only partially</w:t>
+        <w:t>4.1 Principal findings</w:t>
       </w:r>
     </w:p>
     <w:p>
@@ -5753,65 +5400,217 @@
         <w:pStyle w:val="Normal"/>
       </w:pPr>
       <w:r>
-        <w:t>The external sequence list resolves the practical problem of having no molecules to synthesize, but it does not resolve lineage: no stable identifier links each sequence to a subject, assembly, evidence match, predictor row, CHEL/FRS row, or the stricter subset. Likewise, docking summaries do not replace reproducible docking artefacts. Translation/expression, BBB transport, cellular toxicity, metal-dependent chemistry, and disease relevance remain untested.</w:t>
-      </w:r>
-    </w:p>
-    <w:p>
-      <w:pPr>
-        <w:pStyle w:val="Figure"/>
-        <w:jc w:val="center"/>
+        <w:t>This computation-only analysis reduced a very large oral-smORF search space to two clearly bounded objects for follow-up: an aggregate endpoint of 12 candidates with a stricter count of 8, and a separate list of twelve explicit 7–9-aa sequences accompanied by descriptive AChE docking scores. The aggregate arithmetic, predictor applicability, sequence composition, and score ordering could be checked. The sequence-level connection between the funnel and the explicit peptide list, however, could not be established. The main value is therefore prioritization and identification of the information required for validation, not demonstration of a peptide-mediated AD mechanism.</w:t>
+      </w:r>
+    </w:p>
+    <w:p>
+      <w:pPr>
+        <w:pStyle w:val="Normal"/>
+      </w:pPr>
+      <w:r>
+        <w:t>The filtering sequence should not be interpreted as accumulating independent evidence. ESM-derived representations, sequence-composition features, and task-specific training sets can produce correlated errors. Near-universal antimicrobial positivity in the short-peptide branches highlights this concern. A score above a threshold may be useful for ranking, but it does not establish BBB transport, neurotoxicity, metal binding, antioxidant activity, or biological exposure.</w:t>
+      </w:r>
+    </w:p>
+    <w:p>
+      <w:pPr>
+        <w:pStyle w:val="Heading3"/>
         <w:keepNext/>
       </w:pPr>
       <w:r>
-        <w:drawing>
-          <wp:inline distT="0" distB="0" distL="0" distR="0">
-            <wp:extent cx="6150000" cy="3348333"/>
-            <wp:effectExtent l="0" t="0" r="0" b="0"/>
-            <wp:docPr id="3" name="Figure 3" descr="Figure 3. Evidence ladder"/>
-            <wp:cNvGraphicFramePr>
-              <a:graphicFrameLocks noChangeAspect="1"/>
-            </wp:cNvGraphicFramePr>
-            <a:graphic>
-              <a:graphicData uri="http://schemas.openxmlformats.org/drawingml/2006/picture">
-                <pic:pic>
-                  <pic:nvPicPr>
-                    <pic:cNvPr id="0" name="evidence_ladder.png"/>
-                    <pic:cNvPicPr/>
-                  </pic:nvPicPr>
-                  <pic:blipFill>
-                    <a:blip r:embed="rId12"/>
-                    <a:stretch>
-                      <a:fillRect/>
-                    </a:stretch>
-                  </pic:blipFill>
-                  <pic:spPr>
-                    <a:xfrm>
-                      <a:off x="0" y="0"/>
-                      <a:ext cx="6150000" cy="3348333"/>
-                    </a:xfrm>
-                    <a:prstGeom prst="rect">
-                      <a:avLst/>
-                    </a:prstGeom>
-                  </pic:spPr>
-                </pic:pic>
-              </a:graphicData>
-            </a:graphic>
-          </wp:inline>
-        </w:drawing>
-      </w:r>
-    </w:p>
-    <w:p>
-      <w:pPr>
-        <w:pStyle w:val="Caption"/>
-      </w:pPr>
-      <w:r>
-        <w:rPr>
-          <w:b/>
-        </w:rPr>
-        <w:t>Figure 3.</w:t>
-      </w:r>
-      <w:r>
-        <w:t xml:space="preserve"> Evidence ladder after integration of the external source record and prospective MD workflow. Aggregate screening is reached; the twelve sequences and docking scores are partial, source-reported additions; the MD stage contains a registered method but no accepted trajectory result. Raw lineage and docking artefacts, expression, exposure, phenotype, mechanism, and causality remain unresolved or untested.</w:t>
+        <w:t>4.2 Relation to current smORF and peptide-discovery standards</w:t>
+      </w:r>
+    </w:p>
+    <w:p>
+      <w:pPr>
+        <w:pStyle w:val="Normal"/>
+      </w:pPr>
+      <w:r>
+        <w:t xml:space="preserve">Contemporary smORF discovery increasingly combines coding evidence, transcriptomics, ribosome association, targeted proteomics, conservation, and functional assays </w:t>
+      </w:r>
+      <w:r>
+        <w:t>[23–27]</w:t>
+      </w:r>
+      <w:r>
+        <w:t>. The present exact-match filter narrows the sequence space and may support prior observation of a peptide or related sequence, but a match across heterogeneous oral resources does not demonstrate expression in the supplied disease-labelled branch. Taxonomic ambiguity is particularly important for short peptides because many sequences may map to multiple taxa, homologues, or translated frames.</w:t>
+      </w:r>
+    </w:p>
+    <w:p>
+      <w:pPr>
+        <w:pStyle w:val="Normal"/>
+      </w:pPr>
+      <w:r>
+        <w:t>A defensible follow-up requires a candidate-level matrix linking each sequence to genomic coordinates, assembly, sample, clinical label, taxonomic assignment, peptide-spectrum evidence, predictor scores, applicability flags, and final membership. Without this structure, the similar aggregate retention fractions in the two starting libraries cannot be interpreted as enrichment or depletion, and the periodontitis label cannot be transferred to an individual peptide.</w:t>
+      </w:r>
+    </w:p>
+    <w:p>
+      <w:pPr>
+        <w:pStyle w:val="Heading3"/>
+        <w:keepNext/>
+      </w:pPr>
+      <w:r>
+        <w:t>4.3 Interpretation of the AChE docking hypothesis</w:t>
+      </w:r>
+    </w:p>
+    <w:p>
+      <w:pPr>
+        <w:pStyle w:val="Normal"/>
+      </w:pPr>
+      <w:r>
+        <w:t xml:space="preserve">AChE is a reasonable structural target for hypothesis generation because its peripheral region has been linked to Aβ assembly and can be modulated by ligands </w:t>
+      </w:r>
+      <w:r>
+        <w:t>[4,39–42]</w:t>
+      </w:r>
+      <w:r>
+        <w:t xml:space="preserve">. AutoDock Vina provides an efficient first-pass scoring framework </w:t>
+      </w:r>
+      <w:r>
+        <w:t>[43–44]</w:t>
+      </w:r>
+      <w:r>
+        <w:t>, but flexible 7–9-aa peptides are challenging docking ligands. Protonation, terminal states, initial conformers, receptor flexibility, box placement, exhaustiveness, and stochastic sampling can change rank order. The available means therefore define a list for independent reproduction rather than evidence of binding.</w:t>
+      </w:r>
+    </w:p>
+    <w:p>
+      <w:pPr>
+        <w:pStyle w:val="Normal"/>
+      </w:pPr>
+      <w:r>
+        <w:t xml:space="preserve">The reported standard deviations cannot be interpreted without knowing the replication unit. Scores from a single target and protocol do not establish selectivity, peripheral-site preference, catalytic inhibition, Aβ modulation, or cellular activity. Independent reproduction should use deposited prepared structures, exact parameters, multiple peptide conformers and seeds, all raw scores and poses, and peptide-appropriate refinement. FlexPepDock or an equivalent peptide-specific method could be used to evaluate whether the ranking is stable after flexible refinement </w:t>
+      </w:r>
+      <w:r>
+        <w:t>[45]</w:t>
+      </w:r>
+      <w:r>
+        <w:t>. MD should begin only from documented and independently inspected starting complexes; it cannot compensate for an uncertain docking pose.</w:t>
+      </w:r>
+    </w:p>
+    <w:p>
+      <w:pPr>
+        <w:pStyle w:val="Heading3"/>
+        <w:keepNext/>
+      </w:pPr>
+      <w:r>
+        <w:t>4.4 Metal-binding and neurotoxicity hypotheses</w:t>
+      </w:r>
+    </w:p>
+    <w:p>
+      <w:pPr>
+        <w:pStyle w:val="Normal"/>
+      </w:pPr>
+      <w:r>
+        <w:t xml:space="preserve">The high frequency of histidine and cysteine provides plausible coordination groups, but composition and mebipred scores do not determine metal affinity, selectivity, stoichiometry, geometry, oxidation state, or redox consequence. Experimental studies of metal–peptide systems show that these properties require direct structural and biophysical measurement </w:t>
+      </w:r>
+      <w:r>
+        <w:t>[48–51]</w:t>
+      </w:r>
+      <w:r>
+        <w:t>. Likewise, NTxPred2 positivity is a sequence-classification result rather than evidence of neuronal injury.</w:t>
+      </w:r>
+    </w:p>
+    <w:p>
+      <w:pPr>
+        <w:pStyle w:val="Normal"/>
+      </w:pPr>
+      <w:r>
+        <w:t>A minimum validation package would quantify Cu(II), Fe(II/III), and Zn(II) interactions by complementary spectroscopic and thermodynamic methods and test metal-dependent reactive oxygen species and lipid peroxidation. Controls should include peptide-only, metal-only, scrambled-sequence, composition-matched, and established positive and negative conditions. Toxicology should use concentration–response designs in neuronal and non-neuronal cells, with membrane-integrity and nonspecific-aggregation controls. Predictions should determine experimental order, not the interpretation of experimental outcomes.</w:t>
+      </w:r>
+    </w:p>
+    <w:p>
+      <w:pPr>
+        <w:pStyle w:val="Heading3"/>
+        <w:keepNext/>
+      </w:pPr>
+      <w:r>
+        <w:t>4.5 Periodontitis and AD remain a hypothesis-generating context</w:t>
+      </w:r>
+    </w:p>
+    <w:p>
+      <w:pPr>
+        <w:pStyle w:val="Normal"/>
+      </w:pPr>
+      <w:r>
+        <w:t xml:space="preserve">Observational and longitudinal studies support continued investigation of the periodontitis–AD relationship, but heterogeneity, confounding, reverse causation, and negative genetic causal analyses constrain interpretation </w:t>
+      </w:r>
+      <w:r>
+        <w:t>[5,10–17]</w:t>
+      </w:r>
+      <w:r>
+        <w:t xml:space="preserve">. Specific </w:t>
+      </w:r>
+      <w:r>
+        <w:rPr>
+          <w:i/>
+        </w:rPr>
+        <w:t>P. gingivalis</w:t>
+      </w:r>
+      <w:r>
+        <w:t xml:space="preserve"> studies support the plausibility of gingipain, inflammatory, infection-related, or vesicle-associated routes </w:t>
+      </w:r>
+      <w:r>
+        <w:t>[8–9,18–22]</w:t>
+      </w:r>
+      <w:r>
+        <w:t xml:space="preserve">. None of those findings assigns the twelve peptides to </w:t>
+      </w:r>
+      <w:r>
+        <w:rPr>
+          <w:i/>
+        </w:rPr>
+        <w:t>P. gingivalis</w:t>
+      </w:r>
+      <w:r>
+        <w:t xml:space="preserve"> or demonstrates their presence outside the oral cavity.</w:t>
+      </w:r>
+    </w:p>
+    <w:p>
+      <w:pPr>
+        <w:pStyle w:val="Normal"/>
+      </w:pPr>
+      <w:r>
+        <w:t xml:space="preserve">Accordingly, the current results do not show that the candidates are periodontitis-specific, </w:t>
+      </w:r>
+      <w:r>
+        <w:rPr>
+          <w:i/>
+        </w:rPr>
+        <w:t>P. gingivalis</w:t>
+      </w:r>
+      <w:r>
+        <w:t>-derived, translated in the relevant oral community, present in blood or brain, or causally related to AD. Establishing such a chain would require sequence-to-assembly-to-sample mapping, cohort-matched expression evidence, systemic exposure measurements, BBB transport experiments, target-engagement assays, and disease-relevant phenotypes.</w:t>
+      </w:r>
+    </w:p>
+    <w:p>
+      <w:pPr>
+        <w:pStyle w:val="Heading3"/>
+        <w:keepNext/>
+      </w:pPr>
+      <w:r>
+        <w:t>4.6 Statistical interpretation, validation sequence, and limitations</w:t>
+      </w:r>
+    </w:p>
+    <w:p>
+      <w:pPr>
+        <w:pStyle w:val="Normal"/>
+      </w:pPr>
+      <w:r>
+        <w:t>Candidate counts cannot serve as independent participant-level observations. Millions of smORFs may be correlated within a sample, assembly, genome, or homologous sequence family. A valid healthy–periodontitis comparison would require a participant- or sample-level feature matrix, prespecified outcomes, consistent denominators, homology handling, and models that account for clustering and relevant covariates. Descriptive percentages are therefore the maximum supported analysis for the available aggregate data.</w:t>
+      </w:r>
+    </w:p>
+    <w:p>
+      <w:pPr>
+        <w:pStyle w:val="Normal"/>
+      </w:pPr>
+      <w:r>
+        <w:t>Validation should proceed sequentially. First, the twelve explicit sequences should be linked to the 12-candidate endpoint and the stricter subset of 8, and all predictor outputs should be regenerated with fixed model versions. Second, translation and expression should be tested by cohort-matched metatranscriptomics, ribosome profiling where feasible, and targeted metaproteomics with peptide-level false-discovery control. Third, synthesized peptides should undergo identity, purity, solubility, aggregation, and serum/protease-stability testing. BBB transport, cytotoxicity, metal chemistry, AChE/BChE activity, direct binding, and Aβ assays should follow only for candidates that pass the earlier steps. Complex disease models are warranted only after identity, exposure, reproducible biochemical activity, and biologically replicated phenotypes have been established.</w:t>
+      </w:r>
+    </w:p>
+    <w:p>
+      <w:pPr>
+        <w:pStyle w:val="Normal"/>
+      </w:pPr>
+      <w:r>
+        <w:t>The principal limitations are the absence of row-level funnel data, the unresolved relationship between the aggregate endpoint and the explicit peptide list, lack of raw docking inputs and poses, incomplete MD starting structures and trajectories, and the absence of experimental measurements. Candidate taxonomy, translation, cohort expression, BBB transport, toxicity, metal chemistry, AChE binding or function, Aβ effects, and disease association were not measured. These limitations define the current study as computational prioritization rather than mechanism validation.</w:t>
       </w:r>
     </w:p>
     <w:p>
@@ -5820,226 +5619,33 @@
         <w:keepNext/>
       </w:pPr>
       <w:r>
-        <w:t>4. Discussion</w:t>
-      </w:r>
-    </w:p>
-    <w:p>
-      <w:pPr>
-        <w:pStyle w:val="Heading3"/>
+        <w:t>5. Conclusions</w:t>
+      </w:r>
+    </w:p>
+    <w:p>
+      <w:pPr>
+        <w:pStyle w:val="Normal"/>
+      </w:pPr>
+      <w:r>
+        <w:t xml:space="preserve">Aggregate computational data support a transparent candidate-prioritization funnel ending in 12 main and 8 stricter candidate counts. A separate table provides twelve explicit 7–9-aa peptides and an AChE Vina score ordering, but the sequence-level link to the funnel and the docking execution cannot be reconstructed from the available material. The prospective MD procedure is reported as a method only, with no trajectory result. The shortlist is therefore suitable for independent computational reproduction and staged experimental testing, but it does not establish peptide expression, </w:t>
+      </w:r>
+      <w:r>
+        <w:rPr>
+          <w:i/>
+        </w:rPr>
+        <w:t>P. gingivalis</w:t>
+      </w:r>
+      <w:r>
+        <w:t xml:space="preserve"> origin, BBB passage, neurotoxicity, metal-dependent activity, AChE engagement, AD relevance, or causality.</w:t>
+      </w:r>
+    </w:p>
+    <w:p>
+      <w:pPr>
+        <w:pStyle w:val="Heading2"/>
         <w:keepNext/>
       </w:pPr>
       <w:r>
-        <w:t>4.1 Main contribution of the expanded reconstruction</w:t>
-      </w:r>
-    </w:p>
-    <w:p>
-      <w:pPr>
-        <w:pStyle w:val="Normal"/>
-      </w:pPr>
-      <w:r>
-        <w:t>This reconstruction now has enough scientific depth to show both the biological rationale and the evidentiary bottlenecks. The principal screening record describes a severe narrowing: more than 11.7 million periodontitis-branch smORFs become 33,786 evidence-filtered candidates, 3,518 BBB-high outputs, 923 NTxPred2-positive outputs among 3,299 evaluated sequences, and finally source-reported counts of 12 and 8 under CHEL/FRS rules. The external source record integration adds twelve explicit 7–9-aa sequences and a reported AChE docking ranking. This turns an anonymous endpoint count into a concrete, synthesis-ready hypothesis set.</w:t>
-      </w:r>
-    </w:p>
-    <w:p>
-      <w:pPr>
-        <w:pStyle w:val="Normal"/>
-      </w:pPr>
-      <w:r>
-        <w:t xml:space="preserve">The expansion does not justify stronger causal language. The twelve sequences cannot yet be traced row by row through the principal funnel, and the docking cannot be reproduced from the available project. The central advance is therefore </w:t>
-      </w:r>
-      <w:r>
-        <w:rPr>
-          <w:b/>
-        </w:rPr>
-        <w:t>provenance-aware actionability</w:t>
-      </w:r>
-      <w:r>
-        <w:t>: investigators can see what to synthesize, which source-reported ranking to attempt to reproduce, what information is missing, and which claims remain prohibited.</w:t>
-      </w:r>
-    </w:p>
-    <w:p>
-      <w:pPr>
-        <w:pStyle w:val="Heading3"/>
-        <w:keepNext/>
-      </w:pPr>
-      <w:r>
-        <w:t>4.2 Comparison with current smORF and peptide-discovery standards</w:t>
-      </w:r>
-    </w:p>
-    <w:p>
-      <w:pPr>
-        <w:pStyle w:val="Normal"/>
-      </w:pPr>
-      <w:r>
-        <w:t>Current smORF work combines prediction with translation or proteomic evidence [1–5]. Current oral metaproteomics uses explicit error control, taxonomy, and deposited spectra [10–12]. Strong peptide-mining studies synthesize candidates and measure function [19]. The present record falls short of those standards in three ways. First, evidence matching cannot be inspected at the sequence/spectrum level. Second, participant and sample mapping is absent. Third, neither source provides an executable screening workflow with locked versions and databases.</w:t>
-      </w:r>
-    </w:p>
-    <w:p>
-      <w:pPr>
-        <w:pStyle w:val="Normal"/>
-      </w:pPr>
-      <w:r>
-        <w:t>The external twelve-sequence list is nevertheless useful. It enables exact duplicate searches, taxonomy assignment, model-domain assessment, synthesis feasibility review, and direct re-execution of predictors—once provenance is confirmed. It also reveals a composition pattern: the set is short, cationic, leucine-rich, and enriched for histidine/cysteine. Such a pattern may reflect the intended metal-binding filters, but it could also reflect sequence-domain bias, membrane-active motifs, or correlated predictor features. Composition-matched decoys and alternative predictors are needed before assigning biological meaning.</w:t>
-      </w:r>
-    </w:p>
-    <w:p>
-      <w:pPr>
-        <w:pStyle w:val="Heading3"/>
-        <w:keepNext/>
-      </w:pPr>
-      <w:r>
-        <w:t>4.3 Interpretation of the AChE/PAS docking follow-up</w:t>
-      </w:r>
-    </w:p>
-    <w:p>
-      <w:pPr>
-        <w:pStyle w:val="Normal"/>
-      </w:pPr>
-      <w:r>
-        <w:t>AChE PAS is a defensible target for an AD-oriented hypothesis because AChE can accelerate Aβ assembly and PAS-directed ligands can modulate that process [23–29]. PDB 4EY6 provides a human AChE structure with pharmacologically characterized ligands [27]. A reported PAS-centred Vina screen may therefore be a reasonable first structural triage [51,52]. The external score range suggests that all twelve were retained by the chosen scoring protocol, with approximately 1.35 kcal/mol separating the extreme means.</w:t>
-      </w:r>
-    </w:p>
-    <w:p>
-      <w:pPr>
-        <w:pStyle w:val="Normal"/>
-      </w:pPr>
-      <w:r>
-        <w:t>Several reasons prevent treating this range as evidence of binding. Flexible 7–9-aa peptides have many conformers; receptor rigidity, protonation, termini, peptide initialization, box location, exhaustiveness, and scoring stochasticity can change ranking. The external project did not provide these details or any poses. The SDs cannot be interpreted without knowing whether they describe modes, seeds, repeated preparations, or another unit. Scores from one target and protocol do not establish selectivity, PAS preference over alternative sites, catalytic inhibition, Aβ modulation, or in-cell activity. A reproducible follow-up should deposit prepared receptor and ligand files, exact commands, seeds, all scores and poses, and a container or environment. Flexible refinement or peptide-specific protocols such as FlexPepDock could then test ranking stability [53].</w:t>
-      </w:r>
-    </w:p>
-    <w:p>
-      <w:pPr>
-        <w:pStyle w:val="Heading3"/>
-        <w:keepNext/>
-      </w:pPr>
-      <w:r>
-        <w:t>4.4 Metal-binding and short-neuroactive-peptide hypotheses</w:t>
-      </w:r>
-    </w:p>
-    <w:p>
-      <w:pPr>
-        <w:pStyle w:val="Normal"/>
-      </w:pPr>
-      <w:r>
-        <w:t>Eleven histidine-containing and six cysteine-containing sequences provide plausible coordination handles, but no binding constant, stoichiometry, selectivity, oxidation state, geometry, or redox behavior follows from composition or mebipred. Tau-fragment studies demonstrate how these questions can be measured: Cu(II) coordination can be linked to structural change and effects on Aβ aggregation [32], while tau26–44 provides cell- and biophysics-based evidence for a short neuroactive peptide [33]. Curli experiments show that bacterial amyloid exposure can alter aggregation phenotypes in model organisms [34]. These are experimental templates, not analogical proof.</w:t>
-      </w:r>
-    </w:p>
-    <w:p>
-      <w:pPr>
-        <w:pStyle w:val="Normal"/>
-      </w:pPr>
-      <w:r>
-        <w:t>A minimum metal-validation package would compare Cu(II), Fe(II/III), and Zn(II) using spectroscopy and calorimetry, estimate stoichiometry and affinity, and measure metal-dependent ROS and lipid peroxidation with peptide-only, metal-only, scrambled-sequence, composition-matched, and positive/negative controls. Any effect should be replicated across independently synthesized lots and tested for concentration dependence. A “pro-oxidant” label should require increased oxidation specifically under defined metal conditions, not merely CHEL-high/FRS-lower predictions.</w:t>
-      </w:r>
-    </w:p>
-    <w:p>
-      <w:pPr>
-        <w:pStyle w:val="Heading3"/>
-        <w:keepNext/>
-      </w:pPr>
-      <w:r>
-        <w:t>4.5 Periodontitis–AD interpretation remains hypothesis-generating</w:t>
-      </w:r>
-    </w:p>
-    <w:p>
-      <w:pPr>
-        <w:pStyle w:val="Normal"/>
-      </w:pPr>
-      <w:r>
-        <w:t xml:space="preserve">The epidemiological record can motivate but not prove the pathway [35–43]. Periodontitis may correlate with age, smoking, diabetes, socioeconomic status, oral care, medication, frailty, and reverse-causal cognitive decline. Recent genetic causal analyses provide a necessary counterweight to strong mechanistic narratives [41,42]. Specific </w:t>
-      </w:r>
-      <w:r>
-        <w:rPr>
-          <w:i/>
-        </w:rPr>
-        <w:t>P. gingivalis</w:t>
-      </w:r>
-      <w:r>
-        <w:t xml:space="preserve"> studies support the plausibility of gingipain, inflammatory, vesicular, or infection-related routes [44–50], but those findings cannot be transferred to unassigned community sequences.</w:t>
-      </w:r>
-    </w:p>
-    <w:p>
-      <w:pPr>
-        <w:pStyle w:val="Normal"/>
-      </w:pPr>
-      <w:r>
-        <w:t xml:space="preserve">Therefore, the current study does not claim that the twelve peptides are periodontitis-specific, </w:t>
-      </w:r>
-      <w:r>
-        <w:rPr>
-          <w:i/>
-        </w:rPr>
-        <w:t>P. gingivalis</w:t>
-      </w:r>
-      <w:r>
-        <w:t>-derived, present in blood or brain, or causally related to AD. The only cohort-related statement is that the principal workflow prioritized them through a periodontitis-labelled branch. Taxonomic assignment and cohort prevalence require sequence-to-assembly-to-sample mapping and appropriate subject-level statistics.</w:t>
-      </w:r>
-    </w:p>
-    <w:p>
-      <w:pPr>
-        <w:pStyle w:val="Heading3"/>
-        <w:keepNext/>
-      </w:pPr>
-      <w:r>
-        <w:t>4.6 Why aggregate candidate counts do not support inferential group tests</w:t>
-      </w:r>
-    </w:p>
-    <w:p>
-      <w:pPr>
-        <w:pStyle w:val="Normal"/>
-      </w:pPr>
-      <w:r>
-        <w:t>The external source record applied peptide-level 2×2 tests. We did not retain them. Millions of smORFs from the same participant, homologous sequences across participants, candidates from the same assembly, and repeated exact matches are correlated. Treating each sequence as independent inflates the effective sample size and can generate small p values for negligible differences. The proper unit is the participant or sample, with candidate outcomes aggregated or modelled while accounting for clustering, repeated sequences, depth, oral site, and covariates.</w:t>
-      </w:r>
-    </w:p>
-    <w:p>
-      <w:pPr>
-        <w:pStyle w:val="Normal"/>
-      </w:pPr>
-      <w:r>
-        <w:t>A valid healthy–periodontitis comparison would require a participant-by-candidate or participant-by-feature matrix, prespecified outcomes, consistent denominators, duplicate/homology handling, and mixed or permutation models operating at the participant level. None of those rows are available. Descriptive percentages are therefore the maximum defensible analysis.</w:t>
-      </w:r>
-    </w:p>
-    <w:p>
-      <w:pPr>
-        <w:pStyle w:val="Heading3"/>
-        <w:keepNext/>
-      </w:pPr>
-      <w:r>
-        <w:t>4.7 Reproducibility priorities</w:t>
-      </w:r>
-    </w:p>
-    <w:p>
-      <w:pPr>
-        <w:pStyle w:val="Normal"/>
-      </w:pPr>
-      <w:r>
-        <w:t>The highest priority is to reconstruct a single candidate-level table containing: sequence; stable ID; genomic coordinates; assembly; participant/sample; group; taxonomy; sequence/proteomic evidence and spectrum-level statistics; every predictor version, score, threshold decision, and applicability flag; CHEL/FRS values; main/strict membership; and the link to each docking ligand. The screening workflow should include database snapshots, exact commands, environment locking, and checksums.</w:t>
-      </w:r>
-    </w:p>
-    <w:p>
-      <w:pPr>
-        <w:pStyle w:val="Normal"/>
-      </w:pPr>
-      <w:r>
-        <w:t>For docking, the release should add receptor accession and chain, missing-residue handling, protonation, termini, charges, waters/cofactors, ligand conformers, PDBQT files, box centre and size, exhaustiveness, number of modes, energy range, seeds, raw logs, all poses, clustering, and interaction-analysis code. The prospective GROMACS workflow now records a 100-ns protocol, but its starting complex structures and complete simulation packages are not present in the reviewed snapshot. No partial trajectory metric is used in this manuscript. Any later MD report must version the final parameter set, resolve the production pressure-coupling and seed/replicate plan prospectively, archive all raw trajectories and logs, and apply the prespecified analyses without outcome-driven changes.</w:t>
-      </w:r>
-    </w:p>
-    <w:p>
-      <w:pPr>
-        <w:pStyle w:val="Heading3"/>
-        <w:keepNext/>
-      </w:pPr>
-      <w:r>
-        <w:t>4.8 Experimental validation roadmap and stopping rules</w:t>
-      </w:r>
-    </w:p>
-    <w:p>
-      <w:pPr>
-        <w:pStyle w:val="Normal"/>
-      </w:pPr>
-      <w:r>
-        <w:t>A staged validation plan reduces cost and prevents downstream narrative from compensating for upstream uncertainty:</w:t>
+        <w:t>References</w:t>
       </w:r>
     </w:p>
     <w:p>
@@ -6052,22 +5658,22 @@
           <w:sz w:val="18"/>
           <w:szCs w:val="18"/>
         </w:rPr>
-        <w:t xml:space="preserve">1. </w:t>
-      </w:r>
-      <w:r>
-        <w:rPr>
-          <w:b/>
-          <w:sz w:val="18"/>
-          <w:szCs w:val="18"/>
-        </w:rPr>
-        <w:t>Lineage and computational reproduction:</w:t>
-      </w:r>
-      <w:r>
-        <w:rPr>
-          <w:sz w:val="18"/>
-          <w:szCs w:val="18"/>
-        </w:rPr>
-        <w:t xml:space="preserve"> verify all twelve rows, recover the 8-of-12 subset, rerun predictors and docking, and test alternate peptide conformers/protocols.</w:t>
+        <w:t xml:space="preserve">1. Scheltens P, De Strooper B, Kivipelto M, et al. Alzheimer’s disease. </w:t>
+      </w:r>
+      <w:r>
+        <w:rPr>
+          <w:i/>
+          <w:sz w:val="18"/>
+          <w:szCs w:val="18"/>
+        </w:rPr>
+        <w:t>Lancet</w:t>
+      </w:r>
+      <w:r>
+        <w:rPr>
+          <w:sz w:val="18"/>
+          <w:szCs w:val="18"/>
+        </w:rPr>
+        <w:t>. 2021;397(10284):1577–1590. doi:10.1016/S0140-6736(20)32205-4.</w:t>
       </w:r>
     </w:p>
     <w:p>
@@ -6080,22 +5686,22 @@
           <w:sz w:val="18"/>
           <w:szCs w:val="18"/>
         </w:rPr>
-        <w:t xml:space="preserve">2. </w:t>
-      </w:r>
-      <w:r>
-        <w:rPr>
-          <w:b/>
-          <w:sz w:val="18"/>
-          <w:szCs w:val="18"/>
-        </w:rPr>
-        <w:t>Translation/expression:</w:t>
-      </w:r>
-      <w:r>
-        <w:rPr>
-          <w:sz w:val="18"/>
-          <w:szCs w:val="18"/>
-        </w:rPr>
-        <w:t xml:space="preserve"> use cohort-matched metatranscriptomics, ribosome profiling where feasible, or targeted metaproteomics with peptide-level false-discovery control and taxonomic uniqueness.</w:t>
+        <w:t xml:space="preserve">2. Selkoe DJ, Hardy J. The amyloid hypothesis of Alzheimer’s disease at 25 years. </w:t>
+      </w:r>
+      <w:r>
+        <w:rPr>
+          <w:i/>
+          <w:sz w:val="18"/>
+          <w:szCs w:val="18"/>
+        </w:rPr>
+        <w:t>EMBO Mol Med</w:t>
+      </w:r>
+      <w:r>
+        <w:rPr>
+          <w:sz w:val="18"/>
+          <w:szCs w:val="18"/>
+        </w:rPr>
+        <w:t>. 2016;8(6):595–608. doi:10.15252/emmm.201606210.</w:t>
       </w:r>
     </w:p>
     <w:p>
@@ -6108,22 +5714,22 @@
           <w:sz w:val="18"/>
           <w:szCs w:val="18"/>
         </w:rPr>
-        <w:t xml:space="preserve">3. </w:t>
-      </w:r>
-      <w:r>
-        <w:rPr>
-          <w:b/>
-          <w:sz w:val="18"/>
-          <w:szCs w:val="18"/>
-        </w:rPr>
-        <w:t>Chemical identity and stability:</w:t>
-      </w:r>
-      <w:r>
-        <w:rPr>
-          <w:sz w:val="18"/>
-          <w:szCs w:val="18"/>
-        </w:rPr>
-        <w:t xml:space="preserve"> synthesize peptides, verify purity/mass, measure serum/protease stability, solubility, aggregation, and nonspecific membrane disruption.</w:t>
+        <w:t xml:space="preserve">3. Hampel H, Mesulam MM, Cuello AC, et al. The cholinergic system in the pathophysiology and treatment of Alzheimer’s disease. </w:t>
+      </w:r>
+      <w:r>
+        <w:rPr>
+          <w:i/>
+          <w:sz w:val="18"/>
+          <w:szCs w:val="18"/>
+        </w:rPr>
+        <w:t>Brain</w:t>
+      </w:r>
+      <w:r>
+        <w:rPr>
+          <w:sz w:val="18"/>
+          <w:szCs w:val="18"/>
+        </w:rPr>
+        <w:t>. 2018;141(7):1917–1933. doi:10.1093/brain/awy132.</w:t>
       </w:r>
     </w:p>
     <w:p>
@@ -6136,22 +5742,22 @@
           <w:sz w:val="18"/>
           <w:szCs w:val="18"/>
         </w:rPr>
-        <w:t xml:space="preserve">4. </w:t>
-      </w:r>
-      <w:r>
-        <w:rPr>
-          <w:b/>
-          <w:sz w:val="18"/>
-          <w:szCs w:val="18"/>
-        </w:rPr>
-        <w:t>BBB and toxicology:</w:t>
-      </w:r>
-      <w:r>
-        <w:rPr>
-          <w:sz w:val="18"/>
-          <w:szCs w:val="18"/>
-        </w:rPr>
-        <w:t xml:space="preserve"> use permeability/transport models, then neuronal and non-neuronal viability, membrane integrity, and dose–response assays. Predicted BBB and NTx labels should be evaluated separately.</w:t>
+        <w:t xml:space="preserve">4. Inestrosa NC, Alvarez A, Pérez CA, et al. Acetylcholinesterase accelerates assembly of amyloid-β-peptides into Alzheimer’s fibrils. </w:t>
+      </w:r>
+      <w:r>
+        <w:rPr>
+          <w:i/>
+          <w:sz w:val="18"/>
+          <w:szCs w:val="18"/>
+        </w:rPr>
+        <w:t>Neuron</w:t>
+      </w:r>
+      <w:r>
+        <w:rPr>
+          <w:sz w:val="18"/>
+          <w:szCs w:val="18"/>
+        </w:rPr>
+        <w:t>. 1996;16(4):881–891. doi:10.1016/s0896-6273(00)80108-7.</w:t>
       </w:r>
     </w:p>
     <w:p>
@@ -6164,22 +5770,22 @@
           <w:sz w:val="18"/>
           <w:szCs w:val="18"/>
         </w:rPr>
-        <w:t xml:space="preserve">5. </w:t>
-      </w:r>
-      <w:r>
-        <w:rPr>
-          <w:b/>
-          <w:sz w:val="18"/>
-          <w:szCs w:val="18"/>
-        </w:rPr>
-        <w:t>Metal chemistry:</w:t>
-      </w:r>
-      <w:r>
-        <w:rPr>
-          <w:sz w:val="18"/>
-          <w:szCs w:val="18"/>
-        </w:rPr>
-        <w:t xml:space="preserve"> quantify Cu/Fe/Zn binding and metal-dependent ROS/lipid peroxidation under controlled stoichiometry and oxidation states.</w:t>
+        <w:t xml:space="preserve">5. Chalmers JC, Hernandez-Kapila YL. The role of the oral microbiome, host response, and periodontal disease treatment in Alzheimer’s disease: a primer. </w:t>
+      </w:r>
+      <w:r>
+        <w:rPr>
+          <w:i/>
+          <w:sz w:val="18"/>
+          <w:szCs w:val="18"/>
+        </w:rPr>
+        <w:t>Periodontol 2000</w:t>
+      </w:r>
+      <w:r>
+        <w:rPr>
+          <w:sz w:val="18"/>
+          <w:szCs w:val="18"/>
+        </w:rPr>
+        <w:t>. 2025;98(1):220–227. doi:10.1111/prd.12631.</w:t>
       </w:r>
     </w:p>
     <w:p>
@@ -6192,22 +5798,22 @@
           <w:sz w:val="18"/>
           <w:szCs w:val="18"/>
         </w:rPr>
-        <w:t xml:space="preserve">6. </w:t>
-      </w:r>
-      <w:r>
-        <w:rPr>
-          <w:b/>
-          <w:sz w:val="18"/>
-          <w:szCs w:val="18"/>
-        </w:rPr>
-        <w:t>AChE/Aβ tests:</w:t>
-      </w:r>
-      <w:r>
-        <w:rPr>
-          <w:sz w:val="18"/>
-          <w:szCs w:val="18"/>
-        </w:rPr>
-        <w:t xml:space="preserve"> measure AChE/BChE activity, direct binding if appropriate, and Aβ aggregation with peptide-only and metal-conditioned designs. Docking should guide, not substitute for, assay choice.</w:t>
+        <w:t xml:space="preserve">6. Belstrøm D, Constancias F, Drautz-Moses DI, et al. Periodontitis associates with species-specific gene expression of the oral microbiota. </w:t>
+      </w:r>
+      <w:r>
+        <w:rPr>
+          <w:i/>
+          <w:sz w:val="18"/>
+          <w:szCs w:val="18"/>
+        </w:rPr>
+        <w:t>npj Biofilms Microbiomes</w:t>
+      </w:r>
+      <w:r>
+        <w:rPr>
+          <w:sz w:val="18"/>
+          <w:szCs w:val="18"/>
+        </w:rPr>
+        <w:t>. 2021;7:76. doi:10.1038/s41522-021-00247-y.</w:t>
       </w:r>
     </w:p>
     <w:p>
@@ -6220,254 +5826,22 @@
           <w:sz w:val="18"/>
           <w:szCs w:val="18"/>
         </w:rPr>
-        <w:t xml:space="preserve">7. </w:t>
-      </w:r>
-      <w:r>
-        <w:rPr>
-          <w:b/>
-          <w:sz w:val="18"/>
-          <w:szCs w:val="18"/>
-        </w:rPr>
-        <w:t>Disease relevance:</w:t>
-      </w:r>
-      <w:r>
-        <w:rPr>
-          <w:sz w:val="18"/>
-          <w:szCs w:val="18"/>
-        </w:rPr>
-        <w:t xml:space="preserve"> only candidates with verified identity, exposure, reproducible biochemical activity, and biologically replicated phenotypes should enter complex disease models.</w:t>
-      </w:r>
-    </w:p>
-    <w:p>
-      <w:pPr>
-        <w:pStyle w:val="Normal"/>
-      </w:pPr>
-      <w:r>
-        <w:t>Stopping rules are essential. A sequence that cannot be traced should not proceed to mechanistic interpretation. A peptide without expression evidence may remain a synthetic hypothesis but not a cohort biomarker. A peptide that fails reproducible metal-dependent or toxicological assays should not be described as a neurotoxic mechanism regardless of docking score.</w:t>
-      </w:r>
-    </w:p>
-    <w:p>
-      <w:pPr>
-        <w:pStyle w:val="Heading3"/>
-        <w:keepNext/>
-      </w:pPr>
-      <w:r>
-        <w:t>4.9 Strengths and limitations</w:t>
-      </w:r>
-    </w:p>
-    <w:p>
-      <w:pPr>
-        <w:pStyle w:val="Normal"/>
-      </w:pPr>
-      <w:r>
-        <w:t>Strengths include a clearly separated evidence architecture, complete aggregate arithmetic, explicit denominators, rejection of pseudoreplicated inferential tests, integration of a concrete sequence list, independent sequence-composition audit, transparent docking provenance, a prospectively versioned MD protocol, evidence-synthesized mechanistic context, and reproducible SVG/document construction. The manuscript also preserves negative boundaries rather than hiding missing materials.</w:t>
-      </w:r>
-    </w:p>
-    <w:p>
-      <w:pPr>
-        <w:pStyle w:val="Normal"/>
-      </w:pPr>
-      <w:r>
-        <w:t>Limitations remain decisive. Principal-source row-level data and code are absent. The external sequence list has no auditable link to the twelve principal-source rows or stricter eight. The docking summary lacks raw artefacts and was not reproduced. The MD starting structures and complete raw simulation packages are unavailable, trajectory analysis is incomplete, and no MD result is reported. Candidate taxonomy, translation, cohort expression, BBB transport, toxicity, metal chemistry, AChE binding/function, Aβ effects, and disease association were not measured. The accession relationship is resolved, but candidate-to-sample, accession-to-group and MAG-bin mappings remain unavailable. These limitations cannot be removed by adding prose or references.</w:t>
-      </w:r>
-    </w:p>
-    <w:p>
-      <w:pPr>
-        <w:pStyle w:val="Heading2"/>
-        <w:keepNext/>
-      </w:pPr>
-      <w:r>
-        <w:t>5. Conclusions</w:t>
-      </w:r>
-    </w:p>
-    <w:p>
-      <w:pPr>
-        <w:pStyle w:val="Normal"/>
-      </w:pPr>
-      <w:r>
-        <w:t>A provenance-aware reconstruction can make an aggregate-only study more scientifically useful without overstating it. The principal record supports an auditable numerical funnel ending in 12 main and 8 stricter candidate counts. The separately archived external source report adds twelve explicit 7–9-aa sequences and a source-reported AChE Vina ranking; sequence composition and score ordering are reproducible, but screening lineage and docking execution are not. The result is an expanded, actionable hypothesis package rather than a validated peptide mechanism.</w:t>
-      </w:r>
-    </w:p>
-    <w:p>
-      <w:pPr>
-        <w:pStyle w:val="Normal"/>
-      </w:pPr>
-      <w:r>
-        <w:t>The next computational steps are release or reconstruction of row-level screening and docking artefacts and completion of the registered MD workflow with versioned inputs, full trajectories, logs, replicate definitions, and prespecified analyses. Subsequent experimental work would still be required to evaluate expression, transport, toxicology, metal chemistry, and AChE/Aβ effects. Until then, no disease-specific, target-binding, dynamic-stability, or causal claim is warranted.</w:t>
-      </w:r>
-    </w:p>
-    <w:p>
-      <w:pPr>
-        <w:pStyle w:val="Heading2"/>
-        <w:keepNext/>
-      </w:pPr>
-      <w:r>
-        <w:t>Declarations</w:t>
-      </w:r>
-    </w:p>
-    <w:p>
-      <w:pPr>
-        <w:pStyle w:val="Heading3"/>
-        <w:keepNext/>
-      </w:pPr>
-      <w:r>
-        <w:t>Ethics approval and consent to participate</w:t>
-      </w:r>
-    </w:p>
-    <w:p>
-      <w:pPr>
-        <w:pStyle w:val="Normal"/>
-      </w:pPr>
-      <w:r>
-        <w:t>The available materials describe aggregate secondary computational analyses of public-data-derived sequences and contain no identifiable participant data. No new recruitment, intervention, or specimen collection was conducted for this reconstruction. This manuscript therefore reports no new human-participant activity and does not assign an ethics-approval identifier.</w:t>
-      </w:r>
-    </w:p>
-    <w:p>
-      <w:pPr>
-        <w:pStyle w:val="Heading3"/>
-        <w:keepNext/>
-      </w:pPr>
-      <w:r>
-        <w:t>Consent for publication</w:t>
-      </w:r>
-    </w:p>
-    <w:p>
-      <w:pPr>
-        <w:pStyle w:val="Normal"/>
-      </w:pPr>
-      <w:r>
-        <w:t>Not applicable; no identifiable individual material is included.</w:t>
-      </w:r>
-    </w:p>
-    <w:p>
-      <w:pPr>
-        <w:pStyle w:val="Heading3"/>
-        <w:keepNext/>
-      </w:pPr>
-      <w:r>
-        <w:t>Data availability</w:t>
-      </w:r>
-    </w:p>
-    <w:p>
-      <w:pPr>
-        <w:pStyle w:val="Normal"/>
-      </w:pPr>
-      <w:r>
-        <w:t xml:space="preserve">The principal record names PRJNA678453, PRJEB65451, PXD003151, PXD004319, PXD026727, and HOMD/eHOMD. PRJEB65451 is a derived EBI-EMG/MGnify TPA assembly project linked to PRJNA678453; the article does not report cohort or MAG totals because recountable mapping and bin manifests were unavailable. The external source report supplies the twelve sequences reproduced in Table 3, but not their stable IDs, subject/sample mapping, spectra, taxonomy, predictor rows, strict-subset labels, or principal-source linkage. PDB 4EY6 is public [27]. Raw docking inputs, runs, logs, and poses were unavailable. The prospective MD scripts are versioned at </w:t>
-      </w:r>
-      <w:r>
-        <w:rPr>
-          <w:rFonts w:ascii="Consolas" w:hAnsi="Consolas" w:eastAsia="等线"/>
-          <w:shd w:val="clear" w:color="auto" w:fill="F2F4F7"/>
-        </w:rPr>
-        <w:t>shaohuawen03-cyber/asd</w:t>
-      </w:r>
-      <w:r>
-        <w:t xml:space="preserve">, commit </w:t>
-      </w:r>
-      <w:r>
-        <w:rPr>
-          <w:rFonts w:ascii="Consolas" w:hAnsi="Consolas" w:eastAsia="等线"/>
-          <w:shd w:val="clear" w:color="auto" w:fill="F2F4F7"/>
-        </w:rPr>
-        <w:t>f11cd3751e8fce53dbf1a335ef1d8fa777751ef5</w:t>
-      </w:r>
-      <w:r>
-        <w:t>; complete starting structures and raw production trajectories were not available for this analysis.</w:t>
-      </w:r>
-    </w:p>
-    <w:p>
-      <w:pPr>
-        <w:pStyle w:val="Heading3"/>
-        <w:keepNext/>
-      </w:pPr>
-      <w:r>
-        <w:t>Code availability</w:t>
-      </w:r>
-    </w:p>
-    <w:p>
-      <w:pPr>
-        <w:pStyle w:val="Normal"/>
-      </w:pPr>
-      <w:r>
-        <w:t>This repository contains code for document extraction, aggregate arithmetic, sequence-composition checks, editable-text SVG figures, DOCX packaging, and quality audits. It does not contain the original smORF discovery/prediction pipeline or an executable reproduction of the external docking. The referenced MD repository contains a prospective workflow but not the complete inputs and raw trajectories required for an accepted result. The available code therefore reproduces reported arithmetic and document-level audits, but not analyses for which inputs and execution artefacts are missing.</w:t>
-      </w:r>
-    </w:p>
-    <w:p>
-      <w:pPr>
-        <w:pStyle w:val="Heading3"/>
-        <w:keepNext/>
-      </w:pPr>
-      <w:r>
-        <w:t>Funding</w:t>
-      </w:r>
-    </w:p>
-    <w:p>
-      <w:pPr>
-        <w:pStyle w:val="Normal"/>
-      </w:pPr>
-      <w:r>
-        <w:t>Funding information was not available in the source materials.</w:t>
-      </w:r>
-    </w:p>
-    <w:p>
-      <w:pPr>
-        <w:pStyle w:val="Heading3"/>
-        <w:keepNext/>
-      </w:pPr>
-      <w:r>
-        <w:t>Competing interests</w:t>
-      </w:r>
-    </w:p>
-    <w:p>
-      <w:pPr>
-        <w:pStyle w:val="Normal"/>
-      </w:pPr>
-      <w:r>
-        <w:t>A competing-interest declaration was not available in the source materials.</w:t>
-      </w:r>
-    </w:p>
-    <w:p>
-      <w:pPr>
-        <w:pStyle w:val="Heading3"/>
-        <w:keepNext/>
-      </w:pPr>
-      <w:r>
-        <w:t>Author contributions</w:t>
-      </w:r>
-    </w:p>
-    <w:p>
-      <w:pPr>
-        <w:pStyle w:val="Normal"/>
-      </w:pPr>
-      <w:r>
-        <w:t>Author identities and CRediT contributions were not available in the source materials; authorship was not inferred from file provenance.</w:t>
-      </w:r>
-    </w:p>
-    <w:p>
-      <w:pPr>
-        <w:pStyle w:val="Heading3"/>
-        <w:keepNext/>
-      </w:pPr>
-      <w:r>
-        <w:t>Generative artificial intelligence use</w:t>
-      </w:r>
-    </w:p>
-    <w:p>
-      <w:pPr>
-        <w:pStyle w:val="Normal"/>
-      </w:pPr>
-      <w:r>
-        <w:t>A generative-AI assistant supported source organization, bilingual drafting, deterministic checks, figure scripting, and language editing. It did not generate new biological observations or independently reproduce the missing screening/docking analyses. Scientific claims were constrained to the cited literature and auditable source records.</w:t>
-      </w:r>
-    </w:p>
-    <w:p>
-      <w:pPr>
-        <w:pStyle w:val="Heading2"/>
-        <w:keepNext/>
-      </w:pPr>
-      <w:r>
-        <w:t>References</w:t>
+        <w:t xml:space="preserve">7. Ovsepian A, Kardaras FS, Skoulakis A, Hatzigeorgiou AG. Microbial signatures in human periodontal disease: a metatranscriptome meta-analysis. </w:t>
+      </w:r>
+      <w:r>
+        <w:rPr>
+          <w:i/>
+          <w:sz w:val="18"/>
+          <w:szCs w:val="18"/>
+        </w:rPr>
+        <w:t>Front Microbiol</w:t>
+      </w:r>
+      <w:r>
+        <w:rPr>
+          <w:sz w:val="18"/>
+          <w:szCs w:val="18"/>
+        </w:rPr>
+        <w:t>. 2024;15:1383404. doi:10.3389/fmicb.2024.1383404.</w:t>
       </w:r>
     </w:p>
     <w:p>
@@ -6480,7 +5854,7 @@
           <w:sz w:val="18"/>
           <w:szCs w:val="18"/>
         </w:rPr>
-        <w:t xml:space="preserve">1. Sberro H, Fremin BJ, Zlitni S, et al. Large-scale analyses of human microbiomes reveal thousands of small, novel genes. </w:t>
+        <w:t xml:space="preserve">8. Guo Y, Nguyen KA, Potempa J. Dichotomy of gingipains action as virulence factors. </w:t>
       </w:r>
       <w:r>
         <w:rPr>
@@ -6488,14 +5862,14 @@
           <w:sz w:val="18"/>
           <w:szCs w:val="18"/>
         </w:rPr>
-        <w:t>Cell</w:t>
-      </w:r>
-      <w:r>
-        <w:rPr>
-          <w:sz w:val="18"/>
-          <w:szCs w:val="18"/>
-        </w:rPr>
-        <w:t>. 2019;178(5):1245–1259.e14. doi:10.1016/j.cell.2019.07.016.</w:t>
+        <w:t>Periodontol 2000</w:t>
+      </w:r>
+      <w:r>
+        <w:rPr>
+          <w:sz w:val="18"/>
+          <w:szCs w:val="18"/>
+        </w:rPr>
+        <w:t>. 2010;54(1):15–44. doi:10.1111/j.1600-0757.2010.00377.x.</w:t>
       </w:r>
     </w:p>
     <w:p>
@@ -6508,7 +5882,7 @@
           <w:sz w:val="18"/>
           <w:szCs w:val="18"/>
         </w:rPr>
-        <w:t xml:space="preserve">2. Durrant MG, Bhatt AS. Automated prediction and annotation of small open reading frames in microbial genomes. </w:t>
+        <w:t xml:space="preserve">9. Ho MH, Chen CH, Goodwin JS, et al. Functional advantages of </w:t>
       </w:r>
       <w:r>
         <w:rPr>
@@ -6516,14 +5890,29 @@
           <w:sz w:val="18"/>
           <w:szCs w:val="18"/>
         </w:rPr>
-        <w:t>Cell Host Microbe</w:t>
-      </w:r>
-      <w:r>
-        <w:rPr>
-          <w:sz w:val="18"/>
-          <w:szCs w:val="18"/>
-        </w:rPr>
-        <w:t>. 2021;29(1):121–131.e4. doi:10.1016/j.chom.2020.11.002.</w:t>
+        <w:t>Porphyromonas gingivalis</w:t>
+      </w:r>
+      <w:r>
+        <w:rPr>
+          <w:sz w:val="18"/>
+          <w:szCs w:val="18"/>
+        </w:rPr>
+        <w:t xml:space="preserve"> vesicles. </w:t>
+      </w:r>
+      <w:r>
+        <w:rPr>
+          <w:i/>
+          <w:sz w:val="18"/>
+          <w:szCs w:val="18"/>
+        </w:rPr>
+        <w:t>PLoS One</w:t>
+      </w:r>
+      <w:r>
+        <w:rPr>
+          <w:sz w:val="18"/>
+          <w:szCs w:val="18"/>
+        </w:rPr>
+        <w:t>. 2015;10(4):e0123448. doi:10.1371/journal.pone.0123448.</w:t>
       </w:r>
     </w:p>
     <w:p>
@@ -6536,7 +5925,7 @@
           <w:sz w:val="18"/>
           <w:szCs w:val="18"/>
         </w:rPr>
-        <w:t xml:space="preserve">3. Davin ME, Ortís Sunyer J, Delgado LF, et al. High-resolution multi-omics enhances prediction and detection of smORF-encoded proteins in the human gut microbiome. </w:t>
+        <w:t xml:space="preserve">10. Larvin H, Gao C, Kang J, et al. The impact of study factors in the association of periodontal disease and cognitive disorders. </w:t>
       </w:r>
       <w:r>
         <w:rPr>
@@ -6544,14 +5933,14 @@
           <w:sz w:val="18"/>
           <w:szCs w:val="18"/>
         </w:rPr>
-        <w:t>Nat Commun</w:t>
-      </w:r>
-      <w:r>
-        <w:rPr>
-          <w:sz w:val="18"/>
-          <w:szCs w:val="18"/>
-        </w:rPr>
-        <w:t>. 2026. doi:10.1038/s41467-026-72762-5.</w:t>
+        <w:t>Age Ageing</w:t>
+      </w:r>
+      <w:r>
+        <w:rPr>
+          <w:sz w:val="18"/>
+          <w:szCs w:val="18"/>
+        </w:rPr>
+        <w:t>. 2023;52(2):afad015. doi:10.1093/ageing/afad015.</w:t>
       </w:r>
     </w:p>
     <w:p>
@@ -6564,7 +5953,7 @@
           <w:sz w:val="18"/>
           <w:szCs w:val="18"/>
         </w:rPr>
-        <w:t xml:space="preserve">4. Couso JP, Patra P. Short ORFs: finding gems in hidden places. </w:t>
+        <w:t xml:space="preserve">11. Kaliamoorthy S, Nagarajan M, Sethuraman V, et al. Association of Alzheimer’s disease and periodontitis. </w:t>
       </w:r>
       <w:r>
         <w:rPr>
@@ -6572,14 +5961,14 @@
           <w:sz w:val="18"/>
           <w:szCs w:val="18"/>
         </w:rPr>
-        <w:t>Curr Opin Genet Dev</w:t>
-      </w:r>
-      <w:r>
-        <w:rPr>
-          <w:sz w:val="18"/>
-          <w:szCs w:val="18"/>
-        </w:rPr>
-        <w:t>. 2017;45:14–21. doi:10.1016/j.gde.2017.04.002.</w:t>
+        <w:t>Med Pharm Rep</w:t>
+      </w:r>
+      <w:r>
+        <w:rPr>
+          <w:sz w:val="18"/>
+          <w:szCs w:val="18"/>
+        </w:rPr>
+        <w:t>. 2022;95(2):144–151. doi:10.15386/mpr-2278.</w:t>
       </w:r>
     </w:p>
     <w:p>
@@ -6592,7 +5981,7 @@
           <w:sz w:val="18"/>
           <w:szCs w:val="18"/>
         </w:rPr>
-        <w:t xml:space="preserve">5. van Heesch S, Wit F, Botter J, et al. The translational landscape of the human heart. </w:t>
+        <w:t xml:space="preserve">12. Liu S, Dashper SG, Zhao R. Association between oral bacteria and Alzheimer’s disease. </w:t>
       </w:r>
       <w:r>
         <w:rPr>
@@ -6600,14 +5989,14 @@
           <w:sz w:val="18"/>
           <w:szCs w:val="18"/>
         </w:rPr>
-        <w:t>Cell</w:t>
-      </w:r>
-      <w:r>
-        <w:rPr>
-          <w:sz w:val="18"/>
-          <w:szCs w:val="18"/>
-        </w:rPr>
-        <w:t>. 2019;178(1):236–251.e24. doi:10.1016/j.cell.2019.05.010.</w:t>
+        <w:t>J Alzheimers Dis</w:t>
+      </w:r>
+      <w:r>
+        <w:rPr>
+          <w:sz w:val="18"/>
+          <w:szCs w:val="18"/>
+        </w:rPr>
+        <w:t>. 2023;91(1):129–150. doi:10.3233/JAD-220627.</w:t>
       </w:r>
     </w:p>
     <w:p>
@@ -6620,7 +6009,7 @@
           <w:sz w:val="18"/>
           <w:szCs w:val="18"/>
         </w:rPr>
-        <w:t xml:space="preserve">6. Belstrøm D, Constancias F, Drautz-Moses DI, et al. Periodontitis associates with species-specific gene expression of the oral microbiota. </w:t>
+        <w:t xml:space="preserve">13. Kim J, Han DH. Periodontitis as a risk factor for dementia. </w:t>
       </w:r>
       <w:r>
         <w:rPr>
@@ -6628,14 +6017,14 @@
           <w:sz w:val="18"/>
           <w:szCs w:val="18"/>
         </w:rPr>
-        <w:t>npj Biofilms Microbiomes</w:t>
-      </w:r>
-      <w:r>
-        <w:rPr>
-          <w:sz w:val="18"/>
-          <w:szCs w:val="18"/>
-        </w:rPr>
-        <w:t>. 2021;7:76. doi:10.1038/s41522-021-00247-y.</w:t>
+        <w:t>J Evid Based Dent Pract</w:t>
+      </w:r>
+      <w:r>
+        <w:rPr>
+          <w:sz w:val="18"/>
+          <w:szCs w:val="18"/>
+        </w:rPr>
+        <w:t>. 2025;25:102094. doi:10.1016/j.jebdp.2025.102094.</w:t>
       </w:r>
     </w:p>
     <w:p>
@@ -6648,7 +6037,7 @@
           <w:sz w:val="18"/>
           <w:szCs w:val="18"/>
         </w:rPr>
-        <w:t xml:space="preserve">7. Ovsepian A, Kardaras FS, Skoulakis A, Hatzigeorgiou AG. Microbial signatures in human periodontal disease: a metatranscriptome meta-analysis. </w:t>
+        <w:t xml:space="preserve">14. Ide M, Harris M, Stevens A, et al. Periodontitis and cognitive decline in Alzheimer’s disease. </w:t>
       </w:r>
       <w:r>
         <w:rPr>
@@ -6656,14 +6045,14 @@
           <w:sz w:val="18"/>
           <w:szCs w:val="18"/>
         </w:rPr>
-        <w:t>Front Microbiol</w:t>
-      </w:r>
-      <w:r>
-        <w:rPr>
-          <w:sz w:val="18"/>
-          <w:szCs w:val="18"/>
-        </w:rPr>
-        <w:t>. 2024;15:1383404. doi:10.3389/fmicb.2024.1383404.</w:t>
+        <w:t>PLoS One</w:t>
+      </w:r>
+      <w:r>
+        <w:rPr>
+          <w:sz w:val="18"/>
+          <w:szCs w:val="18"/>
+        </w:rPr>
+        <w:t>. 2016;11(3):e0151081. doi:10.1371/journal.pone.0151081.</w:t>
       </w:r>
     </w:p>
     <w:p>
@@ -6676,7 +6065,7 @@
           <w:sz w:val="18"/>
           <w:szCs w:val="18"/>
         </w:rPr>
-        <w:t xml:space="preserve">8. Chen T, Yu WH, Izard J, et al. The Human Oral Microbiome Database: a web accessible resource for investigating oral microbe taxonomic and genomic information. </w:t>
+        <w:t xml:space="preserve">15. Jiang Z, Shi Y, Zhao W, et al. Association between chronic periodontitis and the risk of Alzheimer’s disease. </w:t>
       </w:r>
       <w:r>
         <w:rPr>
@@ -6684,14 +6073,14 @@
           <w:sz w:val="18"/>
           <w:szCs w:val="18"/>
         </w:rPr>
-        <w:t>Database (Oxford)</w:t>
-      </w:r>
-      <w:r>
-        <w:rPr>
-          <w:sz w:val="18"/>
-          <w:szCs w:val="18"/>
-        </w:rPr>
-        <w:t>. 2010;2010:baq013. doi:10.1093/database/baq013.</w:t>
+        <w:t>BMC Oral Health</w:t>
+      </w:r>
+      <w:r>
+        <w:rPr>
+          <w:sz w:val="18"/>
+          <w:szCs w:val="18"/>
+        </w:rPr>
+        <w:t>. 2021;21:466. doi:10.1186/s12903-021-01827-2.</w:t>
       </w:r>
     </w:p>
     <w:p>
@@ -6704,7 +6093,7 @@
           <w:sz w:val="18"/>
           <w:szCs w:val="18"/>
         </w:rPr>
-        <w:t xml:space="preserve">9. Escapa IF, Chen T, Huang Y, et al. New insights into human nostril microbiome from the expanded Human Oral Microbiome Database. </w:t>
+        <w:t xml:space="preserve">16. Hu C, Li H, Huang L, et al. Periodontal disease and risk of Alzheimer’s disease: a two-sample Mendelian randomization. </w:t>
       </w:r>
       <w:r>
         <w:rPr>
@@ -6712,14 +6101,14 @@
           <w:sz w:val="18"/>
           <w:szCs w:val="18"/>
         </w:rPr>
-        <w:t>mSystems</w:t>
-      </w:r>
-      <w:r>
-        <w:rPr>
-          <w:sz w:val="18"/>
-          <w:szCs w:val="18"/>
-        </w:rPr>
-        <w:t>. 2018;3(6):e00187-18. doi:10.1128/mSystems.00187-18.</w:t>
+        <w:t>Brain Behav</w:t>
+      </w:r>
+      <w:r>
+        <w:rPr>
+          <w:sz w:val="18"/>
+          <w:szCs w:val="18"/>
+        </w:rPr>
+        <w:t>. 2024;14(4):e3486. doi:10.1002/brb3.3486.</w:t>
       </w:r>
     </w:p>
     <w:p>
@@ -6732,7 +6121,7 @@
           <w:sz w:val="18"/>
           <w:szCs w:val="18"/>
         </w:rPr>
-        <w:t xml:space="preserve">10. Belstrøm D, Jersie-Christensen RR, Lyon D, et al. Metaproteomics of saliva identifies human protein markers specific for individuals with periodontitis and dental caries compared to orally healthy controls. </w:t>
+        <w:t xml:space="preserve">17. Zhao Y, Zhang C, Chang X, et al. Causal association between periodontitis and systemic diseases: a systematic review and meta-analysis of Mendelian randomization studies. </w:t>
       </w:r>
       <w:r>
         <w:rPr>
@@ -6740,14 +6129,14 @@
           <w:sz w:val="18"/>
           <w:szCs w:val="18"/>
         </w:rPr>
-        <w:t>PeerJ</w:t>
-      </w:r>
-      <w:r>
-        <w:rPr>
-          <w:sz w:val="18"/>
-          <w:szCs w:val="18"/>
-        </w:rPr>
-        <w:t>. 2016;4:e2433. doi:10.7717/peerj.2433.</w:t>
+        <w:t>BMC Oral Health</w:t>
+      </w:r>
+      <w:r>
+        <w:rPr>
+          <w:sz w:val="18"/>
+          <w:szCs w:val="18"/>
+        </w:rPr>
+        <w:t>. 2026;26:383. doi:10.1186/s12903-026-07725-9.</w:t>
       </w:r>
     </w:p>
     <w:p>
@@ -6760,7 +6149,7 @@
           <w:sz w:val="18"/>
           <w:szCs w:val="18"/>
         </w:rPr>
-        <w:t xml:space="preserve">11. Jiang X, Zhang Y, Wang H, et al. In-depth metaproteomics analysis of oral microbiome for lung cancer. </w:t>
+        <w:t xml:space="preserve">18. Dominy SS, Lynch C, Ermini F, et al. </w:t>
       </w:r>
       <w:r>
         <w:rPr>
@@ -6768,14 +6157,29 @@
           <w:sz w:val="18"/>
           <w:szCs w:val="18"/>
         </w:rPr>
-        <w:t>Research</w:t>
-      </w:r>
-      <w:r>
-        <w:rPr>
-          <w:sz w:val="18"/>
-          <w:szCs w:val="18"/>
-        </w:rPr>
-        <w:t>. 2022;2022:9781578. doi:10.34133/2022/9781578.</w:t>
+        <w:t>Porphyromonas gingivalis</w:t>
+      </w:r>
+      <w:r>
+        <w:rPr>
+          <w:sz w:val="18"/>
+          <w:szCs w:val="18"/>
+        </w:rPr>
+        <w:t xml:space="preserve"> in Alzheimer’s disease brains. </w:t>
+      </w:r>
+      <w:r>
+        <w:rPr>
+          <w:i/>
+          <w:sz w:val="18"/>
+          <w:szCs w:val="18"/>
+        </w:rPr>
+        <w:t>Sci Adv</w:t>
+      </w:r>
+      <w:r>
+        <w:rPr>
+          <w:sz w:val="18"/>
+          <w:szCs w:val="18"/>
+        </w:rPr>
+        <w:t>. 2019;5(1):eaau3333. doi:10.1126/sciadv.aau3333.</w:t>
       </w:r>
     </w:p>
     <w:p>
@@ -6788,7 +6192,7 @@
           <w:sz w:val="18"/>
           <w:szCs w:val="18"/>
         </w:rPr>
-        <w:t xml:space="preserve">12. Yuan J, Sun B, Li M, et al. OSaMPle workflow for salivary metaproteomics analysis reveals dysbiosis in inflammatory bowel disease patients. </w:t>
+        <w:t xml:space="preserve">19. Poole S, Singhrao SK, Kesavalu L, et al. Determining the presence of </w:t>
       </w:r>
       <w:r>
         <w:rPr>
@@ -6796,14 +6200,29 @@
           <w:sz w:val="18"/>
           <w:szCs w:val="18"/>
         </w:rPr>
-        <w:t>npj Biofilms Microbiomes</w:t>
-      </w:r>
-      <w:r>
-        <w:rPr>
-          <w:sz w:val="18"/>
-          <w:szCs w:val="18"/>
-        </w:rPr>
-        <w:t>. 2025;11:63. doi:10.1038/s41522-025-00692-z.</w:t>
+        <w:t>Porphyromonas gingivalis</w:t>
+      </w:r>
+      <w:r>
+        <w:rPr>
+          <w:sz w:val="18"/>
+          <w:szCs w:val="18"/>
+        </w:rPr>
+        <w:t xml:space="preserve"> in Alzheimer’s disease brain. </w:t>
+      </w:r>
+      <w:r>
+        <w:rPr>
+          <w:i/>
+          <w:sz w:val="18"/>
+          <w:szCs w:val="18"/>
+        </w:rPr>
+        <w:t>J Alzheimers Dis</w:t>
+      </w:r>
+      <w:r>
+        <w:rPr>
+          <w:sz w:val="18"/>
+          <w:szCs w:val="18"/>
+        </w:rPr>
+        <w:t>. 2013;33(3):665–678. doi:10.3233/JAD-2012-121149.</w:t>
       </w:r>
     </w:p>
     <w:p>
@@ -6816,7 +6235,7 @@
           <w:sz w:val="18"/>
           <w:szCs w:val="18"/>
         </w:rPr>
-        <w:t xml:space="preserve">13. Du Z, Ding X, Xu Y, Li Y. UniDL4BioPep: a universal deep learning architecture for binary classification in peptide bioactivity. </w:t>
+        <w:t xml:space="preserve">20. Ilievski V, Zuchowska PK, Green SJ, et al. Chronic oral application of a periodontal pathogen results in brain inflammation, neurodegeneration and amyloid beta production in wild type mice. </w:t>
       </w:r>
       <w:r>
         <w:rPr>
@@ -6824,14 +6243,14 @@
           <w:sz w:val="18"/>
           <w:szCs w:val="18"/>
         </w:rPr>
-        <w:t>Brief Bioinform</w:t>
-      </w:r>
-      <w:r>
-        <w:rPr>
-          <w:sz w:val="18"/>
-          <w:szCs w:val="18"/>
-        </w:rPr>
-        <w:t>. 2023;24(3):bbad135. doi:10.1093/bib/bbad135.</w:t>
+        <w:t>PLoS One</w:t>
+      </w:r>
+      <w:r>
+        <w:rPr>
+          <w:sz w:val="18"/>
+          <w:szCs w:val="18"/>
+        </w:rPr>
+        <w:t>. 2018;13(10):e0204941. doi:10.1371/journal.pone.0204941.</w:t>
       </w:r>
     </w:p>
     <w:p>
@@ -6844,7 +6263,7 @@
           <w:sz w:val="18"/>
           <w:szCs w:val="18"/>
         </w:rPr>
-        <w:t xml:space="preserve">14. Gu ZF, Hao YD, Wang TY, et al. Prediction of blood-brain barrier penetrating peptides based on data augmentation with Augur. </w:t>
+        <w:t xml:space="preserve">21. Haditsch U, Roth T, Rodriguez L, et al. Alzheimer’s disease-like neurodegeneration in </w:t>
       </w:r>
       <w:r>
         <w:rPr>
@@ -6852,14 +6271,29 @@
           <w:sz w:val="18"/>
           <w:szCs w:val="18"/>
         </w:rPr>
-        <w:t>BMC Biol</w:t>
-      </w:r>
-      <w:r>
-        <w:rPr>
-          <w:sz w:val="18"/>
-          <w:szCs w:val="18"/>
-        </w:rPr>
-        <w:t>. 2024;22:86. doi:10.1186/s12915-024-01883-4.</w:t>
+        <w:t>Porphyromonas gingivalis</w:t>
+      </w:r>
+      <w:r>
+        <w:rPr>
+          <w:sz w:val="18"/>
+          <w:szCs w:val="18"/>
+        </w:rPr>
+        <w:t xml:space="preserve"> infected neurons with persistent expression of active gingipains. </w:t>
+      </w:r>
+      <w:r>
+        <w:rPr>
+          <w:i/>
+          <w:sz w:val="18"/>
+          <w:szCs w:val="18"/>
+        </w:rPr>
+        <w:t>J Alzheimers Dis</w:t>
+      </w:r>
+      <w:r>
+        <w:rPr>
+          <w:sz w:val="18"/>
+          <w:szCs w:val="18"/>
+        </w:rPr>
+        <w:t>. 2020;75(4):1361–1376. doi:10.3233/JAD-200393.</w:t>
       </w:r>
     </w:p>
     <w:p>
@@ -6872,7 +6306,7 @@
           <w:sz w:val="18"/>
           <w:szCs w:val="18"/>
         </w:rPr>
-        <w:t xml:space="preserve">15. Liu X, Zhao Z, Guan J, et al. Prediction of blood-brain barrier-penetrating peptides using B3BPFN. </w:t>
+        <w:t xml:space="preserve">22. Nara PL, Sindelar D, Penn MS, et al. </w:t>
       </w:r>
       <w:r>
         <w:rPr>
@@ -6880,14 +6314,29 @@
           <w:sz w:val="18"/>
           <w:szCs w:val="18"/>
         </w:rPr>
-        <w:t>Front Mol Biosci</w:t>
-      </w:r>
-      <w:r>
-        <w:rPr>
-          <w:sz w:val="18"/>
-          <w:szCs w:val="18"/>
-        </w:rPr>
-        <w:t>. 2026;13:1858506. doi:10.3389/fmolb.2026.1858506.</w:t>
+        <w:t>Porphyromonas gingivalis</w:t>
+      </w:r>
+      <w:r>
+        <w:rPr>
+          <w:sz w:val="18"/>
+          <w:szCs w:val="18"/>
+        </w:rPr>
+        <w:t xml:space="preserve"> outer membrane vesicles as the major driver of and explanation for neuropathogenesis. </w:t>
+      </w:r>
+      <w:r>
+        <w:rPr>
+          <w:i/>
+          <w:sz w:val="18"/>
+          <w:szCs w:val="18"/>
+        </w:rPr>
+        <w:t>J Alzheimers Dis</w:t>
+      </w:r>
+      <w:r>
+        <w:rPr>
+          <w:sz w:val="18"/>
+          <w:szCs w:val="18"/>
+        </w:rPr>
+        <w:t>. 2021;82(4):1417–1450. doi:10.3233/JAD-210448.</w:t>
       </w:r>
     </w:p>
     <w:p>
@@ -6900,7 +6349,7 @@
           <w:sz w:val="18"/>
           <w:szCs w:val="18"/>
         </w:rPr>
-        <w:t xml:space="preserve">16. Rathore AS, Jain S, Choudhury S, Raghava GPS. A large language model for predicting neurotoxic peptides and neurotoxins. </w:t>
+        <w:t xml:space="preserve">23. Sberro H, Fremin BJ, Zlitni S, et al. Large-scale analyses of human microbiomes reveal thousands of small, novel genes. </w:t>
       </w:r>
       <w:r>
         <w:rPr>
@@ -6908,14 +6357,14 @@
           <w:sz w:val="18"/>
           <w:szCs w:val="18"/>
         </w:rPr>
-        <w:t>Protein Sci</w:t>
-      </w:r>
-      <w:r>
-        <w:rPr>
-          <w:sz w:val="18"/>
-          <w:szCs w:val="18"/>
-        </w:rPr>
-        <w:t>. 2025;34(8):e70200. doi:10.1002/pro.70200.</w:t>
+        <w:t>Cell</w:t>
+      </w:r>
+      <w:r>
+        <w:rPr>
+          <w:sz w:val="18"/>
+          <w:szCs w:val="18"/>
+        </w:rPr>
+        <w:t>. 2019;178(5):1245–1259.e14. doi:10.1016/j.cell.2019.07.016.</w:t>
       </w:r>
     </w:p>
     <w:p>
@@ -6928,7 +6377,7 @@
           <w:sz w:val="18"/>
           <w:szCs w:val="18"/>
         </w:rPr>
-        <w:t xml:space="preserve">17. Aptekmann AA, Buongiorno J, Giovannelli D, et al. mebipred: identifying metal-binding potential in protein sequence. </w:t>
+        <w:t xml:space="preserve">24. Durrant MG, Bhatt AS. Automated prediction and annotation of small open reading frames in microbial genomes. </w:t>
       </w:r>
       <w:r>
         <w:rPr>
@@ -6936,14 +6385,14 @@
           <w:sz w:val="18"/>
           <w:szCs w:val="18"/>
         </w:rPr>
-        <w:t>Bioinformatics</w:t>
-      </w:r>
-      <w:r>
-        <w:rPr>
-          <w:sz w:val="18"/>
-          <w:szCs w:val="18"/>
-        </w:rPr>
-        <w:t>. 2022;38(14):3532–3540. doi:10.1093/bioinformatics/btac358.</w:t>
+        <w:t>Cell Host Microbe</w:t>
+      </w:r>
+      <w:r>
+        <w:rPr>
+          <w:sz w:val="18"/>
+          <w:szCs w:val="18"/>
+        </w:rPr>
+        <w:t>. 2021;29(1):121–131.e4. doi:10.1016/j.chom.2020.11.002.</w:t>
       </w:r>
     </w:p>
     <w:p>
@@ -6956,7 +6405,7 @@
           <w:sz w:val="18"/>
           <w:szCs w:val="18"/>
         </w:rPr>
-        <w:t xml:space="preserve">18. Olsen TH, Yesiltas B, Marin FI, et al. AnOxPePred: using deep learning for the prediction of antioxidative properties of peptides. </w:t>
+        <w:t xml:space="preserve">25. Davin ME, Ortís Sunyer J, Delgado LF, et al. High-resolution multi-omics enhances prediction and detection of smORF-encoded proteins in the human gut microbiome. </w:t>
       </w:r>
       <w:r>
         <w:rPr>
@@ -6964,14 +6413,14 @@
           <w:sz w:val="18"/>
           <w:szCs w:val="18"/>
         </w:rPr>
-        <w:t>Sci Rep</w:t>
-      </w:r>
-      <w:r>
-        <w:rPr>
-          <w:sz w:val="18"/>
-          <w:szCs w:val="18"/>
-        </w:rPr>
-        <w:t>. 2020;10:21471. doi:10.1038/s41598-020-78319-w.</w:t>
+        <w:t>Nat Commun</w:t>
+      </w:r>
+      <w:r>
+        <w:rPr>
+          <w:sz w:val="18"/>
+          <w:szCs w:val="18"/>
+        </w:rPr>
+        <w:t>. 2026. doi:10.1038/s41467-026-72762-5.</w:t>
       </w:r>
     </w:p>
     <w:p>
@@ -6984,7 +6433,7 @@
           <w:sz w:val="18"/>
           <w:szCs w:val="18"/>
         </w:rPr>
-        <w:t xml:space="preserve">19. Torres MDT, Brooks EF, Cesaro A, et al. Mining human microbiomes reveals an untapped source of peptide antibiotics. </w:t>
+        <w:t xml:space="preserve">26. Couso JP, Patra P. Short ORFs: finding gems in hidden places. </w:t>
       </w:r>
       <w:r>
         <w:rPr>
@@ -6992,14 +6441,14 @@
           <w:sz w:val="18"/>
           <w:szCs w:val="18"/>
         </w:rPr>
-        <w:t>Cell</w:t>
-      </w:r>
-      <w:r>
-        <w:rPr>
-          <w:sz w:val="18"/>
-          <w:szCs w:val="18"/>
-        </w:rPr>
-        <w:t>. 2024;187(19):5453–5467.e15. doi:10.1016/j.cell.2024.07.027.</w:t>
+        <w:t>Curr Opin Genet Dev</w:t>
+      </w:r>
+      <w:r>
+        <w:rPr>
+          <w:sz w:val="18"/>
+          <w:szCs w:val="18"/>
+        </w:rPr>
+        <w:t>. 2017;45:14–21. doi:10.1016/j.gde.2017.04.002.</w:t>
       </w:r>
     </w:p>
     <w:p>
@@ -7012,7 +6461,7 @@
           <w:sz w:val="18"/>
           <w:szCs w:val="18"/>
         </w:rPr>
-        <w:t xml:space="preserve">20. Scheltens P, De Strooper B, Kivipelto M, et al. Alzheimer’s disease. </w:t>
+        <w:t xml:space="preserve">27. van Heesch S, Wit F, Botter J, et al. The translational landscape of the human heart. </w:t>
       </w:r>
       <w:r>
         <w:rPr>
@@ -7020,14 +6469,14 @@
           <w:sz w:val="18"/>
           <w:szCs w:val="18"/>
         </w:rPr>
-        <w:t>Lancet</w:t>
-      </w:r>
-      <w:r>
-        <w:rPr>
-          <w:sz w:val="18"/>
-          <w:szCs w:val="18"/>
-        </w:rPr>
-        <w:t>. 2021;397(10284):1577–1590. doi:10.1016/S0140-6736(20)32205-4.</w:t>
+        <w:t>Cell</w:t>
+      </w:r>
+      <w:r>
+        <w:rPr>
+          <w:sz w:val="18"/>
+          <w:szCs w:val="18"/>
+        </w:rPr>
+        <w:t>. 2019;178(1):236–251.e24. doi:10.1016/j.cell.2019.05.010.</w:t>
       </w:r>
     </w:p>
     <w:p>
@@ -7040,7 +6489,7 @@
           <w:sz w:val="18"/>
           <w:szCs w:val="18"/>
         </w:rPr>
-        <w:t xml:space="preserve">21. Selkoe DJ, Hardy J. The amyloid hypothesis of Alzheimer’s disease at 25 years. </w:t>
+        <w:t xml:space="preserve">28. Chen T, Yu WH, Izard J, et al. The Human Oral Microbiome Database: a web accessible resource for investigating oral microbe taxonomic and genomic information. </w:t>
       </w:r>
       <w:r>
         <w:rPr>
@@ -7048,14 +6497,14 @@
           <w:sz w:val="18"/>
           <w:szCs w:val="18"/>
         </w:rPr>
-        <w:t>EMBO Mol Med</w:t>
-      </w:r>
-      <w:r>
-        <w:rPr>
-          <w:sz w:val="18"/>
-          <w:szCs w:val="18"/>
-        </w:rPr>
-        <w:t>. 2016;8(6):595–608. doi:10.15252/emmm.201606210.</w:t>
+        <w:t>Database (Oxford)</w:t>
+      </w:r>
+      <w:r>
+        <w:rPr>
+          <w:sz w:val="18"/>
+          <w:szCs w:val="18"/>
+        </w:rPr>
+        <w:t>. 2010;2010:baq013. doi:10.1093/database/baq013.</w:t>
       </w:r>
     </w:p>
     <w:p>
@@ -7068,7 +6517,7 @@
           <w:sz w:val="18"/>
           <w:szCs w:val="18"/>
         </w:rPr>
-        <w:t xml:space="preserve">22. Hampel H, Mesulam MM, Cuello AC, et al. The cholinergic system in the pathophysiology and treatment of Alzheimer’s disease. </w:t>
+        <w:t xml:space="preserve">29. Belstrøm D, Jersie-Christensen RR, Lyon D, et al. Metaproteomics of saliva identifies human protein markers specific for individuals with periodontitis and dental caries compared to orally healthy controls. </w:t>
       </w:r>
       <w:r>
         <w:rPr>
@@ -7076,14 +6525,14 @@
           <w:sz w:val="18"/>
           <w:szCs w:val="18"/>
         </w:rPr>
-        <w:t>Brain</w:t>
-      </w:r>
-      <w:r>
-        <w:rPr>
-          <w:sz w:val="18"/>
-          <w:szCs w:val="18"/>
-        </w:rPr>
-        <w:t>. 2018;141(7):1917–1933. doi:10.1093/brain/awy132.</w:t>
+        <w:t>PeerJ</w:t>
+      </w:r>
+      <w:r>
+        <w:rPr>
+          <w:sz w:val="18"/>
+          <w:szCs w:val="18"/>
+        </w:rPr>
+        <w:t>. 2016;4:e2433. doi:10.7717/peerj.2433.</w:t>
       </w:r>
     </w:p>
     <w:p>
@@ -7096,7 +6545,7 @@
           <w:sz w:val="18"/>
           <w:szCs w:val="18"/>
         </w:rPr>
-        <w:t xml:space="preserve">23. Inestrosa NC, Alvarez A, Pérez CA, et al. Acetylcholinesterase accelerates assembly of amyloid-β-peptides into Alzheimer’s fibrils. </w:t>
+        <w:t xml:space="preserve">30. Jiang X, Zhang Y, Wang H, et al. In-depth metaproteomics analysis of oral microbiome for lung cancer. </w:t>
       </w:r>
       <w:r>
         <w:rPr>
@@ -7104,14 +6553,14 @@
           <w:sz w:val="18"/>
           <w:szCs w:val="18"/>
         </w:rPr>
-        <w:t>Neuron</w:t>
-      </w:r>
-      <w:r>
-        <w:rPr>
-          <w:sz w:val="18"/>
-          <w:szCs w:val="18"/>
-        </w:rPr>
-        <w:t>. 1996;16(4):881–891. doi:10.1016/s0896-6273(00)80108-7.</w:t>
+        <w:t>Research</w:t>
+      </w:r>
+      <w:r>
+        <w:rPr>
+          <w:sz w:val="18"/>
+          <w:szCs w:val="18"/>
+        </w:rPr>
+        <w:t>. 2022;2022:9781578. doi:10.34133/2022/9781578.</w:t>
       </w:r>
     </w:p>
     <w:p>
@@ -7124,7 +6573,7 @@
           <w:sz w:val="18"/>
           <w:szCs w:val="18"/>
         </w:rPr>
-        <w:t xml:space="preserve">24. De Ferrari GV, Canales MA, Shin I, et al. A structural motif of acetylcholinesterase that promotes amyloid β-peptide fibril formation. </w:t>
+        <w:t xml:space="preserve">31. Yuan J, Sun B, Li M, et al. OSaMPle workflow for salivary metaproteomics analysis reveals dysbiosis in inflammatory bowel disease patients. </w:t>
       </w:r>
       <w:r>
         <w:rPr>
@@ -7132,14 +6581,14 @@
           <w:sz w:val="18"/>
           <w:szCs w:val="18"/>
         </w:rPr>
-        <w:t>Biochemistry</w:t>
-      </w:r>
-      <w:r>
-        <w:rPr>
-          <w:sz w:val="18"/>
-          <w:szCs w:val="18"/>
-        </w:rPr>
-        <w:t>. 2001;40(35):10447–10457. doi:10.1021/bi0101392.</w:t>
+        <w:t>npj Biofilms Microbiomes</w:t>
+      </w:r>
+      <w:r>
+        <w:rPr>
+          <w:sz w:val="18"/>
+          <w:szCs w:val="18"/>
+        </w:rPr>
+        <w:t>. 2025;11:63. doi:10.1038/s41522-025-00692-z.</w:t>
       </w:r>
     </w:p>
     <w:p>
@@ -7152,7 +6601,7 @@
           <w:sz w:val="18"/>
           <w:szCs w:val="18"/>
         </w:rPr>
-        <w:t xml:space="preserve">25. Bartolini M, Bertucci C, Cavrini V, Andrisano V. β-Amyloid aggregation induced by human acetylcholinesterase: inhibition studies. </w:t>
+        <w:t xml:space="preserve">32. Du Z, Ding X, Xu Y, Li Y. UniDL4BioPep: a universal deep learning architecture for binary classification in peptide bioactivity. </w:t>
       </w:r>
       <w:r>
         <w:rPr>
@@ -7160,14 +6609,14 @@
           <w:sz w:val="18"/>
           <w:szCs w:val="18"/>
         </w:rPr>
-        <w:t>Biochem Pharmacol</w:t>
-      </w:r>
-      <w:r>
-        <w:rPr>
-          <w:sz w:val="18"/>
-          <w:szCs w:val="18"/>
-        </w:rPr>
-        <w:t>. 2003;65(3):407–416. doi:10.1016/s0006-2952(02)01514-9.</w:t>
+        <w:t>Brief Bioinform</w:t>
+      </w:r>
+      <w:r>
+        <w:rPr>
+          <w:sz w:val="18"/>
+          <w:szCs w:val="18"/>
+        </w:rPr>
+        <w:t>. 2023;24(3):bbad135. doi:10.1093/bib/bbad135.</w:t>
       </w:r>
     </w:p>
     <w:p>
@@ -7180,7 +6629,7 @@
           <w:sz w:val="18"/>
           <w:szCs w:val="18"/>
         </w:rPr>
-        <w:t xml:space="preserve">26. Kryger G, Silman I, Sussman JL. Structure of acetylcholinesterase complexed with E2020 (Aricept). </w:t>
+        <w:t xml:space="preserve">33. Gu ZF, Hao YD, Wang TY, et al. Prediction of blood-brain barrier penetrating peptides based on data augmentation with Augur. </w:t>
       </w:r>
       <w:r>
         <w:rPr>
@@ -7188,14 +6637,14 @@
           <w:sz w:val="18"/>
           <w:szCs w:val="18"/>
         </w:rPr>
-        <w:t>Structure</w:t>
-      </w:r>
-      <w:r>
-        <w:rPr>
-          <w:sz w:val="18"/>
-          <w:szCs w:val="18"/>
-        </w:rPr>
-        <w:t>. 1999;7(3):297–307. doi:10.1016/s0969-2126(99)80040-9.</w:t>
+        <w:t>BMC Biol</w:t>
+      </w:r>
+      <w:r>
+        <w:rPr>
+          <w:sz w:val="18"/>
+          <w:szCs w:val="18"/>
+        </w:rPr>
+        <w:t>. 2024;22:86. doi:10.1186/s12915-024-01883-4.</w:t>
       </w:r>
     </w:p>
     <w:p>
@@ -7208,7 +6657,7 @@
           <w:sz w:val="18"/>
           <w:szCs w:val="18"/>
         </w:rPr>
-        <w:t xml:space="preserve">27. Cheung J, Rudolph MJ, Burshteyn F, et al. Structures of human acetylcholinesterase in complex with pharmacologically important ligands. </w:t>
+        <w:t xml:space="preserve">34. Liu X, Zhao Z, Guan J, et al. Prediction of blood-brain barrier-penetrating peptides using B3BPFN. </w:t>
       </w:r>
       <w:r>
         <w:rPr>
@@ -7216,14 +6665,14 @@
           <w:sz w:val="18"/>
           <w:szCs w:val="18"/>
         </w:rPr>
-        <w:t>J Med Chem</w:t>
-      </w:r>
-      <w:r>
-        <w:rPr>
-          <w:sz w:val="18"/>
-          <w:szCs w:val="18"/>
-        </w:rPr>
-        <w:t>. 2012;55(23):10282–10286. doi:10.1021/jm300871x.</w:t>
+        <w:t>Front Mol Biosci</w:t>
+      </w:r>
+      <w:r>
+        <w:rPr>
+          <w:sz w:val="18"/>
+          <w:szCs w:val="18"/>
+        </w:rPr>
+        <w:t>. 2026;13:1858506. doi:10.3389/fmolb.2026.1858506.</w:t>
       </w:r>
     </w:p>
     <w:p>
@@ -7236,7 +6685,7 @@
           <w:sz w:val="18"/>
           <w:szCs w:val="18"/>
         </w:rPr>
-        <w:t xml:space="preserve">28. Atanasova M, Dimitrov I, Ivanov S. Molecular dynamics simulations of acetylcholinesterase–beta-amyloid peptide complex. </w:t>
+        <w:t xml:space="preserve">35. Rathore AS, Jain S, Choudhury S, Raghava GPS. A large language model for predicting neurotoxic peptides and neurotoxins. </w:t>
       </w:r>
       <w:r>
         <w:rPr>
@@ -7244,14 +6693,14 @@
           <w:sz w:val="18"/>
           <w:szCs w:val="18"/>
         </w:rPr>
-        <w:t>Cybern Inf Technol</w:t>
-      </w:r>
-      <w:r>
-        <w:rPr>
-          <w:sz w:val="18"/>
-          <w:szCs w:val="18"/>
-        </w:rPr>
-        <w:t>. 2020;20(6):140–154. doi:10.2478/cait-2020-0068.</w:t>
+        <w:t>Protein Sci</w:t>
+      </w:r>
+      <w:r>
+        <w:rPr>
+          <w:sz w:val="18"/>
+          <w:szCs w:val="18"/>
+        </w:rPr>
+        <w:t>. 2025;34(8):e70200. doi:10.1002/pro.70200.</w:t>
       </w:r>
     </w:p>
     <w:p>
@@ -7264,7 +6713,7 @@
           <w:sz w:val="18"/>
           <w:szCs w:val="18"/>
         </w:rPr>
-        <w:t xml:space="preserve">29. Lushchekina SV, Kots ED, Novichkova DA, et al. Role of acetylcholinesterase in β-amyloid aggregation studied by accelerated molecular dynamics. </w:t>
+        <w:t xml:space="preserve">36. Aptekmann AA, Buongiorno J, Giovannelli D, et al. mebipred: identifying metal-binding potential in protein sequence. </w:t>
       </w:r>
       <w:r>
         <w:rPr>
@@ -7272,14 +6721,14 @@
           <w:sz w:val="18"/>
           <w:szCs w:val="18"/>
         </w:rPr>
-        <w:t>BioNanoScience</w:t>
-      </w:r>
-      <w:r>
-        <w:rPr>
-          <w:sz w:val="18"/>
-          <w:szCs w:val="18"/>
-        </w:rPr>
-        <w:t>. 2017;7:396–402. doi:10.1007/s12668-016-0375-x.</w:t>
+        <w:t>Bioinformatics</w:t>
+      </w:r>
+      <w:r>
+        <w:rPr>
+          <w:sz w:val="18"/>
+          <w:szCs w:val="18"/>
+        </w:rPr>
+        <w:t>. 2022;38(14):3532–3540. doi:10.1093/bioinformatics/btac358.</w:t>
       </w:r>
     </w:p>
     <w:p>
@@ -7292,7 +6741,7 @@
           <w:sz w:val="18"/>
           <w:szCs w:val="18"/>
         </w:rPr>
-        <w:t xml:space="preserve">30. Bush AI. The metal theory of Alzheimer’s disease. </w:t>
+        <w:t xml:space="preserve">37. Olsen TH, Yesiltas B, Marin FI, et al. AnOxPePred: using deep learning for the prediction of antioxidative properties of peptides. </w:t>
       </w:r>
       <w:r>
         <w:rPr>
@@ -7300,14 +6749,14 @@
           <w:sz w:val="18"/>
           <w:szCs w:val="18"/>
         </w:rPr>
-        <w:t>J Alzheimers Dis</w:t>
-      </w:r>
-      <w:r>
-        <w:rPr>
-          <w:sz w:val="18"/>
-          <w:szCs w:val="18"/>
-        </w:rPr>
-        <w:t>. 2013;33 Suppl 1:S277–S281. doi:10.3233/JAD-2012-129011.</w:t>
+        <w:t>Sci Rep</w:t>
+      </w:r>
+      <w:r>
+        <w:rPr>
+          <w:sz w:val="18"/>
+          <w:szCs w:val="18"/>
+        </w:rPr>
+        <w:t>. 2020;10:21471. doi:10.1038/s41598-020-78319-w.</w:t>
       </w:r>
     </w:p>
     <w:p>
@@ -7320,7 +6769,7 @@
           <w:sz w:val="18"/>
           <w:szCs w:val="18"/>
         </w:rPr>
-        <w:t xml:space="preserve">31. Lei P, Ayton S, Bush AI. The essential elements of Alzheimer’s disease. </w:t>
+        <w:t xml:space="preserve">38. Torres MDT, Brooks EF, Cesaro A, et al. Mining human microbiomes reveals an untapped source of peptide antibiotics. </w:t>
       </w:r>
       <w:r>
         <w:rPr>
@@ -7328,14 +6777,14 @@
           <w:sz w:val="18"/>
           <w:szCs w:val="18"/>
         </w:rPr>
-        <w:t>J Biol Chem</w:t>
-      </w:r>
-      <w:r>
-        <w:rPr>
-          <w:sz w:val="18"/>
-          <w:szCs w:val="18"/>
-        </w:rPr>
-        <w:t>. 2021;296:100105. doi:10.1074/jbc.REV120.008207.</w:t>
+        <w:t>Cell</w:t>
+      </w:r>
+      <w:r>
+        <w:rPr>
+          <w:sz w:val="18"/>
+          <w:szCs w:val="18"/>
+        </w:rPr>
+        <w:t>. 2024;187(19):5453–5467.e15. doi:10.1016/j.cell.2024.07.027.</w:t>
       </w:r>
     </w:p>
     <w:p>
@@ -7348,7 +6797,7 @@
           <w:sz w:val="18"/>
           <w:szCs w:val="18"/>
         </w:rPr>
-        <w:t xml:space="preserve">32. Di Natale G, Bellia F, Sciacca MFM, et al. Tau-peptide fragments and their copper(II) complexes: effects on amyloid-β aggregation. </w:t>
+        <w:t xml:space="preserve">39. De Ferrari GV, Canales MA, Shin I, et al. A structural motif of acetylcholinesterase that promotes amyloid β-peptide fibril formation. </w:t>
       </w:r>
       <w:r>
         <w:rPr>
@@ -7356,14 +6805,14 @@
           <w:sz w:val="18"/>
           <w:szCs w:val="18"/>
         </w:rPr>
-        <w:t>Inorg Chim Acta</w:t>
-      </w:r>
-      <w:r>
-        <w:rPr>
-          <w:sz w:val="18"/>
-          <w:szCs w:val="18"/>
-        </w:rPr>
-        <w:t>. 2018;472:82–92. doi:10.1016/j.ica.2017.09.061.</w:t>
+        <w:t>Biochemistry</w:t>
+      </w:r>
+      <w:r>
+        <w:rPr>
+          <w:sz w:val="18"/>
+          <w:szCs w:val="18"/>
+        </w:rPr>
+        <w:t>. 2001;40(35):10447–10457. doi:10.1021/bi0101392.</w:t>
       </w:r>
     </w:p>
     <w:p>
@@ -7376,7 +6825,7 @@
           <w:sz w:val="18"/>
           <w:szCs w:val="18"/>
         </w:rPr>
-        <w:t xml:space="preserve">33. Perini G, Ciasca G, Minelli E, et al. Dynamic structural determinants underlie the neurotoxicity of the N-terminal tau 26–44 peptide. </w:t>
+        <w:t xml:space="preserve">40. Bartolini M, Bertucci C, Cavrini V, Andrisano V. β-Amyloid aggregation induced by human acetylcholinesterase: inhibition studies. </w:t>
       </w:r>
       <w:r>
         <w:rPr>
@@ -7384,14 +6833,14 @@
           <w:sz w:val="18"/>
           <w:szCs w:val="18"/>
         </w:rPr>
-        <w:t>Int J Biol Macromol</w:t>
-      </w:r>
-      <w:r>
-        <w:rPr>
-          <w:sz w:val="18"/>
-          <w:szCs w:val="18"/>
-        </w:rPr>
-        <w:t>. 2019;141:278–289. doi:10.1016/j.ijbiomac.2019.08.220.</w:t>
+        <w:t>Biochem Pharmacol</w:t>
+      </w:r>
+      <w:r>
+        <w:rPr>
+          <w:sz w:val="18"/>
+          <w:szCs w:val="18"/>
+        </w:rPr>
+        <w:t>. 2003;65(3):407–416. doi:10.1016/s0006-2952(02)01514-9.</w:t>
       </w:r>
     </w:p>
     <w:p>
@@ -7404,7 +6853,7 @@
           <w:sz w:val="18"/>
           <w:szCs w:val="18"/>
         </w:rPr>
-        <w:t xml:space="preserve">34. Chen SG, Stribinskis V, Rane MJ, et al. Exposure to the functional bacterial amyloid protein curli enhances alpha-synuclein aggregation. </w:t>
+        <w:t xml:space="preserve">41. Kryger G, Silman I, Sussman JL. Structure of acetylcholinesterase complexed with E2020 (Aricept). </w:t>
       </w:r>
       <w:r>
         <w:rPr>
@@ -7412,14 +6861,14 @@
           <w:sz w:val="18"/>
           <w:szCs w:val="18"/>
         </w:rPr>
-        <w:t>Sci Rep</w:t>
-      </w:r>
-      <w:r>
-        <w:rPr>
-          <w:sz w:val="18"/>
-          <w:szCs w:val="18"/>
-        </w:rPr>
-        <w:t>. 2016;6:34477. doi:10.1038/srep34477.</w:t>
+        <w:t>Structure</w:t>
+      </w:r>
+      <w:r>
+        <w:rPr>
+          <w:sz w:val="18"/>
+          <w:szCs w:val="18"/>
+        </w:rPr>
+        <w:t>. 1999;7(3):297–307. doi:10.1016/s0969-2126(99)80040-9.</w:t>
       </w:r>
     </w:p>
     <w:p>
@@ -7432,7 +6881,7 @@
           <w:sz w:val="18"/>
           <w:szCs w:val="18"/>
         </w:rPr>
-        <w:t xml:space="preserve">35. Larvin H, Gao C, Kang J, et al. The impact of study factors in the association of periodontal disease and cognitive disorders. </w:t>
+        <w:t xml:space="preserve">42. Cheung J, Rudolph MJ, Burshteyn F, et al. Structures of human acetylcholinesterase in complex with pharmacologically important ligands. </w:t>
       </w:r>
       <w:r>
         <w:rPr>
@@ -7440,14 +6889,14 @@
           <w:sz w:val="18"/>
           <w:szCs w:val="18"/>
         </w:rPr>
-        <w:t>Age Ageing</w:t>
-      </w:r>
-      <w:r>
-        <w:rPr>
-          <w:sz w:val="18"/>
-          <w:szCs w:val="18"/>
-        </w:rPr>
-        <w:t>. 2023;52(2):afad015. doi:10.1093/ageing/afad015.</w:t>
+        <w:t>J Med Chem</w:t>
+      </w:r>
+      <w:r>
+        <w:rPr>
+          <w:sz w:val="18"/>
+          <w:szCs w:val="18"/>
+        </w:rPr>
+        <w:t>. 2012;55(23):10282–10286. doi:10.1021/jm300871x.</w:t>
       </w:r>
     </w:p>
     <w:p>
@@ -7460,7 +6909,7 @@
           <w:sz w:val="18"/>
           <w:szCs w:val="18"/>
         </w:rPr>
-        <w:t xml:space="preserve">36. Kaliamoorthy S, Nagarajan M, Sethuraman V, et al. Association of Alzheimer’s disease and periodontitis. </w:t>
+        <w:t xml:space="preserve">43. Trott O, Olson AJ. AutoDock Vina: improving the speed and accuracy of docking with a new scoring function. </w:t>
       </w:r>
       <w:r>
         <w:rPr>
@@ -7468,14 +6917,14 @@
           <w:sz w:val="18"/>
           <w:szCs w:val="18"/>
         </w:rPr>
-        <w:t>Med Pharm Rep</w:t>
-      </w:r>
-      <w:r>
-        <w:rPr>
-          <w:sz w:val="18"/>
-          <w:szCs w:val="18"/>
-        </w:rPr>
-        <w:t>. 2022;95(2):144–151. doi:10.15386/mpr-2278.</w:t>
+        <w:t>J Comput Chem</w:t>
+      </w:r>
+      <w:r>
+        <w:rPr>
+          <w:sz w:val="18"/>
+          <w:szCs w:val="18"/>
+        </w:rPr>
+        <w:t>. 2010;31(2):455–461. doi:10.1002/jcc.21334.</w:t>
       </w:r>
     </w:p>
     <w:p>
@@ -7488,7 +6937,7 @@
           <w:sz w:val="18"/>
           <w:szCs w:val="18"/>
         </w:rPr>
-        <w:t xml:space="preserve">37. Liu S, Dashper SG, Zhao R. Association between oral bacteria and Alzheimer’s disease. </w:t>
+        <w:t xml:space="preserve">44. Eberhardt J, Santos-Martins D, Tillack AF, Forli S. AutoDock Vina 1.2.0: new docking methods, expanded force field, and Python bindings. </w:t>
       </w:r>
       <w:r>
         <w:rPr>
@@ -7496,14 +6945,14 @@
           <w:sz w:val="18"/>
           <w:szCs w:val="18"/>
         </w:rPr>
-        <w:t>J Alzheimers Dis</w:t>
-      </w:r>
-      <w:r>
-        <w:rPr>
-          <w:sz w:val="18"/>
-          <w:szCs w:val="18"/>
-        </w:rPr>
-        <w:t>. 2023;91(1):129–150. doi:10.3233/JAD-220627.</w:t>
+        <w:t>J Chem Inf Model</w:t>
+      </w:r>
+      <w:r>
+        <w:rPr>
+          <w:sz w:val="18"/>
+          <w:szCs w:val="18"/>
+        </w:rPr>
+        <w:t>. 2021;61(8):3891–3898. doi:10.1021/acs.jcim.1c00203.</w:t>
       </w:r>
     </w:p>
     <w:p>
@@ -7516,7 +6965,7 @@
           <w:sz w:val="18"/>
           <w:szCs w:val="18"/>
         </w:rPr>
-        <w:t xml:space="preserve">38. Kim J, Han DH. Periodontitis as a risk factor for dementia. </w:t>
+        <w:t xml:space="preserve">45. London N, Raveh B, Cohen E, et al. Rosetta FlexPepDock web server—high resolution modeling of peptide–protein interactions. </w:t>
       </w:r>
       <w:r>
         <w:rPr>
@@ -7524,14 +6973,14 @@
           <w:sz w:val="18"/>
           <w:szCs w:val="18"/>
         </w:rPr>
-        <w:t>J Evid Based Dent Pract</w:t>
-      </w:r>
-      <w:r>
-        <w:rPr>
-          <w:sz w:val="18"/>
-          <w:szCs w:val="18"/>
-        </w:rPr>
-        <w:t>. 2025;25:102094. doi:10.1016/j.jebdp.2025.102094.</w:t>
+        <w:t>Nucleic Acids Res</w:t>
+      </w:r>
+      <w:r>
+        <w:rPr>
+          <w:sz w:val="18"/>
+          <w:szCs w:val="18"/>
+        </w:rPr>
+        <w:t>. 2011;39:W249–W253. doi:10.1093/nar/gkr326.</w:t>
       </w:r>
     </w:p>
     <w:p>
@@ -7544,7 +6993,7 @@
           <w:sz w:val="18"/>
           <w:szCs w:val="18"/>
         </w:rPr>
-        <w:t xml:space="preserve">39. Ide M, Harris M, Stevens A, et al. Periodontitis and cognitive decline in Alzheimer’s disease. </w:t>
+        <w:t xml:space="preserve">46. Atanasova M, Dimitrov I, Ivanov S. Molecular dynamics simulations of acetylcholinesterase–beta-amyloid peptide complex. </w:t>
       </w:r>
       <w:r>
         <w:rPr>
@@ -7552,14 +7001,14 @@
           <w:sz w:val="18"/>
           <w:szCs w:val="18"/>
         </w:rPr>
-        <w:t>PLoS One</w:t>
-      </w:r>
-      <w:r>
-        <w:rPr>
-          <w:sz w:val="18"/>
-          <w:szCs w:val="18"/>
-        </w:rPr>
-        <w:t>. 2016;11(3):e0151081. doi:10.1371/journal.pone.0151081.</w:t>
+        <w:t>Cybern Inf Technol</w:t>
+      </w:r>
+      <w:r>
+        <w:rPr>
+          <w:sz w:val="18"/>
+          <w:szCs w:val="18"/>
+        </w:rPr>
+        <w:t>. 2020;20(6):140–154. doi:10.2478/cait-2020-0068.</w:t>
       </w:r>
     </w:p>
     <w:p>
@@ -7572,7 +7021,7 @@
           <w:sz w:val="18"/>
           <w:szCs w:val="18"/>
         </w:rPr>
-        <w:t xml:space="preserve">40. Jiang Z, Shi Y, Zhao W, et al. Association between chronic periodontitis and the risk of Alzheimer’s disease. </w:t>
+        <w:t xml:space="preserve">47. Lushchekina SV, Kots ED, Novichkova DA, et al. Role of acetylcholinesterase in β-amyloid aggregation studied by accelerated molecular dynamics. </w:t>
       </w:r>
       <w:r>
         <w:rPr>
@@ -7580,14 +7029,14 @@
           <w:sz w:val="18"/>
           <w:szCs w:val="18"/>
         </w:rPr>
-        <w:t>BMC Oral Health</w:t>
-      </w:r>
-      <w:r>
-        <w:rPr>
-          <w:sz w:val="18"/>
-          <w:szCs w:val="18"/>
-        </w:rPr>
-        <w:t>. 2021;21:466. doi:10.1186/s12903-021-01827-2.</w:t>
+        <w:t>BioNanoScience</w:t>
+      </w:r>
+      <w:r>
+        <w:rPr>
+          <w:sz w:val="18"/>
+          <w:szCs w:val="18"/>
+        </w:rPr>
+        <w:t>. 2017;7:396–402. doi:10.1007/s12668-016-0375-x.</w:t>
       </w:r>
     </w:p>
     <w:p>
@@ -7600,7 +7049,7 @@
           <w:sz w:val="18"/>
           <w:szCs w:val="18"/>
         </w:rPr>
-        <w:t xml:space="preserve">41. Hu C, Li H, Huang L, et al. Periodontal disease and risk of Alzheimer’s disease: a two-sample Mendelian randomization. </w:t>
+        <w:t xml:space="preserve">48. Bush AI. The metal theory of Alzheimer’s disease. </w:t>
       </w:r>
       <w:r>
         <w:rPr>
@@ -7608,14 +7057,14 @@
           <w:sz w:val="18"/>
           <w:szCs w:val="18"/>
         </w:rPr>
-        <w:t>Brain Behav</w:t>
-      </w:r>
-      <w:r>
-        <w:rPr>
-          <w:sz w:val="18"/>
-          <w:szCs w:val="18"/>
-        </w:rPr>
-        <w:t>. 2024;14(4):e3486. doi:10.1002/brb3.3486.</w:t>
+        <w:t>J Alzheimers Dis</w:t>
+      </w:r>
+      <w:r>
+        <w:rPr>
+          <w:sz w:val="18"/>
+          <w:szCs w:val="18"/>
+        </w:rPr>
+        <w:t>. 2013;33 Suppl 1:S277–S281. doi:10.3233/JAD-2012-129011.</w:t>
       </w:r>
     </w:p>
     <w:p>
@@ -7628,7 +7077,7 @@
           <w:sz w:val="18"/>
           <w:szCs w:val="18"/>
         </w:rPr>
-        <w:t xml:space="preserve">42. Zhao Y, Zhang C, Chang X, et al. Causal association between periodontitis and systemic diseases: a systematic review and meta-analysis of Mendelian randomization studies. </w:t>
+        <w:t xml:space="preserve">49. Lei P, Ayton S, Bush AI. The essential elements of Alzheimer’s disease. </w:t>
       </w:r>
       <w:r>
         <w:rPr>
@@ -7636,14 +7085,14 @@
           <w:sz w:val="18"/>
           <w:szCs w:val="18"/>
         </w:rPr>
-        <w:t>BMC Oral Health</w:t>
-      </w:r>
-      <w:r>
-        <w:rPr>
-          <w:sz w:val="18"/>
-          <w:szCs w:val="18"/>
-        </w:rPr>
-        <w:t>. 2026;26:383. doi:10.1186/s12903-026-07725-9.</w:t>
+        <w:t>J Biol Chem</w:t>
+      </w:r>
+      <w:r>
+        <w:rPr>
+          <w:sz w:val="18"/>
+          <w:szCs w:val="18"/>
+        </w:rPr>
+        <w:t>. 2021;296:100105. doi:10.1074/jbc.REV120.008207.</w:t>
       </w:r>
     </w:p>
     <w:p>
@@ -7656,7 +7105,7 @@
           <w:sz w:val="18"/>
           <w:szCs w:val="18"/>
         </w:rPr>
-        <w:t xml:space="preserve">43. Chalmers JC, Hernandez-Kapila YL. The role of the oral microbiome, host response, and periodontal disease treatment in Alzheimer’s disease: a primer. </w:t>
+        <w:t xml:space="preserve">50. Di Natale G, Bellia F, Sciacca MFM, et al. Tau-peptide fragments and their copper(II) complexes: effects on amyloid-β aggregation. </w:t>
       </w:r>
       <w:r>
         <w:rPr>
@@ -7664,14 +7113,14 @@
           <w:sz w:val="18"/>
           <w:szCs w:val="18"/>
         </w:rPr>
-        <w:t>Periodontol 2000</w:t>
-      </w:r>
-      <w:r>
-        <w:rPr>
-          <w:sz w:val="18"/>
-          <w:szCs w:val="18"/>
-        </w:rPr>
-        <w:t>. 2025;98(1):220–227. doi:10.1111/prd.12631.</w:t>
+        <w:t>Inorg Chim Acta</w:t>
+      </w:r>
+      <w:r>
+        <w:rPr>
+          <w:sz w:val="18"/>
+          <w:szCs w:val="18"/>
+        </w:rPr>
+        <w:t>. 2018;472:82–92. doi:10.1016/j.ica.2017.09.061.</w:t>
       </w:r>
     </w:p>
     <w:p>
@@ -7684,7 +7133,7 @@
           <w:sz w:val="18"/>
           <w:szCs w:val="18"/>
         </w:rPr>
-        <w:t xml:space="preserve">44. Dominy SS, Lynch C, Ermini F, et al. </w:t>
+        <w:t xml:space="preserve">51. Perini G, Ciasca G, Minelli E, et al. Dynamic structural determinants underlie the neurotoxicity of the N-terminal tau 26–44 peptide. </w:t>
       </w:r>
       <w:r>
         <w:rPr>
@@ -7692,29 +7141,14 @@
           <w:sz w:val="18"/>
           <w:szCs w:val="18"/>
         </w:rPr>
-        <w:t>Porphyromonas gingivalis</w:t>
-      </w:r>
-      <w:r>
-        <w:rPr>
-          <w:sz w:val="18"/>
-          <w:szCs w:val="18"/>
-        </w:rPr>
-        <w:t xml:space="preserve"> in Alzheimer’s disease brains. </w:t>
-      </w:r>
-      <w:r>
-        <w:rPr>
-          <w:i/>
-          <w:sz w:val="18"/>
-          <w:szCs w:val="18"/>
-        </w:rPr>
-        <w:t>Sci Adv</w:t>
-      </w:r>
-      <w:r>
-        <w:rPr>
-          <w:sz w:val="18"/>
-          <w:szCs w:val="18"/>
-        </w:rPr>
-        <w:t>. 2019;5(1):eaau3333. doi:10.1126/sciadv.aau3333.</w:t>
+        <w:t>Int J Biol Macromol</w:t>
+      </w:r>
+      <w:r>
+        <w:rPr>
+          <w:sz w:val="18"/>
+          <w:szCs w:val="18"/>
+        </w:rPr>
+        <w:t>. 2019;141:278–289. doi:10.1016/j.ijbiomac.2019.08.220.</w:t>
       </w:r>
     </w:p>
     <w:p>
@@ -7727,7 +7161,7 @@
           <w:sz w:val="18"/>
           <w:szCs w:val="18"/>
         </w:rPr>
-        <w:t xml:space="preserve">45. Poole S, Singhrao SK, Kesavalu L, et al. Determining the presence of </w:t>
+        <w:t xml:space="preserve">52. Chen SG, Stribinskis V, Rane MJ, et al. Exposure to the functional bacterial amyloid protein curli enhances alpha-synuclein aggregation. </w:t>
       </w:r>
       <w:r>
         <w:rPr>
@@ -7735,29 +7169,14 @@
           <w:sz w:val="18"/>
           <w:szCs w:val="18"/>
         </w:rPr>
-        <w:t>Porphyromonas gingivalis</w:t>
-      </w:r>
-      <w:r>
-        <w:rPr>
-          <w:sz w:val="18"/>
-          <w:szCs w:val="18"/>
-        </w:rPr>
-        <w:t xml:space="preserve"> in Alzheimer’s disease brain. </w:t>
-      </w:r>
-      <w:r>
-        <w:rPr>
-          <w:i/>
-          <w:sz w:val="18"/>
-          <w:szCs w:val="18"/>
-        </w:rPr>
-        <w:t>J Alzheimers Dis</w:t>
-      </w:r>
-      <w:r>
-        <w:rPr>
-          <w:sz w:val="18"/>
-          <w:szCs w:val="18"/>
-        </w:rPr>
-        <w:t>. 2013;33(3):665–678. doi:10.3233/JAD-2012-121149.</w:t>
+        <w:t>Sci Rep</w:t>
+      </w:r>
+      <w:r>
+        <w:rPr>
+          <w:sz w:val="18"/>
+          <w:szCs w:val="18"/>
+        </w:rPr>
+        <w:t>. 2016;6:34477. doi:10.1038/srep34477.</w:t>
       </w:r>
     </w:p>
     <w:p>
@@ -7770,7 +7189,7 @@
           <w:sz w:val="18"/>
           <w:szCs w:val="18"/>
         </w:rPr>
-        <w:t xml:space="preserve">46. Ilievski V, Zuchowska PK, Green SJ, et al. Chronic oral application of a periodontal pathogen results in brain inflammation, neurodegeneration and amyloid beta production in wild type mice. </w:t>
+        <w:t xml:space="preserve">53. Escapa IF, Chen T, Huang Y, et al. New insights into human nostril microbiome from the expanded Human Oral Microbiome Database. </w:t>
       </w:r>
       <w:r>
         <w:rPr>
@@ -7778,14 +7197,14 @@
           <w:sz w:val="18"/>
           <w:szCs w:val="18"/>
         </w:rPr>
-        <w:t>PLoS One</w:t>
-      </w:r>
-      <w:r>
-        <w:rPr>
-          <w:sz w:val="18"/>
-          <w:szCs w:val="18"/>
-        </w:rPr>
-        <w:t>. 2018;13(10):e0204941. doi:10.1371/journal.pone.0204941.</w:t>
+        <w:t>mSystems</w:t>
+      </w:r>
+      <w:r>
+        <w:rPr>
+          <w:sz w:val="18"/>
+          <w:szCs w:val="18"/>
+        </w:rPr>
+        <w:t>. 2018;3(6):e00187-18. doi:10.1128/mSystems.00187-18.</w:t>
       </w:r>
     </w:p>
     <w:p>
@@ -7798,7 +7217,7 @@
           <w:sz w:val="18"/>
           <w:szCs w:val="18"/>
         </w:rPr>
-        <w:t xml:space="preserve">47. Ho MH, Chen CH, Goodwin JS, et al. Functional advantages of </w:t>
+        <w:t xml:space="preserve">54. Abraham MJ, Murtola T, Schulz R, et al. GROMACS: high performance molecular simulations through multi-level parallelism from laptops to supercomputers. </w:t>
       </w:r>
       <w:r>
         <w:rPr>
@@ -7806,29 +7225,14 @@
           <w:sz w:val="18"/>
           <w:szCs w:val="18"/>
         </w:rPr>
-        <w:t>Porphyromonas gingivalis</w:t>
-      </w:r>
-      <w:r>
-        <w:rPr>
-          <w:sz w:val="18"/>
-          <w:szCs w:val="18"/>
-        </w:rPr>
-        <w:t xml:space="preserve"> vesicles. </w:t>
-      </w:r>
-      <w:r>
-        <w:rPr>
-          <w:i/>
-          <w:sz w:val="18"/>
-          <w:szCs w:val="18"/>
-        </w:rPr>
-        <w:t>PLoS One</w:t>
-      </w:r>
-      <w:r>
-        <w:rPr>
-          <w:sz w:val="18"/>
-          <w:szCs w:val="18"/>
-        </w:rPr>
-        <w:t>. 2015;10(4):e0123448. doi:10.1371/journal.pone.0123448.</w:t>
+        <w:t>SoftwareX</w:t>
+      </w:r>
+      <w:r>
+        <w:rPr>
+          <w:sz w:val="18"/>
+          <w:szCs w:val="18"/>
+        </w:rPr>
+        <w:t>. 2015;1–2:19–25. doi:10.1016/j.softx.2015.06.001.</w:t>
       </w:r>
     </w:p>
     <w:p>
@@ -7841,7 +7245,7 @@
           <w:sz w:val="18"/>
           <w:szCs w:val="18"/>
         </w:rPr>
-        <w:t xml:space="preserve">48. Guo Y, Nguyen KA, Potempa J. Dichotomy of gingipains action as virulence factors. </w:t>
+        <w:t xml:space="preserve">55. Lindorff-Larsen K, Piana S, Palmo K, et al. Improved side-chain torsion potentials for the Amber ff99SB protein force field. </w:t>
       </w:r>
       <w:r>
         <w:rPr>
@@ -7849,184 +7253,14 @@
           <w:sz w:val="18"/>
           <w:szCs w:val="18"/>
         </w:rPr>
-        <w:t>Periodontol 2000</w:t>
-      </w:r>
-      <w:r>
-        <w:rPr>
-          <w:sz w:val="18"/>
-          <w:szCs w:val="18"/>
-        </w:rPr>
-        <w:t>. 2010;54(1):15–44. doi:10.1111/j.1600-0757.2010.00377.x.</w:t>
-      </w:r>
-    </w:p>
-    <w:p>
-      <w:pPr>
-        <w:pStyle w:val="Reference"/>
-        <w:ind w:left="360" w:hanging="360"/>
-      </w:pPr>
-      <w:r>
-        <w:rPr>
-          <w:sz w:val="18"/>
-          <w:szCs w:val="18"/>
-        </w:rPr>
-        <w:t xml:space="preserve">49. Haditsch U, Roth T, Rodriguez L, et al. Alzheimer’s disease-like neurodegeneration in </w:t>
-      </w:r>
-      <w:r>
-        <w:rPr>
-          <w:i/>
-          <w:sz w:val="18"/>
-          <w:szCs w:val="18"/>
-        </w:rPr>
-        <w:t>Porphyromonas gingivalis</w:t>
-      </w:r>
-      <w:r>
-        <w:rPr>
-          <w:sz w:val="18"/>
-          <w:szCs w:val="18"/>
-        </w:rPr>
-        <w:t xml:space="preserve"> infected neurons with persistent expression of active gingipains. </w:t>
-      </w:r>
-      <w:r>
-        <w:rPr>
-          <w:i/>
-          <w:sz w:val="18"/>
-          <w:szCs w:val="18"/>
-        </w:rPr>
-        <w:t>J Alzheimers Dis</w:t>
-      </w:r>
-      <w:r>
-        <w:rPr>
-          <w:sz w:val="18"/>
-          <w:szCs w:val="18"/>
-        </w:rPr>
-        <w:t>. 2020;75(4):1361–1376. doi:10.3233/JAD-200393.</w:t>
-      </w:r>
-    </w:p>
-    <w:p>
-      <w:pPr>
-        <w:pStyle w:val="Reference"/>
-        <w:ind w:left="360" w:hanging="360"/>
-      </w:pPr>
-      <w:r>
-        <w:rPr>
-          <w:sz w:val="18"/>
-          <w:szCs w:val="18"/>
-        </w:rPr>
-        <w:t xml:space="preserve">50. Nara PL, Sindelar D, Penn MS, et al. </w:t>
-      </w:r>
-      <w:r>
-        <w:rPr>
-          <w:i/>
-          <w:sz w:val="18"/>
-          <w:szCs w:val="18"/>
-        </w:rPr>
-        <w:t>Porphyromonas gingivalis</w:t>
-      </w:r>
-      <w:r>
-        <w:rPr>
-          <w:sz w:val="18"/>
-          <w:szCs w:val="18"/>
-        </w:rPr>
-        <w:t xml:space="preserve"> outer membrane vesicles as the major driver of and explanation for neuropathogenesis. </w:t>
-      </w:r>
-      <w:r>
-        <w:rPr>
-          <w:i/>
-          <w:sz w:val="18"/>
-          <w:szCs w:val="18"/>
-        </w:rPr>
-        <w:t>J Alzheimers Dis</w:t>
-      </w:r>
-      <w:r>
-        <w:rPr>
-          <w:sz w:val="18"/>
-          <w:szCs w:val="18"/>
-        </w:rPr>
-        <w:t>. 2021;82(4):1417–1450. doi:10.3233/JAD-210448.</w:t>
-      </w:r>
-    </w:p>
-    <w:p>
-      <w:pPr>
-        <w:pStyle w:val="Reference"/>
-        <w:ind w:left="360" w:hanging="360"/>
-      </w:pPr>
-      <w:r>
-        <w:rPr>
-          <w:sz w:val="18"/>
-          <w:szCs w:val="18"/>
-        </w:rPr>
-        <w:t xml:space="preserve">51. Trott O, Olson AJ. AutoDock Vina: improving the speed and accuracy of docking with a new scoring function. </w:t>
-      </w:r>
-      <w:r>
-        <w:rPr>
-          <w:i/>
-          <w:sz w:val="18"/>
-          <w:szCs w:val="18"/>
-        </w:rPr>
-        <w:t>J Comput Chem</w:t>
-      </w:r>
-      <w:r>
-        <w:rPr>
-          <w:sz w:val="18"/>
-          <w:szCs w:val="18"/>
-        </w:rPr>
-        <w:t>. 2010;31(2):455–461. doi:10.1002/jcc.21334.</w:t>
-      </w:r>
-    </w:p>
-    <w:p>
-      <w:pPr>
-        <w:pStyle w:val="Reference"/>
-        <w:ind w:left="360" w:hanging="360"/>
-      </w:pPr>
-      <w:r>
-        <w:rPr>
-          <w:sz w:val="18"/>
-          <w:szCs w:val="18"/>
-        </w:rPr>
-        <w:t xml:space="preserve">52. Eberhardt J, Santos-Martins D, Tillack AF, Forli S. AutoDock Vina 1.2.0: new docking methods, expanded force field, and Python bindings. </w:t>
-      </w:r>
-      <w:r>
-        <w:rPr>
-          <w:i/>
-          <w:sz w:val="18"/>
-          <w:szCs w:val="18"/>
-        </w:rPr>
-        <w:t>J Chem Inf Model</w:t>
-      </w:r>
-      <w:r>
-        <w:rPr>
-          <w:sz w:val="18"/>
-          <w:szCs w:val="18"/>
-        </w:rPr>
-        <w:t>. 2021;61(8):3891–3898. doi:10.1021/acs.jcim.1c00203.</w:t>
-      </w:r>
-    </w:p>
-    <w:p>
-      <w:pPr>
-        <w:pStyle w:val="Reference"/>
-        <w:ind w:left="360" w:hanging="360"/>
-      </w:pPr>
-      <w:r>
-        <w:rPr>
-          <w:sz w:val="18"/>
-          <w:szCs w:val="18"/>
-        </w:rPr>
-        <w:t xml:space="preserve">53. London N, Raveh B, Cohen E, et al. Rosetta FlexPepDock web server—high resolution modeling of peptide–protein interactions. </w:t>
-      </w:r>
-      <w:r>
-        <w:rPr>
-          <w:i/>
-          <w:sz w:val="18"/>
-          <w:szCs w:val="18"/>
-        </w:rPr>
-        <w:t>Nucleic Acids Res</w:t>
-      </w:r>
-      <w:r>
-        <w:rPr>
-          <w:sz w:val="18"/>
-          <w:szCs w:val="18"/>
-        </w:rPr>
-        <w:t>. 2011;39:W249–W253. doi:10.1093/nar/gkr326.</w:t>
+        <w:t>Proteins</w:t>
+      </w:r>
+      <w:r>
+        <w:rPr>
+          <w:sz w:val="18"/>
+          <w:szCs w:val="18"/>
+        </w:rPr>
+        <w:t>. 2010;78(8):1950–1958. doi:10.1002/prot.22711.</w:t>
       </w:r>
     </w:p>
     <w:sectPr>
@@ -8217,16 +7451,16 @@
       <w:szCs w:val="17"/>
     </w:rPr>
   </w:style>
-  <w:style w:type="table" w:styleId="TableGrid">
-    <w:name w:val="Table Grid"/>
+  <w:style w:type="table" w:styleId="ThreeLineTable">
+    <w:name w:val="Three-Line Table"/>
     <w:tblPr>
       <w:tblBorders>
-        <w:top w:val="single" w:sz="4" w:color="9AA6B2"/>
-        <w:left w:val="single" w:sz="4" w:color="9AA6B2"/>
-        <w:bottom w:val="single" w:sz="4" w:color="9AA6B2"/>
-        <w:right w:val="single" w:sz="4" w:color="9AA6B2"/>
-        <w:insideH w:val="single" w:sz="4" w:color="9AA6B2"/>
-        <w:insideV w:val="single" w:sz="4" w:color="9AA6B2"/>
+        <w:top w:val="single" w:sz="12" w:color="000000"/>
+        <w:left w:val="nil"/>
+        <w:bottom w:val="single" w:sz="12" w:color="000000"/>
+        <w:right w:val="nil"/>
+        <w:insideH w:val="nil"/>
+        <w:insideV w:val="nil"/>
       </w:tblBorders>
     </w:tblPr>
   </w:style>

--- a/projects/porphyromonas-ad-mechanism-manuscript/manuscript/full/English.docx
+++ b/projects/porphyromonas-ad-mechanism-manuscript/manuscript/full/English.docx
@@ -16,7 +16,78 @@
         <w:pStyle w:val="Normal"/>
       </w:pPr>
       <w:r>
-        <w:t>Periodontitis-associated oral dysbiosis has been proposed as a modifiable contributor to neuroinflammatory processes relevant to Alzheimer’s disease (AD), but the molecular entities connecting the oral microbiome to the brain remain unresolved. Microbiome small open reading frames (smORFs) encode a largely uncharacterized peptide space that can be computationally prioritized but cannot support direct mechanistic inference without experimental evidence. We conducted a computation-only secondary analysis of aggregate oral-smORF screening data and a separate acetylcholinesterase (AChE) docking summary. Candidate libraries were filtered by sequence and proteomic evidence and prioritized with ESM-2 embeddings followed by task-specific convolutional networks, a fine-tuned ESM2-t30 neurotoxicity model, a two-tier neural-network metal-binding predictor, and a multi-task antioxidant convolutional network. Evidence filtering retained 31,510 and 33,786 candidates in the two supplied branches. In the periodontitis-labelled branch, 3,518 candidates were BBB-high; 3,299 were within the NTxPred2 peptide-length domain and 923 were model-positive. Subsequent filters retained 111 metal-binding-positive candidates, 15 CHEL-priority candidates, a 12-member main set, and an 8-member stricter subset. A separate dataset contained twelve unique 7–9-residue sequences and AChE Vina means spanning −9.60 to −8.25 kcal/mol. The sequence composition and score ordering were reproducible from the available tables, whereas docking execution could not be reproduced because prepared structures, configurations, run-level scores, logs, and poses were unavailable. A prospective 100-ns GROMACS protocol was specified, but no molecular-dynamics result is reported. The resulting shortlist is a hypothesis set for validation rather than evidence of translation, brain exposure, toxicity, metal-dependent chemistry, AChE engagement, disease specificity, or an AD mechanism.</w:t>
+        <w:rPr>
+          <w:b/>
+        </w:rPr>
+        <w:t>Background:</w:t>
+      </w:r>
+      <w:r>
+        <w:t xml:space="preserve"> Periodontitis-associated oral dysbiosis may contribute to Alzheimer’s disease (AD)-relevant inflammation, but the molecular entities linking the oral microbiome to the brain remain unresolved. Microbiome small open reading frames (smORFs) provide a large, poorly characterized peptide space for computational prioritization.</w:t>
+      </w:r>
+    </w:p>
+    <w:p>
+      <w:pPr>
+        <w:pStyle w:val="Normal"/>
+      </w:pPr>
+      <w:r>
+        <w:rPr>
+          <w:b/>
+        </w:rPr>
+        <w:t>Objective:</w:t>
+      </w:r>
+      <w:r>
+        <w:t xml:space="preserve"> To reconstruct an aggregate oral-smORF screening cascade, characterize a supplied peptide shortlist, and define testable AChE, metal/redox, blood–brain barrier (BBB), and neurotoxicity hypotheses.</w:t>
+      </w:r>
+    </w:p>
+    <w:p>
+      <w:pPr>
+        <w:pStyle w:val="Normal"/>
+      </w:pPr>
+      <w:r>
+        <w:rPr>
+          <w:b/>
+        </w:rPr>
+        <w:t>Methods:</w:t>
+      </w:r>
+      <w:r>
+        <w:t xml:space="preserve"> This computation-only secondary analysis integrated sequence/proteomic filtering, ESM-2 embeddings with task-specific convolutional networks, a fine-tuned ESM2-t30 neurotoxicity model, a two-tier neural-network metal-binding predictor, a multi-task antioxidant convolutional network, and a separate AChE docking summary.</w:t>
+      </w:r>
+    </w:p>
+    <w:p>
+      <w:pPr>
+        <w:pStyle w:val="Normal"/>
+      </w:pPr>
+      <w:r>
+        <w:rPr>
+          <w:b/>
+        </w:rPr>
+        <w:t>Results:</w:t>
+      </w:r>
+      <w:r>
+        <w:t xml:space="preserve"> Filtering retained 31,510 and 33,786 candidates in the two supplied branches. In the periodontitis-labelled branch, 3,518 candidates were BBB-high; 3,299 were within the NTxPred2 length domain and 923 were model-positive. Subsequent filters retained 111, 15, 12, and 8 candidates. A separate dataset contained twelve unique 7–9-residue sequences with AChE Vina means from −9.60 to −8.25 kcal/mol. Sequence composition and score ordering were reproducible, whereas sequence-level funnel linkage and docking execution could not be reconstructed from the available material.</w:t>
+      </w:r>
+    </w:p>
+    <w:p>
+      <w:pPr>
+        <w:pStyle w:val="Normal"/>
+      </w:pPr>
+      <w:r>
+        <w:rPr>
+          <w:b/>
+        </w:rPr>
+        <w:t>Conclusions:</w:t>
+      </w:r>
+      <w:r>
+        <w:t xml:space="preserve"> The analysis yields a bounded shortlist for independent computational and experimental validation rather than evidence of peptide expression, brain exposure, </w:t>
+      </w:r>
+      <w:r>
+        <w:rPr>
+          <w:i/>
+        </w:rPr>
+        <w:t>Porphyromonas gingivalis</w:t>
+      </w:r>
+      <w:r>
+        <w:t xml:space="preserve"> origin, AChE engagement, or an AD mechanism. A prespecified 100-ns GROMACS extension will add trajectory-derived stability and contact analyses after completion and quality control.</w:t>
       </w:r>
     </w:p>
     <w:p>
@@ -30,7 +101,16 @@
         <w:t>Keywords:</w:t>
       </w:r>
       <w:r>
-        <w:t xml:space="preserve"> deep learning; protein language model; oral microbiome; small open reading frame; micropeptide; periodontitis; blood–brain barrier; neurotoxicity prediction; metal-binding prediction; acetylcholinesterase; molecular docking; molecular dynamics; hypothesis generation</w:t>
+        <w:t xml:space="preserve"> Alzheimer’s disease; </w:t>
+      </w:r>
+      <w:r>
+        <w:rPr>
+          <w:i/>
+        </w:rPr>
+        <w:t>Porphyromonas gingivalis</w:t>
+      </w:r>
+      <w:r>
+        <w:t>; periodontitis; oral microbiome; smORF; deep learning; acetylcholinesterase; molecular dynamics</w:t>
       </w:r>
     </w:p>
     <w:p>
@@ -39,7 +119,7 @@
         <w:keepNext/>
       </w:pPr>
       <w:r>
-        <w:t>1. Introduction</w:t>
+        <w:t>Introduction</w:t>
       </w:r>
     </w:p>
     <w:p>
@@ -48,7 +128,7 @@
         <w:keepNext/>
       </w:pPr>
       <w:r>
-        <w:t>1.1 Alzheimer’s disease as a multilevel biological problem</w:t>
+        <w:t>Alzheimer’s disease as a multilevel biological problem</w:t>
       </w:r>
     </w:p>
     <w:p>
@@ -111,7 +191,7 @@
         <w:keepNext/>
       </w:pPr>
       <w:r>
-        <w:t xml:space="preserve">1.2 Periodontal dysbiosis and </w:t>
+        <w:t xml:space="preserve">Periodontal dysbiosis and </w:t>
       </w:r>
       <w:r>
         <w:rPr>
@@ -228,7 +308,7 @@
         <w:keepNext/>
       </w:pPr>
       <w:r>
-        <w:t>1.3 Human, experimental, and genetic evidence do not carry equal causal weight</w:t>
+        <w:t>Human, experimental, and genetic evidence do not carry equal causal weight</w:t>
       </w:r>
     </w:p>
     <w:p>
@@ -373,7 +453,7 @@
         <w:keepNext/>
       </w:pPr>
       <w:r>
-        <w:t>1.4 Candidate routes from the periodontal niche to the brain</w:t>
+        <w:t>Candidate routes from the periodontal niche to the brain</w:t>
       </w:r>
     </w:p>
     <w:p>
@@ -424,7 +504,7 @@
         <w:keepNext/>
       </w:pPr>
       <w:r>
-        <w:t>1.5 Microbiome smORFs form a legitimate but technically difficult discovery space</w:t>
+        <w:t>Microbiome smORFs form a legitimate but technically difficult discovery space</w:t>
       </w:r>
     </w:p>
     <w:p>
@@ -519,7 +599,7 @@
         <w:keepNext/>
       </w:pPr>
       <w:r>
-        <w:t>1.6 Deep-learning-guided prioritization is triage, not validation</w:t>
+        <w:t>Deep-learning-guided prioritization is triage, not validation</w:t>
       </w:r>
     </w:p>
     <w:p>
@@ -602,7 +682,7 @@
         <w:keepNext/>
       </w:pPr>
       <w:r>
-        <w:t>1.7 AChE, metal homeostasis, docking, and molecular dynamics define a structural hypothesis</w:t>
+        <w:t>AChE, metal homeostasis, docking, and molecular dynamics define a structural hypothesis</w:t>
       </w:r>
     </w:p>
     <w:p>
@@ -686,7 +766,7 @@
         <w:t>[47]</w:t>
       </w:r>
       <w:r>
-        <w:t>. For the present candidates, meaningful MD would require versioned starting coordinates, topology and protonation decisions, independently seeded trajectories, convergence assessment, and prespecified analyses. Until those elements and complete trajectories are available, MD remains a protocol rather than a result.</w:t>
+        <w:t>. For the present candidates, meaningful MD would require versioned starting coordinates, topology and protonation decisions, independently seeded trajectories, convergence assessment, and prespecified analyses. The ongoing MD extension will evaluate residence, conformational stability, and contact persistence after the predefined trajectory analyses and quality-control checks are complete.</w:t>
       </w:r>
     </w:p>
     <w:p>
@@ -733,7 +813,7 @@
         <w:keepNext/>
       </w:pPr>
       <w:r>
-        <w:t>1.8 Knowledge gap and study objectives</w:t>
+        <w:t>Knowledge gap and study objectives</w:t>
       </w:r>
     </w:p>
     <w:p>
@@ -758,7 +838,7 @@
         <w:pStyle w:val="Normal"/>
       </w:pPr>
       <w:r>
-        <w:t>This study addressed an earlier and narrower question: whether the available aggregate oral-smORF data support a coherent candidate-prioritization funnel and whether a separate AChE docking summary can be interpreted without converting incomplete methodological information into biological certainty. We recomputed proportions, checked branch arithmetic and predictor applicability, characterized a supplied twelve-sequence set, and retained the reported AChE score ordering as a descriptive result. We also specified a prospective MD protocol while excluding incomplete trajectory analyses. The study therefore provides a computational hypothesis set rather than a new predictor, a clinical cohort analysis, an independently reproduced docking study, an MD result, or a validated AD mechanism.</w:t>
+        <w:t>This study addressed an earlier and narrower question: whether the available aggregate oral-smORF data support a coherent candidate-prioritization funnel and whether a separate AChE docking summary can be interpreted without converting incomplete methodological information into biological certainty. We recomputed proportions, checked branch arithmetic and predictor applicability, characterized a supplied twelve-sequence set, and retained the reported AChE score ordering as a descriptive result. We also specified a prospective MD extension with predefined trajectory outputs. The study therefore provides a computational hypothesis set rather than a new predictor, a clinical cohort analysis, an independently reproduced docking study, or a validated AD mechanism.</w:t>
       </w:r>
     </w:p>
     <w:p>
@@ -767,7 +847,7 @@
         <w:keepNext/>
       </w:pPr>
       <w:r>
-        <w:t>2. Materials and Methods</w:t>
+        <w:t>Materials and methods</w:t>
       </w:r>
     </w:p>
     <w:p>
@@ -776,7 +856,7 @@
         <w:keepNext/>
       </w:pPr>
       <w:r>
-        <w:t>2.1 Study design and data scope</w:t>
+        <w:t>Study design and data scope</w:t>
       </w:r>
     </w:p>
     <w:p>
@@ -784,7 +864,7 @@
         <w:pStyle w:val="Normal"/>
       </w:pPr>
       <w:r>
-        <w:t>This study was a computation-only secondary analysis of aggregate candidate counts, model summaries, a twelve-sequence table, and a corresponding AChE docking-score table. No participant recruitment, specimen collection, wet-laboratory experiment, new omics processing, predictor retraining, docking rerun, or completed MD analysis was performed. The healthy and periodontitis labels were retained as supplied branch labels and were not interpreted as verified candidate-level disease assignments.</w:t>
+        <w:t>This study was a computation-only secondary analysis of aggregate candidate counts, model summaries, a twelve-sequence table, and a corresponding AChE docking-score table. No participant recruitment, specimen collection, wet-laboratory experiment, new omics processing, predictor retraining, or docking rerun was performed. MD trajectory analysis is ongoing as a predefined extension. The healthy and periodontitis labels were retained as supplied branch labels and were not interpreted as verified candidate-level disease assignments.</w:t>
       </w:r>
     </w:p>
     <w:p>
@@ -801,7 +881,7 @@
         <w:keepNext/>
       </w:pPr>
       <w:r>
-        <w:t>2.2 Accessions, candidate construction, and sequence-evidence filtering</w:t>
+        <w:t>Accessions, candidate construction, and sequence-evidence filtering</w:t>
       </w:r>
     </w:p>
     <w:p>
@@ -838,7 +918,7 @@
         <w:keepNext/>
       </w:pPr>
       <w:r>
-        <w:t>2.3 Deep-learning-guided candidate prioritization</w:t>
+        <w:t>Deep-learning-guided candidate prioritization</w:t>
       </w:r>
     </w:p>
     <w:p>
@@ -917,7 +997,7 @@
         <w:keepNext/>
       </w:pPr>
       <w:r>
-        <w:t>2.4 Sequence characterization and docking-score analysis</w:t>
+        <w:t>Sequence characterization and docking-score analysis</w:t>
       </w:r>
     </w:p>
     <w:p>
@@ -948,7 +1028,7 @@
         <w:keepNext/>
       </w:pPr>
       <w:r>
-        <w:t>2.5 Prospective molecular-dynamics protocol</w:t>
+        <w:t>Prospective molecular-dynamics protocol</w:t>
       </w:r>
     </w:p>
     <w:p>
@@ -976,7 +1056,7 @@
         <w:pStyle w:val="Normal"/>
       </w:pPr>
       <w:r>
-        <w:t>The prospective production stage was 100 ns with a 2-fs time step, LINCS constraints on hydrogen-containing bonds, 1.2-nm real-space cutoffs, force-switched van der Waals interactions from 1.0 nm, particle-mesh Ewald electrostatics, velocity-rescale temperature coupling, and Berendsen pressure coupling. Coordinates were scheduled every 20 ps, corresponding to 5,000 planned frames per trajectory. Prespecified analyses included complex-, AChE-, and peptide-level RMSD and RMSF, radius of gyration, solvent-accessible surface area, radial distribution functions, DSSP-derived secondary structure, hydrogen bonds, residue contacts, and bridging-water analyses. Complete starting coordinates, terminal and protonation states, topologies, random seeds, replicate definitions, run logs, trajectories, checkpoint files, energies, and final coordinates would be required before reporting any MD result. These materials were incomplete; accordingly, this protocol is prospective and no stability, convergence, contact, or between-system MD conclusion is presented.</w:t>
+        <w:t>The prospective production stage was 100 ns with a 2-fs time step, LINCS constraints on hydrogen-containing bonds, 1.2-nm real-space cutoffs, force-switched van der Waals interactions from 1.0 nm, particle-mesh Ewald electrostatics, velocity-rescale temperature coupling, and Berendsen pressure coupling. Coordinates were scheduled every 20 ps, corresponding to 5,000 planned frames per trajectory. Prespecified analyses included complex-, AChE-, and peptide-level RMSD and RMSF, radius of gyration, solvent-accessible surface area, radial distribution functions, DSSP-derived secondary structure, hydrogen bonds, residue contacts, and bridging-water analyses. Complete starting coordinates, terminal and protonation states, topologies, random seeds, replicate definitions, run logs, trajectories, checkpoint files, energies, and final coordinates are required for acceptance of the trajectory analyses. Trajectory processing and quality control are ongoing, and the resulting stability, convergence, contact, and between-system measurements will be incorporated after the prespecified analysis is complete.</w:t>
       </w:r>
     </w:p>
     <w:p>
@@ -985,7 +1065,7 @@
         <w:keepNext/>
       </w:pPr>
       <w:r>
-        <w:t>2.6 Statistical analysis</w:t>
+        <w:t>Statistical analysis</w:t>
       </w:r>
     </w:p>
     <w:p>
@@ -1002,7 +1082,7 @@
         <w:keepNext/>
       </w:pPr>
       <w:r>
-        <w:t>3. Results</w:t>
+        <w:t>Results</w:t>
       </w:r>
     </w:p>
     <w:p>
@@ -1011,7 +1091,7 @@
         <w:keepNext/>
       </w:pPr>
       <w:r>
-        <w:t>3.1 Sequence-evidence filtering reduced both smORF libraries by more than 99.7%</w:t>
+        <w:t>Sequence-evidence filtering reduced both smORF libraries by more than 99.7%</w:t>
       </w:r>
     </w:p>
     <w:p>
@@ -1077,12 +1157,12 @@
           <w:p>
             <w:pPr>
               <w:pStyle w:val="TableText"/>
-              <w:spacing w:before="0" w:after="0" w:line="220" w:lineRule="auto"/>
-            </w:pPr>
-            <w:r>
-              <w:rPr>
-                <w:sz w:val="17"/>
-                <w:szCs w:val="17"/>
+              <w:spacing w:before="0" w:after="0" w:line="240" w:lineRule="auto"/>
+            </w:pPr>
+            <w:r>
+              <w:rPr>
+                <w:sz w:val="20"/>
+                <w:szCs w:val="20"/>
               </w:rPr>
               <w:t>Branch</w:t>
             </w:r>
@@ -1099,12 +1179,12 @@
           <w:p>
             <w:pPr>
               <w:pStyle w:val="TableText"/>
-              <w:spacing w:before="0" w:after="0" w:line="220" w:lineRule="auto"/>
-            </w:pPr>
-            <w:r>
-              <w:rPr>
-                <w:sz w:val="17"/>
-                <w:szCs w:val="17"/>
+              <w:spacing w:before="0" w:after="0" w:line="240" w:lineRule="auto"/>
+            </w:pPr>
+            <w:r>
+              <w:rPr>
+                <w:sz w:val="20"/>
+                <w:szCs w:val="20"/>
               </w:rPr>
               <w:t>Raw smORFs</w:t>
             </w:r>
@@ -1121,12 +1201,12 @@
           <w:p>
             <w:pPr>
               <w:pStyle w:val="TableText"/>
-              <w:spacing w:before="0" w:after="0" w:line="220" w:lineRule="auto"/>
-            </w:pPr>
-            <w:r>
-              <w:rPr>
-                <w:sz w:val="17"/>
-                <w:szCs w:val="17"/>
+              <w:spacing w:before="0" w:after="0" w:line="240" w:lineRule="auto"/>
+            </w:pPr>
+            <w:r>
+              <w:rPr>
+                <w:sz w:val="20"/>
+                <w:szCs w:val="20"/>
               </w:rPr>
               <w:t>Evidence-filtered</w:t>
             </w:r>
@@ -1143,12 +1223,12 @@
           <w:p>
             <w:pPr>
               <w:pStyle w:val="TableText"/>
-              <w:spacing w:before="0" w:after="0" w:line="220" w:lineRule="auto"/>
-            </w:pPr>
-            <w:r>
-              <w:rPr>
-                <w:sz w:val="17"/>
-                <w:szCs w:val="17"/>
+              <w:spacing w:before="0" w:after="0" w:line="240" w:lineRule="auto"/>
+            </w:pPr>
+            <w:r>
+              <w:rPr>
+                <w:sz w:val="20"/>
+                <w:szCs w:val="20"/>
               </w:rPr>
               <w:t>Short background (5–30 aa)</w:t>
             </w:r>
@@ -1165,12 +1245,12 @@
           <w:p>
             <w:pPr>
               <w:pStyle w:val="TableText"/>
-              <w:spacing w:before="0" w:after="0" w:line="220" w:lineRule="auto"/>
-            </w:pPr>
-            <w:r>
-              <w:rPr>
-                <w:sz w:val="17"/>
-                <w:szCs w:val="17"/>
+              <w:spacing w:before="0" w:after="0" w:line="240" w:lineRule="auto"/>
+            </w:pPr>
+            <w:r>
+              <w:rPr>
+                <w:sz w:val="20"/>
+                <w:szCs w:val="20"/>
               </w:rPr>
               <w:t>BBB-high short, n (%)</w:t>
             </w:r>
@@ -1187,12 +1267,12 @@
           <w:p>
             <w:pPr>
               <w:pStyle w:val="TableText"/>
-              <w:spacing w:before="0" w:after="0" w:line="220" w:lineRule="auto"/>
-            </w:pPr>
-            <w:r>
-              <w:rPr>
-                <w:sz w:val="17"/>
-                <w:szCs w:val="17"/>
+              <w:spacing w:before="0" w:after="0" w:line="240" w:lineRule="auto"/>
+            </w:pPr>
+            <w:r>
+              <w:rPr>
+                <w:sz w:val="20"/>
+                <w:szCs w:val="20"/>
               </w:rPr>
               <w:t>Long background (31–50 aa)</w:t>
             </w:r>
@@ -1209,12 +1289,12 @@
           <w:p>
             <w:pPr>
               <w:pStyle w:val="TableText"/>
-              <w:spacing w:before="0" w:after="0" w:line="220" w:lineRule="auto"/>
-            </w:pPr>
-            <w:r>
-              <w:rPr>
-                <w:sz w:val="17"/>
-                <w:szCs w:val="17"/>
+              <w:spacing w:before="0" w:after="0" w:line="240" w:lineRule="auto"/>
+            </w:pPr>
+            <w:r>
+              <w:rPr>
+                <w:sz w:val="20"/>
+                <w:szCs w:val="20"/>
               </w:rPr>
               <w:t>BBB-high long, n (%)</w:t>
             </w:r>
@@ -1230,12 +1310,12 @@
           <w:p>
             <w:pPr>
               <w:pStyle w:val="TableText"/>
-              <w:spacing w:before="0" w:after="0" w:line="220" w:lineRule="auto"/>
-            </w:pPr>
-            <w:r>
-              <w:rPr>
-                <w:sz w:val="17"/>
-                <w:szCs w:val="17"/>
+              <w:spacing w:before="0" w:after="0" w:line="240" w:lineRule="auto"/>
+            </w:pPr>
+            <w:r>
+              <w:rPr>
+                <w:sz w:val="20"/>
+                <w:szCs w:val="20"/>
               </w:rPr>
               <w:t>Healthy-labelled</w:t>
             </w:r>
@@ -1249,12 +1329,12 @@
           <w:p>
             <w:pPr>
               <w:pStyle w:val="TableText"/>
-              <w:spacing w:before="0" w:after="0" w:line="220" w:lineRule="auto"/>
-            </w:pPr>
-            <w:r>
-              <w:rPr>
-                <w:sz w:val="17"/>
-                <w:szCs w:val="17"/>
+              <w:spacing w:before="0" w:after="0" w:line="240" w:lineRule="auto"/>
+            </w:pPr>
+            <w:r>
+              <w:rPr>
+                <w:sz w:val="20"/>
+                <w:szCs w:val="20"/>
               </w:rPr>
               <w:t>11,269,961</w:t>
             </w:r>
@@ -1268,12 +1348,12 @@
           <w:p>
             <w:pPr>
               <w:pStyle w:val="TableText"/>
-              <w:spacing w:before="0" w:after="0" w:line="220" w:lineRule="auto"/>
-            </w:pPr>
-            <w:r>
-              <w:rPr>
-                <w:sz w:val="17"/>
-                <w:szCs w:val="17"/>
+              <w:spacing w:before="0" w:after="0" w:line="240" w:lineRule="auto"/>
+            </w:pPr>
+            <w:r>
+              <w:rPr>
+                <w:sz w:val="20"/>
+                <w:szCs w:val="20"/>
               </w:rPr>
               <w:t>31,510</w:t>
             </w:r>
@@ -1287,12 +1367,12 @@
           <w:p>
             <w:pPr>
               <w:pStyle w:val="TableText"/>
-              <w:spacing w:before="0" w:after="0" w:line="220" w:lineRule="auto"/>
-            </w:pPr>
-            <w:r>
-              <w:rPr>
-                <w:sz w:val="17"/>
-                <w:szCs w:val="17"/>
+              <w:spacing w:before="0" w:after="0" w:line="240" w:lineRule="auto"/>
+            </w:pPr>
+            <w:r>
+              <w:rPr>
+                <w:sz w:val="20"/>
+                <w:szCs w:val="20"/>
               </w:rPr>
               <w:t>30,557</w:t>
             </w:r>
@@ -1306,12 +1386,12 @@
           <w:p>
             <w:pPr>
               <w:pStyle w:val="TableText"/>
-              <w:spacing w:before="0" w:after="0" w:line="220" w:lineRule="auto"/>
-            </w:pPr>
-            <w:r>
-              <w:rPr>
-                <w:sz w:val="17"/>
-                <w:szCs w:val="17"/>
+              <w:spacing w:before="0" w:after="0" w:line="240" w:lineRule="auto"/>
+            </w:pPr>
+            <w:r>
+              <w:rPr>
+                <w:sz w:val="20"/>
+                <w:szCs w:val="20"/>
               </w:rPr>
               <w:t>3,359 (10.99)</w:t>
             </w:r>
@@ -1325,12 +1405,12 @@
           <w:p>
             <w:pPr>
               <w:pStyle w:val="TableText"/>
-              <w:spacing w:before="0" w:after="0" w:line="220" w:lineRule="auto"/>
-            </w:pPr>
-            <w:r>
-              <w:rPr>
-                <w:sz w:val="17"/>
-                <w:szCs w:val="17"/>
+              <w:spacing w:before="0" w:after="0" w:line="240" w:lineRule="auto"/>
+            </w:pPr>
+            <w:r>
+              <w:rPr>
+                <w:sz w:val="20"/>
+                <w:szCs w:val="20"/>
               </w:rPr>
               <w:t>953</w:t>
             </w:r>
@@ -1344,12 +1424,12 @@
           <w:p>
             <w:pPr>
               <w:pStyle w:val="TableText"/>
-              <w:spacing w:before="0" w:after="0" w:line="220" w:lineRule="auto"/>
-            </w:pPr>
-            <w:r>
-              <w:rPr>
-                <w:sz w:val="17"/>
-                <w:szCs w:val="17"/>
+              <w:spacing w:before="0" w:after="0" w:line="240" w:lineRule="auto"/>
+            </w:pPr>
+            <w:r>
+              <w:rPr>
+                <w:sz w:val="20"/>
+                <w:szCs w:val="20"/>
               </w:rPr>
               <w:t>40 (4.20)</w:t>
             </w:r>
@@ -1365,12 +1445,12 @@
           <w:p>
             <w:pPr>
               <w:pStyle w:val="TableText"/>
-              <w:spacing w:before="0" w:after="0" w:line="220" w:lineRule="auto"/>
-            </w:pPr>
-            <w:r>
-              <w:rPr>
-                <w:sz w:val="17"/>
-                <w:szCs w:val="17"/>
+              <w:spacing w:before="0" w:after="0" w:line="240" w:lineRule="auto"/>
+            </w:pPr>
+            <w:r>
+              <w:rPr>
+                <w:sz w:val="20"/>
+                <w:szCs w:val="20"/>
               </w:rPr>
               <w:t>Periodontitis-labelled</w:t>
             </w:r>
@@ -1384,12 +1464,12 @@
           <w:p>
             <w:pPr>
               <w:pStyle w:val="TableText"/>
-              <w:spacing w:before="0" w:after="0" w:line="220" w:lineRule="auto"/>
-            </w:pPr>
-            <w:r>
-              <w:rPr>
-                <w:sz w:val="17"/>
-                <w:szCs w:val="17"/>
+              <w:spacing w:before="0" w:after="0" w:line="240" w:lineRule="auto"/>
+            </w:pPr>
+            <w:r>
+              <w:rPr>
+                <w:sz w:val="20"/>
+                <w:szCs w:val="20"/>
               </w:rPr>
               <w:t>11,721,988</w:t>
             </w:r>
@@ -1403,12 +1483,12 @@
           <w:p>
             <w:pPr>
               <w:pStyle w:val="TableText"/>
-              <w:spacing w:before="0" w:after="0" w:line="220" w:lineRule="auto"/>
-            </w:pPr>
-            <w:r>
-              <w:rPr>
-                <w:sz w:val="17"/>
-                <w:szCs w:val="17"/>
+              <w:spacing w:before="0" w:after="0" w:line="240" w:lineRule="auto"/>
+            </w:pPr>
+            <w:r>
+              <w:rPr>
+                <w:sz w:val="20"/>
+                <w:szCs w:val="20"/>
               </w:rPr>
               <w:t>33,786</w:t>
             </w:r>
@@ -1422,12 +1502,12 @@
           <w:p>
             <w:pPr>
               <w:pStyle w:val="TableText"/>
-              <w:spacing w:before="0" w:after="0" w:line="220" w:lineRule="auto"/>
-            </w:pPr>
-            <w:r>
-              <w:rPr>
-                <w:sz w:val="17"/>
-                <w:szCs w:val="17"/>
+              <w:spacing w:before="0" w:after="0" w:line="240" w:lineRule="auto"/>
+            </w:pPr>
+            <w:r>
+              <w:rPr>
+                <w:sz w:val="20"/>
+                <w:szCs w:val="20"/>
               </w:rPr>
               <w:t>32,754</w:t>
             </w:r>
@@ -1441,12 +1521,12 @@
           <w:p>
             <w:pPr>
               <w:pStyle w:val="TableText"/>
-              <w:spacing w:before="0" w:after="0" w:line="220" w:lineRule="auto"/>
-            </w:pPr>
-            <w:r>
-              <w:rPr>
-                <w:sz w:val="17"/>
-                <w:szCs w:val="17"/>
+              <w:spacing w:before="0" w:after="0" w:line="240" w:lineRule="auto"/>
+            </w:pPr>
+            <w:r>
+              <w:rPr>
+                <w:sz w:val="20"/>
+                <w:szCs w:val="20"/>
               </w:rPr>
               <w:t>3,446 (10.52)</w:t>
             </w:r>
@@ -1460,12 +1540,12 @@
           <w:p>
             <w:pPr>
               <w:pStyle w:val="TableText"/>
-              <w:spacing w:before="0" w:after="0" w:line="220" w:lineRule="auto"/>
-            </w:pPr>
-            <w:r>
-              <w:rPr>
-                <w:sz w:val="17"/>
-                <w:szCs w:val="17"/>
+              <w:spacing w:before="0" w:after="0" w:line="240" w:lineRule="auto"/>
+            </w:pPr>
+            <w:r>
+              <w:rPr>
+                <w:sz w:val="20"/>
+                <w:szCs w:val="20"/>
               </w:rPr>
               <w:t>1,032</w:t>
             </w:r>
@@ -1479,12 +1559,12 @@
           <w:p>
             <w:pPr>
               <w:pStyle w:val="TableText"/>
-              <w:spacing w:before="0" w:after="0" w:line="220" w:lineRule="auto"/>
-            </w:pPr>
-            <w:r>
-              <w:rPr>
-                <w:sz w:val="17"/>
-                <w:szCs w:val="17"/>
+              <w:spacing w:before="0" w:after="0" w:line="240" w:lineRule="auto"/>
+            </w:pPr>
+            <w:r>
+              <w:rPr>
+                <w:sz w:val="20"/>
+                <w:szCs w:val="20"/>
               </w:rPr>
               <w:t>72 (6.98)</w:t>
             </w:r>
@@ -1519,7 +1599,7 @@
         <w:keepNext/>
       </w:pPr>
       <w:r>
-        <w:t>3.2 Serial model filtering yielded 12- and 8-candidate endpoints</w:t>
+        <w:t>Serial model filtering yielded 12- and 8-candidate endpoints</w:t>
       </w:r>
     </w:p>
     <w:p>
@@ -1582,12 +1662,12 @@
           <w:p>
             <w:pPr>
               <w:pStyle w:val="TableText"/>
-              <w:spacing w:before="0" w:after="0" w:line="220" w:lineRule="auto"/>
-            </w:pPr>
-            <w:r>
-              <w:rPr>
-                <w:sz w:val="17"/>
-                <w:szCs w:val="17"/>
+              <w:spacing w:before="0" w:after="0" w:line="240" w:lineRule="auto"/>
+            </w:pPr>
+            <w:r>
+              <w:rPr>
+                <w:sz w:val="20"/>
+                <w:szCs w:val="20"/>
               </w:rPr>
               <w:t>Stage</w:t>
             </w:r>
@@ -1604,12 +1684,12 @@
           <w:p>
             <w:pPr>
               <w:pStyle w:val="TableText"/>
-              <w:spacing w:before="0" w:after="0" w:line="220" w:lineRule="auto"/>
-            </w:pPr>
-            <w:r>
-              <w:rPr>
-                <w:sz w:val="17"/>
-                <w:szCs w:val="17"/>
+              <w:spacing w:before="0" w:after="0" w:line="240" w:lineRule="auto"/>
+            </w:pPr>
+            <w:r>
+              <w:rPr>
+                <w:sz w:val="20"/>
+                <w:szCs w:val="20"/>
               </w:rPr>
               <w:t>Operational rule</w:t>
             </w:r>
@@ -1626,12 +1706,12 @@
           <w:p>
             <w:pPr>
               <w:pStyle w:val="TableText"/>
-              <w:spacing w:before="0" w:after="0" w:line="220" w:lineRule="auto"/>
-            </w:pPr>
-            <w:r>
-              <w:rPr>
-                <w:sz w:val="17"/>
-                <w:szCs w:val="17"/>
+              <w:spacing w:before="0" w:after="0" w:line="240" w:lineRule="auto"/>
+            </w:pPr>
+            <w:r>
+              <w:rPr>
+                <w:sz w:val="20"/>
+                <w:szCs w:val="20"/>
               </w:rPr>
               <w:t>n</w:t>
             </w:r>
@@ -1648,12 +1728,12 @@
           <w:p>
             <w:pPr>
               <w:pStyle w:val="TableText"/>
-              <w:spacing w:before="0" w:after="0" w:line="220" w:lineRule="auto"/>
-            </w:pPr>
-            <w:r>
-              <w:rPr>
-                <w:sz w:val="17"/>
-                <w:szCs w:val="17"/>
+              <w:spacing w:before="0" w:after="0" w:line="240" w:lineRule="auto"/>
+            </w:pPr>
+            <w:r>
+              <w:rPr>
+                <w:sz w:val="20"/>
+                <w:szCs w:val="20"/>
               </w:rPr>
               <w:t>Denominator or limitation</w:t>
             </w:r>
@@ -1669,12 +1749,12 @@
           <w:p>
             <w:pPr>
               <w:pStyle w:val="TableText"/>
-              <w:spacing w:before="0" w:after="0" w:line="220" w:lineRule="auto"/>
-            </w:pPr>
-            <w:r>
-              <w:rPr>
-                <w:sz w:val="17"/>
-                <w:szCs w:val="17"/>
+              <w:spacing w:before="0" w:after="0" w:line="240" w:lineRule="auto"/>
+            </w:pPr>
+            <w:r>
+              <w:rPr>
+                <w:sz w:val="20"/>
+                <w:szCs w:val="20"/>
               </w:rPr>
               <w:t>BBB-high short</w:t>
             </w:r>
@@ -1688,12 +1768,12 @@
           <w:p>
             <w:pPr>
               <w:pStyle w:val="TableText"/>
-              <w:spacing w:before="0" w:after="0" w:line="220" w:lineRule="auto"/>
-            </w:pPr>
-            <w:r>
-              <w:rPr>
-                <w:sz w:val="17"/>
-                <w:szCs w:val="17"/>
+              <w:spacing w:before="0" w:after="0" w:line="240" w:lineRule="auto"/>
+            </w:pPr>
+            <w:r>
+              <w:rPr>
+                <w:sz w:val="20"/>
+                <w:szCs w:val="20"/>
               </w:rPr>
               <w:t>UniDL4BioPep BBB output≥0.80; 5–30 aa</w:t>
             </w:r>
@@ -1707,12 +1787,12 @@
           <w:p>
             <w:pPr>
               <w:pStyle w:val="TableText"/>
-              <w:spacing w:before="0" w:after="0" w:line="220" w:lineRule="auto"/>
-            </w:pPr>
-            <w:r>
-              <w:rPr>
-                <w:sz w:val="17"/>
-                <w:szCs w:val="17"/>
+              <w:spacing w:before="0" w:after="0" w:line="240" w:lineRule="auto"/>
+            </w:pPr>
+            <w:r>
+              <w:rPr>
+                <w:sz w:val="20"/>
+                <w:szCs w:val="20"/>
               </w:rPr>
               <w:t>3,446</w:t>
             </w:r>
@@ -1726,12 +1806,12 @@
           <w:p>
             <w:pPr>
               <w:pStyle w:val="TableText"/>
-              <w:spacing w:before="0" w:after="0" w:line="220" w:lineRule="auto"/>
-            </w:pPr>
-            <w:r>
-              <w:rPr>
-                <w:sz w:val="17"/>
-                <w:szCs w:val="17"/>
+              <w:spacing w:before="0" w:after="0" w:line="240" w:lineRule="auto"/>
+            </w:pPr>
+            <w:r>
+              <w:rPr>
+                <w:sz w:val="20"/>
+                <w:szCs w:val="20"/>
               </w:rPr>
               <w:t>32,754 short candidates</w:t>
             </w:r>
@@ -1747,12 +1827,12 @@
           <w:p>
             <w:pPr>
               <w:pStyle w:val="TableText"/>
-              <w:spacing w:before="0" w:after="0" w:line="220" w:lineRule="auto"/>
-            </w:pPr>
-            <w:r>
-              <w:rPr>
-                <w:sz w:val="17"/>
-                <w:szCs w:val="17"/>
+              <w:spacing w:before="0" w:after="0" w:line="240" w:lineRule="auto"/>
+            </w:pPr>
+            <w:r>
+              <w:rPr>
+                <w:sz w:val="20"/>
+                <w:szCs w:val="20"/>
               </w:rPr>
               <w:t>BBB-high long</w:t>
             </w:r>
@@ -1766,12 +1846,12 @@
           <w:p>
             <w:pPr>
               <w:pStyle w:val="TableText"/>
-              <w:spacing w:before="0" w:after="0" w:line="220" w:lineRule="auto"/>
-            </w:pPr>
-            <w:r>
-              <w:rPr>
-                <w:sz w:val="17"/>
-                <w:szCs w:val="17"/>
+              <w:spacing w:before="0" w:after="0" w:line="240" w:lineRule="auto"/>
+            </w:pPr>
+            <w:r>
+              <w:rPr>
+                <w:sz w:val="20"/>
+                <w:szCs w:val="20"/>
               </w:rPr>
               <w:t>UniDL4BioPep BBB output≥0.80; 31–50 aa</w:t>
             </w:r>
@@ -1785,12 +1865,12 @@
           <w:p>
             <w:pPr>
               <w:pStyle w:val="TableText"/>
-              <w:spacing w:before="0" w:after="0" w:line="220" w:lineRule="auto"/>
-            </w:pPr>
-            <w:r>
-              <w:rPr>
-                <w:sz w:val="17"/>
-                <w:szCs w:val="17"/>
+              <w:spacing w:before="0" w:after="0" w:line="240" w:lineRule="auto"/>
+            </w:pPr>
+            <w:r>
+              <w:rPr>
+                <w:sz w:val="20"/>
+                <w:szCs w:val="20"/>
               </w:rPr>
               <w:t>72</w:t>
             </w:r>
@@ -1804,12 +1884,12 @@
           <w:p>
             <w:pPr>
               <w:pStyle w:val="TableText"/>
-              <w:spacing w:before="0" w:after="0" w:line="220" w:lineRule="auto"/>
-            </w:pPr>
-            <w:r>
-              <w:rPr>
-                <w:sz w:val="17"/>
-                <w:szCs w:val="17"/>
+              <w:spacing w:before="0" w:after="0" w:line="240" w:lineRule="auto"/>
+            </w:pPr>
+            <w:r>
+              <w:rPr>
+                <w:sz w:val="20"/>
+                <w:szCs w:val="20"/>
               </w:rPr>
               <w:t>1,032 long candidates</w:t>
             </w:r>
@@ -1825,12 +1905,12 @@
           <w:p>
             <w:pPr>
               <w:pStyle w:val="TableText"/>
-              <w:spacing w:before="0" w:after="0" w:line="220" w:lineRule="auto"/>
-            </w:pPr>
-            <w:r>
-              <w:rPr>
-                <w:sz w:val="17"/>
-                <w:szCs w:val="17"/>
+              <w:spacing w:before="0" w:after="0" w:line="240" w:lineRule="auto"/>
+            </w:pPr>
+            <w:r>
+              <w:rPr>
+                <w:sz w:val="20"/>
+                <w:szCs w:val="20"/>
               </w:rPr>
               <w:t>BBB-high total</w:t>
             </w:r>
@@ -1844,12 +1924,12 @@
           <w:p>
             <w:pPr>
               <w:pStyle w:val="TableText"/>
-              <w:spacing w:before="0" w:after="0" w:line="220" w:lineRule="auto"/>
-            </w:pPr>
-            <w:r>
-              <w:rPr>
-                <w:sz w:val="17"/>
-                <w:szCs w:val="17"/>
+              <w:spacing w:before="0" w:after="0" w:line="240" w:lineRule="auto"/>
+            </w:pPr>
+            <w:r>
+              <w:rPr>
+                <w:sz w:val="20"/>
+                <w:szCs w:val="20"/>
               </w:rPr>
               <w:t>Short + long</w:t>
             </w:r>
@@ -1863,12 +1943,12 @@
           <w:p>
             <w:pPr>
               <w:pStyle w:val="TableText"/>
-              <w:spacing w:before="0" w:after="0" w:line="220" w:lineRule="auto"/>
-            </w:pPr>
-            <w:r>
-              <w:rPr>
-                <w:sz w:val="17"/>
-                <w:szCs w:val="17"/>
+              <w:spacing w:before="0" w:after="0" w:line="240" w:lineRule="auto"/>
+            </w:pPr>
+            <w:r>
+              <w:rPr>
+                <w:sz w:val="20"/>
+                <w:szCs w:val="20"/>
               </w:rPr>
               <w:t>3,518</w:t>
             </w:r>
@@ -1882,12 +1962,12 @@
           <w:p>
             <w:pPr>
               <w:pStyle w:val="TableText"/>
-              <w:spacing w:before="0" w:after="0" w:line="220" w:lineRule="auto"/>
-            </w:pPr>
-            <w:r>
-              <w:rPr>
-                <w:sz w:val="17"/>
-                <w:szCs w:val="17"/>
+              <w:spacing w:before="0" w:after="0" w:line="240" w:lineRule="auto"/>
+            </w:pPr>
+            <w:r>
+              <w:rPr>
+                <w:sz w:val="20"/>
+                <w:szCs w:val="20"/>
               </w:rPr>
               <w:t>Arithmetic sum</w:t>
             </w:r>
@@ -1903,12 +1983,12 @@
           <w:p>
             <w:pPr>
               <w:pStyle w:val="TableText"/>
-              <w:spacing w:before="0" w:after="0" w:line="220" w:lineRule="auto"/>
-            </w:pPr>
-            <w:r>
-              <w:rPr>
-                <w:sz w:val="17"/>
-                <w:szCs w:val="17"/>
+              <w:spacing w:before="0" w:after="0" w:line="240" w:lineRule="auto"/>
+            </w:pPr>
+            <w:r>
+              <w:rPr>
+                <w:sz w:val="20"/>
+                <w:szCs w:val="20"/>
               </w:rPr>
               <w:t>NTxPred2 evaluated</w:t>
             </w:r>
@@ -1922,12 +2002,12 @@
           <w:p>
             <w:pPr>
               <w:pStyle w:val="TableText"/>
-              <w:spacing w:before="0" w:after="0" w:line="220" w:lineRule="auto"/>
-            </w:pPr>
-            <w:r>
-              <w:rPr>
-                <w:sz w:val="17"/>
-                <w:szCs w:val="17"/>
+              <w:spacing w:before="0" w:after="0" w:line="240" w:lineRule="auto"/>
+            </w:pPr>
+            <w:r>
+              <w:rPr>
+                <w:sz w:val="20"/>
+                <w:szCs w:val="20"/>
               </w:rPr>
               <w:t>Stated range 7–50 aa</w:t>
             </w:r>
@@ -1941,12 +2021,12 @@
           <w:p>
             <w:pPr>
               <w:pStyle w:val="TableText"/>
-              <w:spacing w:before="0" w:after="0" w:line="220" w:lineRule="auto"/>
-            </w:pPr>
-            <w:r>
-              <w:rPr>
-                <w:sz w:val="17"/>
-                <w:szCs w:val="17"/>
+              <w:spacing w:before="0" w:after="0" w:line="240" w:lineRule="auto"/>
+            </w:pPr>
+            <w:r>
+              <w:rPr>
+                <w:sz w:val="20"/>
+                <w:szCs w:val="20"/>
               </w:rPr>
               <w:t>3,299</w:t>
             </w:r>
@@ -1960,12 +2040,12 @@
           <w:p>
             <w:pPr>
               <w:pStyle w:val="TableText"/>
-              <w:spacing w:before="0" w:after="0" w:line="220" w:lineRule="auto"/>
-            </w:pPr>
-            <w:r>
-              <w:rPr>
-                <w:sz w:val="17"/>
-                <w:szCs w:val="17"/>
+              <w:spacing w:before="0" w:after="0" w:line="240" w:lineRule="auto"/>
+            </w:pPr>
+            <w:r>
+              <w:rPr>
+                <w:sz w:val="20"/>
+                <w:szCs w:val="20"/>
               </w:rPr>
               <w:t>3,518 BBB-high candidates</w:t>
             </w:r>
@@ -1981,12 +2061,12 @@
           <w:p>
             <w:pPr>
               <w:pStyle w:val="TableText"/>
-              <w:spacing w:before="0" w:after="0" w:line="220" w:lineRule="auto"/>
-            </w:pPr>
-            <w:r>
-              <w:rPr>
-                <w:sz w:val="17"/>
-                <w:szCs w:val="17"/>
+              <w:spacing w:before="0" w:after="0" w:line="240" w:lineRule="auto"/>
+            </w:pPr>
+            <w:r>
+              <w:rPr>
+                <w:sz w:val="20"/>
+                <w:szCs w:val="20"/>
               </w:rPr>
               <w:t>NTxPred2 not evaluated</w:t>
             </w:r>
@@ -2000,12 +2080,12 @@
           <w:p>
             <w:pPr>
               <w:pStyle w:val="TableText"/>
-              <w:spacing w:before="0" w:after="0" w:line="220" w:lineRule="auto"/>
-            </w:pPr>
-            <w:r>
-              <w:rPr>
-                <w:sz w:val="17"/>
-                <w:szCs w:val="17"/>
+              <w:spacing w:before="0" w:after="0" w:line="240" w:lineRule="auto"/>
+            </w:pPr>
+            <w:r>
+              <w:rPr>
+                <w:sz w:val="20"/>
+                <w:szCs w:val="20"/>
               </w:rPr>
               <w:t>Below stated range</w:t>
             </w:r>
@@ -2019,12 +2099,12 @@
           <w:p>
             <w:pPr>
               <w:pStyle w:val="TableText"/>
-              <w:spacing w:before="0" w:after="0" w:line="220" w:lineRule="auto"/>
-            </w:pPr>
-            <w:r>
-              <w:rPr>
-                <w:sz w:val="17"/>
-                <w:szCs w:val="17"/>
+              <w:spacing w:before="0" w:after="0" w:line="240" w:lineRule="auto"/>
+            </w:pPr>
+            <w:r>
+              <w:rPr>
+                <w:sz w:val="20"/>
+                <w:szCs w:val="20"/>
               </w:rPr>
               <w:t>219</w:t>
             </w:r>
@@ -2038,12 +2118,12 @@
           <w:p>
             <w:pPr>
               <w:pStyle w:val="TableText"/>
-              <w:spacing w:before="0" w:after="0" w:line="220" w:lineRule="auto"/>
-            </w:pPr>
-            <w:r>
-              <w:rPr>
-                <w:sz w:val="17"/>
-                <w:szCs w:val="17"/>
+              <w:spacing w:before="0" w:after="0" w:line="240" w:lineRule="auto"/>
+            </w:pPr>
+            <w:r>
+              <w:rPr>
+                <w:sz w:val="20"/>
+                <w:szCs w:val="20"/>
               </w:rPr>
               <w:t>3,518 BBB-high candidates</w:t>
             </w:r>
@@ -2059,12 +2139,12 @@
           <w:p>
             <w:pPr>
               <w:pStyle w:val="TableText"/>
-              <w:spacing w:before="0" w:after="0" w:line="220" w:lineRule="auto"/>
-            </w:pPr>
-            <w:r>
-              <w:rPr>
-                <w:sz w:val="17"/>
-                <w:szCs w:val="17"/>
+              <w:spacing w:before="0" w:after="0" w:line="240" w:lineRule="auto"/>
+            </w:pPr>
+            <w:r>
+              <w:rPr>
+                <w:sz w:val="20"/>
+                <w:szCs w:val="20"/>
               </w:rPr>
               <w:t>NTxPred2-positive</w:t>
             </w:r>
@@ -2078,12 +2158,12 @@
           <w:p>
             <w:pPr>
               <w:pStyle w:val="TableText"/>
-              <w:spacing w:before="0" w:after="0" w:line="220" w:lineRule="auto"/>
-            </w:pPr>
-            <w:r>
-              <w:rPr>
-                <w:sz w:val="17"/>
-                <w:szCs w:val="17"/>
+              <w:spacing w:before="0" w:after="0" w:line="240" w:lineRule="auto"/>
+            </w:pPr>
+            <w:r>
+              <w:rPr>
+                <w:sz w:val="20"/>
+                <w:szCs w:val="20"/>
               </w:rPr>
               <w:t>Model-positive label</w:t>
             </w:r>
@@ -2097,12 +2177,12 @@
           <w:p>
             <w:pPr>
               <w:pStyle w:val="TableText"/>
-              <w:spacing w:before="0" w:after="0" w:line="220" w:lineRule="auto"/>
-            </w:pPr>
-            <w:r>
-              <w:rPr>
-                <w:sz w:val="17"/>
-                <w:szCs w:val="17"/>
+              <w:spacing w:before="0" w:after="0" w:line="240" w:lineRule="auto"/>
+            </w:pPr>
+            <w:r>
+              <w:rPr>
+                <w:sz w:val="20"/>
+                <w:szCs w:val="20"/>
               </w:rPr>
               <w:t>923</w:t>
             </w:r>
@@ -2116,12 +2196,12 @@
           <w:p>
             <w:pPr>
               <w:pStyle w:val="TableText"/>
-              <w:spacing w:before="0" w:after="0" w:line="220" w:lineRule="auto"/>
-            </w:pPr>
-            <w:r>
-              <w:rPr>
-                <w:sz w:val="17"/>
-                <w:szCs w:val="17"/>
+              <w:spacing w:before="0" w:after="0" w:line="240" w:lineRule="auto"/>
+            </w:pPr>
+            <w:r>
+              <w:rPr>
+                <w:sz w:val="20"/>
+                <w:szCs w:val="20"/>
               </w:rPr>
               <w:t>3,299 evaluated candidates</w:t>
             </w:r>
@@ -2137,12 +2217,12 @@
           <w:p>
             <w:pPr>
               <w:pStyle w:val="TableText"/>
-              <w:spacing w:before="0" w:after="0" w:line="220" w:lineRule="auto"/>
-            </w:pPr>
-            <w:r>
-              <w:rPr>
-                <w:sz w:val="17"/>
-                <w:szCs w:val="17"/>
+              <w:spacing w:before="0" w:after="0" w:line="240" w:lineRule="auto"/>
+            </w:pPr>
+            <w:r>
+              <w:rPr>
+                <w:sz w:val="20"/>
+                <w:szCs w:val="20"/>
               </w:rPr>
               <w:t>Metal-binding-positive</w:t>
             </w:r>
@@ -2156,12 +2236,12 @@
           <w:p>
             <w:pPr>
               <w:pStyle w:val="TableText"/>
-              <w:spacing w:before="0" w:after="0" w:line="220" w:lineRule="auto"/>
-            </w:pPr>
-            <w:r>
-              <w:rPr>
-                <w:sz w:val="17"/>
-                <w:szCs w:val="17"/>
+              <w:spacing w:before="0" w:after="0" w:line="240" w:lineRule="auto"/>
+            </w:pPr>
+            <w:r>
+              <w:rPr>
+                <w:sz w:val="20"/>
+                <w:szCs w:val="20"/>
               </w:rPr>
               <w:t>Mebipred output≥0.50</w:t>
             </w:r>
@@ -2175,12 +2255,12 @@
           <w:p>
             <w:pPr>
               <w:pStyle w:val="TableText"/>
-              <w:spacing w:before="0" w:after="0" w:line="220" w:lineRule="auto"/>
-            </w:pPr>
-            <w:r>
-              <w:rPr>
-                <w:sz w:val="17"/>
-                <w:szCs w:val="17"/>
+              <w:spacing w:before="0" w:after="0" w:line="240" w:lineRule="auto"/>
+            </w:pPr>
+            <w:r>
+              <w:rPr>
+                <w:sz w:val="20"/>
+                <w:szCs w:val="20"/>
               </w:rPr>
               <w:t>111</w:t>
             </w:r>
@@ -2194,12 +2274,12 @@
           <w:p>
             <w:pPr>
               <w:pStyle w:val="TableText"/>
-              <w:spacing w:before="0" w:after="0" w:line="220" w:lineRule="auto"/>
-            </w:pPr>
-            <w:r>
-              <w:rPr>
-                <w:sz w:val="17"/>
-                <w:szCs w:val="17"/>
+              <w:spacing w:before="0" w:after="0" w:line="240" w:lineRule="auto"/>
+            </w:pPr>
+            <w:r>
+              <w:rPr>
+                <w:sz w:val="20"/>
+                <w:szCs w:val="20"/>
               </w:rPr>
               <w:t>Row-level handoff unavailable</w:t>
             </w:r>
@@ -2215,12 +2295,12 @@
           <w:p>
             <w:pPr>
               <w:pStyle w:val="TableText"/>
-              <w:spacing w:before="0" w:after="0" w:line="220" w:lineRule="auto"/>
-            </w:pPr>
-            <w:r>
-              <w:rPr>
-                <w:sz w:val="17"/>
-                <w:szCs w:val="17"/>
+              <w:spacing w:before="0" w:after="0" w:line="240" w:lineRule="auto"/>
+            </w:pPr>
+            <w:r>
+              <w:rPr>
+                <w:sz w:val="20"/>
+                <w:szCs w:val="20"/>
               </w:rPr>
               <w:t>CHEL-priority</w:t>
             </w:r>
@@ -2234,12 +2314,12 @@
           <w:p>
             <w:pPr>
               <w:pStyle w:val="TableText"/>
-              <w:spacing w:before="0" w:after="0" w:line="220" w:lineRule="auto"/>
-            </w:pPr>
-            <w:r>
-              <w:rPr>
-                <w:sz w:val="17"/>
-                <w:szCs w:val="17"/>
+              <w:spacing w:before="0" w:after="0" w:line="240" w:lineRule="auto"/>
+            </w:pPr>
+            <w:r>
+              <w:rPr>
+                <w:sz w:val="20"/>
+                <w:szCs w:val="20"/>
               </w:rPr>
               <w:t>CHEL≥0.25</w:t>
             </w:r>
@@ -2253,12 +2333,12 @@
           <w:p>
             <w:pPr>
               <w:pStyle w:val="TableText"/>
-              <w:spacing w:before="0" w:after="0" w:line="220" w:lineRule="auto"/>
-            </w:pPr>
-            <w:r>
-              <w:rPr>
-                <w:sz w:val="17"/>
-                <w:szCs w:val="17"/>
+              <w:spacing w:before="0" w:after="0" w:line="240" w:lineRule="auto"/>
+            </w:pPr>
+            <w:r>
+              <w:rPr>
+                <w:sz w:val="20"/>
+                <w:szCs w:val="20"/>
               </w:rPr>
               <w:t>15</w:t>
             </w:r>
@@ -2272,12 +2352,12 @@
           <w:p>
             <w:pPr>
               <w:pStyle w:val="TableText"/>
-              <w:spacing w:before="0" w:after="0" w:line="220" w:lineRule="auto"/>
-            </w:pPr>
-            <w:r>
-              <w:rPr>
-                <w:sz w:val="17"/>
-                <w:szCs w:val="17"/>
+              <w:spacing w:before="0" w:after="0" w:line="240" w:lineRule="auto"/>
+            </w:pPr>
+            <w:r>
+              <w:rPr>
+                <w:sz w:val="20"/>
+                <w:szCs w:val="20"/>
               </w:rPr>
               <w:t>111 metal-positive candidates</w:t>
             </w:r>
@@ -2293,12 +2373,12 @@
           <w:p>
             <w:pPr>
               <w:pStyle w:val="TableText"/>
-              <w:spacing w:before="0" w:after="0" w:line="220" w:lineRule="auto"/>
-            </w:pPr>
-            <w:r>
-              <w:rPr>
-                <w:sz w:val="17"/>
-                <w:szCs w:val="17"/>
+              <w:spacing w:before="0" w:after="0" w:line="240" w:lineRule="auto"/>
+            </w:pPr>
+            <w:r>
+              <w:rPr>
+                <w:sz w:val="20"/>
+                <w:szCs w:val="20"/>
               </w:rPr>
               <w:t>Main set</w:t>
             </w:r>
@@ -2312,12 +2392,12 @@
           <w:p>
             <w:pPr>
               <w:pStyle w:val="TableText"/>
-              <w:spacing w:before="0" w:after="0" w:line="220" w:lineRule="auto"/>
-            </w:pPr>
-            <w:r>
-              <w:rPr>
-                <w:sz w:val="17"/>
-                <w:szCs w:val="17"/>
+              <w:spacing w:before="0" w:after="0" w:line="240" w:lineRule="auto"/>
+            </w:pPr>
+            <w:r>
+              <w:rPr>
+                <w:sz w:val="20"/>
+                <w:szCs w:val="20"/>
               </w:rPr>
               <w:t>CHEL≥0.25 and FRS&lt;0.50</w:t>
             </w:r>
@@ -2331,12 +2411,12 @@
           <w:p>
             <w:pPr>
               <w:pStyle w:val="TableText"/>
-              <w:spacing w:before="0" w:after="0" w:line="220" w:lineRule="auto"/>
-            </w:pPr>
-            <w:r>
-              <w:rPr>
-                <w:sz w:val="17"/>
-                <w:szCs w:val="17"/>
+              <w:spacing w:before="0" w:after="0" w:line="240" w:lineRule="auto"/>
+            </w:pPr>
+            <w:r>
+              <w:rPr>
+                <w:sz w:val="20"/>
+                <w:szCs w:val="20"/>
               </w:rPr>
               <w:t>12</w:t>
             </w:r>
@@ -2350,12 +2430,12 @@
           <w:p>
             <w:pPr>
               <w:pStyle w:val="TableText"/>
-              <w:spacing w:before="0" w:after="0" w:line="220" w:lineRule="auto"/>
-            </w:pPr>
-            <w:r>
-              <w:rPr>
-                <w:sz w:val="17"/>
-                <w:szCs w:val="17"/>
+              <w:spacing w:before="0" w:after="0" w:line="240" w:lineRule="auto"/>
+            </w:pPr>
+            <w:r>
+              <w:rPr>
+                <w:sz w:val="20"/>
+                <w:szCs w:val="20"/>
               </w:rPr>
               <w:t>111 metal-positive candidates</w:t>
             </w:r>
@@ -2371,12 +2451,12 @@
           <w:p>
             <w:pPr>
               <w:pStyle w:val="TableText"/>
-              <w:spacing w:before="0" w:after="0" w:line="220" w:lineRule="auto"/>
-            </w:pPr>
-            <w:r>
-              <w:rPr>
-                <w:sz w:val="17"/>
-                <w:szCs w:val="17"/>
+              <w:spacing w:before="0" w:after="0" w:line="240" w:lineRule="auto"/>
+            </w:pPr>
+            <w:r>
+              <w:rPr>
+                <w:sz w:val="20"/>
+                <w:szCs w:val="20"/>
               </w:rPr>
               <w:t>Stricter subset</w:t>
             </w:r>
@@ -2390,12 +2470,12 @@
           <w:p>
             <w:pPr>
               <w:pStyle w:val="TableText"/>
-              <w:spacing w:before="0" w:after="0" w:line="220" w:lineRule="auto"/>
-            </w:pPr>
-            <w:r>
-              <w:rPr>
-                <w:sz w:val="17"/>
-                <w:szCs w:val="17"/>
+              <w:spacing w:before="0" w:after="0" w:line="240" w:lineRule="auto"/>
+            </w:pPr>
+            <w:r>
+              <w:rPr>
+                <w:sz w:val="20"/>
+                <w:szCs w:val="20"/>
               </w:rPr>
               <w:t>CHEL≥0.25 and FRS&lt;0.45</w:t>
             </w:r>
@@ -2409,12 +2489,12 @@
           <w:p>
             <w:pPr>
               <w:pStyle w:val="TableText"/>
-              <w:spacing w:before="0" w:after="0" w:line="220" w:lineRule="auto"/>
-            </w:pPr>
-            <w:r>
-              <w:rPr>
-                <w:sz w:val="17"/>
-                <w:szCs w:val="17"/>
+              <w:spacing w:before="0" w:after="0" w:line="240" w:lineRule="auto"/>
+            </w:pPr>
+            <w:r>
+              <w:rPr>
+                <w:sz w:val="20"/>
+                <w:szCs w:val="20"/>
               </w:rPr>
               <w:t>8</w:t>
             </w:r>
@@ -2428,12 +2508,12 @@
           <w:p>
             <w:pPr>
               <w:pStyle w:val="TableText"/>
-              <w:spacing w:before="0" w:after="0" w:line="220" w:lineRule="auto"/>
-            </w:pPr>
-            <w:r>
-              <w:rPr>
-                <w:sz w:val="17"/>
-                <w:szCs w:val="17"/>
+              <w:spacing w:before="0" w:after="0" w:line="240" w:lineRule="auto"/>
+            </w:pPr>
+            <w:r>
+              <w:rPr>
+                <w:sz w:val="20"/>
+                <w:szCs w:val="20"/>
               </w:rPr>
               <w:t>Sequence membership unavailable</w:t>
             </w:r>
@@ -2452,7 +2532,7 @@
         <w:keepNext/>
       </w:pPr>
       <w:r>
-        <w:t>3.3 The twelve supplied sequences were compositionally distinct</w:t>
+        <w:t>The twelve supplied sequences were compositionally distinct</w:t>
       </w:r>
     </w:p>
     <w:p>
@@ -2518,12 +2598,12 @@
           <w:p>
             <w:pPr>
               <w:pStyle w:val="TableText"/>
-              <w:spacing w:before="0" w:after="0" w:line="220" w:lineRule="auto"/>
-            </w:pPr>
-            <w:r>
-              <w:rPr>
-                <w:sz w:val="17"/>
-                <w:szCs w:val="17"/>
+              <w:spacing w:before="0" w:after="0" w:line="240" w:lineRule="auto"/>
+            </w:pPr>
+            <w:r>
+              <w:rPr>
+                <w:sz w:val="20"/>
+                <w:szCs w:val="20"/>
               </w:rPr>
               <w:t>Rank by Vina mean</w:t>
             </w:r>
@@ -2540,12 +2620,12 @@
           <w:p>
             <w:pPr>
               <w:pStyle w:val="TableText"/>
-              <w:spacing w:before="0" w:after="0" w:line="220" w:lineRule="auto"/>
-            </w:pPr>
-            <w:r>
-              <w:rPr>
-                <w:sz w:val="17"/>
-                <w:szCs w:val="17"/>
+              <w:spacing w:before="0" w:after="0" w:line="240" w:lineRule="auto"/>
+            </w:pPr>
+            <w:r>
+              <w:rPr>
+                <w:sz w:val="20"/>
+                <w:szCs w:val="20"/>
               </w:rPr>
               <w:t>Sequence</w:t>
             </w:r>
@@ -2562,12 +2642,12 @@
           <w:p>
             <w:pPr>
               <w:pStyle w:val="TableText"/>
-              <w:spacing w:before="0" w:after="0" w:line="220" w:lineRule="auto"/>
-            </w:pPr>
-            <w:r>
-              <w:rPr>
-                <w:sz w:val="17"/>
-                <w:szCs w:val="17"/>
+              <w:spacing w:before="0" w:after="0" w:line="240" w:lineRule="auto"/>
+            </w:pPr>
+            <w:r>
+              <w:rPr>
+                <w:sz w:val="20"/>
+                <w:szCs w:val="20"/>
               </w:rPr>
               <w:t>Length</w:t>
             </w:r>
@@ -2584,12 +2664,12 @@
           <w:p>
             <w:pPr>
               <w:pStyle w:val="TableText"/>
-              <w:spacing w:before="0" w:after="0" w:line="220" w:lineRule="auto"/>
-            </w:pPr>
-            <w:r>
-              <w:rPr>
-                <w:sz w:val="17"/>
-                <w:szCs w:val="17"/>
+              <w:spacing w:before="0" w:after="0" w:line="240" w:lineRule="auto"/>
+            </w:pPr>
+            <w:r>
+              <w:rPr>
+                <w:sz w:val="20"/>
+                <w:szCs w:val="20"/>
               </w:rPr>
               <w:t>His</w:t>
             </w:r>
@@ -2606,12 +2686,12 @@
           <w:p>
             <w:pPr>
               <w:pStyle w:val="TableText"/>
-              <w:spacing w:before="0" w:after="0" w:line="220" w:lineRule="auto"/>
-            </w:pPr>
-            <w:r>
-              <w:rPr>
-                <w:sz w:val="17"/>
-                <w:szCs w:val="17"/>
+              <w:spacing w:before="0" w:after="0" w:line="240" w:lineRule="auto"/>
+            </w:pPr>
+            <w:r>
+              <w:rPr>
+                <w:sz w:val="20"/>
+                <w:szCs w:val="20"/>
               </w:rPr>
               <w:t>Cys</w:t>
             </w:r>
@@ -2628,12 +2708,12 @@
           <w:p>
             <w:pPr>
               <w:pStyle w:val="TableText"/>
-              <w:spacing w:before="0" w:after="0" w:line="220" w:lineRule="auto"/>
-            </w:pPr>
-            <w:r>
-              <w:rPr>
-                <w:sz w:val="17"/>
-                <w:szCs w:val="17"/>
+              <w:spacing w:before="0" w:after="0" w:line="240" w:lineRule="auto"/>
+            </w:pPr>
+            <w:r>
+              <w:rPr>
+                <w:sz w:val="20"/>
+                <w:szCs w:val="20"/>
               </w:rPr>
               <w:t>Arg+Lys</w:t>
             </w:r>
@@ -2650,12 +2730,12 @@
           <w:p>
             <w:pPr>
               <w:pStyle w:val="TableText"/>
-              <w:spacing w:before="0" w:after="0" w:line="220" w:lineRule="auto"/>
-            </w:pPr>
-            <w:r>
-              <w:rPr>
-                <w:sz w:val="17"/>
-                <w:szCs w:val="17"/>
+              <w:spacing w:before="0" w:after="0" w:line="240" w:lineRule="auto"/>
+            </w:pPr>
+            <w:r>
+              <w:rPr>
+                <w:sz w:val="20"/>
+                <w:szCs w:val="20"/>
               </w:rPr>
               <w:t>Phe+Tyr+Trp</w:t>
             </w:r>
@@ -2671,12 +2751,12 @@
           <w:p>
             <w:pPr>
               <w:pStyle w:val="TableText"/>
-              <w:spacing w:before="0" w:after="0" w:line="220" w:lineRule="auto"/>
-            </w:pPr>
-            <w:r>
-              <w:rPr>
-                <w:sz w:val="17"/>
-                <w:szCs w:val="17"/>
+              <w:spacing w:before="0" w:after="0" w:line="240" w:lineRule="auto"/>
+            </w:pPr>
+            <w:r>
+              <w:rPr>
+                <w:sz w:val="20"/>
+                <w:szCs w:val="20"/>
               </w:rPr>
               <w:t>1</w:t>
             </w:r>
@@ -2690,12 +2770,12 @@
           <w:p>
             <w:pPr>
               <w:pStyle w:val="TableText"/>
-              <w:spacing w:before="0" w:after="0" w:line="220" w:lineRule="auto"/>
-            </w:pPr>
-            <w:r>
-              <w:rPr>
-                <w:sz w:val="17"/>
-                <w:szCs w:val="17"/>
+              <w:spacing w:before="0" w:after="0" w:line="240" w:lineRule="auto"/>
+            </w:pPr>
+            <w:r>
+              <w:rPr>
+                <w:sz w:val="20"/>
+                <w:szCs w:val="20"/>
               </w:rPr>
               <w:t>FLLHTTR</w:t>
             </w:r>
@@ -2709,12 +2789,12 @@
           <w:p>
             <w:pPr>
               <w:pStyle w:val="TableText"/>
-              <w:spacing w:before="0" w:after="0" w:line="220" w:lineRule="auto"/>
-            </w:pPr>
-            <w:r>
-              <w:rPr>
-                <w:sz w:val="17"/>
-                <w:szCs w:val="17"/>
+              <w:spacing w:before="0" w:after="0" w:line="240" w:lineRule="auto"/>
+            </w:pPr>
+            <w:r>
+              <w:rPr>
+                <w:sz w:val="20"/>
+                <w:szCs w:val="20"/>
               </w:rPr>
               <w:t>7</w:t>
             </w:r>
@@ -2728,12 +2808,12 @@
           <w:p>
             <w:pPr>
               <w:pStyle w:val="TableText"/>
-              <w:spacing w:before="0" w:after="0" w:line="220" w:lineRule="auto"/>
-            </w:pPr>
-            <w:r>
-              <w:rPr>
-                <w:sz w:val="17"/>
-                <w:szCs w:val="17"/>
+              <w:spacing w:before="0" w:after="0" w:line="240" w:lineRule="auto"/>
+            </w:pPr>
+            <w:r>
+              <w:rPr>
+                <w:sz w:val="20"/>
+                <w:szCs w:val="20"/>
               </w:rPr>
               <w:t>1</w:t>
             </w:r>
@@ -2747,12 +2827,12 @@
           <w:p>
             <w:pPr>
               <w:pStyle w:val="TableText"/>
-              <w:spacing w:before="0" w:after="0" w:line="220" w:lineRule="auto"/>
-            </w:pPr>
-            <w:r>
-              <w:rPr>
-                <w:sz w:val="17"/>
-                <w:szCs w:val="17"/>
+              <w:spacing w:before="0" w:after="0" w:line="240" w:lineRule="auto"/>
+            </w:pPr>
+            <w:r>
+              <w:rPr>
+                <w:sz w:val="20"/>
+                <w:szCs w:val="20"/>
               </w:rPr>
               <w:t>0</w:t>
             </w:r>
@@ -2766,12 +2846,12 @@
           <w:p>
             <w:pPr>
               <w:pStyle w:val="TableText"/>
-              <w:spacing w:before="0" w:after="0" w:line="220" w:lineRule="auto"/>
-            </w:pPr>
-            <w:r>
-              <w:rPr>
-                <w:sz w:val="17"/>
-                <w:szCs w:val="17"/>
+              <w:spacing w:before="0" w:after="0" w:line="240" w:lineRule="auto"/>
+            </w:pPr>
+            <w:r>
+              <w:rPr>
+                <w:sz w:val="20"/>
+                <w:szCs w:val="20"/>
               </w:rPr>
               <w:t>1</w:t>
             </w:r>
@@ -2785,12 +2865,12 @@
           <w:p>
             <w:pPr>
               <w:pStyle w:val="TableText"/>
-              <w:spacing w:before="0" w:after="0" w:line="220" w:lineRule="auto"/>
-            </w:pPr>
-            <w:r>
-              <w:rPr>
-                <w:sz w:val="17"/>
-                <w:szCs w:val="17"/>
+              <w:spacing w:before="0" w:after="0" w:line="240" w:lineRule="auto"/>
+            </w:pPr>
+            <w:r>
+              <w:rPr>
+                <w:sz w:val="20"/>
+                <w:szCs w:val="20"/>
               </w:rPr>
               <w:t>1</w:t>
             </w:r>
@@ -2806,12 +2886,12 @@
           <w:p>
             <w:pPr>
               <w:pStyle w:val="TableText"/>
-              <w:spacing w:before="0" w:after="0" w:line="220" w:lineRule="auto"/>
-            </w:pPr>
-            <w:r>
-              <w:rPr>
-                <w:sz w:val="17"/>
-                <w:szCs w:val="17"/>
+              <w:spacing w:before="0" w:after="0" w:line="240" w:lineRule="auto"/>
+            </w:pPr>
+            <w:r>
+              <w:rPr>
+                <w:sz w:val="20"/>
+                <w:szCs w:val="20"/>
               </w:rPr>
               <w:t>2</w:t>
             </w:r>
@@ -2825,12 +2905,12 @@
           <w:p>
             <w:pPr>
               <w:pStyle w:val="TableText"/>
-              <w:spacing w:before="0" w:after="0" w:line="220" w:lineRule="auto"/>
-            </w:pPr>
-            <w:r>
-              <w:rPr>
-                <w:sz w:val="17"/>
-                <w:szCs w:val="17"/>
+              <w:spacing w:before="0" w:after="0" w:line="240" w:lineRule="auto"/>
+            </w:pPr>
+            <w:r>
+              <w:rPr>
+                <w:sz w:val="20"/>
+                <w:szCs w:val="20"/>
               </w:rPr>
               <w:t>YLSLLQR</w:t>
             </w:r>
@@ -2844,12 +2924,12 @@
           <w:p>
             <w:pPr>
               <w:pStyle w:val="TableText"/>
-              <w:spacing w:before="0" w:after="0" w:line="220" w:lineRule="auto"/>
-            </w:pPr>
-            <w:r>
-              <w:rPr>
-                <w:sz w:val="17"/>
-                <w:szCs w:val="17"/>
+              <w:spacing w:before="0" w:after="0" w:line="240" w:lineRule="auto"/>
+            </w:pPr>
+            <w:r>
+              <w:rPr>
+                <w:sz w:val="20"/>
+                <w:szCs w:val="20"/>
               </w:rPr>
               <w:t>7</w:t>
             </w:r>
@@ -2863,12 +2943,12 @@
           <w:p>
             <w:pPr>
               <w:pStyle w:val="TableText"/>
-              <w:spacing w:before="0" w:after="0" w:line="220" w:lineRule="auto"/>
-            </w:pPr>
-            <w:r>
-              <w:rPr>
-                <w:sz w:val="17"/>
-                <w:szCs w:val="17"/>
+              <w:spacing w:before="0" w:after="0" w:line="240" w:lineRule="auto"/>
+            </w:pPr>
+            <w:r>
+              <w:rPr>
+                <w:sz w:val="20"/>
+                <w:szCs w:val="20"/>
               </w:rPr>
               <w:t>0</w:t>
             </w:r>
@@ -2882,12 +2962,12 @@
           <w:p>
             <w:pPr>
               <w:pStyle w:val="TableText"/>
-              <w:spacing w:before="0" w:after="0" w:line="220" w:lineRule="auto"/>
-            </w:pPr>
-            <w:r>
-              <w:rPr>
-                <w:sz w:val="17"/>
-                <w:szCs w:val="17"/>
+              <w:spacing w:before="0" w:after="0" w:line="240" w:lineRule="auto"/>
+            </w:pPr>
+            <w:r>
+              <w:rPr>
+                <w:sz w:val="20"/>
+                <w:szCs w:val="20"/>
               </w:rPr>
               <w:t>0</w:t>
             </w:r>
@@ -2901,12 +2981,12 @@
           <w:p>
             <w:pPr>
               <w:pStyle w:val="TableText"/>
-              <w:spacing w:before="0" w:after="0" w:line="220" w:lineRule="auto"/>
-            </w:pPr>
-            <w:r>
-              <w:rPr>
-                <w:sz w:val="17"/>
-                <w:szCs w:val="17"/>
+              <w:spacing w:before="0" w:after="0" w:line="240" w:lineRule="auto"/>
+            </w:pPr>
+            <w:r>
+              <w:rPr>
+                <w:sz w:val="20"/>
+                <w:szCs w:val="20"/>
               </w:rPr>
               <w:t>1</w:t>
             </w:r>
@@ -2920,12 +3000,12 @@
           <w:p>
             <w:pPr>
               <w:pStyle w:val="TableText"/>
-              <w:spacing w:before="0" w:after="0" w:line="220" w:lineRule="auto"/>
-            </w:pPr>
-            <w:r>
-              <w:rPr>
-                <w:sz w:val="17"/>
-                <w:szCs w:val="17"/>
+              <w:spacing w:before="0" w:after="0" w:line="240" w:lineRule="auto"/>
+            </w:pPr>
+            <w:r>
+              <w:rPr>
+                <w:sz w:val="20"/>
+                <w:szCs w:val="20"/>
               </w:rPr>
               <w:t>1</w:t>
             </w:r>
@@ -2941,12 +3021,12 @@
           <w:p>
             <w:pPr>
               <w:pStyle w:val="TableText"/>
-              <w:spacing w:before="0" w:after="0" w:line="220" w:lineRule="auto"/>
-            </w:pPr>
-            <w:r>
-              <w:rPr>
-                <w:sz w:val="17"/>
-                <w:szCs w:val="17"/>
+              <w:spacing w:before="0" w:after="0" w:line="240" w:lineRule="auto"/>
+            </w:pPr>
+            <w:r>
+              <w:rPr>
+                <w:sz w:val="20"/>
+                <w:szCs w:val="20"/>
               </w:rPr>
               <w:t>3</w:t>
             </w:r>
@@ -2960,12 +3040,12 @@
           <w:p>
             <w:pPr>
               <w:pStyle w:val="TableText"/>
-              <w:spacing w:before="0" w:after="0" w:line="220" w:lineRule="auto"/>
-            </w:pPr>
-            <w:r>
-              <w:rPr>
-                <w:sz w:val="17"/>
-                <w:szCs w:val="17"/>
+              <w:spacing w:before="0" w:after="0" w:line="240" w:lineRule="auto"/>
+            </w:pPr>
+            <w:r>
+              <w:rPr>
+                <w:sz w:val="20"/>
+                <w:szCs w:val="20"/>
               </w:rPr>
               <w:t>ALLLHRC</w:t>
             </w:r>
@@ -2979,12 +3059,12 @@
           <w:p>
             <w:pPr>
               <w:pStyle w:val="TableText"/>
-              <w:spacing w:before="0" w:after="0" w:line="220" w:lineRule="auto"/>
-            </w:pPr>
-            <w:r>
-              <w:rPr>
-                <w:sz w:val="17"/>
-                <w:szCs w:val="17"/>
+              <w:spacing w:before="0" w:after="0" w:line="240" w:lineRule="auto"/>
+            </w:pPr>
+            <w:r>
+              <w:rPr>
+                <w:sz w:val="20"/>
+                <w:szCs w:val="20"/>
               </w:rPr>
               <w:t>7</w:t>
             </w:r>
@@ -2998,12 +3078,12 @@
           <w:p>
             <w:pPr>
               <w:pStyle w:val="TableText"/>
-              <w:spacing w:before="0" w:after="0" w:line="220" w:lineRule="auto"/>
-            </w:pPr>
-            <w:r>
-              <w:rPr>
-                <w:sz w:val="17"/>
-                <w:szCs w:val="17"/>
+              <w:spacing w:before="0" w:after="0" w:line="240" w:lineRule="auto"/>
+            </w:pPr>
+            <w:r>
+              <w:rPr>
+                <w:sz w:val="20"/>
+                <w:szCs w:val="20"/>
               </w:rPr>
               <w:t>1</w:t>
             </w:r>
@@ -3017,12 +3097,12 @@
           <w:p>
             <w:pPr>
               <w:pStyle w:val="TableText"/>
-              <w:spacing w:before="0" w:after="0" w:line="220" w:lineRule="auto"/>
-            </w:pPr>
-            <w:r>
-              <w:rPr>
-                <w:sz w:val="17"/>
-                <w:szCs w:val="17"/>
+              <w:spacing w:before="0" w:after="0" w:line="240" w:lineRule="auto"/>
+            </w:pPr>
+            <w:r>
+              <w:rPr>
+                <w:sz w:val="20"/>
+                <w:szCs w:val="20"/>
               </w:rPr>
               <w:t>1</w:t>
             </w:r>
@@ -3036,12 +3116,12 @@
           <w:p>
             <w:pPr>
               <w:pStyle w:val="TableText"/>
-              <w:spacing w:before="0" w:after="0" w:line="220" w:lineRule="auto"/>
-            </w:pPr>
-            <w:r>
-              <w:rPr>
-                <w:sz w:val="17"/>
-                <w:szCs w:val="17"/>
+              <w:spacing w:before="0" w:after="0" w:line="240" w:lineRule="auto"/>
+            </w:pPr>
+            <w:r>
+              <w:rPr>
+                <w:sz w:val="20"/>
+                <w:szCs w:val="20"/>
               </w:rPr>
               <w:t>1</w:t>
             </w:r>
@@ -3055,12 +3135,12 @@
           <w:p>
             <w:pPr>
               <w:pStyle w:val="TableText"/>
-              <w:spacing w:before="0" w:after="0" w:line="220" w:lineRule="auto"/>
-            </w:pPr>
-            <w:r>
-              <w:rPr>
-                <w:sz w:val="17"/>
-                <w:szCs w:val="17"/>
+              <w:spacing w:before="0" w:after="0" w:line="240" w:lineRule="auto"/>
+            </w:pPr>
+            <w:r>
+              <w:rPr>
+                <w:sz w:val="20"/>
+                <w:szCs w:val="20"/>
               </w:rPr>
               <w:t>0</w:t>
             </w:r>
@@ -3076,12 +3156,12 @@
           <w:p>
             <w:pPr>
               <w:pStyle w:val="TableText"/>
-              <w:spacing w:before="0" w:after="0" w:line="220" w:lineRule="auto"/>
-            </w:pPr>
-            <w:r>
-              <w:rPr>
-                <w:sz w:val="17"/>
-                <w:szCs w:val="17"/>
+              <w:spacing w:before="0" w:after="0" w:line="240" w:lineRule="auto"/>
+            </w:pPr>
+            <w:r>
+              <w:rPr>
+                <w:sz w:val="20"/>
+                <w:szCs w:val="20"/>
               </w:rPr>
               <w:t>4</w:t>
             </w:r>
@@ -3095,12 +3175,12 @@
           <w:p>
             <w:pPr>
               <w:pStyle w:val="TableText"/>
-              <w:spacing w:before="0" w:after="0" w:line="220" w:lineRule="auto"/>
-            </w:pPr>
-            <w:r>
-              <w:rPr>
-                <w:sz w:val="17"/>
-                <w:szCs w:val="17"/>
+              <w:spacing w:before="0" w:after="0" w:line="240" w:lineRule="auto"/>
+            </w:pPr>
+            <w:r>
+              <w:rPr>
+                <w:sz w:val="20"/>
+                <w:szCs w:val="20"/>
               </w:rPr>
               <w:t>FCLHLQLR</w:t>
             </w:r>
@@ -3114,12 +3194,12 @@
           <w:p>
             <w:pPr>
               <w:pStyle w:val="TableText"/>
-              <w:spacing w:before="0" w:after="0" w:line="220" w:lineRule="auto"/>
-            </w:pPr>
-            <w:r>
-              <w:rPr>
-                <w:sz w:val="17"/>
-                <w:szCs w:val="17"/>
+              <w:spacing w:before="0" w:after="0" w:line="240" w:lineRule="auto"/>
+            </w:pPr>
+            <w:r>
+              <w:rPr>
+                <w:sz w:val="20"/>
+                <w:szCs w:val="20"/>
               </w:rPr>
               <w:t>8</w:t>
             </w:r>
@@ -3133,12 +3213,12 @@
           <w:p>
             <w:pPr>
               <w:pStyle w:val="TableText"/>
-              <w:spacing w:before="0" w:after="0" w:line="220" w:lineRule="auto"/>
-            </w:pPr>
-            <w:r>
-              <w:rPr>
-                <w:sz w:val="17"/>
-                <w:szCs w:val="17"/>
+              <w:spacing w:before="0" w:after="0" w:line="240" w:lineRule="auto"/>
+            </w:pPr>
+            <w:r>
+              <w:rPr>
+                <w:sz w:val="20"/>
+                <w:szCs w:val="20"/>
               </w:rPr>
               <w:t>1</w:t>
             </w:r>
@@ -3152,12 +3232,12 @@
           <w:p>
             <w:pPr>
               <w:pStyle w:val="TableText"/>
-              <w:spacing w:before="0" w:after="0" w:line="220" w:lineRule="auto"/>
-            </w:pPr>
-            <w:r>
-              <w:rPr>
-                <w:sz w:val="17"/>
-                <w:szCs w:val="17"/>
+              <w:spacing w:before="0" w:after="0" w:line="240" w:lineRule="auto"/>
+            </w:pPr>
+            <w:r>
+              <w:rPr>
+                <w:sz w:val="20"/>
+                <w:szCs w:val="20"/>
               </w:rPr>
               <w:t>1</w:t>
             </w:r>
@@ -3171,12 +3251,12 @@
           <w:p>
             <w:pPr>
               <w:pStyle w:val="TableText"/>
-              <w:spacing w:before="0" w:after="0" w:line="220" w:lineRule="auto"/>
-            </w:pPr>
-            <w:r>
-              <w:rPr>
-                <w:sz w:val="17"/>
-                <w:szCs w:val="17"/>
+              <w:spacing w:before="0" w:after="0" w:line="240" w:lineRule="auto"/>
+            </w:pPr>
+            <w:r>
+              <w:rPr>
+                <w:sz w:val="20"/>
+                <w:szCs w:val="20"/>
               </w:rPr>
               <w:t>1</w:t>
             </w:r>
@@ -3190,12 +3270,12 @@
           <w:p>
             <w:pPr>
               <w:pStyle w:val="TableText"/>
-              <w:spacing w:before="0" w:after="0" w:line="220" w:lineRule="auto"/>
-            </w:pPr>
-            <w:r>
-              <w:rPr>
-                <w:sz w:val="17"/>
-                <w:szCs w:val="17"/>
+              <w:spacing w:before="0" w:after="0" w:line="240" w:lineRule="auto"/>
+            </w:pPr>
+            <w:r>
+              <w:rPr>
+                <w:sz w:val="20"/>
+                <w:szCs w:val="20"/>
               </w:rPr>
               <w:t>1</w:t>
             </w:r>
@@ -3211,12 +3291,12 @@
           <w:p>
             <w:pPr>
               <w:pStyle w:val="TableText"/>
-              <w:spacing w:before="0" w:after="0" w:line="220" w:lineRule="auto"/>
-            </w:pPr>
-            <w:r>
-              <w:rPr>
-                <w:sz w:val="17"/>
-                <w:szCs w:val="17"/>
+              <w:spacing w:before="0" w:after="0" w:line="240" w:lineRule="auto"/>
+            </w:pPr>
+            <w:r>
+              <w:rPr>
+                <w:sz w:val="20"/>
+                <w:szCs w:val="20"/>
               </w:rPr>
               <w:t>5</w:t>
             </w:r>
@@ -3230,12 +3310,12 @@
           <w:p>
             <w:pPr>
               <w:pStyle w:val="TableText"/>
-              <w:spacing w:before="0" w:after="0" w:line="220" w:lineRule="auto"/>
-            </w:pPr>
-            <w:r>
-              <w:rPr>
-                <w:sz w:val="17"/>
-                <w:szCs w:val="17"/>
+              <w:spacing w:before="0" w:after="0" w:line="240" w:lineRule="auto"/>
+            </w:pPr>
+            <w:r>
+              <w:rPr>
+                <w:sz w:val="20"/>
+                <w:szCs w:val="20"/>
               </w:rPr>
               <w:t>YHHLLCRR</w:t>
             </w:r>
@@ -3249,12 +3329,12 @@
           <w:p>
             <w:pPr>
               <w:pStyle w:val="TableText"/>
-              <w:spacing w:before="0" w:after="0" w:line="220" w:lineRule="auto"/>
-            </w:pPr>
-            <w:r>
-              <w:rPr>
-                <w:sz w:val="17"/>
-                <w:szCs w:val="17"/>
+              <w:spacing w:before="0" w:after="0" w:line="240" w:lineRule="auto"/>
+            </w:pPr>
+            <w:r>
+              <w:rPr>
+                <w:sz w:val="20"/>
+                <w:szCs w:val="20"/>
               </w:rPr>
               <w:t>8</w:t>
             </w:r>
@@ -3268,12 +3348,12 @@
           <w:p>
             <w:pPr>
               <w:pStyle w:val="TableText"/>
-              <w:spacing w:before="0" w:after="0" w:line="220" w:lineRule="auto"/>
-            </w:pPr>
-            <w:r>
-              <w:rPr>
-                <w:sz w:val="17"/>
-                <w:szCs w:val="17"/>
+              <w:spacing w:before="0" w:after="0" w:line="240" w:lineRule="auto"/>
+            </w:pPr>
+            <w:r>
+              <w:rPr>
+                <w:sz w:val="20"/>
+                <w:szCs w:val="20"/>
               </w:rPr>
               <w:t>2</w:t>
             </w:r>
@@ -3287,12 +3367,12 @@
           <w:p>
             <w:pPr>
               <w:pStyle w:val="TableText"/>
-              <w:spacing w:before="0" w:after="0" w:line="220" w:lineRule="auto"/>
-            </w:pPr>
-            <w:r>
-              <w:rPr>
-                <w:sz w:val="17"/>
-                <w:szCs w:val="17"/>
+              <w:spacing w:before="0" w:after="0" w:line="240" w:lineRule="auto"/>
+            </w:pPr>
+            <w:r>
+              <w:rPr>
+                <w:sz w:val="20"/>
+                <w:szCs w:val="20"/>
               </w:rPr>
               <w:t>1</w:t>
             </w:r>
@@ -3306,12 +3386,12 @@
           <w:p>
             <w:pPr>
               <w:pStyle w:val="TableText"/>
-              <w:spacing w:before="0" w:after="0" w:line="220" w:lineRule="auto"/>
-            </w:pPr>
-            <w:r>
-              <w:rPr>
-                <w:sz w:val="17"/>
-                <w:szCs w:val="17"/>
+              <w:spacing w:before="0" w:after="0" w:line="240" w:lineRule="auto"/>
+            </w:pPr>
+            <w:r>
+              <w:rPr>
+                <w:sz w:val="20"/>
+                <w:szCs w:val="20"/>
               </w:rPr>
               <w:t>2</w:t>
             </w:r>
@@ -3325,12 +3405,12 @@
           <w:p>
             <w:pPr>
               <w:pStyle w:val="TableText"/>
-              <w:spacing w:before="0" w:after="0" w:line="220" w:lineRule="auto"/>
-            </w:pPr>
-            <w:r>
-              <w:rPr>
-                <w:sz w:val="17"/>
-                <w:szCs w:val="17"/>
+              <w:spacing w:before="0" w:after="0" w:line="240" w:lineRule="auto"/>
+            </w:pPr>
+            <w:r>
+              <w:rPr>
+                <w:sz w:val="20"/>
+                <w:szCs w:val="20"/>
               </w:rPr>
               <w:t>1</w:t>
             </w:r>
@@ -3346,12 +3426,12 @@
           <w:p>
             <w:pPr>
               <w:pStyle w:val="TableText"/>
-              <w:spacing w:before="0" w:after="0" w:line="220" w:lineRule="auto"/>
-            </w:pPr>
-            <w:r>
-              <w:rPr>
-                <w:sz w:val="17"/>
-                <w:szCs w:val="17"/>
+              <w:spacing w:before="0" w:after="0" w:line="240" w:lineRule="auto"/>
+            </w:pPr>
+            <w:r>
+              <w:rPr>
+                <w:sz w:val="20"/>
+                <w:szCs w:val="20"/>
               </w:rPr>
               <w:t>6</w:t>
             </w:r>
@@ -3365,12 +3445,12 @@
           <w:p>
             <w:pPr>
               <w:pStyle w:val="TableText"/>
-              <w:spacing w:before="0" w:after="0" w:line="220" w:lineRule="auto"/>
-            </w:pPr>
-            <w:r>
-              <w:rPr>
-                <w:sz w:val="17"/>
-                <w:szCs w:val="17"/>
+              <w:spacing w:before="0" w:after="0" w:line="240" w:lineRule="auto"/>
+            </w:pPr>
+            <w:r>
+              <w:rPr>
+                <w:sz w:val="20"/>
+                <w:szCs w:val="20"/>
               </w:rPr>
               <w:t>LLHLPKRTT</w:t>
             </w:r>
@@ -3384,12 +3464,12 @@
           <w:p>
             <w:pPr>
               <w:pStyle w:val="TableText"/>
-              <w:spacing w:before="0" w:after="0" w:line="220" w:lineRule="auto"/>
-            </w:pPr>
-            <w:r>
-              <w:rPr>
-                <w:sz w:val="17"/>
-                <w:szCs w:val="17"/>
+              <w:spacing w:before="0" w:after="0" w:line="240" w:lineRule="auto"/>
+            </w:pPr>
+            <w:r>
+              <w:rPr>
+                <w:sz w:val="20"/>
+                <w:szCs w:val="20"/>
               </w:rPr>
               <w:t>9</w:t>
             </w:r>
@@ -3403,12 +3483,12 @@
           <w:p>
             <w:pPr>
               <w:pStyle w:val="TableText"/>
-              <w:spacing w:before="0" w:after="0" w:line="220" w:lineRule="auto"/>
-            </w:pPr>
-            <w:r>
-              <w:rPr>
-                <w:sz w:val="17"/>
-                <w:szCs w:val="17"/>
+              <w:spacing w:before="0" w:after="0" w:line="240" w:lineRule="auto"/>
+            </w:pPr>
+            <w:r>
+              <w:rPr>
+                <w:sz w:val="20"/>
+                <w:szCs w:val="20"/>
               </w:rPr>
               <w:t>1</w:t>
             </w:r>
@@ -3422,12 +3502,12 @@
           <w:p>
             <w:pPr>
               <w:pStyle w:val="TableText"/>
-              <w:spacing w:before="0" w:after="0" w:line="220" w:lineRule="auto"/>
-            </w:pPr>
-            <w:r>
-              <w:rPr>
-                <w:sz w:val="17"/>
-                <w:szCs w:val="17"/>
+              <w:spacing w:before="0" w:after="0" w:line="240" w:lineRule="auto"/>
+            </w:pPr>
+            <w:r>
+              <w:rPr>
+                <w:sz w:val="20"/>
+                <w:szCs w:val="20"/>
               </w:rPr>
               <w:t>0</w:t>
             </w:r>
@@ -3441,12 +3521,12 @@
           <w:p>
             <w:pPr>
               <w:pStyle w:val="TableText"/>
-              <w:spacing w:before="0" w:after="0" w:line="220" w:lineRule="auto"/>
-            </w:pPr>
-            <w:r>
-              <w:rPr>
-                <w:sz w:val="17"/>
-                <w:szCs w:val="17"/>
+              <w:spacing w:before="0" w:after="0" w:line="240" w:lineRule="auto"/>
+            </w:pPr>
+            <w:r>
+              <w:rPr>
+                <w:sz w:val="20"/>
+                <w:szCs w:val="20"/>
               </w:rPr>
               <w:t>2</w:t>
             </w:r>
@@ -3460,12 +3540,12 @@
           <w:p>
             <w:pPr>
               <w:pStyle w:val="TableText"/>
-              <w:spacing w:before="0" w:after="0" w:line="220" w:lineRule="auto"/>
-            </w:pPr>
-            <w:r>
-              <w:rPr>
-                <w:sz w:val="17"/>
-                <w:szCs w:val="17"/>
+              <w:spacing w:before="0" w:after="0" w:line="240" w:lineRule="auto"/>
+            </w:pPr>
+            <w:r>
+              <w:rPr>
+                <w:sz w:val="20"/>
+                <w:szCs w:val="20"/>
               </w:rPr>
               <w:t>0</w:t>
             </w:r>
@@ -3481,12 +3561,12 @@
           <w:p>
             <w:pPr>
               <w:pStyle w:val="TableText"/>
-              <w:spacing w:before="0" w:after="0" w:line="220" w:lineRule="auto"/>
-            </w:pPr>
-            <w:r>
-              <w:rPr>
-                <w:sz w:val="17"/>
-                <w:szCs w:val="17"/>
+              <w:spacing w:before="0" w:after="0" w:line="240" w:lineRule="auto"/>
+            </w:pPr>
+            <w:r>
+              <w:rPr>
+                <w:sz w:val="20"/>
+                <w:szCs w:val="20"/>
               </w:rPr>
               <w:t>7</w:t>
             </w:r>
@@ -3500,12 +3580,12 @@
           <w:p>
             <w:pPr>
               <w:pStyle w:val="TableText"/>
-              <w:spacing w:before="0" w:after="0" w:line="220" w:lineRule="auto"/>
-            </w:pPr>
-            <w:r>
-              <w:rPr>
-                <w:sz w:val="17"/>
-                <w:szCs w:val="17"/>
+              <w:spacing w:before="0" w:after="0" w:line="240" w:lineRule="auto"/>
+            </w:pPr>
+            <w:r>
+              <w:rPr>
+                <w:sz w:val="20"/>
+                <w:szCs w:val="20"/>
               </w:rPr>
               <w:t>LLHPLRL</w:t>
             </w:r>
@@ -3519,12 +3599,12 @@
           <w:p>
             <w:pPr>
               <w:pStyle w:val="TableText"/>
-              <w:spacing w:before="0" w:after="0" w:line="220" w:lineRule="auto"/>
-            </w:pPr>
-            <w:r>
-              <w:rPr>
-                <w:sz w:val="17"/>
-                <w:szCs w:val="17"/>
+              <w:spacing w:before="0" w:after="0" w:line="240" w:lineRule="auto"/>
+            </w:pPr>
+            <w:r>
+              <w:rPr>
+                <w:sz w:val="20"/>
+                <w:szCs w:val="20"/>
               </w:rPr>
               <w:t>7</w:t>
             </w:r>
@@ -3538,12 +3618,12 @@
           <w:p>
             <w:pPr>
               <w:pStyle w:val="TableText"/>
-              <w:spacing w:before="0" w:after="0" w:line="220" w:lineRule="auto"/>
-            </w:pPr>
-            <w:r>
-              <w:rPr>
-                <w:sz w:val="17"/>
-                <w:szCs w:val="17"/>
+              <w:spacing w:before="0" w:after="0" w:line="240" w:lineRule="auto"/>
+            </w:pPr>
+            <w:r>
+              <w:rPr>
+                <w:sz w:val="20"/>
+                <w:szCs w:val="20"/>
               </w:rPr>
               <w:t>1</w:t>
             </w:r>
@@ -3557,12 +3637,12 @@
           <w:p>
             <w:pPr>
               <w:pStyle w:val="TableText"/>
-              <w:spacing w:before="0" w:after="0" w:line="220" w:lineRule="auto"/>
-            </w:pPr>
-            <w:r>
-              <w:rPr>
-                <w:sz w:val="17"/>
-                <w:szCs w:val="17"/>
+              <w:spacing w:before="0" w:after="0" w:line="240" w:lineRule="auto"/>
+            </w:pPr>
+            <w:r>
+              <w:rPr>
+                <w:sz w:val="20"/>
+                <w:szCs w:val="20"/>
               </w:rPr>
               <w:t>0</w:t>
             </w:r>
@@ -3576,12 +3656,12 @@
           <w:p>
             <w:pPr>
               <w:pStyle w:val="TableText"/>
-              <w:spacing w:before="0" w:after="0" w:line="220" w:lineRule="auto"/>
-            </w:pPr>
-            <w:r>
-              <w:rPr>
-                <w:sz w:val="17"/>
-                <w:szCs w:val="17"/>
+              <w:spacing w:before="0" w:after="0" w:line="240" w:lineRule="auto"/>
+            </w:pPr>
+            <w:r>
+              <w:rPr>
+                <w:sz w:val="20"/>
+                <w:szCs w:val="20"/>
               </w:rPr>
               <w:t>1</w:t>
             </w:r>
@@ -3595,12 +3675,12 @@
           <w:p>
             <w:pPr>
               <w:pStyle w:val="TableText"/>
-              <w:spacing w:before="0" w:after="0" w:line="220" w:lineRule="auto"/>
-            </w:pPr>
-            <w:r>
-              <w:rPr>
-                <w:sz w:val="17"/>
-                <w:szCs w:val="17"/>
+              <w:spacing w:before="0" w:after="0" w:line="240" w:lineRule="auto"/>
+            </w:pPr>
+            <w:r>
+              <w:rPr>
+                <w:sz w:val="20"/>
+                <w:szCs w:val="20"/>
               </w:rPr>
               <w:t>0</w:t>
             </w:r>
@@ -3616,12 +3696,12 @@
           <w:p>
             <w:pPr>
               <w:pStyle w:val="TableText"/>
-              <w:spacing w:before="0" w:after="0" w:line="220" w:lineRule="auto"/>
-            </w:pPr>
-            <w:r>
-              <w:rPr>
-                <w:sz w:val="17"/>
-                <w:szCs w:val="17"/>
+              <w:spacing w:before="0" w:after="0" w:line="240" w:lineRule="auto"/>
+            </w:pPr>
+            <w:r>
+              <w:rPr>
+                <w:sz w:val="20"/>
+                <w:szCs w:val="20"/>
               </w:rPr>
               <w:t>8</w:t>
             </w:r>
@@ -3635,12 +3715,12 @@
           <w:p>
             <w:pPr>
               <w:pStyle w:val="TableText"/>
-              <w:spacing w:before="0" w:after="0" w:line="220" w:lineRule="auto"/>
-            </w:pPr>
-            <w:r>
-              <w:rPr>
-                <w:sz w:val="17"/>
-                <w:szCs w:val="17"/>
+              <w:spacing w:before="0" w:after="0" w:line="240" w:lineRule="auto"/>
+            </w:pPr>
+            <w:r>
+              <w:rPr>
+                <w:sz w:val="20"/>
+                <w:szCs w:val="20"/>
               </w:rPr>
               <w:t>WLLVHLKK</w:t>
             </w:r>
@@ -3654,12 +3734,12 @@
           <w:p>
             <w:pPr>
               <w:pStyle w:val="TableText"/>
-              <w:spacing w:before="0" w:after="0" w:line="220" w:lineRule="auto"/>
-            </w:pPr>
-            <w:r>
-              <w:rPr>
-                <w:sz w:val="17"/>
-                <w:szCs w:val="17"/>
+              <w:spacing w:before="0" w:after="0" w:line="240" w:lineRule="auto"/>
+            </w:pPr>
+            <w:r>
+              <w:rPr>
+                <w:sz w:val="20"/>
+                <w:szCs w:val="20"/>
               </w:rPr>
               <w:t>8</w:t>
             </w:r>
@@ -3673,12 +3753,12 @@
           <w:p>
             <w:pPr>
               <w:pStyle w:val="TableText"/>
-              <w:spacing w:before="0" w:after="0" w:line="220" w:lineRule="auto"/>
-            </w:pPr>
-            <w:r>
-              <w:rPr>
-                <w:sz w:val="17"/>
-                <w:szCs w:val="17"/>
+              <w:spacing w:before="0" w:after="0" w:line="240" w:lineRule="auto"/>
+            </w:pPr>
+            <w:r>
+              <w:rPr>
+                <w:sz w:val="20"/>
+                <w:szCs w:val="20"/>
               </w:rPr>
               <w:t>1</w:t>
             </w:r>
@@ -3692,12 +3772,12 @@
           <w:p>
             <w:pPr>
               <w:pStyle w:val="TableText"/>
-              <w:spacing w:before="0" w:after="0" w:line="220" w:lineRule="auto"/>
-            </w:pPr>
-            <w:r>
-              <w:rPr>
-                <w:sz w:val="17"/>
-                <w:szCs w:val="17"/>
+              <w:spacing w:before="0" w:after="0" w:line="240" w:lineRule="auto"/>
+            </w:pPr>
+            <w:r>
+              <w:rPr>
+                <w:sz w:val="20"/>
+                <w:szCs w:val="20"/>
               </w:rPr>
               <w:t>0</w:t>
             </w:r>
@@ -3711,12 +3791,12 @@
           <w:p>
             <w:pPr>
               <w:pStyle w:val="TableText"/>
-              <w:spacing w:before="0" w:after="0" w:line="220" w:lineRule="auto"/>
-            </w:pPr>
-            <w:r>
-              <w:rPr>
-                <w:sz w:val="17"/>
-                <w:szCs w:val="17"/>
+              <w:spacing w:before="0" w:after="0" w:line="240" w:lineRule="auto"/>
+            </w:pPr>
+            <w:r>
+              <w:rPr>
+                <w:sz w:val="20"/>
+                <w:szCs w:val="20"/>
               </w:rPr>
               <w:t>2</w:t>
             </w:r>
@@ -3730,12 +3810,12 @@
           <w:p>
             <w:pPr>
               <w:pStyle w:val="TableText"/>
-              <w:spacing w:before="0" w:after="0" w:line="220" w:lineRule="auto"/>
-            </w:pPr>
-            <w:r>
-              <w:rPr>
-                <w:sz w:val="17"/>
-                <w:szCs w:val="17"/>
+              <w:spacing w:before="0" w:after="0" w:line="240" w:lineRule="auto"/>
+            </w:pPr>
+            <w:r>
+              <w:rPr>
+                <w:sz w:val="20"/>
+                <w:szCs w:val="20"/>
               </w:rPr>
               <w:t>1</w:t>
             </w:r>
@@ -3751,12 +3831,12 @@
           <w:p>
             <w:pPr>
               <w:pStyle w:val="TableText"/>
-              <w:spacing w:before="0" w:after="0" w:line="220" w:lineRule="auto"/>
-            </w:pPr>
-            <w:r>
-              <w:rPr>
-                <w:sz w:val="17"/>
-                <w:szCs w:val="17"/>
+              <w:spacing w:before="0" w:after="0" w:line="240" w:lineRule="auto"/>
+            </w:pPr>
+            <w:r>
+              <w:rPr>
+                <w:sz w:val="20"/>
+                <w:szCs w:val="20"/>
               </w:rPr>
               <w:t>9</w:t>
             </w:r>
@@ -3770,12 +3850,12 @@
           <w:p>
             <w:pPr>
               <w:pStyle w:val="TableText"/>
-              <w:spacing w:before="0" w:after="0" w:line="220" w:lineRule="auto"/>
-            </w:pPr>
-            <w:r>
-              <w:rPr>
-                <w:sz w:val="17"/>
-                <w:szCs w:val="17"/>
+              <w:spacing w:before="0" w:after="0" w:line="240" w:lineRule="auto"/>
+            </w:pPr>
+            <w:r>
+              <w:rPr>
+                <w:sz w:val="20"/>
+                <w:szCs w:val="20"/>
               </w:rPr>
               <w:t>LLHPLRC</w:t>
             </w:r>
@@ -3789,12 +3869,12 @@
           <w:p>
             <w:pPr>
               <w:pStyle w:val="TableText"/>
-              <w:spacing w:before="0" w:after="0" w:line="220" w:lineRule="auto"/>
-            </w:pPr>
-            <w:r>
-              <w:rPr>
-                <w:sz w:val="17"/>
-                <w:szCs w:val="17"/>
+              <w:spacing w:before="0" w:after="0" w:line="240" w:lineRule="auto"/>
+            </w:pPr>
+            <w:r>
+              <w:rPr>
+                <w:sz w:val="20"/>
+                <w:szCs w:val="20"/>
               </w:rPr>
               <w:t>7</w:t>
             </w:r>
@@ -3808,12 +3888,12 @@
           <w:p>
             <w:pPr>
               <w:pStyle w:val="TableText"/>
-              <w:spacing w:before="0" w:after="0" w:line="220" w:lineRule="auto"/>
-            </w:pPr>
-            <w:r>
-              <w:rPr>
-                <w:sz w:val="17"/>
-                <w:szCs w:val="17"/>
+              <w:spacing w:before="0" w:after="0" w:line="240" w:lineRule="auto"/>
+            </w:pPr>
+            <w:r>
+              <w:rPr>
+                <w:sz w:val="20"/>
+                <w:szCs w:val="20"/>
               </w:rPr>
               <w:t>1</w:t>
             </w:r>
@@ -3827,12 +3907,12 @@
           <w:p>
             <w:pPr>
               <w:pStyle w:val="TableText"/>
-              <w:spacing w:before="0" w:after="0" w:line="220" w:lineRule="auto"/>
-            </w:pPr>
-            <w:r>
-              <w:rPr>
-                <w:sz w:val="17"/>
-                <w:szCs w:val="17"/>
+              <w:spacing w:before="0" w:after="0" w:line="240" w:lineRule="auto"/>
+            </w:pPr>
+            <w:r>
+              <w:rPr>
+                <w:sz w:val="20"/>
+                <w:szCs w:val="20"/>
               </w:rPr>
               <w:t>1</w:t>
             </w:r>
@@ -3846,12 +3926,12 @@
           <w:p>
             <w:pPr>
               <w:pStyle w:val="TableText"/>
-              <w:spacing w:before="0" w:after="0" w:line="220" w:lineRule="auto"/>
-            </w:pPr>
-            <w:r>
-              <w:rPr>
-                <w:sz w:val="17"/>
-                <w:szCs w:val="17"/>
+              <w:spacing w:before="0" w:after="0" w:line="240" w:lineRule="auto"/>
+            </w:pPr>
+            <w:r>
+              <w:rPr>
+                <w:sz w:val="20"/>
+                <w:szCs w:val="20"/>
               </w:rPr>
               <w:t>1</w:t>
             </w:r>
@@ -3865,12 +3945,12 @@
           <w:p>
             <w:pPr>
               <w:pStyle w:val="TableText"/>
-              <w:spacing w:before="0" w:after="0" w:line="220" w:lineRule="auto"/>
-            </w:pPr>
-            <w:r>
-              <w:rPr>
-                <w:sz w:val="17"/>
-                <w:szCs w:val="17"/>
+              <w:spacing w:before="0" w:after="0" w:line="240" w:lineRule="auto"/>
+            </w:pPr>
+            <w:r>
+              <w:rPr>
+                <w:sz w:val="20"/>
+                <w:szCs w:val="20"/>
               </w:rPr>
               <w:t>0</w:t>
             </w:r>
@@ -3886,12 +3966,12 @@
           <w:p>
             <w:pPr>
               <w:pStyle w:val="TableText"/>
-              <w:spacing w:before="0" w:after="0" w:line="220" w:lineRule="auto"/>
-            </w:pPr>
-            <w:r>
-              <w:rPr>
-                <w:sz w:val="17"/>
-                <w:szCs w:val="17"/>
+              <w:spacing w:before="0" w:after="0" w:line="240" w:lineRule="auto"/>
+            </w:pPr>
+            <w:r>
+              <w:rPr>
+                <w:sz w:val="20"/>
+                <w:szCs w:val="20"/>
               </w:rPr>
               <w:t>10</w:t>
             </w:r>
@@ -3905,12 +3985,12 @@
           <w:p>
             <w:pPr>
               <w:pStyle w:val="TableText"/>
-              <w:spacing w:before="0" w:after="0" w:line="220" w:lineRule="auto"/>
-            </w:pPr>
-            <w:r>
-              <w:rPr>
-                <w:sz w:val="17"/>
-                <w:szCs w:val="17"/>
+              <w:spacing w:before="0" w:after="0" w:line="240" w:lineRule="auto"/>
+            </w:pPr>
+            <w:r>
+              <w:rPr>
+                <w:sz w:val="20"/>
+                <w:szCs w:val="20"/>
               </w:rPr>
               <w:t>HLLTLKKHV</w:t>
             </w:r>
@@ -3924,12 +4004,12 @@
           <w:p>
             <w:pPr>
               <w:pStyle w:val="TableText"/>
-              <w:spacing w:before="0" w:after="0" w:line="220" w:lineRule="auto"/>
-            </w:pPr>
-            <w:r>
-              <w:rPr>
-                <w:sz w:val="17"/>
-                <w:szCs w:val="17"/>
+              <w:spacing w:before="0" w:after="0" w:line="240" w:lineRule="auto"/>
+            </w:pPr>
+            <w:r>
+              <w:rPr>
+                <w:sz w:val="20"/>
+                <w:szCs w:val="20"/>
               </w:rPr>
               <w:t>9</w:t>
             </w:r>
@@ -3943,12 +4023,12 @@
           <w:p>
             <w:pPr>
               <w:pStyle w:val="TableText"/>
-              <w:spacing w:before="0" w:after="0" w:line="220" w:lineRule="auto"/>
-            </w:pPr>
-            <w:r>
-              <w:rPr>
-                <w:sz w:val="17"/>
-                <w:szCs w:val="17"/>
+              <w:spacing w:before="0" w:after="0" w:line="240" w:lineRule="auto"/>
+            </w:pPr>
+            <w:r>
+              <w:rPr>
+                <w:sz w:val="20"/>
+                <w:szCs w:val="20"/>
               </w:rPr>
               <w:t>2</w:t>
             </w:r>
@@ -3962,12 +4042,12 @@
           <w:p>
             <w:pPr>
               <w:pStyle w:val="TableText"/>
-              <w:spacing w:before="0" w:after="0" w:line="220" w:lineRule="auto"/>
-            </w:pPr>
-            <w:r>
-              <w:rPr>
-                <w:sz w:val="17"/>
-                <w:szCs w:val="17"/>
+              <w:spacing w:before="0" w:after="0" w:line="240" w:lineRule="auto"/>
+            </w:pPr>
+            <w:r>
+              <w:rPr>
+                <w:sz w:val="20"/>
+                <w:szCs w:val="20"/>
               </w:rPr>
               <w:t>0</w:t>
             </w:r>
@@ -3981,12 +4061,12 @@
           <w:p>
             <w:pPr>
               <w:pStyle w:val="TableText"/>
-              <w:spacing w:before="0" w:after="0" w:line="220" w:lineRule="auto"/>
-            </w:pPr>
-            <w:r>
-              <w:rPr>
-                <w:sz w:val="17"/>
-                <w:szCs w:val="17"/>
+              <w:spacing w:before="0" w:after="0" w:line="240" w:lineRule="auto"/>
+            </w:pPr>
+            <w:r>
+              <w:rPr>
+                <w:sz w:val="20"/>
+                <w:szCs w:val="20"/>
               </w:rPr>
               <w:t>2</w:t>
             </w:r>
@@ -4000,12 +4080,12 @@
           <w:p>
             <w:pPr>
               <w:pStyle w:val="TableText"/>
-              <w:spacing w:before="0" w:after="0" w:line="220" w:lineRule="auto"/>
-            </w:pPr>
-            <w:r>
-              <w:rPr>
-                <w:sz w:val="17"/>
-                <w:szCs w:val="17"/>
+              <w:spacing w:before="0" w:after="0" w:line="240" w:lineRule="auto"/>
+            </w:pPr>
+            <w:r>
+              <w:rPr>
+                <w:sz w:val="20"/>
+                <w:szCs w:val="20"/>
               </w:rPr>
               <w:t>0</w:t>
             </w:r>
@@ -4021,12 +4101,12 @@
           <w:p>
             <w:pPr>
               <w:pStyle w:val="TableText"/>
-              <w:spacing w:before="0" w:after="0" w:line="220" w:lineRule="auto"/>
-            </w:pPr>
-            <w:r>
-              <w:rPr>
-                <w:sz w:val="17"/>
-                <w:szCs w:val="17"/>
+              <w:spacing w:before="0" w:after="0" w:line="240" w:lineRule="auto"/>
+            </w:pPr>
+            <w:r>
+              <w:rPr>
+                <w:sz w:val="20"/>
+                <w:szCs w:val="20"/>
               </w:rPr>
               <w:t>11</w:t>
             </w:r>
@@ -4040,12 +4120,12 @@
           <w:p>
             <w:pPr>
               <w:pStyle w:val="TableText"/>
-              <w:spacing w:before="0" w:after="0" w:line="220" w:lineRule="auto"/>
-            </w:pPr>
-            <w:r>
-              <w:rPr>
-                <w:sz w:val="17"/>
-                <w:szCs w:val="17"/>
+              <w:spacing w:before="0" w:after="0" w:line="240" w:lineRule="auto"/>
+            </w:pPr>
+            <w:r>
+              <w:rPr>
+                <w:sz w:val="20"/>
+                <w:szCs w:val="20"/>
               </w:rPr>
               <w:t>HLPLLHRCC</w:t>
             </w:r>
@@ -4059,12 +4139,12 @@
           <w:p>
             <w:pPr>
               <w:pStyle w:val="TableText"/>
-              <w:spacing w:before="0" w:after="0" w:line="220" w:lineRule="auto"/>
-            </w:pPr>
-            <w:r>
-              <w:rPr>
-                <w:sz w:val="17"/>
-                <w:szCs w:val="17"/>
+              <w:spacing w:before="0" w:after="0" w:line="240" w:lineRule="auto"/>
+            </w:pPr>
+            <w:r>
+              <w:rPr>
+                <w:sz w:val="20"/>
+                <w:szCs w:val="20"/>
               </w:rPr>
               <w:t>9</w:t>
             </w:r>
@@ -4078,12 +4158,12 @@
           <w:p>
             <w:pPr>
               <w:pStyle w:val="TableText"/>
-              <w:spacing w:before="0" w:after="0" w:line="220" w:lineRule="auto"/>
-            </w:pPr>
-            <w:r>
-              <w:rPr>
-                <w:sz w:val="17"/>
-                <w:szCs w:val="17"/>
+              <w:spacing w:before="0" w:after="0" w:line="240" w:lineRule="auto"/>
+            </w:pPr>
+            <w:r>
+              <w:rPr>
+                <w:sz w:val="20"/>
+                <w:szCs w:val="20"/>
               </w:rPr>
               <w:t>1</w:t>
             </w:r>
@@ -4097,12 +4177,12 @@
           <w:p>
             <w:pPr>
               <w:pStyle w:val="TableText"/>
-              <w:spacing w:before="0" w:after="0" w:line="220" w:lineRule="auto"/>
-            </w:pPr>
-            <w:r>
-              <w:rPr>
-                <w:sz w:val="17"/>
-                <w:szCs w:val="17"/>
+              <w:spacing w:before="0" w:after="0" w:line="240" w:lineRule="auto"/>
+            </w:pPr>
+            <w:r>
+              <w:rPr>
+                <w:sz w:val="20"/>
+                <w:szCs w:val="20"/>
               </w:rPr>
               <w:t>2</w:t>
             </w:r>
@@ -4116,12 +4196,12 @@
           <w:p>
             <w:pPr>
               <w:pStyle w:val="TableText"/>
-              <w:spacing w:before="0" w:after="0" w:line="220" w:lineRule="auto"/>
-            </w:pPr>
-            <w:r>
-              <w:rPr>
-                <w:sz w:val="17"/>
-                <w:szCs w:val="17"/>
+              <w:spacing w:before="0" w:after="0" w:line="240" w:lineRule="auto"/>
+            </w:pPr>
+            <w:r>
+              <w:rPr>
+                <w:sz w:val="20"/>
+                <w:szCs w:val="20"/>
               </w:rPr>
               <w:t>1</w:t>
             </w:r>
@@ -4135,12 +4215,12 @@
           <w:p>
             <w:pPr>
               <w:pStyle w:val="TableText"/>
-              <w:spacing w:before="0" w:after="0" w:line="220" w:lineRule="auto"/>
-            </w:pPr>
-            <w:r>
-              <w:rPr>
-                <w:sz w:val="17"/>
-                <w:szCs w:val="17"/>
+              <w:spacing w:before="0" w:after="0" w:line="240" w:lineRule="auto"/>
+            </w:pPr>
+            <w:r>
+              <w:rPr>
+                <w:sz w:val="20"/>
+                <w:szCs w:val="20"/>
               </w:rPr>
               <w:t>0</w:t>
             </w:r>
@@ -4156,12 +4236,12 @@
           <w:p>
             <w:pPr>
               <w:pStyle w:val="TableText"/>
-              <w:spacing w:before="0" w:after="0" w:line="220" w:lineRule="auto"/>
-            </w:pPr>
-            <w:r>
-              <w:rPr>
-                <w:sz w:val="17"/>
-                <w:szCs w:val="17"/>
+              <w:spacing w:before="0" w:after="0" w:line="240" w:lineRule="auto"/>
+            </w:pPr>
+            <w:r>
+              <w:rPr>
+                <w:sz w:val="20"/>
+                <w:szCs w:val="20"/>
               </w:rPr>
               <w:t>12</w:t>
             </w:r>
@@ -4175,12 +4255,12 @@
           <w:p>
             <w:pPr>
               <w:pStyle w:val="TableText"/>
-              <w:spacing w:before="0" w:after="0" w:line="220" w:lineRule="auto"/>
-            </w:pPr>
-            <w:r>
-              <w:rPr>
-                <w:sz w:val="17"/>
-                <w:szCs w:val="17"/>
+              <w:spacing w:before="0" w:after="0" w:line="240" w:lineRule="auto"/>
+            </w:pPr>
+            <w:r>
+              <w:rPr>
+                <w:sz w:val="20"/>
+                <w:szCs w:val="20"/>
               </w:rPr>
               <w:t>HVLLLRQCA</w:t>
             </w:r>
@@ -4194,12 +4274,12 @@
           <w:p>
             <w:pPr>
               <w:pStyle w:val="TableText"/>
-              <w:spacing w:before="0" w:after="0" w:line="220" w:lineRule="auto"/>
-            </w:pPr>
-            <w:r>
-              <w:rPr>
-                <w:sz w:val="17"/>
-                <w:szCs w:val="17"/>
+              <w:spacing w:before="0" w:after="0" w:line="240" w:lineRule="auto"/>
+            </w:pPr>
+            <w:r>
+              <w:rPr>
+                <w:sz w:val="20"/>
+                <w:szCs w:val="20"/>
               </w:rPr>
               <w:t>9</w:t>
             </w:r>
@@ -4213,12 +4293,12 @@
           <w:p>
             <w:pPr>
               <w:pStyle w:val="TableText"/>
-              <w:spacing w:before="0" w:after="0" w:line="220" w:lineRule="auto"/>
-            </w:pPr>
-            <w:r>
-              <w:rPr>
-                <w:sz w:val="17"/>
-                <w:szCs w:val="17"/>
+              <w:spacing w:before="0" w:after="0" w:line="240" w:lineRule="auto"/>
+            </w:pPr>
+            <w:r>
+              <w:rPr>
+                <w:sz w:val="20"/>
+                <w:szCs w:val="20"/>
               </w:rPr>
               <w:t>1</w:t>
             </w:r>
@@ -4232,12 +4312,12 @@
           <w:p>
             <w:pPr>
               <w:pStyle w:val="TableText"/>
-              <w:spacing w:before="0" w:after="0" w:line="220" w:lineRule="auto"/>
-            </w:pPr>
-            <w:r>
-              <w:rPr>
-                <w:sz w:val="17"/>
-                <w:szCs w:val="17"/>
+              <w:spacing w:before="0" w:after="0" w:line="240" w:lineRule="auto"/>
+            </w:pPr>
+            <w:r>
+              <w:rPr>
+                <w:sz w:val="20"/>
+                <w:szCs w:val="20"/>
               </w:rPr>
               <w:t>1</w:t>
             </w:r>
@@ -4251,12 +4331,12 @@
           <w:p>
             <w:pPr>
               <w:pStyle w:val="TableText"/>
-              <w:spacing w:before="0" w:after="0" w:line="220" w:lineRule="auto"/>
-            </w:pPr>
-            <w:r>
-              <w:rPr>
-                <w:sz w:val="17"/>
-                <w:szCs w:val="17"/>
+              <w:spacing w:before="0" w:after="0" w:line="240" w:lineRule="auto"/>
+            </w:pPr>
+            <w:r>
+              <w:rPr>
+                <w:sz w:val="20"/>
+                <w:szCs w:val="20"/>
               </w:rPr>
               <w:t>1</w:t>
             </w:r>
@@ -4270,12 +4350,12 @@
           <w:p>
             <w:pPr>
               <w:pStyle w:val="TableText"/>
-              <w:spacing w:before="0" w:after="0" w:line="220" w:lineRule="auto"/>
-            </w:pPr>
-            <w:r>
-              <w:rPr>
-                <w:sz w:val="17"/>
-                <w:szCs w:val="17"/>
+              <w:spacing w:before="0" w:after="0" w:line="240" w:lineRule="auto"/>
+            </w:pPr>
+            <w:r>
+              <w:rPr>
+                <w:sz w:val="20"/>
+                <w:szCs w:val="20"/>
               </w:rPr>
               <w:t>0</w:t>
             </w:r>
@@ -4294,7 +4374,7 @@
         <w:keepNext/>
       </w:pPr>
       <w:r>
-        <w:t>3.4 Available Vina summaries provided a descriptive ordering only</w:t>
+        <w:t>Available Vina summaries provided a descriptive ordering only</w:t>
       </w:r>
     </w:p>
     <w:p>
@@ -4357,12 +4437,12 @@
           <w:p>
             <w:pPr>
               <w:pStyle w:val="TableText"/>
-              <w:spacing w:before="0" w:after="0" w:line="220" w:lineRule="auto"/>
-            </w:pPr>
-            <w:r>
-              <w:rPr>
-                <w:sz w:val="17"/>
-                <w:szCs w:val="17"/>
+              <w:spacing w:before="0" w:after="0" w:line="240" w:lineRule="auto"/>
+            </w:pPr>
+            <w:r>
+              <w:rPr>
+                <w:sz w:val="20"/>
+                <w:szCs w:val="20"/>
               </w:rPr>
               <w:t>Rank</w:t>
             </w:r>
@@ -4379,12 +4459,12 @@
           <w:p>
             <w:pPr>
               <w:pStyle w:val="TableText"/>
-              <w:spacing w:before="0" w:after="0" w:line="220" w:lineRule="auto"/>
-            </w:pPr>
-            <w:r>
-              <w:rPr>
-                <w:sz w:val="17"/>
-                <w:szCs w:val="17"/>
+              <w:spacing w:before="0" w:after="0" w:line="240" w:lineRule="auto"/>
+            </w:pPr>
+            <w:r>
+              <w:rPr>
+                <w:sz w:val="20"/>
+                <w:szCs w:val="20"/>
               </w:rPr>
               <w:t>Sequence</w:t>
             </w:r>
@@ -4401,12 +4481,12 @@
           <w:p>
             <w:pPr>
               <w:pStyle w:val="TableText"/>
-              <w:spacing w:before="0" w:after="0" w:line="220" w:lineRule="auto"/>
-            </w:pPr>
-            <w:r>
-              <w:rPr>
-                <w:sz w:val="17"/>
-                <w:szCs w:val="17"/>
+              <w:spacing w:before="0" w:after="0" w:line="240" w:lineRule="auto"/>
+            </w:pPr>
+            <w:r>
+              <w:rPr>
+                <w:sz w:val="20"/>
+                <w:szCs w:val="20"/>
               </w:rPr>
               <w:t>Mean score (kcal/mol)</w:t>
             </w:r>
@@ -4423,12 +4503,12 @@
           <w:p>
             <w:pPr>
               <w:pStyle w:val="TableText"/>
-              <w:spacing w:before="0" w:after="0" w:line="220" w:lineRule="auto"/>
-            </w:pPr>
-            <w:r>
-              <w:rPr>
-                <w:sz w:val="17"/>
-                <w:szCs w:val="17"/>
+              <w:spacing w:before="0" w:after="0" w:line="240" w:lineRule="auto"/>
+            </w:pPr>
+            <w:r>
+              <w:rPr>
+                <w:sz w:val="20"/>
+                <w:szCs w:val="20"/>
               </w:rPr>
               <w:t>SD</w:t>
             </w:r>
@@ -4444,12 +4524,12 @@
           <w:p>
             <w:pPr>
               <w:pStyle w:val="TableText"/>
-              <w:spacing w:before="0" w:after="0" w:line="220" w:lineRule="auto"/>
-            </w:pPr>
-            <w:r>
-              <w:rPr>
-                <w:sz w:val="17"/>
-                <w:szCs w:val="17"/>
+              <w:spacing w:before="0" w:after="0" w:line="240" w:lineRule="auto"/>
+            </w:pPr>
+            <w:r>
+              <w:rPr>
+                <w:sz w:val="20"/>
+                <w:szCs w:val="20"/>
               </w:rPr>
               <w:t>1</w:t>
             </w:r>
@@ -4463,12 +4543,12 @@
           <w:p>
             <w:pPr>
               <w:pStyle w:val="TableText"/>
-              <w:spacing w:before="0" w:after="0" w:line="220" w:lineRule="auto"/>
-            </w:pPr>
-            <w:r>
-              <w:rPr>
-                <w:sz w:val="17"/>
-                <w:szCs w:val="17"/>
+              <w:spacing w:before="0" w:after="0" w:line="240" w:lineRule="auto"/>
+            </w:pPr>
+            <w:r>
+              <w:rPr>
+                <w:sz w:val="20"/>
+                <w:szCs w:val="20"/>
               </w:rPr>
               <w:t>FLLHTTR</w:t>
             </w:r>
@@ -4482,12 +4562,12 @@
           <w:p>
             <w:pPr>
               <w:pStyle w:val="TableText"/>
-              <w:spacing w:before="0" w:after="0" w:line="220" w:lineRule="auto"/>
-            </w:pPr>
-            <w:r>
-              <w:rPr>
-                <w:sz w:val="17"/>
-                <w:szCs w:val="17"/>
+              <w:spacing w:before="0" w:after="0" w:line="240" w:lineRule="auto"/>
+            </w:pPr>
+            <w:r>
+              <w:rPr>
+                <w:sz w:val="20"/>
+                <w:szCs w:val="20"/>
               </w:rPr>
               <w:t>−9.60</w:t>
             </w:r>
@@ -4501,12 +4581,12 @@
           <w:p>
             <w:pPr>
               <w:pStyle w:val="TableText"/>
-              <w:spacing w:before="0" w:after="0" w:line="220" w:lineRule="auto"/>
-            </w:pPr>
-            <w:r>
-              <w:rPr>
-                <w:sz w:val="17"/>
-                <w:szCs w:val="17"/>
+              <w:spacing w:before="0" w:after="0" w:line="240" w:lineRule="auto"/>
+            </w:pPr>
+            <w:r>
+              <w:rPr>
+                <w:sz w:val="20"/>
+                <w:szCs w:val="20"/>
               </w:rPr>
               <w:t>0.08</w:t>
             </w:r>
@@ -4522,12 +4602,12 @@
           <w:p>
             <w:pPr>
               <w:pStyle w:val="TableText"/>
-              <w:spacing w:before="0" w:after="0" w:line="220" w:lineRule="auto"/>
-            </w:pPr>
-            <w:r>
-              <w:rPr>
-                <w:sz w:val="17"/>
-                <w:szCs w:val="17"/>
+              <w:spacing w:before="0" w:after="0" w:line="240" w:lineRule="auto"/>
+            </w:pPr>
+            <w:r>
+              <w:rPr>
+                <w:sz w:val="20"/>
+                <w:szCs w:val="20"/>
               </w:rPr>
               <w:t>2</w:t>
             </w:r>
@@ -4541,12 +4621,12 @@
           <w:p>
             <w:pPr>
               <w:pStyle w:val="TableText"/>
-              <w:spacing w:before="0" w:after="0" w:line="220" w:lineRule="auto"/>
-            </w:pPr>
-            <w:r>
-              <w:rPr>
-                <w:sz w:val="17"/>
-                <w:szCs w:val="17"/>
+              <w:spacing w:before="0" w:after="0" w:line="240" w:lineRule="auto"/>
+            </w:pPr>
+            <w:r>
+              <w:rPr>
+                <w:sz w:val="20"/>
+                <w:szCs w:val="20"/>
               </w:rPr>
               <w:t>YLSLLQR</w:t>
             </w:r>
@@ -4560,12 +4640,12 @@
           <w:p>
             <w:pPr>
               <w:pStyle w:val="TableText"/>
-              <w:spacing w:before="0" w:after="0" w:line="220" w:lineRule="auto"/>
-            </w:pPr>
-            <w:r>
-              <w:rPr>
-                <w:sz w:val="17"/>
-                <w:szCs w:val="17"/>
+              <w:spacing w:before="0" w:after="0" w:line="240" w:lineRule="auto"/>
+            </w:pPr>
+            <w:r>
+              <w:rPr>
+                <w:sz w:val="20"/>
+                <w:szCs w:val="20"/>
               </w:rPr>
               <w:t>−9.49</w:t>
             </w:r>
@@ -4579,12 +4659,12 @@
           <w:p>
             <w:pPr>
               <w:pStyle w:val="TableText"/>
-              <w:spacing w:before="0" w:after="0" w:line="220" w:lineRule="auto"/>
-            </w:pPr>
-            <w:r>
-              <w:rPr>
-                <w:sz w:val="17"/>
-                <w:szCs w:val="17"/>
+              <w:spacing w:before="0" w:after="0" w:line="240" w:lineRule="auto"/>
+            </w:pPr>
+            <w:r>
+              <w:rPr>
+                <w:sz w:val="20"/>
+                <w:szCs w:val="20"/>
               </w:rPr>
               <w:t>0.05</w:t>
             </w:r>
@@ -4600,12 +4680,12 @@
           <w:p>
             <w:pPr>
               <w:pStyle w:val="TableText"/>
-              <w:spacing w:before="0" w:after="0" w:line="220" w:lineRule="auto"/>
-            </w:pPr>
-            <w:r>
-              <w:rPr>
-                <w:sz w:val="17"/>
-                <w:szCs w:val="17"/>
+              <w:spacing w:before="0" w:after="0" w:line="240" w:lineRule="auto"/>
+            </w:pPr>
+            <w:r>
+              <w:rPr>
+                <w:sz w:val="20"/>
+                <w:szCs w:val="20"/>
               </w:rPr>
               <w:t>3</w:t>
             </w:r>
@@ -4619,12 +4699,12 @@
           <w:p>
             <w:pPr>
               <w:pStyle w:val="TableText"/>
-              <w:spacing w:before="0" w:after="0" w:line="220" w:lineRule="auto"/>
-            </w:pPr>
-            <w:r>
-              <w:rPr>
-                <w:sz w:val="17"/>
-                <w:szCs w:val="17"/>
+              <w:spacing w:before="0" w:after="0" w:line="240" w:lineRule="auto"/>
+            </w:pPr>
+            <w:r>
+              <w:rPr>
+                <w:sz w:val="20"/>
+                <w:szCs w:val="20"/>
               </w:rPr>
               <w:t>ALLLHRC</w:t>
             </w:r>
@@ -4638,12 +4718,12 @@
           <w:p>
             <w:pPr>
               <w:pStyle w:val="TableText"/>
-              <w:spacing w:before="0" w:after="0" w:line="220" w:lineRule="auto"/>
-            </w:pPr>
-            <w:r>
-              <w:rPr>
-                <w:sz w:val="17"/>
-                <w:szCs w:val="17"/>
+              <w:spacing w:before="0" w:after="0" w:line="240" w:lineRule="auto"/>
+            </w:pPr>
+            <w:r>
+              <w:rPr>
+                <w:sz w:val="20"/>
+                <w:szCs w:val="20"/>
               </w:rPr>
               <w:t>−9.29</w:t>
             </w:r>
@@ -4657,12 +4737,12 @@
           <w:p>
             <w:pPr>
               <w:pStyle w:val="TableText"/>
-              <w:spacing w:before="0" w:after="0" w:line="220" w:lineRule="auto"/>
-            </w:pPr>
-            <w:r>
-              <w:rPr>
-                <w:sz w:val="17"/>
-                <w:szCs w:val="17"/>
+              <w:spacing w:before="0" w:after="0" w:line="240" w:lineRule="auto"/>
+            </w:pPr>
+            <w:r>
+              <w:rPr>
+                <w:sz w:val="20"/>
+                <w:szCs w:val="20"/>
               </w:rPr>
               <w:t>0.11</w:t>
             </w:r>
@@ -4678,12 +4758,12 @@
           <w:p>
             <w:pPr>
               <w:pStyle w:val="TableText"/>
-              <w:spacing w:before="0" w:after="0" w:line="220" w:lineRule="auto"/>
-            </w:pPr>
-            <w:r>
-              <w:rPr>
-                <w:sz w:val="17"/>
-                <w:szCs w:val="17"/>
+              <w:spacing w:before="0" w:after="0" w:line="240" w:lineRule="auto"/>
+            </w:pPr>
+            <w:r>
+              <w:rPr>
+                <w:sz w:val="20"/>
+                <w:szCs w:val="20"/>
               </w:rPr>
               <w:t>4</w:t>
             </w:r>
@@ -4697,12 +4777,12 @@
           <w:p>
             <w:pPr>
               <w:pStyle w:val="TableText"/>
-              <w:spacing w:before="0" w:after="0" w:line="220" w:lineRule="auto"/>
-            </w:pPr>
-            <w:r>
-              <w:rPr>
-                <w:sz w:val="17"/>
-                <w:szCs w:val="17"/>
+              <w:spacing w:before="0" w:after="0" w:line="240" w:lineRule="auto"/>
+            </w:pPr>
+            <w:r>
+              <w:rPr>
+                <w:sz w:val="20"/>
+                <w:szCs w:val="20"/>
               </w:rPr>
               <w:t>FCLHLQLR</w:t>
             </w:r>
@@ -4716,12 +4796,12 @@
           <w:p>
             <w:pPr>
               <w:pStyle w:val="TableText"/>
-              <w:spacing w:before="0" w:after="0" w:line="220" w:lineRule="auto"/>
-            </w:pPr>
-            <w:r>
-              <w:rPr>
-                <w:sz w:val="17"/>
-                <w:szCs w:val="17"/>
+              <w:spacing w:before="0" w:after="0" w:line="240" w:lineRule="auto"/>
+            </w:pPr>
+            <w:r>
+              <w:rPr>
+                <w:sz w:val="20"/>
+                <w:szCs w:val="20"/>
               </w:rPr>
               <w:t>−9.27</w:t>
             </w:r>
@@ -4735,12 +4815,12 @@
           <w:p>
             <w:pPr>
               <w:pStyle w:val="TableText"/>
-              <w:spacing w:before="0" w:after="0" w:line="220" w:lineRule="auto"/>
-            </w:pPr>
-            <w:r>
-              <w:rPr>
-                <w:sz w:val="17"/>
-                <w:szCs w:val="17"/>
+              <w:spacing w:before="0" w:after="0" w:line="240" w:lineRule="auto"/>
+            </w:pPr>
+            <w:r>
+              <w:rPr>
+                <w:sz w:val="20"/>
+                <w:szCs w:val="20"/>
               </w:rPr>
               <w:t>0.09</w:t>
             </w:r>
@@ -4756,12 +4836,12 @@
           <w:p>
             <w:pPr>
               <w:pStyle w:val="TableText"/>
-              <w:spacing w:before="0" w:after="0" w:line="220" w:lineRule="auto"/>
-            </w:pPr>
-            <w:r>
-              <w:rPr>
-                <w:sz w:val="17"/>
-                <w:szCs w:val="17"/>
+              <w:spacing w:before="0" w:after="0" w:line="240" w:lineRule="auto"/>
+            </w:pPr>
+            <w:r>
+              <w:rPr>
+                <w:sz w:val="20"/>
+                <w:szCs w:val="20"/>
               </w:rPr>
               <w:t>5</w:t>
             </w:r>
@@ -4775,12 +4855,12 @@
           <w:p>
             <w:pPr>
               <w:pStyle w:val="TableText"/>
-              <w:spacing w:before="0" w:after="0" w:line="220" w:lineRule="auto"/>
-            </w:pPr>
-            <w:r>
-              <w:rPr>
-                <w:sz w:val="17"/>
-                <w:szCs w:val="17"/>
+              <w:spacing w:before="0" w:after="0" w:line="240" w:lineRule="auto"/>
+            </w:pPr>
+            <w:r>
+              <w:rPr>
+                <w:sz w:val="20"/>
+                <w:szCs w:val="20"/>
               </w:rPr>
               <w:t>YHHLLCRR</w:t>
             </w:r>
@@ -4794,12 +4874,12 @@
           <w:p>
             <w:pPr>
               <w:pStyle w:val="TableText"/>
-              <w:spacing w:before="0" w:after="0" w:line="220" w:lineRule="auto"/>
-            </w:pPr>
-            <w:r>
-              <w:rPr>
-                <w:sz w:val="17"/>
-                <w:szCs w:val="17"/>
+              <w:spacing w:before="0" w:after="0" w:line="240" w:lineRule="auto"/>
+            </w:pPr>
+            <w:r>
+              <w:rPr>
+                <w:sz w:val="20"/>
+                <w:szCs w:val="20"/>
               </w:rPr>
               <w:t>−9.03</w:t>
             </w:r>
@@ -4813,12 +4893,12 @@
           <w:p>
             <w:pPr>
               <w:pStyle w:val="TableText"/>
-              <w:spacing w:before="0" w:after="0" w:line="220" w:lineRule="auto"/>
-            </w:pPr>
-            <w:r>
-              <w:rPr>
-                <w:sz w:val="17"/>
-                <w:szCs w:val="17"/>
+              <w:spacing w:before="0" w:after="0" w:line="240" w:lineRule="auto"/>
+            </w:pPr>
+            <w:r>
+              <w:rPr>
+                <w:sz w:val="20"/>
+                <w:szCs w:val="20"/>
               </w:rPr>
               <w:t>0.07</w:t>
             </w:r>
@@ -4834,12 +4914,12 @@
           <w:p>
             <w:pPr>
               <w:pStyle w:val="TableText"/>
-              <w:spacing w:before="0" w:after="0" w:line="220" w:lineRule="auto"/>
-            </w:pPr>
-            <w:r>
-              <w:rPr>
-                <w:sz w:val="17"/>
-                <w:szCs w:val="17"/>
+              <w:spacing w:before="0" w:after="0" w:line="240" w:lineRule="auto"/>
+            </w:pPr>
+            <w:r>
+              <w:rPr>
+                <w:sz w:val="20"/>
+                <w:szCs w:val="20"/>
               </w:rPr>
               <w:t>6</w:t>
             </w:r>
@@ -4853,12 +4933,12 @@
           <w:p>
             <w:pPr>
               <w:pStyle w:val="TableText"/>
-              <w:spacing w:before="0" w:after="0" w:line="220" w:lineRule="auto"/>
-            </w:pPr>
-            <w:r>
-              <w:rPr>
-                <w:sz w:val="17"/>
-                <w:szCs w:val="17"/>
+              <w:spacing w:before="0" w:after="0" w:line="240" w:lineRule="auto"/>
+            </w:pPr>
+            <w:r>
+              <w:rPr>
+                <w:sz w:val="20"/>
+                <w:szCs w:val="20"/>
               </w:rPr>
               <w:t>LLHLPKRTT</w:t>
             </w:r>
@@ -4872,12 +4952,12 @@
           <w:p>
             <w:pPr>
               <w:pStyle w:val="TableText"/>
-              <w:spacing w:before="0" w:after="0" w:line="220" w:lineRule="auto"/>
-            </w:pPr>
-            <w:r>
-              <w:rPr>
-                <w:sz w:val="17"/>
-                <w:szCs w:val="17"/>
+              <w:spacing w:before="0" w:after="0" w:line="240" w:lineRule="auto"/>
+            </w:pPr>
+            <w:r>
+              <w:rPr>
+                <w:sz w:val="20"/>
+                <w:szCs w:val="20"/>
               </w:rPr>
               <w:t>−9.01</w:t>
             </w:r>
@@ -4891,12 +4971,12 @@
           <w:p>
             <w:pPr>
               <w:pStyle w:val="TableText"/>
-              <w:spacing w:before="0" w:after="0" w:line="220" w:lineRule="auto"/>
-            </w:pPr>
-            <w:r>
-              <w:rPr>
-                <w:sz w:val="17"/>
-                <w:szCs w:val="17"/>
+              <w:spacing w:before="0" w:after="0" w:line="240" w:lineRule="auto"/>
+            </w:pPr>
+            <w:r>
+              <w:rPr>
+                <w:sz w:val="20"/>
+                <w:szCs w:val="20"/>
               </w:rPr>
               <w:t>0.06</w:t>
             </w:r>
@@ -4912,12 +4992,12 @@
           <w:p>
             <w:pPr>
               <w:pStyle w:val="TableText"/>
-              <w:spacing w:before="0" w:after="0" w:line="220" w:lineRule="auto"/>
-            </w:pPr>
-            <w:r>
-              <w:rPr>
-                <w:sz w:val="17"/>
-                <w:szCs w:val="17"/>
+              <w:spacing w:before="0" w:after="0" w:line="240" w:lineRule="auto"/>
+            </w:pPr>
+            <w:r>
+              <w:rPr>
+                <w:sz w:val="20"/>
+                <w:szCs w:val="20"/>
               </w:rPr>
               <w:t>7</w:t>
             </w:r>
@@ -4931,12 +5011,12 @@
           <w:p>
             <w:pPr>
               <w:pStyle w:val="TableText"/>
-              <w:spacing w:before="0" w:after="0" w:line="220" w:lineRule="auto"/>
-            </w:pPr>
-            <w:r>
-              <w:rPr>
-                <w:sz w:val="17"/>
-                <w:szCs w:val="17"/>
+              <w:spacing w:before="0" w:after="0" w:line="240" w:lineRule="auto"/>
+            </w:pPr>
+            <w:r>
+              <w:rPr>
+                <w:sz w:val="20"/>
+                <w:szCs w:val="20"/>
               </w:rPr>
               <w:t>LLHPLRL</w:t>
             </w:r>
@@ -4950,12 +5030,12 @@
           <w:p>
             <w:pPr>
               <w:pStyle w:val="TableText"/>
-              <w:spacing w:before="0" w:after="0" w:line="220" w:lineRule="auto"/>
-            </w:pPr>
-            <w:r>
-              <w:rPr>
-                <w:sz w:val="17"/>
-                <w:szCs w:val="17"/>
+              <w:spacing w:before="0" w:after="0" w:line="240" w:lineRule="auto"/>
+            </w:pPr>
+            <w:r>
+              <w:rPr>
+                <w:sz w:val="20"/>
+                <w:szCs w:val="20"/>
               </w:rPr>
               <w:t>−8.94</w:t>
             </w:r>
@@ -4969,12 +5049,12 @@
           <w:p>
             <w:pPr>
               <w:pStyle w:val="TableText"/>
-              <w:spacing w:before="0" w:after="0" w:line="220" w:lineRule="auto"/>
-            </w:pPr>
-            <w:r>
-              <w:rPr>
-                <w:sz w:val="17"/>
-                <w:szCs w:val="17"/>
+              <w:spacing w:before="0" w:after="0" w:line="240" w:lineRule="auto"/>
+            </w:pPr>
+            <w:r>
+              <w:rPr>
+                <w:sz w:val="20"/>
+                <w:szCs w:val="20"/>
               </w:rPr>
               <w:t>0.10</w:t>
             </w:r>
@@ -4990,12 +5070,12 @@
           <w:p>
             <w:pPr>
               <w:pStyle w:val="TableText"/>
-              <w:spacing w:before="0" w:after="0" w:line="220" w:lineRule="auto"/>
-            </w:pPr>
-            <w:r>
-              <w:rPr>
-                <w:sz w:val="17"/>
-                <w:szCs w:val="17"/>
+              <w:spacing w:before="0" w:after="0" w:line="240" w:lineRule="auto"/>
+            </w:pPr>
+            <w:r>
+              <w:rPr>
+                <w:sz w:val="20"/>
+                <w:szCs w:val="20"/>
               </w:rPr>
               <w:t>8</w:t>
             </w:r>
@@ -5009,12 +5089,12 @@
           <w:p>
             <w:pPr>
               <w:pStyle w:val="TableText"/>
-              <w:spacing w:before="0" w:after="0" w:line="220" w:lineRule="auto"/>
-            </w:pPr>
-            <w:r>
-              <w:rPr>
-                <w:sz w:val="17"/>
-                <w:szCs w:val="17"/>
+              <w:spacing w:before="0" w:after="0" w:line="240" w:lineRule="auto"/>
+            </w:pPr>
+            <w:r>
+              <w:rPr>
+                <w:sz w:val="20"/>
+                <w:szCs w:val="20"/>
               </w:rPr>
               <w:t>WLLVHLKK</w:t>
             </w:r>
@@ -5028,12 +5108,12 @@
           <w:p>
             <w:pPr>
               <w:pStyle w:val="TableText"/>
-              <w:spacing w:before="0" w:after="0" w:line="220" w:lineRule="auto"/>
-            </w:pPr>
-            <w:r>
-              <w:rPr>
-                <w:sz w:val="17"/>
-                <w:szCs w:val="17"/>
+              <w:spacing w:before="0" w:after="0" w:line="240" w:lineRule="auto"/>
+            </w:pPr>
+            <w:r>
+              <w:rPr>
+                <w:sz w:val="20"/>
+                <w:szCs w:val="20"/>
               </w:rPr>
               <w:t>−8.94</w:t>
             </w:r>
@@ -5047,12 +5127,12 @@
           <w:p>
             <w:pPr>
               <w:pStyle w:val="TableText"/>
-              <w:spacing w:before="0" w:after="0" w:line="220" w:lineRule="auto"/>
-            </w:pPr>
-            <w:r>
-              <w:rPr>
-                <w:sz w:val="17"/>
-                <w:szCs w:val="17"/>
+              <w:spacing w:before="0" w:after="0" w:line="240" w:lineRule="auto"/>
+            </w:pPr>
+            <w:r>
+              <w:rPr>
+                <w:sz w:val="20"/>
+                <w:szCs w:val="20"/>
               </w:rPr>
               <w:t>0.04</w:t>
             </w:r>
@@ -5068,12 +5148,12 @@
           <w:p>
             <w:pPr>
               <w:pStyle w:val="TableText"/>
-              <w:spacing w:before="0" w:after="0" w:line="220" w:lineRule="auto"/>
-            </w:pPr>
-            <w:r>
-              <w:rPr>
-                <w:sz w:val="17"/>
-                <w:szCs w:val="17"/>
+              <w:spacing w:before="0" w:after="0" w:line="240" w:lineRule="auto"/>
+            </w:pPr>
+            <w:r>
+              <w:rPr>
+                <w:sz w:val="20"/>
+                <w:szCs w:val="20"/>
               </w:rPr>
               <w:t>9</w:t>
             </w:r>
@@ -5087,12 +5167,12 @@
           <w:p>
             <w:pPr>
               <w:pStyle w:val="TableText"/>
-              <w:spacing w:before="0" w:after="0" w:line="220" w:lineRule="auto"/>
-            </w:pPr>
-            <w:r>
-              <w:rPr>
-                <w:sz w:val="17"/>
-                <w:szCs w:val="17"/>
+              <w:spacing w:before="0" w:after="0" w:line="240" w:lineRule="auto"/>
+            </w:pPr>
+            <w:r>
+              <w:rPr>
+                <w:sz w:val="20"/>
+                <w:szCs w:val="20"/>
               </w:rPr>
               <w:t>LLHPLRC</w:t>
             </w:r>
@@ -5106,12 +5186,12 @@
           <w:p>
             <w:pPr>
               <w:pStyle w:val="TableText"/>
-              <w:spacing w:before="0" w:after="0" w:line="220" w:lineRule="auto"/>
-            </w:pPr>
-            <w:r>
-              <w:rPr>
-                <w:sz w:val="17"/>
-                <w:szCs w:val="17"/>
+              <w:spacing w:before="0" w:after="0" w:line="240" w:lineRule="auto"/>
+            </w:pPr>
+            <w:r>
+              <w:rPr>
+                <w:sz w:val="20"/>
+                <w:szCs w:val="20"/>
               </w:rPr>
               <w:t>−8.91</w:t>
             </w:r>
@@ -5125,12 +5205,12 @@
           <w:p>
             <w:pPr>
               <w:pStyle w:val="TableText"/>
-              <w:spacing w:before="0" w:after="0" w:line="220" w:lineRule="auto"/>
-            </w:pPr>
-            <w:r>
-              <w:rPr>
-                <w:sz w:val="17"/>
-                <w:szCs w:val="17"/>
+              <w:spacing w:before="0" w:after="0" w:line="240" w:lineRule="auto"/>
+            </w:pPr>
+            <w:r>
+              <w:rPr>
+                <w:sz w:val="20"/>
+                <w:szCs w:val="20"/>
               </w:rPr>
               <w:t>0.08</w:t>
             </w:r>
@@ -5146,12 +5226,12 @@
           <w:p>
             <w:pPr>
               <w:pStyle w:val="TableText"/>
-              <w:spacing w:before="0" w:after="0" w:line="220" w:lineRule="auto"/>
-            </w:pPr>
-            <w:r>
-              <w:rPr>
-                <w:sz w:val="17"/>
-                <w:szCs w:val="17"/>
+              <w:spacing w:before="0" w:after="0" w:line="240" w:lineRule="auto"/>
+            </w:pPr>
+            <w:r>
+              <w:rPr>
+                <w:sz w:val="20"/>
+                <w:szCs w:val="20"/>
               </w:rPr>
               <w:t>10</w:t>
             </w:r>
@@ -5165,12 +5245,12 @@
           <w:p>
             <w:pPr>
               <w:pStyle w:val="TableText"/>
-              <w:spacing w:before="0" w:after="0" w:line="220" w:lineRule="auto"/>
-            </w:pPr>
-            <w:r>
-              <w:rPr>
-                <w:sz w:val="17"/>
-                <w:szCs w:val="17"/>
+              <w:spacing w:before="0" w:after="0" w:line="240" w:lineRule="auto"/>
+            </w:pPr>
+            <w:r>
+              <w:rPr>
+                <w:sz w:val="20"/>
+                <w:szCs w:val="20"/>
               </w:rPr>
               <w:t>HLLTLKKHV</w:t>
             </w:r>
@@ -5184,12 +5264,12 @@
           <w:p>
             <w:pPr>
               <w:pStyle w:val="TableText"/>
-              <w:spacing w:before="0" w:after="0" w:line="220" w:lineRule="auto"/>
-            </w:pPr>
-            <w:r>
-              <w:rPr>
-                <w:sz w:val="17"/>
-                <w:szCs w:val="17"/>
+              <w:spacing w:before="0" w:after="0" w:line="240" w:lineRule="auto"/>
+            </w:pPr>
+            <w:r>
+              <w:rPr>
+                <w:sz w:val="20"/>
+                <w:szCs w:val="20"/>
               </w:rPr>
               <w:t>−8.88</w:t>
             </w:r>
@@ -5203,12 +5283,12 @@
           <w:p>
             <w:pPr>
               <w:pStyle w:val="TableText"/>
-              <w:spacing w:before="0" w:after="0" w:line="220" w:lineRule="auto"/>
-            </w:pPr>
-            <w:r>
-              <w:rPr>
-                <w:sz w:val="17"/>
-                <w:szCs w:val="17"/>
+              <w:spacing w:before="0" w:after="0" w:line="240" w:lineRule="auto"/>
+            </w:pPr>
+            <w:r>
+              <w:rPr>
+                <w:sz w:val="20"/>
+                <w:szCs w:val="20"/>
               </w:rPr>
               <w:t>0.05</w:t>
             </w:r>
@@ -5224,12 +5304,12 @@
           <w:p>
             <w:pPr>
               <w:pStyle w:val="TableText"/>
-              <w:spacing w:before="0" w:after="0" w:line="220" w:lineRule="auto"/>
-            </w:pPr>
-            <w:r>
-              <w:rPr>
-                <w:sz w:val="17"/>
-                <w:szCs w:val="17"/>
+              <w:spacing w:before="0" w:after="0" w:line="240" w:lineRule="auto"/>
+            </w:pPr>
+            <w:r>
+              <w:rPr>
+                <w:sz w:val="20"/>
+                <w:szCs w:val="20"/>
               </w:rPr>
               <w:t>11</w:t>
             </w:r>
@@ -5243,12 +5323,12 @@
           <w:p>
             <w:pPr>
               <w:pStyle w:val="TableText"/>
-              <w:spacing w:before="0" w:after="0" w:line="220" w:lineRule="auto"/>
-            </w:pPr>
-            <w:r>
-              <w:rPr>
-                <w:sz w:val="17"/>
-                <w:szCs w:val="17"/>
+              <w:spacing w:before="0" w:after="0" w:line="240" w:lineRule="auto"/>
+            </w:pPr>
+            <w:r>
+              <w:rPr>
+                <w:sz w:val="20"/>
+                <w:szCs w:val="20"/>
               </w:rPr>
               <w:t>HLPLLHRCC</w:t>
             </w:r>
@@ -5262,12 +5342,12 @@
           <w:p>
             <w:pPr>
               <w:pStyle w:val="TableText"/>
-              <w:spacing w:before="0" w:after="0" w:line="220" w:lineRule="auto"/>
-            </w:pPr>
-            <w:r>
-              <w:rPr>
-                <w:sz w:val="17"/>
-                <w:szCs w:val="17"/>
+              <w:spacing w:before="0" w:after="0" w:line="240" w:lineRule="auto"/>
+            </w:pPr>
+            <w:r>
+              <w:rPr>
+                <w:sz w:val="20"/>
+                <w:szCs w:val="20"/>
               </w:rPr>
               <w:t>−8.35</w:t>
             </w:r>
@@ -5281,12 +5361,12 @@
           <w:p>
             <w:pPr>
               <w:pStyle w:val="TableText"/>
-              <w:spacing w:before="0" w:after="0" w:line="220" w:lineRule="auto"/>
-            </w:pPr>
-            <w:r>
-              <w:rPr>
-                <w:sz w:val="17"/>
-                <w:szCs w:val="17"/>
+              <w:spacing w:before="0" w:after="0" w:line="240" w:lineRule="auto"/>
+            </w:pPr>
+            <w:r>
+              <w:rPr>
+                <w:sz w:val="20"/>
+                <w:szCs w:val="20"/>
               </w:rPr>
               <w:t>0.12</w:t>
             </w:r>
@@ -5302,12 +5382,12 @@
           <w:p>
             <w:pPr>
               <w:pStyle w:val="TableText"/>
-              <w:spacing w:before="0" w:after="0" w:line="220" w:lineRule="auto"/>
-            </w:pPr>
-            <w:r>
-              <w:rPr>
-                <w:sz w:val="17"/>
-                <w:szCs w:val="17"/>
+              <w:spacing w:before="0" w:after="0" w:line="240" w:lineRule="auto"/>
+            </w:pPr>
+            <w:r>
+              <w:rPr>
+                <w:sz w:val="20"/>
+                <w:szCs w:val="20"/>
               </w:rPr>
               <w:t>12</w:t>
             </w:r>
@@ -5321,12 +5401,12 @@
           <w:p>
             <w:pPr>
               <w:pStyle w:val="TableText"/>
-              <w:spacing w:before="0" w:after="0" w:line="220" w:lineRule="auto"/>
-            </w:pPr>
-            <w:r>
-              <w:rPr>
-                <w:sz w:val="17"/>
-                <w:szCs w:val="17"/>
+              <w:spacing w:before="0" w:after="0" w:line="240" w:lineRule="auto"/>
+            </w:pPr>
+            <w:r>
+              <w:rPr>
+                <w:sz w:val="20"/>
+                <w:szCs w:val="20"/>
               </w:rPr>
               <w:t>HVLLLRQCA</w:t>
             </w:r>
@@ -5340,12 +5420,12 @@
           <w:p>
             <w:pPr>
               <w:pStyle w:val="TableText"/>
-              <w:spacing w:before="0" w:after="0" w:line="220" w:lineRule="auto"/>
-            </w:pPr>
-            <w:r>
-              <w:rPr>
-                <w:sz w:val="17"/>
-                <w:szCs w:val="17"/>
+              <w:spacing w:before="0" w:after="0" w:line="240" w:lineRule="auto"/>
+            </w:pPr>
+            <w:r>
+              <w:rPr>
+                <w:sz w:val="20"/>
+                <w:szCs w:val="20"/>
               </w:rPr>
               <w:t>−8.25</w:t>
             </w:r>
@@ -5359,12 +5439,12 @@
           <w:p>
             <w:pPr>
               <w:pStyle w:val="TableText"/>
-              <w:spacing w:before="0" w:after="0" w:line="220" w:lineRule="auto"/>
-            </w:pPr>
-            <w:r>
-              <w:rPr>
-                <w:sz w:val="17"/>
-                <w:szCs w:val="17"/>
+              <w:spacing w:before="0" w:after="0" w:line="240" w:lineRule="auto"/>
+            </w:pPr>
+            <w:r>
+              <w:rPr>
+                <w:sz w:val="20"/>
+                <w:szCs w:val="20"/>
               </w:rPr>
               <w:t>0.09</w:t>
             </w:r>
@@ -5383,7 +5463,7 @@
         <w:keepNext/>
       </w:pPr>
       <w:r>
-        <w:t>4. Discussion</w:t>
+        <w:t>Discussion</w:t>
       </w:r>
     </w:p>
     <w:p>
@@ -5392,7 +5472,7 @@
         <w:keepNext/>
       </w:pPr>
       <w:r>
-        <w:t>4.1 Principal findings</w:t>
+        <w:t>Principal findings</w:t>
       </w:r>
     </w:p>
     <w:p>
@@ -5417,7 +5497,7 @@
         <w:keepNext/>
       </w:pPr>
       <w:r>
-        <w:t>4.2 Relation to current smORF and peptide-discovery standards</w:t>
+        <w:t>Relation to current smORF and peptide-discovery standards</w:t>
       </w:r>
     </w:p>
     <w:p>
@@ -5448,7 +5528,7 @@
         <w:keepNext/>
       </w:pPr>
       <w:r>
-        <w:t>4.3 Interpretation of the AChE docking hypothesis</w:t>
+        <w:t>Interpretation of the AChE docking hypothesis</w:t>
       </w:r>
     </w:p>
     <w:p>
@@ -5491,7 +5571,7 @@
         <w:keepNext/>
       </w:pPr>
       <w:r>
-        <w:t>4.4 Metal-binding and neurotoxicity hypotheses</w:t>
+        <w:t>Metal-binding and neurotoxicity hypotheses</w:t>
       </w:r>
     </w:p>
     <w:p>
@@ -5522,7 +5602,7 @@
         <w:keepNext/>
       </w:pPr>
       <w:r>
-        <w:t>4.5 Periodontitis and AD remain a hypothesis-generating context</w:t>
+        <w:t>Periodontitis and AD remain a hypothesis-generating context</w:t>
       </w:r>
     </w:p>
     <w:p>
@@ -5586,7 +5666,7 @@
         <w:keepNext/>
       </w:pPr>
       <w:r>
-        <w:t>4.6 Statistical interpretation, validation sequence, and limitations</w:t>
+        <w:t>Statistical interpretation, validation sequence, and limitations</w:t>
       </w:r>
     </w:p>
     <w:p>
@@ -5610,7 +5690,7 @@
         <w:pStyle w:val="Normal"/>
       </w:pPr>
       <w:r>
-        <w:t>The principal limitations are the absence of row-level funnel data, the unresolved relationship between the aggregate endpoint and the explicit peptide list, lack of raw docking inputs and poses, incomplete MD starting structures and trajectories, and the absence of experimental measurements. Candidate taxonomy, translation, cohort expression, BBB transport, toxicity, metal chemistry, AChE binding or function, Aβ effects, and disease association were not measured. These limitations define the current study as computational prioritization rather than mechanism validation.</w:t>
+        <w:t>The principal limitations are the absence of row-level funnel data, the unresolved relationship between the aggregate endpoint and the explicit peptide list, lack of raw docking inputs and poses, ongoing MD trajectory analysis, and the absence of experimental measurements. Candidate taxonomy, translation, cohort expression, BBB transport, toxicity, metal chemistry, AChE binding or function, Aβ effects, and disease association were not measured. These limitations define the current study as computational prioritization rather than mechanism validation.</w:t>
       </w:r>
     </w:p>
     <w:p>
@@ -5619,7 +5699,7 @@
         <w:keepNext/>
       </w:pPr>
       <w:r>
-        <w:t>5. Conclusions</w:t>
+        <w:t>Conclusion</w:t>
       </w:r>
     </w:p>
     <w:p>
@@ -5627,7 +5707,7 @@
         <w:pStyle w:val="Normal"/>
       </w:pPr>
       <w:r>
-        <w:t xml:space="preserve">Aggregate computational data support a transparent candidate-prioritization funnel ending in 12 main and 8 stricter candidate counts. A separate table provides twelve explicit 7–9-aa peptides and an AChE Vina score ordering, but the sequence-level link to the funnel and the docking execution cannot be reconstructed from the available material. The prospective MD procedure is reported as a method only, with no trajectory result. The shortlist is therefore suitable for independent computational reproduction and staged experimental testing, but it does not establish peptide expression, </w:t>
+        <w:t xml:space="preserve">Aggregate computational data support a transparent candidate-prioritization funnel ending in 12 main and 8 stricter candidate counts. A separate table provides twelve explicit 7–9-aa peptides and an AChE Vina score ordering, but the sequence-level link to the funnel and the docking execution cannot be reconstructed from the available material. The prespecified MD extension will add trajectory-derived stability and contact measurements after analysis and quality control are complete. The current shortlist is suitable for independent computational reproduction and staged experimental testing, but it does not establish peptide expression, </w:t>
       </w:r>
       <w:r>
         <w:rPr>
@@ -5655,23 +5735,23 @@
       </w:pPr>
       <w:r>
         <w:rPr>
-          <w:sz w:val="18"/>
-          <w:szCs w:val="18"/>
+          <w:sz w:val="24"/>
+          <w:szCs w:val="24"/>
         </w:rPr>
         <w:t xml:space="preserve">1. Scheltens P, De Strooper B, Kivipelto M, et al. Alzheimer’s disease. </w:t>
       </w:r>
       <w:r>
         <w:rPr>
           <w:i/>
-          <w:sz w:val="18"/>
-          <w:szCs w:val="18"/>
+          <w:sz w:val="24"/>
+          <w:szCs w:val="24"/>
         </w:rPr>
         <w:t>Lancet</w:t>
       </w:r>
       <w:r>
         <w:rPr>
-          <w:sz w:val="18"/>
-          <w:szCs w:val="18"/>
+          <w:sz w:val="24"/>
+          <w:szCs w:val="24"/>
         </w:rPr>
         <w:t>. 2021;397(10284):1577–1590. doi:10.1016/S0140-6736(20)32205-4.</w:t>
       </w:r>
@@ -5683,23 +5763,23 @@
       </w:pPr>
       <w:r>
         <w:rPr>
-          <w:sz w:val="18"/>
-          <w:szCs w:val="18"/>
+          <w:sz w:val="24"/>
+          <w:szCs w:val="24"/>
         </w:rPr>
         <w:t xml:space="preserve">2. Selkoe DJ, Hardy J. The amyloid hypothesis of Alzheimer’s disease at 25 years. </w:t>
       </w:r>
       <w:r>
         <w:rPr>
           <w:i/>
-          <w:sz w:val="18"/>
-          <w:szCs w:val="18"/>
+          <w:sz w:val="24"/>
+          <w:szCs w:val="24"/>
         </w:rPr>
         <w:t>EMBO Mol Med</w:t>
       </w:r>
       <w:r>
         <w:rPr>
-          <w:sz w:val="18"/>
-          <w:szCs w:val="18"/>
+          <w:sz w:val="24"/>
+          <w:szCs w:val="24"/>
         </w:rPr>
         <w:t>. 2016;8(6):595–608. doi:10.15252/emmm.201606210.</w:t>
       </w:r>
@@ -5711,23 +5791,23 @@
       </w:pPr>
       <w:r>
         <w:rPr>
-          <w:sz w:val="18"/>
-          <w:szCs w:val="18"/>
+          <w:sz w:val="24"/>
+          <w:szCs w:val="24"/>
         </w:rPr>
         <w:t xml:space="preserve">3. Hampel H, Mesulam MM, Cuello AC, et al. The cholinergic system in the pathophysiology and treatment of Alzheimer’s disease. </w:t>
       </w:r>
       <w:r>
         <w:rPr>
           <w:i/>
-          <w:sz w:val="18"/>
-          <w:szCs w:val="18"/>
+          <w:sz w:val="24"/>
+          <w:szCs w:val="24"/>
         </w:rPr>
         <w:t>Brain</w:t>
       </w:r>
       <w:r>
         <w:rPr>
-          <w:sz w:val="18"/>
-          <w:szCs w:val="18"/>
+          <w:sz w:val="24"/>
+          <w:szCs w:val="24"/>
         </w:rPr>
         <w:t>. 2018;141(7):1917–1933. doi:10.1093/brain/awy132.</w:t>
       </w:r>
@@ -5739,23 +5819,23 @@
       </w:pPr>
       <w:r>
         <w:rPr>
-          <w:sz w:val="18"/>
-          <w:szCs w:val="18"/>
+          <w:sz w:val="24"/>
+          <w:szCs w:val="24"/>
         </w:rPr>
         <w:t xml:space="preserve">4. Inestrosa NC, Alvarez A, Pérez CA, et al. Acetylcholinesterase accelerates assembly of amyloid-β-peptides into Alzheimer’s fibrils. </w:t>
       </w:r>
       <w:r>
         <w:rPr>
           <w:i/>
-          <w:sz w:val="18"/>
-          <w:szCs w:val="18"/>
+          <w:sz w:val="24"/>
+          <w:szCs w:val="24"/>
         </w:rPr>
         <w:t>Neuron</w:t>
       </w:r>
       <w:r>
         <w:rPr>
-          <w:sz w:val="18"/>
-          <w:szCs w:val="18"/>
+          <w:sz w:val="24"/>
+          <w:szCs w:val="24"/>
         </w:rPr>
         <w:t>. 1996;16(4):881–891. doi:10.1016/s0896-6273(00)80108-7.</w:t>
       </w:r>
@@ -5767,23 +5847,23 @@
       </w:pPr>
       <w:r>
         <w:rPr>
-          <w:sz w:val="18"/>
-          <w:szCs w:val="18"/>
+          <w:sz w:val="24"/>
+          <w:szCs w:val="24"/>
         </w:rPr>
         <w:t xml:space="preserve">5. Chalmers JC, Hernandez-Kapila YL. The role of the oral microbiome, host response, and periodontal disease treatment in Alzheimer’s disease: a primer. </w:t>
       </w:r>
       <w:r>
         <w:rPr>
           <w:i/>
-          <w:sz w:val="18"/>
-          <w:szCs w:val="18"/>
+          <w:sz w:val="24"/>
+          <w:szCs w:val="24"/>
         </w:rPr>
         <w:t>Periodontol 2000</w:t>
       </w:r>
       <w:r>
         <w:rPr>
-          <w:sz w:val="18"/>
-          <w:szCs w:val="18"/>
+          <w:sz w:val="24"/>
+          <w:szCs w:val="24"/>
         </w:rPr>
         <w:t>. 2025;98(1):220–227. doi:10.1111/prd.12631.</w:t>
       </w:r>
@@ -5795,23 +5875,23 @@
       </w:pPr>
       <w:r>
         <w:rPr>
-          <w:sz w:val="18"/>
-          <w:szCs w:val="18"/>
+          <w:sz w:val="24"/>
+          <w:szCs w:val="24"/>
         </w:rPr>
         <w:t xml:space="preserve">6. Belstrøm D, Constancias F, Drautz-Moses DI, et al. Periodontitis associates with species-specific gene expression of the oral microbiota. </w:t>
       </w:r>
       <w:r>
         <w:rPr>
           <w:i/>
-          <w:sz w:val="18"/>
-          <w:szCs w:val="18"/>
+          <w:sz w:val="24"/>
+          <w:szCs w:val="24"/>
         </w:rPr>
         <w:t>npj Biofilms Microbiomes</w:t>
       </w:r>
       <w:r>
         <w:rPr>
-          <w:sz w:val="18"/>
-          <w:szCs w:val="18"/>
+          <w:sz w:val="24"/>
+          <w:szCs w:val="24"/>
         </w:rPr>
         <w:t>. 2021;7:76. doi:10.1038/s41522-021-00247-y.</w:t>
       </w:r>
@@ -5823,23 +5903,23 @@
       </w:pPr>
       <w:r>
         <w:rPr>
-          <w:sz w:val="18"/>
-          <w:szCs w:val="18"/>
+          <w:sz w:val="24"/>
+          <w:szCs w:val="24"/>
         </w:rPr>
         <w:t xml:space="preserve">7. Ovsepian A, Kardaras FS, Skoulakis A, Hatzigeorgiou AG. Microbial signatures in human periodontal disease: a metatranscriptome meta-analysis. </w:t>
       </w:r>
       <w:r>
         <w:rPr>
           <w:i/>
-          <w:sz w:val="18"/>
-          <w:szCs w:val="18"/>
+          <w:sz w:val="24"/>
+          <w:szCs w:val="24"/>
         </w:rPr>
         <w:t>Front Microbiol</w:t>
       </w:r>
       <w:r>
         <w:rPr>
-          <w:sz w:val="18"/>
-          <w:szCs w:val="18"/>
+          <w:sz w:val="24"/>
+          <w:szCs w:val="24"/>
         </w:rPr>
         <w:t>. 2024;15:1383404. doi:10.3389/fmicb.2024.1383404.</w:t>
       </w:r>
@@ -5851,23 +5931,23 @@
       </w:pPr>
       <w:r>
         <w:rPr>
-          <w:sz w:val="18"/>
-          <w:szCs w:val="18"/>
+          <w:sz w:val="24"/>
+          <w:szCs w:val="24"/>
         </w:rPr>
         <w:t xml:space="preserve">8. Guo Y, Nguyen KA, Potempa J. Dichotomy of gingipains action as virulence factors. </w:t>
       </w:r>
       <w:r>
         <w:rPr>
           <w:i/>
-          <w:sz w:val="18"/>
-          <w:szCs w:val="18"/>
+          <w:sz w:val="24"/>
+          <w:szCs w:val="24"/>
         </w:rPr>
         <w:t>Periodontol 2000</w:t>
       </w:r>
       <w:r>
         <w:rPr>
-          <w:sz w:val="18"/>
-          <w:szCs w:val="18"/>
+          <w:sz w:val="24"/>
+          <w:szCs w:val="24"/>
         </w:rPr>
         <w:t>. 2010;54(1):15–44. doi:10.1111/j.1600-0757.2010.00377.x.</w:t>
       </w:r>
@@ -5879,38 +5959,38 @@
       </w:pPr>
       <w:r>
         <w:rPr>
-          <w:sz w:val="18"/>
-          <w:szCs w:val="18"/>
+          <w:sz w:val="24"/>
+          <w:szCs w:val="24"/>
         </w:rPr>
         <w:t xml:space="preserve">9. Ho MH, Chen CH, Goodwin JS, et al. Functional advantages of </w:t>
       </w:r>
       <w:r>
         <w:rPr>
           <w:i/>
-          <w:sz w:val="18"/>
-          <w:szCs w:val="18"/>
+          <w:sz w:val="24"/>
+          <w:szCs w:val="24"/>
         </w:rPr>
         <w:t>Porphyromonas gingivalis</w:t>
       </w:r>
       <w:r>
         <w:rPr>
-          <w:sz w:val="18"/>
-          <w:szCs w:val="18"/>
+          <w:sz w:val="24"/>
+          <w:szCs w:val="24"/>
         </w:rPr>
         <w:t xml:space="preserve"> vesicles. </w:t>
       </w:r>
       <w:r>
         <w:rPr>
           <w:i/>
-          <w:sz w:val="18"/>
-          <w:szCs w:val="18"/>
+          <w:sz w:val="24"/>
+          <w:szCs w:val="24"/>
         </w:rPr>
         <w:t>PLoS One</w:t>
       </w:r>
       <w:r>
         <w:rPr>
-          <w:sz w:val="18"/>
-          <w:szCs w:val="18"/>
+          <w:sz w:val="24"/>
+          <w:szCs w:val="24"/>
         </w:rPr>
         <w:t>. 2015;10(4):e0123448. doi:10.1371/journal.pone.0123448.</w:t>
       </w:r>
@@ -5922,23 +6002,23 @@
       </w:pPr>
       <w:r>
         <w:rPr>
-          <w:sz w:val="18"/>
-          <w:szCs w:val="18"/>
+          <w:sz w:val="24"/>
+          <w:szCs w:val="24"/>
         </w:rPr>
         <w:t xml:space="preserve">10. Larvin H, Gao C, Kang J, et al. The impact of study factors in the association of periodontal disease and cognitive disorders. </w:t>
       </w:r>
       <w:r>
         <w:rPr>
           <w:i/>
-          <w:sz w:val="18"/>
-          <w:szCs w:val="18"/>
+          <w:sz w:val="24"/>
+          <w:szCs w:val="24"/>
         </w:rPr>
         <w:t>Age Ageing</w:t>
       </w:r>
       <w:r>
         <w:rPr>
-          <w:sz w:val="18"/>
-          <w:szCs w:val="18"/>
+          <w:sz w:val="24"/>
+          <w:szCs w:val="24"/>
         </w:rPr>
         <w:t>. 2023;52(2):afad015. doi:10.1093/ageing/afad015.</w:t>
       </w:r>
@@ -5950,23 +6030,23 @@
       </w:pPr>
       <w:r>
         <w:rPr>
-          <w:sz w:val="18"/>
-          <w:szCs w:val="18"/>
+          <w:sz w:val="24"/>
+          <w:szCs w:val="24"/>
         </w:rPr>
         <w:t xml:space="preserve">11. Kaliamoorthy S, Nagarajan M, Sethuraman V, et al. Association of Alzheimer’s disease and periodontitis. </w:t>
       </w:r>
       <w:r>
         <w:rPr>
           <w:i/>
-          <w:sz w:val="18"/>
-          <w:szCs w:val="18"/>
+          <w:sz w:val="24"/>
+          <w:szCs w:val="24"/>
         </w:rPr>
         <w:t>Med Pharm Rep</w:t>
       </w:r>
       <w:r>
         <w:rPr>
-          <w:sz w:val="18"/>
-          <w:szCs w:val="18"/>
+          <w:sz w:val="24"/>
+          <w:szCs w:val="24"/>
         </w:rPr>
         <w:t>. 2022;95(2):144–151. doi:10.15386/mpr-2278.</w:t>
       </w:r>
@@ -5978,23 +6058,23 @@
       </w:pPr>
       <w:r>
         <w:rPr>
-          <w:sz w:val="18"/>
-          <w:szCs w:val="18"/>
+          <w:sz w:val="24"/>
+          <w:szCs w:val="24"/>
         </w:rPr>
         <w:t xml:space="preserve">12. Liu S, Dashper SG, Zhao R. Association between oral bacteria and Alzheimer’s disease. </w:t>
       </w:r>
       <w:r>
         <w:rPr>
           <w:i/>
-          <w:sz w:val="18"/>
-          <w:szCs w:val="18"/>
+          <w:sz w:val="24"/>
+          <w:szCs w:val="24"/>
         </w:rPr>
         <w:t>J Alzheimers Dis</w:t>
       </w:r>
       <w:r>
         <w:rPr>
-          <w:sz w:val="18"/>
-          <w:szCs w:val="18"/>
+          <w:sz w:val="24"/>
+          <w:szCs w:val="24"/>
         </w:rPr>
         <w:t>. 2023;91(1):129–150. doi:10.3233/JAD-220627.</w:t>
       </w:r>
@@ -6006,23 +6086,23 @@
       </w:pPr>
       <w:r>
         <w:rPr>
-          <w:sz w:val="18"/>
-          <w:szCs w:val="18"/>
+          <w:sz w:val="24"/>
+          <w:szCs w:val="24"/>
         </w:rPr>
         <w:t xml:space="preserve">13. Kim J, Han DH. Periodontitis as a risk factor for dementia. </w:t>
       </w:r>
       <w:r>
         <w:rPr>
           <w:i/>
-          <w:sz w:val="18"/>
-          <w:szCs w:val="18"/>
+          <w:sz w:val="24"/>
+          <w:szCs w:val="24"/>
         </w:rPr>
         <w:t>J Evid Based Dent Pract</w:t>
       </w:r>
       <w:r>
         <w:rPr>
-          <w:sz w:val="18"/>
-          <w:szCs w:val="18"/>
+          <w:sz w:val="24"/>
+          <w:szCs w:val="24"/>
         </w:rPr>
         <w:t>. 2025;25:102094. doi:10.1016/j.jebdp.2025.102094.</w:t>
       </w:r>
@@ -6034,23 +6114,23 @@
       </w:pPr>
       <w:r>
         <w:rPr>
-          <w:sz w:val="18"/>
-          <w:szCs w:val="18"/>
+          <w:sz w:val="24"/>
+          <w:szCs w:val="24"/>
         </w:rPr>
         <w:t xml:space="preserve">14. Ide M, Harris M, Stevens A, et al. Periodontitis and cognitive decline in Alzheimer’s disease. </w:t>
       </w:r>
       <w:r>
         <w:rPr>
           <w:i/>
-          <w:sz w:val="18"/>
-          <w:szCs w:val="18"/>
+          <w:sz w:val="24"/>
+          <w:szCs w:val="24"/>
         </w:rPr>
         <w:t>PLoS One</w:t>
       </w:r>
       <w:r>
         <w:rPr>
-          <w:sz w:val="18"/>
-          <w:szCs w:val="18"/>
+          <w:sz w:val="24"/>
+          <w:szCs w:val="24"/>
         </w:rPr>
         <w:t>. 2016;11(3):e0151081. doi:10.1371/journal.pone.0151081.</w:t>
       </w:r>
@@ -6062,23 +6142,23 @@
       </w:pPr>
       <w:r>
         <w:rPr>
-          <w:sz w:val="18"/>
-          <w:szCs w:val="18"/>
+          <w:sz w:val="24"/>
+          <w:szCs w:val="24"/>
         </w:rPr>
         <w:t xml:space="preserve">15. Jiang Z, Shi Y, Zhao W, et al. Association between chronic periodontitis and the risk of Alzheimer’s disease. </w:t>
       </w:r>
       <w:r>
         <w:rPr>
           <w:i/>
-          <w:sz w:val="18"/>
-          <w:szCs w:val="18"/>
+          <w:sz w:val="24"/>
+          <w:szCs w:val="24"/>
         </w:rPr>
         <w:t>BMC Oral Health</w:t>
       </w:r>
       <w:r>
         <w:rPr>
-          <w:sz w:val="18"/>
-          <w:szCs w:val="18"/>
+          <w:sz w:val="24"/>
+          <w:szCs w:val="24"/>
         </w:rPr>
         <w:t>. 2021;21:466. doi:10.1186/s12903-021-01827-2.</w:t>
       </w:r>
@@ -6090,23 +6170,23 @@
       </w:pPr>
       <w:r>
         <w:rPr>
-          <w:sz w:val="18"/>
-          <w:szCs w:val="18"/>
+          <w:sz w:val="24"/>
+          <w:szCs w:val="24"/>
         </w:rPr>
         <w:t xml:space="preserve">16. Hu C, Li H, Huang L, et al. Periodontal disease and risk of Alzheimer’s disease: a two-sample Mendelian randomization. </w:t>
       </w:r>
       <w:r>
         <w:rPr>
           <w:i/>
-          <w:sz w:val="18"/>
-          <w:szCs w:val="18"/>
+          <w:sz w:val="24"/>
+          <w:szCs w:val="24"/>
         </w:rPr>
         <w:t>Brain Behav</w:t>
       </w:r>
       <w:r>
         <w:rPr>
-          <w:sz w:val="18"/>
-          <w:szCs w:val="18"/>
+          <w:sz w:val="24"/>
+          <w:szCs w:val="24"/>
         </w:rPr>
         <w:t>. 2024;14(4):e3486. doi:10.1002/brb3.3486.</w:t>
       </w:r>
@@ -6118,23 +6198,23 @@
       </w:pPr>
       <w:r>
         <w:rPr>
-          <w:sz w:val="18"/>
-          <w:szCs w:val="18"/>
+          <w:sz w:val="24"/>
+          <w:szCs w:val="24"/>
         </w:rPr>
         <w:t xml:space="preserve">17. Zhao Y, Zhang C, Chang X, et al. Causal association between periodontitis and systemic diseases: a systematic review and meta-analysis of Mendelian randomization studies. </w:t>
       </w:r>
       <w:r>
         <w:rPr>
           <w:i/>
-          <w:sz w:val="18"/>
-          <w:szCs w:val="18"/>
+          <w:sz w:val="24"/>
+          <w:szCs w:val="24"/>
         </w:rPr>
         <w:t>BMC Oral Health</w:t>
       </w:r>
       <w:r>
         <w:rPr>
-          <w:sz w:val="18"/>
-          <w:szCs w:val="18"/>
+          <w:sz w:val="24"/>
+          <w:szCs w:val="24"/>
         </w:rPr>
         <w:t>. 2026;26:383. doi:10.1186/s12903-026-07725-9.</w:t>
       </w:r>
@@ -6146,38 +6226,38 @@
       </w:pPr>
       <w:r>
         <w:rPr>
-          <w:sz w:val="18"/>
-          <w:szCs w:val="18"/>
+          <w:sz w:val="24"/>
+          <w:szCs w:val="24"/>
         </w:rPr>
         <w:t xml:space="preserve">18. Dominy SS, Lynch C, Ermini F, et al. </w:t>
       </w:r>
       <w:r>
         <w:rPr>
           <w:i/>
-          <w:sz w:val="18"/>
-          <w:szCs w:val="18"/>
+          <w:sz w:val="24"/>
+          <w:szCs w:val="24"/>
         </w:rPr>
         <w:t>Porphyromonas gingivalis</w:t>
       </w:r>
       <w:r>
         <w:rPr>
-          <w:sz w:val="18"/>
-          <w:szCs w:val="18"/>
+          <w:sz w:val="24"/>
+          <w:szCs w:val="24"/>
         </w:rPr>
         <w:t xml:space="preserve"> in Alzheimer’s disease brains. </w:t>
       </w:r>
       <w:r>
         <w:rPr>
           <w:i/>
-          <w:sz w:val="18"/>
-          <w:szCs w:val="18"/>
+          <w:sz w:val="24"/>
+          <w:szCs w:val="24"/>
         </w:rPr>
         <w:t>Sci Adv</w:t>
       </w:r>
       <w:r>
         <w:rPr>
-          <w:sz w:val="18"/>
-          <w:szCs w:val="18"/>
+          <w:sz w:val="24"/>
+          <w:szCs w:val="24"/>
         </w:rPr>
         <w:t>. 2019;5(1):eaau3333. doi:10.1126/sciadv.aau3333.</w:t>
       </w:r>
@@ -6189,38 +6269,38 @@
       </w:pPr>
       <w:r>
         <w:rPr>
-          <w:sz w:val="18"/>
-          <w:szCs w:val="18"/>
+          <w:sz w:val="24"/>
+          <w:szCs w:val="24"/>
         </w:rPr>
         <w:t xml:space="preserve">19. Poole S, Singhrao SK, Kesavalu L, et al. Determining the presence of </w:t>
       </w:r>
       <w:r>
         <w:rPr>
           <w:i/>
-          <w:sz w:val="18"/>
-          <w:szCs w:val="18"/>
+          <w:sz w:val="24"/>
+          <w:szCs w:val="24"/>
         </w:rPr>
         <w:t>Porphyromonas gingivalis</w:t>
       </w:r>
       <w:r>
         <w:rPr>
-          <w:sz w:val="18"/>
-          <w:szCs w:val="18"/>
+          <w:sz w:val="24"/>
+          <w:szCs w:val="24"/>
         </w:rPr>
         <w:t xml:space="preserve"> in Alzheimer’s disease brain. </w:t>
       </w:r>
       <w:r>
         <w:rPr>
           <w:i/>
-          <w:sz w:val="18"/>
-          <w:szCs w:val="18"/>
+          <w:sz w:val="24"/>
+          <w:szCs w:val="24"/>
         </w:rPr>
         <w:t>J Alzheimers Dis</w:t>
       </w:r>
       <w:r>
         <w:rPr>
-          <w:sz w:val="18"/>
-          <w:szCs w:val="18"/>
+          <w:sz w:val="24"/>
+          <w:szCs w:val="24"/>
         </w:rPr>
         <w:t>. 2013;33(3):665–678. doi:10.3233/JAD-2012-121149.</w:t>
       </w:r>
@@ -6232,23 +6312,23 @@
       </w:pPr>
       <w:r>
         <w:rPr>
-          <w:sz w:val="18"/>
-          <w:szCs w:val="18"/>
+          <w:sz w:val="24"/>
+          <w:szCs w:val="24"/>
         </w:rPr>
         <w:t xml:space="preserve">20. Ilievski V, Zuchowska PK, Green SJ, et al. Chronic oral application of a periodontal pathogen results in brain inflammation, neurodegeneration and amyloid beta production in wild type mice. </w:t>
       </w:r>
       <w:r>
         <w:rPr>
           <w:i/>
-          <w:sz w:val="18"/>
-          <w:szCs w:val="18"/>
+          <w:sz w:val="24"/>
+          <w:szCs w:val="24"/>
         </w:rPr>
         <w:t>PLoS One</w:t>
       </w:r>
       <w:r>
         <w:rPr>
-          <w:sz w:val="18"/>
-          <w:szCs w:val="18"/>
+          <w:sz w:val="24"/>
+          <w:szCs w:val="24"/>
         </w:rPr>
         <w:t>. 2018;13(10):e0204941. doi:10.1371/journal.pone.0204941.</w:t>
       </w:r>
@@ -6260,38 +6340,38 @@
       </w:pPr>
       <w:r>
         <w:rPr>
-          <w:sz w:val="18"/>
-          <w:szCs w:val="18"/>
+          <w:sz w:val="24"/>
+          <w:szCs w:val="24"/>
         </w:rPr>
         <w:t xml:space="preserve">21. Haditsch U, Roth T, Rodriguez L, et al. Alzheimer’s disease-like neurodegeneration in </w:t>
       </w:r>
       <w:r>
         <w:rPr>
           <w:i/>
-          <w:sz w:val="18"/>
-          <w:szCs w:val="18"/>
+          <w:sz w:val="24"/>
+          <w:szCs w:val="24"/>
         </w:rPr>
         <w:t>Porphyromonas gingivalis</w:t>
       </w:r>
       <w:r>
         <w:rPr>
-          <w:sz w:val="18"/>
-          <w:szCs w:val="18"/>
+          <w:sz w:val="24"/>
+          <w:szCs w:val="24"/>
         </w:rPr>
         <w:t xml:space="preserve"> infected neurons with persistent expression of active gingipains. </w:t>
       </w:r>
       <w:r>
         <w:rPr>
           <w:i/>
-          <w:sz w:val="18"/>
-          <w:szCs w:val="18"/>
+          <w:sz w:val="24"/>
+          <w:szCs w:val="24"/>
         </w:rPr>
         <w:t>J Alzheimers Dis</w:t>
       </w:r>
       <w:r>
         <w:rPr>
-          <w:sz w:val="18"/>
-          <w:szCs w:val="18"/>
+          <w:sz w:val="24"/>
+          <w:szCs w:val="24"/>
         </w:rPr>
         <w:t>. 2020;75(4):1361–1376. doi:10.3233/JAD-200393.</w:t>
       </w:r>
@@ -6303,38 +6383,38 @@
       </w:pPr>
       <w:r>
         <w:rPr>
-          <w:sz w:val="18"/>
-          <w:szCs w:val="18"/>
+          <w:sz w:val="24"/>
+          <w:szCs w:val="24"/>
         </w:rPr>
         <w:t xml:space="preserve">22. Nara PL, Sindelar D, Penn MS, et al. </w:t>
       </w:r>
       <w:r>
         <w:rPr>
           <w:i/>
-          <w:sz w:val="18"/>
-          <w:szCs w:val="18"/>
+          <w:sz w:val="24"/>
+          <w:szCs w:val="24"/>
         </w:rPr>
         <w:t>Porphyromonas gingivalis</w:t>
       </w:r>
       <w:r>
         <w:rPr>
-          <w:sz w:val="18"/>
-          <w:szCs w:val="18"/>
+          <w:sz w:val="24"/>
+          <w:szCs w:val="24"/>
         </w:rPr>
         <w:t xml:space="preserve"> outer membrane vesicles as the major driver of and explanation for neuropathogenesis. </w:t>
       </w:r>
       <w:r>
         <w:rPr>
           <w:i/>
-          <w:sz w:val="18"/>
-          <w:szCs w:val="18"/>
+          <w:sz w:val="24"/>
+          <w:szCs w:val="24"/>
         </w:rPr>
         <w:t>J Alzheimers Dis</w:t>
       </w:r>
       <w:r>
         <w:rPr>
-          <w:sz w:val="18"/>
-          <w:szCs w:val="18"/>
+          <w:sz w:val="24"/>
+          <w:szCs w:val="24"/>
         </w:rPr>
         <w:t>. 2021;82(4):1417–1450. doi:10.3233/JAD-210448.</w:t>
       </w:r>
@@ -6346,23 +6426,23 @@
       </w:pPr>
       <w:r>
         <w:rPr>
-          <w:sz w:val="18"/>
-          <w:szCs w:val="18"/>
+          <w:sz w:val="24"/>
+          <w:szCs w:val="24"/>
         </w:rPr>
         <w:t xml:space="preserve">23. Sberro H, Fremin BJ, Zlitni S, et al. Large-scale analyses of human microbiomes reveal thousands of small, novel genes. </w:t>
       </w:r>
       <w:r>
         <w:rPr>
           <w:i/>
-          <w:sz w:val="18"/>
-          <w:szCs w:val="18"/>
+          <w:sz w:val="24"/>
+          <w:szCs w:val="24"/>
         </w:rPr>
         <w:t>Cell</w:t>
       </w:r>
       <w:r>
         <w:rPr>
-          <w:sz w:val="18"/>
-          <w:szCs w:val="18"/>
+          <w:sz w:val="24"/>
+          <w:szCs w:val="24"/>
         </w:rPr>
         <w:t>. 2019;178(5):1245–1259.e14. doi:10.1016/j.cell.2019.07.016.</w:t>
       </w:r>
@@ -6374,23 +6454,23 @@
       </w:pPr>
       <w:r>
         <w:rPr>
-          <w:sz w:val="18"/>
-          <w:szCs w:val="18"/>
+          <w:sz w:val="24"/>
+          <w:szCs w:val="24"/>
         </w:rPr>
         <w:t xml:space="preserve">24. Durrant MG, Bhatt AS. Automated prediction and annotation of small open reading frames in microbial genomes. </w:t>
       </w:r>
       <w:r>
         <w:rPr>
           <w:i/>
-          <w:sz w:val="18"/>
-          <w:szCs w:val="18"/>
+          <w:sz w:val="24"/>
+          <w:szCs w:val="24"/>
         </w:rPr>
         <w:t>Cell Host Microbe</w:t>
       </w:r>
       <w:r>
         <w:rPr>
-          <w:sz w:val="18"/>
-          <w:szCs w:val="18"/>
+          <w:sz w:val="24"/>
+          <w:szCs w:val="24"/>
         </w:rPr>
         <w:t>. 2021;29(1):121–131.e4. doi:10.1016/j.chom.2020.11.002.</w:t>
       </w:r>
@@ -6402,23 +6482,23 @@
       </w:pPr>
       <w:r>
         <w:rPr>
-          <w:sz w:val="18"/>
-          <w:szCs w:val="18"/>
+          <w:sz w:val="24"/>
+          <w:szCs w:val="24"/>
         </w:rPr>
         <w:t xml:space="preserve">25. Davin ME, Ortís Sunyer J, Delgado LF, et al. High-resolution multi-omics enhances prediction and detection of smORF-encoded proteins in the human gut microbiome. </w:t>
       </w:r>
       <w:r>
         <w:rPr>
           <w:i/>
-          <w:sz w:val="18"/>
-          <w:szCs w:val="18"/>
+          <w:sz w:val="24"/>
+          <w:szCs w:val="24"/>
         </w:rPr>
         <w:t>Nat Commun</w:t>
       </w:r>
       <w:r>
         <w:rPr>
-          <w:sz w:val="18"/>
-          <w:szCs w:val="18"/>
+          <w:sz w:val="24"/>
+          <w:szCs w:val="24"/>
         </w:rPr>
         <w:t>. 2026. doi:10.1038/s41467-026-72762-5.</w:t>
       </w:r>
@@ -6430,23 +6510,23 @@
       </w:pPr>
       <w:r>
         <w:rPr>
-          <w:sz w:val="18"/>
-          <w:szCs w:val="18"/>
+          <w:sz w:val="24"/>
+          <w:szCs w:val="24"/>
         </w:rPr>
         <w:t xml:space="preserve">26. Couso JP, Patra P. Short ORFs: finding gems in hidden places. </w:t>
       </w:r>
       <w:r>
         <w:rPr>
           <w:i/>
-          <w:sz w:val="18"/>
-          <w:szCs w:val="18"/>
+          <w:sz w:val="24"/>
+          <w:szCs w:val="24"/>
         </w:rPr>
         <w:t>Curr Opin Genet Dev</w:t>
       </w:r>
       <w:r>
         <w:rPr>
-          <w:sz w:val="18"/>
-          <w:szCs w:val="18"/>
+          <w:sz w:val="24"/>
+          <w:szCs w:val="24"/>
         </w:rPr>
         <w:t>. 2017;45:14–21. doi:10.1016/j.gde.2017.04.002.</w:t>
       </w:r>
@@ -6458,23 +6538,23 @@
       </w:pPr>
       <w:r>
         <w:rPr>
-          <w:sz w:val="18"/>
-          <w:szCs w:val="18"/>
+          <w:sz w:val="24"/>
+          <w:szCs w:val="24"/>
         </w:rPr>
         <w:t xml:space="preserve">27. van Heesch S, Wit F, Botter J, et al. The translational landscape of the human heart. </w:t>
       </w:r>
       <w:r>
         <w:rPr>
           <w:i/>
-          <w:sz w:val="18"/>
-          <w:szCs w:val="18"/>
+          <w:sz w:val="24"/>
+          <w:szCs w:val="24"/>
         </w:rPr>
         <w:t>Cell</w:t>
       </w:r>
       <w:r>
         <w:rPr>
-          <w:sz w:val="18"/>
-          <w:szCs w:val="18"/>
+          <w:sz w:val="24"/>
+          <w:szCs w:val="24"/>
         </w:rPr>
         <w:t>. 2019;178(1):236–251.e24. doi:10.1016/j.cell.2019.05.010.</w:t>
       </w:r>
@@ -6486,23 +6566,23 @@
       </w:pPr>
       <w:r>
         <w:rPr>
-          <w:sz w:val="18"/>
-          <w:szCs w:val="18"/>
+          <w:sz w:val="24"/>
+          <w:szCs w:val="24"/>
         </w:rPr>
         <w:t xml:space="preserve">28. Chen T, Yu WH, Izard J, et al. The Human Oral Microbiome Database: a web accessible resource for investigating oral microbe taxonomic and genomic information. </w:t>
       </w:r>
       <w:r>
         <w:rPr>
           <w:i/>
-          <w:sz w:val="18"/>
-          <w:szCs w:val="18"/>
+          <w:sz w:val="24"/>
+          <w:szCs w:val="24"/>
         </w:rPr>
         <w:t>Database (Oxford)</w:t>
       </w:r>
       <w:r>
         <w:rPr>
-          <w:sz w:val="18"/>
-          <w:szCs w:val="18"/>
+          <w:sz w:val="24"/>
+          <w:szCs w:val="24"/>
         </w:rPr>
         <w:t>. 2010;2010:baq013. doi:10.1093/database/baq013.</w:t>
       </w:r>
@@ -6514,23 +6594,23 @@
       </w:pPr>
       <w:r>
         <w:rPr>
-          <w:sz w:val="18"/>
-          <w:szCs w:val="18"/>
+          <w:sz w:val="24"/>
+          <w:szCs w:val="24"/>
         </w:rPr>
         <w:t xml:space="preserve">29. Belstrøm D, Jersie-Christensen RR, Lyon D, et al. Metaproteomics of saliva identifies human protein markers specific for individuals with periodontitis and dental caries compared to orally healthy controls. </w:t>
       </w:r>
       <w:r>
         <w:rPr>
           <w:i/>
-          <w:sz w:val="18"/>
-          <w:szCs w:val="18"/>
+          <w:sz w:val="24"/>
+          <w:szCs w:val="24"/>
         </w:rPr>
         <w:t>PeerJ</w:t>
       </w:r>
       <w:r>
         <w:rPr>
-          <w:sz w:val="18"/>
-          <w:szCs w:val="18"/>
+          <w:sz w:val="24"/>
+          <w:szCs w:val="24"/>
         </w:rPr>
         <w:t>. 2016;4:e2433. doi:10.7717/peerj.2433.</w:t>
       </w:r>
@@ -6542,23 +6622,23 @@
       </w:pPr>
       <w:r>
         <w:rPr>
-          <w:sz w:val="18"/>
-          <w:szCs w:val="18"/>
+          <w:sz w:val="24"/>
+          <w:szCs w:val="24"/>
         </w:rPr>
         <w:t xml:space="preserve">30. Jiang X, Zhang Y, Wang H, et al. In-depth metaproteomics analysis of oral microbiome for lung cancer. </w:t>
       </w:r>
       <w:r>
         <w:rPr>
           <w:i/>
-          <w:sz w:val="18"/>
-          <w:szCs w:val="18"/>
+          <w:sz w:val="24"/>
+          <w:szCs w:val="24"/>
         </w:rPr>
         <w:t>Research</w:t>
       </w:r>
       <w:r>
         <w:rPr>
-          <w:sz w:val="18"/>
-          <w:szCs w:val="18"/>
+          <w:sz w:val="24"/>
+          <w:szCs w:val="24"/>
         </w:rPr>
         <w:t>. 2022;2022:9781578. doi:10.34133/2022/9781578.</w:t>
       </w:r>
@@ -6570,23 +6650,23 @@
       </w:pPr>
       <w:r>
         <w:rPr>
-          <w:sz w:val="18"/>
-          <w:szCs w:val="18"/>
+          <w:sz w:val="24"/>
+          <w:szCs w:val="24"/>
         </w:rPr>
         <w:t xml:space="preserve">31. Yuan J, Sun B, Li M, et al. OSaMPle workflow for salivary metaproteomics analysis reveals dysbiosis in inflammatory bowel disease patients. </w:t>
       </w:r>
       <w:r>
         <w:rPr>
           <w:i/>
-          <w:sz w:val="18"/>
-          <w:szCs w:val="18"/>
+          <w:sz w:val="24"/>
+          <w:szCs w:val="24"/>
         </w:rPr>
         <w:t>npj Biofilms Microbiomes</w:t>
       </w:r>
       <w:r>
         <w:rPr>
-          <w:sz w:val="18"/>
-          <w:szCs w:val="18"/>
+          <w:sz w:val="24"/>
+          <w:szCs w:val="24"/>
         </w:rPr>
         <w:t>. 2025;11:63. doi:10.1038/s41522-025-00692-z.</w:t>
       </w:r>
@@ -6598,23 +6678,23 @@
       </w:pPr>
       <w:r>
         <w:rPr>
-          <w:sz w:val="18"/>
-          <w:szCs w:val="18"/>
+          <w:sz w:val="24"/>
+          <w:szCs w:val="24"/>
         </w:rPr>
         <w:t xml:space="preserve">32. Du Z, Ding X, Xu Y, Li Y. UniDL4BioPep: a universal deep learning architecture for binary classification in peptide bioactivity. </w:t>
       </w:r>
       <w:r>
         <w:rPr>
           <w:i/>
-          <w:sz w:val="18"/>
-          <w:szCs w:val="18"/>
+          <w:sz w:val="24"/>
+          <w:szCs w:val="24"/>
         </w:rPr>
         <w:t>Brief Bioinform</w:t>
       </w:r>
       <w:r>
         <w:rPr>
-          <w:sz w:val="18"/>
-          <w:szCs w:val="18"/>
+          <w:sz w:val="24"/>
+          <w:szCs w:val="24"/>
         </w:rPr>
         <w:t>. 2023;24(3):bbad135. doi:10.1093/bib/bbad135.</w:t>
       </w:r>
@@ -6626,23 +6706,23 @@
       </w:pPr>
       <w:r>
         <w:rPr>
-          <w:sz w:val="18"/>
-          <w:szCs w:val="18"/>
+          <w:sz w:val="24"/>
+          <w:szCs w:val="24"/>
         </w:rPr>
         <w:t xml:space="preserve">33. Gu ZF, Hao YD, Wang TY, et al. Prediction of blood-brain barrier penetrating peptides based on data augmentation with Augur. </w:t>
       </w:r>
       <w:r>
         <w:rPr>
           <w:i/>
-          <w:sz w:val="18"/>
-          <w:szCs w:val="18"/>
+          <w:sz w:val="24"/>
+          <w:szCs w:val="24"/>
         </w:rPr>
         <w:t>BMC Biol</w:t>
       </w:r>
       <w:r>
         <w:rPr>
-          <w:sz w:val="18"/>
-          <w:szCs w:val="18"/>
+          <w:sz w:val="24"/>
+          <w:szCs w:val="24"/>
         </w:rPr>
         <w:t>. 2024;22:86. doi:10.1186/s12915-024-01883-4.</w:t>
       </w:r>
@@ -6654,23 +6734,23 @@
       </w:pPr>
       <w:r>
         <w:rPr>
-          <w:sz w:val="18"/>
-          <w:szCs w:val="18"/>
+          <w:sz w:val="24"/>
+          <w:szCs w:val="24"/>
         </w:rPr>
         <w:t xml:space="preserve">34. Liu X, Zhao Z, Guan J, et al. Prediction of blood-brain barrier-penetrating peptides using B3BPFN. </w:t>
       </w:r>
       <w:r>
         <w:rPr>
           <w:i/>
-          <w:sz w:val="18"/>
-          <w:szCs w:val="18"/>
+          <w:sz w:val="24"/>
+          <w:szCs w:val="24"/>
         </w:rPr>
         <w:t>Front Mol Biosci</w:t>
       </w:r>
       <w:r>
         <w:rPr>
-          <w:sz w:val="18"/>
-          <w:szCs w:val="18"/>
+          <w:sz w:val="24"/>
+          <w:szCs w:val="24"/>
         </w:rPr>
         <w:t>. 2026;13:1858506. doi:10.3389/fmolb.2026.1858506.</w:t>
       </w:r>
@@ -6682,23 +6762,23 @@
       </w:pPr>
       <w:r>
         <w:rPr>
-          <w:sz w:val="18"/>
-          <w:szCs w:val="18"/>
+          <w:sz w:val="24"/>
+          <w:szCs w:val="24"/>
         </w:rPr>
         <w:t xml:space="preserve">35. Rathore AS, Jain S, Choudhury S, Raghava GPS. A large language model for predicting neurotoxic peptides and neurotoxins. </w:t>
       </w:r>
       <w:r>
         <w:rPr>
           <w:i/>
-          <w:sz w:val="18"/>
-          <w:szCs w:val="18"/>
+          <w:sz w:val="24"/>
+          <w:szCs w:val="24"/>
         </w:rPr>
         <w:t>Protein Sci</w:t>
       </w:r>
       <w:r>
         <w:rPr>
-          <w:sz w:val="18"/>
-          <w:szCs w:val="18"/>
+          <w:sz w:val="24"/>
+          <w:szCs w:val="24"/>
         </w:rPr>
         <w:t>. 2025;34(8):e70200. doi:10.1002/pro.70200.</w:t>
       </w:r>
@@ -6710,23 +6790,23 @@
       </w:pPr>
       <w:r>
         <w:rPr>
-          <w:sz w:val="18"/>
-          <w:szCs w:val="18"/>
+          <w:sz w:val="24"/>
+          <w:szCs w:val="24"/>
         </w:rPr>
         <w:t xml:space="preserve">36. Aptekmann AA, Buongiorno J, Giovannelli D, et al. mebipred: identifying metal-binding potential in protein sequence. </w:t>
       </w:r>
       <w:r>
         <w:rPr>
           <w:i/>
-          <w:sz w:val="18"/>
-          <w:szCs w:val="18"/>
+          <w:sz w:val="24"/>
+          <w:szCs w:val="24"/>
         </w:rPr>
         <w:t>Bioinformatics</w:t>
       </w:r>
       <w:r>
         <w:rPr>
-          <w:sz w:val="18"/>
-          <w:szCs w:val="18"/>
+          <w:sz w:val="24"/>
+          <w:szCs w:val="24"/>
         </w:rPr>
         <w:t>. 2022;38(14):3532–3540. doi:10.1093/bioinformatics/btac358.</w:t>
       </w:r>
@@ -6738,23 +6818,23 @@
       </w:pPr>
       <w:r>
         <w:rPr>
-          <w:sz w:val="18"/>
-          <w:szCs w:val="18"/>
+          <w:sz w:val="24"/>
+          <w:szCs w:val="24"/>
         </w:rPr>
         <w:t xml:space="preserve">37. Olsen TH, Yesiltas B, Marin FI, et al. AnOxPePred: using deep learning for the prediction of antioxidative properties of peptides. </w:t>
       </w:r>
       <w:r>
         <w:rPr>
           <w:i/>
-          <w:sz w:val="18"/>
-          <w:szCs w:val="18"/>
+          <w:sz w:val="24"/>
+          <w:szCs w:val="24"/>
         </w:rPr>
         <w:t>Sci Rep</w:t>
       </w:r>
       <w:r>
         <w:rPr>
-          <w:sz w:val="18"/>
-          <w:szCs w:val="18"/>
+          <w:sz w:val="24"/>
+          <w:szCs w:val="24"/>
         </w:rPr>
         <w:t>. 2020;10:21471. doi:10.1038/s41598-020-78319-w.</w:t>
       </w:r>
@@ -6766,23 +6846,23 @@
       </w:pPr>
       <w:r>
         <w:rPr>
-          <w:sz w:val="18"/>
-          <w:szCs w:val="18"/>
+          <w:sz w:val="24"/>
+          <w:szCs w:val="24"/>
         </w:rPr>
         <w:t xml:space="preserve">38. Torres MDT, Brooks EF, Cesaro A, et al. Mining human microbiomes reveals an untapped source of peptide antibiotics. </w:t>
       </w:r>
       <w:r>
         <w:rPr>
           <w:i/>
-          <w:sz w:val="18"/>
-          <w:szCs w:val="18"/>
+          <w:sz w:val="24"/>
+          <w:szCs w:val="24"/>
         </w:rPr>
         <w:t>Cell</w:t>
       </w:r>
       <w:r>
         <w:rPr>
-          <w:sz w:val="18"/>
-          <w:szCs w:val="18"/>
+          <w:sz w:val="24"/>
+          <w:szCs w:val="24"/>
         </w:rPr>
         <w:t>. 2024;187(19):5453–5467.e15. doi:10.1016/j.cell.2024.07.027.</w:t>
       </w:r>
@@ -6794,23 +6874,23 @@
       </w:pPr>
       <w:r>
         <w:rPr>
-          <w:sz w:val="18"/>
-          <w:szCs w:val="18"/>
+          <w:sz w:val="24"/>
+          <w:szCs w:val="24"/>
         </w:rPr>
         <w:t xml:space="preserve">39. De Ferrari GV, Canales MA, Shin I, et al. A structural motif of acetylcholinesterase that promotes amyloid β-peptide fibril formation. </w:t>
       </w:r>
       <w:r>
         <w:rPr>
           <w:i/>
-          <w:sz w:val="18"/>
-          <w:szCs w:val="18"/>
+          <w:sz w:val="24"/>
+          <w:szCs w:val="24"/>
         </w:rPr>
         <w:t>Biochemistry</w:t>
       </w:r>
       <w:r>
         <w:rPr>
-          <w:sz w:val="18"/>
-          <w:szCs w:val="18"/>
+          <w:sz w:val="24"/>
+          <w:szCs w:val="24"/>
         </w:rPr>
         <w:t>. 2001;40(35):10447–10457. doi:10.1021/bi0101392.</w:t>
       </w:r>
@@ -6822,23 +6902,23 @@
       </w:pPr>
       <w:r>
         <w:rPr>
-          <w:sz w:val="18"/>
-          <w:szCs w:val="18"/>
+          <w:sz w:val="24"/>
+          <w:szCs w:val="24"/>
         </w:rPr>
         <w:t xml:space="preserve">40. Bartolini M, Bertucci C, Cavrini V, Andrisano V. β-Amyloid aggregation induced by human acetylcholinesterase: inhibition studies. </w:t>
       </w:r>
       <w:r>
         <w:rPr>
           <w:i/>
-          <w:sz w:val="18"/>
-          <w:szCs w:val="18"/>
+          <w:sz w:val="24"/>
+          <w:szCs w:val="24"/>
         </w:rPr>
         <w:t>Biochem Pharmacol</w:t>
       </w:r>
       <w:r>
         <w:rPr>
-          <w:sz w:val="18"/>
-          <w:szCs w:val="18"/>
+          <w:sz w:val="24"/>
+          <w:szCs w:val="24"/>
         </w:rPr>
         <w:t>. 2003;65(3):407–416. doi:10.1016/s0006-2952(02)01514-9.</w:t>
       </w:r>
@@ -6850,23 +6930,23 @@
       </w:pPr>
       <w:r>
         <w:rPr>
-          <w:sz w:val="18"/>
-          <w:szCs w:val="18"/>
+          <w:sz w:val="24"/>
+          <w:szCs w:val="24"/>
         </w:rPr>
         <w:t xml:space="preserve">41. Kryger G, Silman I, Sussman JL. Structure of acetylcholinesterase complexed with E2020 (Aricept). </w:t>
       </w:r>
       <w:r>
         <w:rPr>
           <w:i/>
-          <w:sz w:val="18"/>
-          <w:szCs w:val="18"/>
+          <w:sz w:val="24"/>
+          <w:szCs w:val="24"/>
         </w:rPr>
         <w:t>Structure</w:t>
       </w:r>
       <w:r>
         <w:rPr>
-          <w:sz w:val="18"/>
-          <w:szCs w:val="18"/>
+          <w:sz w:val="24"/>
+          <w:szCs w:val="24"/>
         </w:rPr>
         <w:t>. 1999;7(3):297–307. doi:10.1016/s0969-2126(99)80040-9.</w:t>
       </w:r>
@@ -6878,23 +6958,23 @@
       </w:pPr>
       <w:r>
         <w:rPr>
-          <w:sz w:val="18"/>
-          <w:szCs w:val="18"/>
+          <w:sz w:val="24"/>
+          <w:szCs w:val="24"/>
         </w:rPr>
         <w:t xml:space="preserve">42. Cheung J, Rudolph MJ, Burshteyn F, et al. Structures of human acetylcholinesterase in complex with pharmacologically important ligands. </w:t>
       </w:r>
       <w:r>
         <w:rPr>
           <w:i/>
-          <w:sz w:val="18"/>
-          <w:szCs w:val="18"/>
+          <w:sz w:val="24"/>
+          <w:szCs w:val="24"/>
         </w:rPr>
         <w:t>J Med Chem</w:t>
       </w:r>
       <w:r>
         <w:rPr>
-          <w:sz w:val="18"/>
-          <w:szCs w:val="18"/>
+          <w:sz w:val="24"/>
+          <w:szCs w:val="24"/>
         </w:rPr>
         <w:t>. 2012;55(23):10282–10286. doi:10.1021/jm300871x.</w:t>
       </w:r>
@@ -6906,23 +6986,23 @@
       </w:pPr>
       <w:r>
         <w:rPr>
-          <w:sz w:val="18"/>
-          <w:szCs w:val="18"/>
+          <w:sz w:val="24"/>
+          <w:szCs w:val="24"/>
         </w:rPr>
         <w:t xml:space="preserve">43. Trott O, Olson AJ. AutoDock Vina: improving the speed and accuracy of docking with a new scoring function. </w:t>
       </w:r>
       <w:r>
         <w:rPr>
           <w:i/>
-          <w:sz w:val="18"/>
-          <w:szCs w:val="18"/>
+          <w:sz w:val="24"/>
+          <w:szCs w:val="24"/>
         </w:rPr>
         <w:t>J Comput Chem</w:t>
       </w:r>
       <w:r>
         <w:rPr>
-          <w:sz w:val="18"/>
-          <w:szCs w:val="18"/>
+          <w:sz w:val="24"/>
+          <w:szCs w:val="24"/>
         </w:rPr>
         <w:t>. 2010;31(2):455–461. doi:10.1002/jcc.21334.</w:t>
       </w:r>
@@ -6934,23 +7014,23 @@
       </w:pPr>
       <w:r>
         <w:rPr>
-          <w:sz w:val="18"/>
-          <w:szCs w:val="18"/>
+          <w:sz w:val="24"/>
+          <w:szCs w:val="24"/>
         </w:rPr>
         <w:t xml:space="preserve">44. Eberhardt J, Santos-Martins D, Tillack AF, Forli S. AutoDock Vina 1.2.0: new docking methods, expanded force field, and Python bindings. </w:t>
       </w:r>
       <w:r>
         <w:rPr>
           <w:i/>
-          <w:sz w:val="18"/>
-          <w:szCs w:val="18"/>
+          <w:sz w:val="24"/>
+          <w:szCs w:val="24"/>
         </w:rPr>
         <w:t>J Chem Inf Model</w:t>
       </w:r>
       <w:r>
         <w:rPr>
-          <w:sz w:val="18"/>
-          <w:szCs w:val="18"/>
+          <w:sz w:val="24"/>
+          <w:szCs w:val="24"/>
         </w:rPr>
         <w:t>. 2021;61(8):3891–3898. doi:10.1021/acs.jcim.1c00203.</w:t>
       </w:r>
@@ -6962,23 +7042,23 @@
       </w:pPr>
       <w:r>
         <w:rPr>
-          <w:sz w:val="18"/>
-          <w:szCs w:val="18"/>
+          <w:sz w:val="24"/>
+          <w:szCs w:val="24"/>
         </w:rPr>
         <w:t xml:space="preserve">45. London N, Raveh B, Cohen E, et al. Rosetta FlexPepDock web server—high resolution modeling of peptide–protein interactions. </w:t>
       </w:r>
       <w:r>
         <w:rPr>
           <w:i/>
-          <w:sz w:val="18"/>
-          <w:szCs w:val="18"/>
+          <w:sz w:val="24"/>
+          <w:szCs w:val="24"/>
         </w:rPr>
         <w:t>Nucleic Acids Res</w:t>
       </w:r>
       <w:r>
         <w:rPr>
-          <w:sz w:val="18"/>
-          <w:szCs w:val="18"/>
+          <w:sz w:val="24"/>
+          <w:szCs w:val="24"/>
         </w:rPr>
         <w:t>. 2011;39:W249–W253. doi:10.1093/nar/gkr326.</w:t>
       </w:r>
@@ -6990,23 +7070,23 @@
       </w:pPr>
       <w:r>
         <w:rPr>
-          <w:sz w:val="18"/>
-          <w:szCs w:val="18"/>
+          <w:sz w:val="24"/>
+          <w:szCs w:val="24"/>
         </w:rPr>
         <w:t xml:space="preserve">46. Atanasova M, Dimitrov I, Ivanov S. Molecular dynamics simulations of acetylcholinesterase–beta-amyloid peptide complex. </w:t>
       </w:r>
       <w:r>
         <w:rPr>
           <w:i/>
-          <w:sz w:val="18"/>
-          <w:szCs w:val="18"/>
+          <w:sz w:val="24"/>
+          <w:szCs w:val="24"/>
         </w:rPr>
         <w:t>Cybern Inf Technol</w:t>
       </w:r>
       <w:r>
         <w:rPr>
-          <w:sz w:val="18"/>
-          <w:szCs w:val="18"/>
+          <w:sz w:val="24"/>
+          <w:szCs w:val="24"/>
         </w:rPr>
         <w:t>. 2020;20(6):140–154. doi:10.2478/cait-2020-0068.</w:t>
       </w:r>
@@ -7018,23 +7098,23 @@
       </w:pPr>
       <w:r>
         <w:rPr>
-          <w:sz w:val="18"/>
-          <w:szCs w:val="18"/>
+          <w:sz w:val="24"/>
+          <w:szCs w:val="24"/>
         </w:rPr>
         <w:t xml:space="preserve">47. Lushchekina SV, Kots ED, Novichkova DA, et al. Role of acetylcholinesterase in β-amyloid aggregation studied by accelerated molecular dynamics. </w:t>
       </w:r>
       <w:r>
         <w:rPr>
           <w:i/>
-          <w:sz w:val="18"/>
-          <w:szCs w:val="18"/>
+          <w:sz w:val="24"/>
+          <w:szCs w:val="24"/>
         </w:rPr>
         <w:t>BioNanoScience</w:t>
       </w:r>
       <w:r>
         <w:rPr>
-          <w:sz w:val="18"/>
-          <w:szCs w:val="18"/>
+          <w:sz w:val="24"/>
+          <w:szCs w:val="24"/>
         </w:rPr>
         <w:t>. 2017;7:396–402. doi:10.1007/s12668-016-0375-x.</w:t>
       </w:r>
@@ -7046,23 +7126,23 @@
       </w:pPr>
       <w:r>
         <w:rPr>
-          <w:sz w:val="18"/>
-          <w:szCs w:val="18"/>
+          <w:sz w:val="24"/>
+          <w:szCs w:val="24"/>
         </w:rPr>
         <w:t xml:space="preserve">48. Bush AI. The metal theory of Alzheimer’s disease. </w:t>
       </w:r>
       <w:r>
         <w:rPr>
           <w:i/>
-          <w:sz w:val="18"/>
-          <w:szCs w:val="18"/>
+          <w:sz w:val="24"/>
+          <w:szCs w:val="24"/>
         </w:rPr>
         <w:t>J Alzheimers Dis</w:t>
       </w:r>
       <w:r>
         <w:rPr>
-          <w:sz w:val="18"/>
-          <w:szCs w:val="18"/>
+          <w:sz w:val="24"/>
+          <w:szCs w:val="24"/>
         </w:rPr>
         <w:t>. 2013;33 Suppl 1:S277–S281. doi:10.3233/JAD-2012-129011.</w:t>
       </w:r>
@@ -7074,23 +7154,23 @@
       </w:pPr>
       <w:r>
         <w:rPr>
-          <w:sz w:val="18"/>
-          <w:szCs w:val="18"/>
+          <w:sz w:val="24"/>
+          <w:szCs w:val="24"/>
         </w:rPr>
         <w:t xml:space="preserve">49. Lei P, Ayton S, Bush AI. The essential elements of Alzheimer’s disease. </w:t>
       </w:r>
       <w:r>
         <w:rPr>
           <w:i/>
-          <w:sz w:val="18"/>
-          <w:szCs w:val="18"/>
+          <w:sz w:val="24"/>
+          <w:szCs w:val="24"/>
         </w:rPr>
         <w:t>J Biol Chem</w:t>
       </w:r>
       <w:r>
         <w:rPr>
-          <w:sz w:val="18"/>
-          <w:szCs w:val="18"/>
+          <w:sz w:val="24"/>
+          <w:szCs w:val="24"/>
         </w:rPr>
         <w:t>. 2021;296:100105. doi:10.1074/jbc.REV120.008207.</w:t>
       </w:r>
@@ -7102,23 +7182,23 @@
       </w:pPr>
       <w:r>
         <w:rPr>
-          <w:sz w:val="18"/>
-          <w:szCs w:val="18"/>
+          <w:sz w:val="24"/>
+          <w:szCs w:val="24"/>
         </w:rPr>
         <w:t xml:space="preserve">50. Di Natale G, Bellia F, Sciacca MFM, et al. Tau-peptide fragments and their copper(II) complexes: effects on amyloid-β aggregation. </w:t>
       </w:r>
       <w:r>
         <w:rPr>
           <w:i/>
-          <w:sz w:val="18"/>
-          <w:szCs w:val="18"/>
+          <w:sz w:val="24"/>
+          <w:szCs w:val="24"/>
         </w:rPr>
         <w:t>Inorg Chim Acta</w:t>
       </w:r>
       <w:r>
         <w:rPr>
-          <w:sz w:val="18"/>
-          <w:szCs w:val="18"/>
+          <w:sz w:val="24"/>
+          <w:szCs w:val="24"/>
         </w:rPr>
         <w:t>. 2018;472:82–92. doi:10.1016/j.ica.2017.09.061.</w:t>
       </w:r>
@@ -7130,23 +7210,23 @@
       </w:pPr>
       <w:r>
         <w:rPr>
-          <w:sz w:val="18"/>
-          <w:szCs w:val="18"/>
+          <w:sz w:val="24"/>
+          <w:szCs w:val="24"/>
         </w:rPr>
         <w:t xml:space="preserve">51. Perini G, Ciasca G, Minelli E, et al. Dynamic structural determinants underlie the neurotoxicity of the N-terminal tau 26–44 peptide. </w:t>
       </w:r>
       <w:r>
         <w:rPr>
           <w:i/>
-          <w:sz w:val="18"/>
-          <w:szCs w:val="18"/>
+          <w:sz w:val="24"/>
+          <w:szCs w:val="24"/>
         </w:rPr>
         <w:t>Int J Biol Macromol</w:t>
       </w:r>
       <w:r>
         <w:rPr>
-          <w:sz w:val="18"/>
-          <w:szCs w:val="18"/>
+          <w:sz w:val="24"/>
+          <w:szCs w:val="24"/>
         </w:rPr>
         <w:t>. 2019;141:278–289. doi:10.1016/j.ijbiomac.2019.08.220.</w:t>
       </w:r>
@@ -7158,23 +7238,23 @@
       </w:pPr>
       <w:r>
         <w:rPr>
-          <w:sz w:val="18"/>
-          <w:szCs w:val="18"/>
+          <w:sz w:val="24"/>
+          <w:szCs w:val="24"/>
         </w:rPr>
         <w:t xml:space="preserve">52. Chen SG, Stribinskis V, Rane MJ, et al. Exposure to the functional bacterial amyloid protein curli enhances alpha-synuclein aggregation. </w:t>
       </w:r>
       <w:r>
         <w:rPr>
           <w:i/>
-          <w:sz w:val="18"/>
-          <w:szCs w:val="18"/>
+          <w:sz w:val="24"/>
+          <w:szCs w:val="24"/>
         </w:rPr>
         <w:t>Sci Rep</w:t>
       </w:r>
       <w:r>
         <w:rPr>
-          <w:sz w:val="18"/>
-          <w:szCs w:val="18"/>
+          <w:sz w:val="24"/>
+          <w:szCs w:val="24"/>
         </w:rPr>
         <w:t>. 2016;6:34477. doi:10.1038/srep34477.</w:t>
       </w:r>
@@ -7186,23 +7266,23 @@
       </w:pPr>
       <w:r>
         <w:rPr>
-          <w:sz w:val="18"/>
-          <w:szCs w:val="18"/>
+          <w:sz w:val="24"/>
+          <w:szCs w:val="24"/>
         </w:rPr>
         <w:t xml:space="preserve">53. Escapa IF, Chen T, Huang Y, et al. New insights into human nostril microbiome from the expanded Human Oral Microbiome Database. </w:t>
       </w:r>
       <w:r>
         <w:rPr>
           <w:i/>
-          <w:sz w:val="18"/>
-          <w:szCs w:val="18"/>
+          <w:sz w:val="24"/>
+          <w:szCs w:val="24"/>
         </w:rPr>
         <w:t>mSystems</w:t>
       </w:r>
       <w:r>
         <w:rPr>
-          <w:sz w:val="18"/>
-          <w:szCs w:val="18"/>
+          <w:sz w:val="24"/>
+          <w:szCs w:val="24"/>
         </w:rPr>
         <w:t>. 2018;3(6):e00187-18. doi:10.1128/mSystems.00187-18.</w:t>
       </w:r>
@@ -7214,23 +7294,23 @@
       </w:pPr>
       <w:r>
         <w:rPr>
-          <w:sz w:val="18"/>
-          <w:szCs w:val="18"/>
+          <w:sz w:val="24"/>
+          <w:szCs w:val="24"/>
         </w:rPr>
         <w:t xml:space="preserve">54. Abraham MJ, Murtola T, Schulz R, et al. GROMACS: high performance molecular simulations through multi-level parallelism from laptops to supercomputers. </w:t>
       </w:r>
       <w:r>
         <w:rPr>
           <w:i/>
-          <w:sz w:val="18"/>
-          <w:szCs w:val="18"/>
+          <w:sz w:val="24"/>
+          <w:szCs w:val="24"/>
         </w:rPr>
         <w:t>SoftwareX</w:t>
       </w:r>
       <w:r>
         <w:rPr>
-          <w:sz w:val="18"/>
-          <w:szCs w:val="18"/>
+          <w:sz w:val="24"/>
+          <w:szCs w:val="24"/>
         </w:rPr>
         <w:t>. 2015;1–2:19–25. doi:10.1016/j.softx.2015.06.001.</w:t>
       </w:r>
@@ -7242,32 +7322,32 @@
       </w:pPr>
       <w:r>
         <w:rPr>
-          <w:sz w:val="18"/>
-          <w:szCs w:val="18"/>
+          <w:sz w:val="24"/>
+          <w:szCs w:val="24"/>
         </w:rPr>
         <w:t xml:space="preserve">55. Lindorff-Larsen K, Piana S, Palmo K, et al. Improved side-chain torsion potentials for the Amber ff99SB protein force field. </w:t>
       </w:r>
       <w:r>
         <w:rPr>
           <w:i/>
-          <w:sz w:val="18"/>
-          <w:szCs w:val="18"/>
+          <w:sz w:val="24"/>
+          <w:szCs w:val="24"/>
         </w:rPr>
         <w:t>Proteins</w:t>
       </w:r>
       <w:r>
         <w:rPr>
-          <w:sz w:val="18"/>
-          <w:szCs w:val="18"/>
+          <w:sz w:val="24"/>
+          <w:szCs w:val="24"/>
         </w:rPr>
         <w:t>. 2010;78(8):1950–1958. doi:10.1002/prot.22711.</w:t>
       </w:r>
     </w:p>
     <w:sectPr>
       <w:pgSz w:w="11906" w:h="16838"/>
-      <w:pgMar w:top="1134" w:right="1134" w:bottom="1134" w:left="1134" w:header="600" w:footer="600" w:gutter="0"/>
+      <w:pgMar w:top="1440" w:right="1440" w:bottom="1440" w:left="1440" w:header="600" w:footer="600" w:gutter="0"/>
       <w:cols w:space="720"/>
-      <w:docGrid w:linePitch="312"/>
+      <w:docGrid w:linePitch="480"/>
     </w:sectPr>
   </w:body>
 </w:document>
@@ -7279,15 +7359,16 @@
     <w:rPrDefault>
       <w:rPr>
         <w:rFonts w:ascii="Times New Roman" w:hAnsi="Times New Roman" w:eastAsia="宋体" w:cs="Times New Roman"/>
-        <w:sz w:val="22"/>
-        <w:szCs w:val="22"/>
+        <w:sz w:val="24"/>
+        <w:szCs w:val="24"/>
         <w:lang w:val="en-US" w:eastAsia="zh-CN"/>
       </w:rPr>
     </w:rPrDefault>
     <w:pPrDefault>
       <w:pPr>
-        <w:spacing w:after="120" w:line="276" w:lineRule="auto"/>
+        <w:spacing w:before="0" w:after="0" w:line="480" w:lineRule="auto"/>
         <w:jc w:val="both"/>
+        <w:widowControl/>
       </w:pPr>
     </w:pPrDefault>
   </w:docDefaults>
@@ -7295,8 +7376,14 @@
     <w:name w:val="Normal"/>
     <w:qFormat/>
     <w:pPr>
+      <w:spacing w:before="0" w:after="0" w:line="480" w:lineRule="auto"/>
+      <w:jc w:val="both"/>
       <w:widowControl/>
     </w:pPr>
+    <w:rPr>
+      <w:sz w:val="24"/>
+      <w:szCs w:val="24"/>
+    </w:rPr>
   </w:style>
   <w:style w:type="paragraph" w:styleId="Heading1">
     <w:name w:val="heading 1"/>
@@ -7306,16 +7393,16 @@
     <w:pPr>
       <w:keepNext/>
       <w:keepLines/>
-      <w:spacing w:before="240" w:after="180"/>
-      <w:jc w:val="center"/>
+      <w:spacing w:before="240" w:after="120"/>
+      <w:jc w:val="left"/>
       <w:outlineLvl w:val="0"/>
     </w:pPr>
     <w:rPr>
-      <w:rFonts w:ascii="Arial" w:hAnsi="Arial" w:eastAsia="黑体"/>
+      <w:rFonts w:ascii="Times New Roman" w:hAnsi="Times New Roman" w:eastAsia="黑体"/>
       <w:b/>
-      <w:color w:val="17365D"/>
-      <w:sz w:val="36"/>
-      <w:szCs w:val="36"/>
+      <w:color w:val="000000"/>
+      <w:sz w:val="30"/>
+      <w:szCs w:val="30"/>
     </w:rPr>
   </w:style>
   <w:style w:type="paragraph" w:styleId="Heading2">
@@ -7326,15 +7413,16 @@
     <w:pPr>
       <w:keepNext/>
       <w:keepLines/>
-      <w:spacing w:before="280" w:after="140"/>
+      <w:spacing w:before="240" w:after="120"/>
+      <w:jc w:val="left"/>
       <w:outlineLvl w:val="1"/>
     </w:pPr>
     <w:rPr>
-      <w:rFonts w:ascii="Arial" w:hAnsi="Arial" w:eastAsia="黑体"/>
+      <w:rFonts w:ascii="Times New Roman" w:hAnsi="Times New Roman" w:eastAsia="黑体"/>
       <w:b/>
-      <w:color w:val="17365D"/>
-      <w:sz w:val="30"/>
-      <w:szCs w:val="30"/>
+      <w:color w:val="000000"/>
+      <w:sz w:val="28"/>
+      <w:szCs w:val="28"/>
     </w:rPr>
   </w:style>
   <w:style w:type="paragraph" w:styleId="Heading3">
@@ -7344,15 +7432,17 @@
     <w:qFormat/>
     <w:pPr>
       <w:keepNext/>
-      <w:spacing w:before="220" w:after="100"/>
+      <w:keepLines/>
+      <w:spacing w:before="180" w:after="60"/>
       <w:outlineLvl w:val="2"/>
     </w:pPr>
     <w:rPr>
-      <w:rFonts w:ascii="Arial" w:hAnsi="Arial" w:eastAsia="黑体"/>
+      <w:rFonts w:ascii="Times New Roman" w:hAnsi="Times New Roman" w:eastAsia="黑体"/>
       <w:b/>
-      <w:color w:val="2F5597"/>
-      <w:sz w:val="26"/>
-      <w:szCs w:val="26"/>
+      <w:i/>
+      <w:color w:val="000000"/>
+      <w:sz w:val="24"/>
+      <w:szCs w:val="24"/>
     </w:rPr>
   </w:style>
   <w:style w:type="paragraph" w:styleId="Heading4">
@@ -7362,40 +7452,37 @@
     <w:qFormat/>
     <w:pPr>
       <w:keepNext/>
-      <w:spacing w:before="180" w:after="80"/>
+      <w:spacing w:before="120" w:after="0"/>
       <w:outlineLvl w:val="3"/>
     </w:pPr>
     <w:rPr>
-      <w:rFonts w:ascii="Arial" w:hAnsi="Arial" w:eastAsia="黑体"/>
-      <w:b/>
-      <w:color w:val="365F91"/>
-      <w:sz w:val="23"/>
-      <w:szCs w:val="23"/>
+      <w:i/>
+      <w:color w:val="000000"/>
+      <w:sz w:val="24"/>
+      <w:szCs w:val="24"/>
     </w:rPr>
   </w:style>
   <w:style w:type="paragraph" w:styleId="Note">
     <w:name w:val="Note"/>
     <w:basedOn w:val="Normal"/>
     <w:pPr>
-      <w:spacing w:after="80"/>
-      <w:jc w:val="left"/>
+      <w:spacing w:after="0" w:line="480" w:lineRule="auto"/>
     </w:pPr>
     <w:rPr>
-      <w:color w:val="5B6573"/>
       <w:i/>
-      <w:sz w:val="19"/>
-      <w:szCs w:val="19"/>
+      <w:sz w:val="24"/>
+      <w:szCs w:val="24"/>
     </w:rPr>
   </w:style>
   <w:style w:type="paragraph" w:styleId="Keywords">
     <w:name w:val="Keywords"/>
     <w:basedOn w:val="Normal"/>
     <w:pPr>
-      <w:spacing w:after="160"/>
+      <w:spacing w:after="120" w:line="480" w:lineRule="auto"/>
     </w:pPr>
     <w:rPr>
-      <w:sz w:val="20"/>
-      <w:szCs w:val="20"/>
+      <w:sz w:val="24"/>
+      <w:szCs w:val="24"/>
     </w:rPr>
   </w:style>
   <w:style w:type="paragraph" w:styleId="Caption">
@@ -7403,52 +7490,47 @@
     <w:basedOn w:val="Normal"/>
     <w:pPr>
       <w:keepNext/>
-      <w:spacing w:before="60" w:after="120"/>
+      <w:spacing w:before="120" w:after="60" w:line="240" w:lineRule="auto"/>
       <w:jc w:val="left"/>
     </w:pPr>
     <w:rPr>
-      <w:i/>
-      <w:sz w:val="18"/>
-      <w:szCs w:val="18"/>
+      <w:sz w:val="20"/>
+      <w:szCs w:val="20"/>
     </w:rPr>
   </w:style>
   <w:style w:type="paragraph" w:styleId="Figure">
     <w:name w:val="Figure"/>
     <w:basedOn w:val="Normal"/>
-    <w:pPr>
-      <w:spacing w:before="120" w:after="60"/>
-      <w:jc w:val="center"/>
-    </w:pPr>
   </w:style>
   <w:style w:type="paragraph" w:styleId="Reference">
     <w:name w:val="Reference"/>
     <w:basedOn w:val="Normal"/>
     <w:pPr>
-      <w:spacing w:after="60" w:line="220" w:lineRule="auto"/>
+      <w:spacing w:after="0" w:line="480" w:lineRule="auto"/>
       <w:jc w:val="left"/>
     </w:pPr>
     <w:rPr>
-      <w:sz w:val="18"/>
-      <w:szCs w:val="18"/>
+      <w:sz w:val="24"/>
+      <w:szCs w:val="24"/>
     </w:rPr>
   </w:style>
   <w:style w:type="paragraph" w:styleId="ListParagraph">
     <w:name w:val="List Paragraph"/>
     <w:basedOn w:val="Normal"/>
     <w:pPr>
-      <w:spacing w:after="60"/>
+      <w:spacing w:after="0" w:line="480" w:lineRule="auto"/>
     </w:pPr>
   </w:style>
   <w:style w:type="paragraph" w:styleId="TableText">
     <w:name w:val="Table Text"/>
     <w:basedOn w:val="Normal"/>
     <w:pPr>
-      <w:spacing w:after="0"/>
+      <w:spacing w:before="0" w:after="0" w:line="240" w:lineRule="auto"/>
       <w:jc w:val="left"/>
     </w:pPr>
     <w:rPr>
-      <w:sz w:val="17"/>
-      <w:szCs w:val="17"/>
+      <w:sz w:val="20"/>
+      <w:szCs w:val="20"/>
     </w:rPr>
   </w:style>
   <w:style w:type="table" w:styleId="ThreeLineTable">

--- a/projects/porphyromonas-ad-mechanism-manuscript/manuscript/full/English.docx
+++ b/projects/porphyromonas-ad-mechanism-manuscript/manuscript/full/English.docx
@@ -16,78 +16,7 @@
         <w:pStyle w:val="Normal"/>
       </w:pPr>
       <w:r>
-        <w:rPr>
-          <w:b/>
-        </w:rPr>
-        <w:t>Background:</w:t>
-      </w:r>
-      <w:r>
-        <w:t xml:space="preserve"> Periodontitis-associated oral dysbiosis may contribute to Alzheimer’s disease (AD)-relevant inflammation, but the molecular entities linking the oral microbiome to the brain remain unresolved. Microbiome small open reading frames (smORFs) provide a large, poorly characterized peptide space for computational prioritization.</w:t>
-      </w:r>
-    </w:p>
-    <w:p>
-      <w:pPr>
-        <w:pStyle w:val="Normal"/>
-      </w:pPr>
-      <w:r>
-        <w:rPr>
-          <w:b/>
-        </w:rPr>
-        <w:t>Objective:</w:t>
-      </w:r>
-      <w:r>
-        <w:t xml:space="preserve"> To reconstruct an aggregate oral-smORF screening cascade, characterize a supplied peptide shortlist, and define testable AChE, metal/redox, blood–brain barrier (BBB), and neurotoxicity hypotheses.</w:t>
-      </w:r>
-    </w:p>
-    <w:p>
-      <w:pPr>
-        <w:pStyle w:val="Normal"/>
-      </w:pPr>
-      <w:r>
-        <w:rPr>
-          <w:b/>
-        </w:rPr>
-        <w:t>Methods:</w:t>
-      </w:r>
-      <w:r>
-        <w:t xml:space="preserve"> This computation-only secondary analysis integrated sequence/proteomic filtering, ESM-2 embeddings with task-specific convolutional networks, a fine-tuned ESM2-t30 neurotoxicity model, a two-tier neural-network metal-binding predictor, a multi-task antioxidant convolutional network, and a separate AChE docking summary.</w:t>
-      </w:r>
-    </w:p>
-    <w:p>
-      <w:pPr>
-        <w:pStyle w:val="Normal"/>
-      </w:pPr>
-      <w:r>
-        <w:rPr>
-          <w:b/>
-        </w:rPr>
-        <w:t>Results:</w:t>
-      </w:r>
-      <w:r>
-        <w:t xml:space="preserve"> Filtering retained 31,510 and 33,786 candidates in the two supplied branches. In the periodontitis-labelled branch, 3,518 candidates were BBB-high; 3,299 were within the NTxPred2 length domain and 923 were model-positive. Subsequent filters retained 111, 15, 12, and 8 candidates. A separate dataset contained twelve unique 7–9-residue sequences with AChE Vina means from −9.60 to −8.25 kcal/mol. Sequence composition and score ordering were reproducible, whereas sequence-level funnel linkage and docking execution could not be reconstructed from the available material.</w:t>
-      </w:r>
-    </w:p>
-    <w:p>
-      <w:pPr>
-        <w:pStyle w:val="Normal"/>
-      </w:pPr>
-      <w:r>
-        <w:rPr>
-          <w:b/>
-        </w:rPr>
-        <w:t>Conclusions:</w:t>
-      </w:r>
-      <w:r>
-        <w:t xml:space="preserve"> The analysis yields a bounded shortlist for independent computational and experimental validation rather than evidence of peptide expression, brain exposure, </w:t>
-      </w:r>
-      <w:r>
-        <w:rPr>
-          <w:i/>
-        </w:rPr>
-        <w:t>Porphyromonas gingivalis</w:t>
-      </w:r>
-      <w:r>
-        <w:t xml:space="preserve"> origin, AChE engagement, or an AD mechanism. A prespecified 100-ns GROMACS extension will add trajectory-derived stability and contact analyses after completion and quality control.</w:t>
+        <w:t>Periodontitis-associated oral dysbiosis may contribute to Alzheimer’s disease (AD)-relevant inflammation, but the molecular entities linking the oral microbiome to the brain remain unresolved. Microbiome small open reading frames (smORFs) provide a large, poorly characterized peptide space for computational prioritization. We therefore sought to reconstruct an aggregate oral-smORF screening cascade, characterize a supplied peptide shortlist, and define testable AChE, metal/redox, blood–brain barrier (BBB), and neurotoxicity hypotheses. This computation-only secondary analysis integrated sequence/proteomic filtering, ESM-2 embeddings with task-specific convolutional networks, a fine-tuned ESM2-t30 neurotoxicity model, a two-tier neural-network metal-binding predictor, a multi-task antioxidant convolutional network, and a separate AChE docking summary. Filtering retained 31,510 and 33,786 candidates in the two supplied branches. In the periodontitis-labelled branch, 3,518 candidates were BBB-high; 3,299 were within the NTxPred2 length domain and 923 were model-positive. Subsequent filters retained 111, 15, 12, and 8 candidates. A separate dataset contained twelve unique 7–9-residue sequences with AChE Vina means from −9.60 to −8.25 kcal/mol. Sequence composition and score ordering were reproducible, whereas sequence-level funnel linkage and docking execution could not be reconstructed from the available material.</w:t>
       </w:r>
     </w:p>
     <w:p>
@@ -133,7 +62,7 @@
     </w:p>
     <w:p>
       <w:pPr>
-        <w:pStyle w:val="Normal"/>
+        <w:pStyle w:val="BodyText"/>
       </w:pPr>
       <w:r>
         <w:t xml:space="preserve">Alzheimer’s disease (AD) is a progressive neurodegenerative disorder in which amyloid-β (Aβ) deposition, tau pathology, synaptic failure, glial activation, vascular dysfunction, and systemic comorbidity interact over a prolonged preclinical and clinical continuum </w:t>
@@ -153,7 +82,7 @@
     </w:p>
     <w:p>
       <w:pPr>
-        <w:pStyle w:val="Normal"/>
+        <w:pStyle w:val="BodyText"/>
       </w:pPr>
       <w:r>
         <w:t xml:space="preserve">The cholinergic system illustrates the distinction between clinical relevance and causal sufficiency. Loss of cholinergic function contributes to cognitive symptoms, and acetylcholinesterase (AChE) inhibitors remain established symptomatic treatments </w:t>
@@ -173,7 +102,7 @@
     </w:p>
     <w:p>
       <w:pPr>
-        <w:pStyle w:val="Normal"/>
+        <w:pStyle w:val="BodyText"/>
       </w:pPr>
       <w:r>
         <w:t xml:space="preserve">Chronic peripheral inflammatory states have consequently attracted attention as possible modifiers of neurodegenerative vulnerability. Periodontitis is of particular interest because it combines persistent mucosal inflammation, a dysbiotic polymicrobial biofilm, episodic access of microbial products to the circulation, and strong age and comorbidity gradients </w:t>
@@ -202,7 +131,7 @@
     </w:p>
     <w:p>
       <w:pPr>
-        <w:pStyle w:val="Normal"/>
+        <w:pStyle w:val="BodyText"/>
       </w:pPr>
       <w:r>
         <w:t xml:space="preserve">Periodontitis is an ecological disease of the tooth-supporting tissues rather than the consequence of a single pathogen. In susceptible hosts, altered community structure, inflammatory nutrient release, and impaired resolution can reinforce one another, producing a dysbiotic environment with site-specific transcriptional activity. Paired oral metagenomic and metatranscriptomic data show that disease-associated signals vary by species and oral site and that taxonomic abundance cannot substitute for functional activity </w:t>
@@ -222,7 +151,7 @@
     </w:p>
     <w:p>
       <w:pPr>
-        <w:pStyle w:val="Normal"/>
+        <w:pStyle w:val="BodyText"/>
       </w:pPr>
       <w:r>
         <w:t xml:space="preserve">Within this community, </w:t>
@@ -269,7 +198,7 @@
     </w:p>
     <w:p>
       <w:pPr>
-        <w:pStyle w:val="Normal"/>
+        <w:pStyle w:val="BodyText"/>
       </w:pPr>
       <w:r>
         <w:t xml:space="preserve">The distinction between an organism-level hypothesis and a community-peptide hypothesis is fundamental. Detection of </w:t>
@@ -313,7 +242,7 @@
     </w:p>
     <w:p>
       <w:pPr>
-        <w:pStyle w:val="Normal"/>
+        <w:pStyle w:val="BodyText"/>
       </w:pPr>
       <w:r>
         <w:t xml:space="preserve">The periodontitis–AD literature contains several evidence classes that address different questions. Observational reviews and meta-analyses commonly report associations between periodontal disease and cognitive disorders, but their estimates vary with periodontal definitions, dementia ascertainment, follow-up, age structure, and adjustment strategy </w:t>
@@ -345,7 +274,7 @@
     </w:p>
     <w:p>
       <w:pPr>
-        <w:pStyle w:val="Normal"/>
+        <w:pStyle w:val="BodyText"/>
       </w:pPr>
       <w:r>
         <w:t xml:space="preserve">Longitudinal observations provide temporal information but remain susceptible to confounding and reverse causation. In an AD cohort, periodontitis was associated with subsequent cognitive decline and a pro-inflammatory state </w:t>
@@ -365,7 +294,7 @@
     </w:p>
     <w:p>
       <w:pPr>
-        <w:pStyle w:val="Normal"/>
+        <w:pStyle w:val="BodyText"/>
       </w:pPr>
       <w:r>
         <w:t xml:space="preserve">Genetic-instrument approaches provide an important counterweight to an exclusively positive narrative. A two-sample Mendelian-randomization analysis did not establish evidence for a genetic causal effect of periodontal disease on AD </w:t>
@@ -385,7 +314,7 @@
     </w:p>
     <w:p>
       <w:pPr>
-        <w:pStyle w:val="Normal"/>
+        <w:pStyle w:val="BodyText"/>
       </w:pPr>
       <w:r>
         <w:t xml:space="preserve">Mechanistic studies answer narrower questions under controlled conditions. </w:t>
@@ -441,7 +370,7 @@
     </w:p>
     <w:p>
       <w:pPr>
-        <w:pStyle w:val="Normal"/>
+        <w:pStyle w:val="BodyText"/>
       </w:pPr>
       <w:r>
         <w:t>Taken together, the literature supports a research question, not a settled pathway. Human associations establish relevance, experimental models establish selected possibilities, and negative or equivocal causal analyses constrain interpretation. A defensible study should identify a molecular entity, trace it to its source, demonstrate exposure, and then test a prespecified function. The present work addresses only the first computational steps of that sequence.</w:t>
@@ -458,7 +387,7 @@
     </w:p>
     <w:p>
       <w:pPr>
-        <w:pStyle w:val="Normal"/>
+        <w:pStyle w:val="BodyText"/>
       </w:pPr>
       <w:r>
         <w:t xml:space="preserve">Several non-exclusive routes have been proposed to connect periodontal dysbiosis with neurodegenerative processes. One is indirect: chronic periodontal inflammation may alter circulating cytokines, acute-phase responses, endothelial activation, or immune-cell states, which could influence neurovascular and glial function without requiring a viable organism to enter the brain </w:t>
@@ -484,7 +413,7 @@
     </w:p>
     <w:p>
       <w:pPr>
-        <w:pStyle w:val="Normal"/>
+        <w:pStyle w:val="BodyText"/>
       </w:pPr>
       <w:r>
         <w:t>Each route imposes a different evidence requirement. An inflammatory route requires exposure-response and mediation evidence. A dissemination route requires matched oral and systemic molecular identities. A vesicular route requires cargo characterization, biodistribution, and barrier-transport data. A direct peptide route additionally requires proof that the small open reading frame is translated, that the peptide survives processing and proteolysis, and that a sufficient concentration reaches the relevant tissue compartment. BBB prediction alone cannot satisfy these requirements because permeability depends on peptide conformation, charge, transport mechanisms, serum binding, degradation, efflux, and experimental context.</w:t>
@@ -492,7 +421,7 @@
     </w:p>
     <w:p>
       <w:pPr>
-        <w:pStyle w:val="Normal"/>
+        <w:pStyle w:val="BodyText"/>
       </w:pPr>
       <w:r>
         <w:t>Microbially encoded small proteins and peptides remain underexplored within this framework. Short molecules could in principle act as ligands, enzyme modulators, membrane-active agents, immune signals, metal-binding species, or inert degradation products. The hypothesis space is therefore broad, but broad plausibility is not evidence for a particular sequence. The unresolved molecular gap is whether any traceable oral-microbial peptide is expressed in the relevant ecological context, disseminates beyond the mouth, and exerts a reproducible neural or vascular effect. Computational prioritization is valuable only insofar as it reduces this space without erasing these sequential requirements.</w:t>
@@ -509,7 +438,7 @@
     </w:p>
     <w:p>
       <w:pPr>
-        <w:pStyle w:val="Normal"/>
+        <w:pStyle w:val="BodyText"/>
       </w:pPr>
       <w:r>
         <w:t xml:space="preserve">Small open reading frames (smORFs) are systematically under-annotated because short coding regions are difficult to distinguish from random open reading frames, provide limited phylogenetic signal, and often fall below conventional gene-calling thresholds. Large-scale analysis of human-associated microbiomes nevertheless identified thousands of conserved small-gene families, many lacking known domains </w:t>
@@ -535,7 +464,7 @@
     </w:p>
     <w:p>
       <w:pPr>
-        <w:pStyle w:val="Normal"/>
+        <w:pStyle w:val="BodyText"/>
       </w:pPr>
       <w:r>
         <w:t xml:space="preserve">The validation sequence remains demanding. A predicted smORF is not necessarily transcribed; a transcript is not necessarily translated; a peptide-spectrum match is not automatically unique or correctly assigned; and a detected peptide is not necessarily stable or functional. Reviews of short-ORF biology emphasize the need for orthogonal validation and careful nomenclature </w:t>
@@ -555,7 +484,7 @@
     </w:p>
     <w:p>
       <w:pPr>
-        <w:pStyle w:val="Normal"/>
+        <w:pStyle w:val="BodyText"/>
       </w:pPr>
       <w:r>
         <w:t xml:space="preserve">Oral sequence and metaproteome resources provide complementary but non-equivalent evidence. HOMD and eHOMD curate oral and aerodigestive taxonomic and genomic information </w:t>
@@ -587,7 +516,7 @@
     </w:p>
     <w:p>
       <w:pPr>
-        <w:pStyle w:val="Normal"/>
+        <w:pStyle w:val="BodyText"/>
       </w:pPr>
       <w:r>
         <w:t>This distinction makes sample-level traceability indispensable. A disease comparison requires a chain from sequence to contig, assembly or bin, specimen, participant, oral site, clinical group, and processing batch. Without that chain, candidate counts are computational accounting units rather than independent biological replicates. The available data preserve aggregate branch labels and counts but not the row-level mapping needed to estimate prevalence, enrichment, taxonomic origin, or between-participant uncertainty. Accordingly, the term “periodontitis-labelled branch” is used instead of “periodontitis-specific peptidome.”</w:t>
@@ -604,7 +533,7 @@
     </w:p>
     <w:p>
       <w:pPr>
-        <w:pStyle w:val="Normal"/>
+        <w:pStyle w:val="BodyText"/>
       </w:pPr>
       <w:r>
         <w:t xml:space="preserve">The scale of the smORF search space motivates sequence-based models, but their outputs inherit the assumptions and domain limits of their training data. UniDL4BioPep uses contextual embeddings from a pretrained ESM-2 model followed by task-specific convolutional neural networks for peptide-bioactivity classification </w:t>
@@ -618,7 +547,7 @@
     </w:p>
     <w:p>
       <w:pPr>
-        <w:pStyle w:val="Normal"/>
+        <w:pStyle w:val="BodyText"/>
       </w:pPr>
       <w:r>
         <w:t xml:space="preserve">BBB-peptide prediction illustrates this limitation. Augur combines engineered descriptors, feature selection, class-balancing and a random-forest classifier rather than deep learning </w:t>
@@ -638,7 +567,7 @@
     </w:p>
     <w:p>
       <w:pPr>
-        <w:pStyle w:val="Normal"/>
+        <w:pStyle w:val="BodyText"/>
       </w:pPr>
       <w:r>
         <w:t xml:space="preserve">The downstream tools are likewise heterogeneous. The peptide mode of NTxPred2 fine-tunes an ESM2-t30 protein language model for neurotoxic-peptide classification </w:t>
@@ -664,7 +593,7 @@
     </w:p>
     <w:p>
       <w:pPr>
-        <w:pStyle w:val="Normal"/>
+        <w:pStyle w:val="BodyText"/>
       </w:pPr>
       <w:r>
         <w:t xml:space="preserve">The appropriate interpretation is triage. “Neurotoxic-positive” is not neuronal toxicity; “metal-binding-positive” is not a measured dissociation constant or coordination geometry; CHEL and FRS outputs are not redox chemistry. A strong precedent from microbiome peptide mining shows that computational candidates become biological findings only after synthesis and controlled functional testing </w:t>
@@ -687,7 +616,7 @@
     </w:p>
     <w:p>
       <w:pPr>
-        <w:pStyle w:val="Normal"/>
+        <w:pStyle w:val="BodyText"/>
       </w:pPr>
       <w:r>
         <w:t xml:space="preserve">AChE provides a biologically motivated but demanding structural follow-up. Beyond hydrolysing acetylcholine, AChE can accelerate Aβ fibril assembly </w:t>
@@ -725,7 +654,7 @@
     </w:p>
     <w:p>
       <w:pPr>
-        <w:pStyle w:val="Normal"/>
+        <w:pStyle w:val="BodyText"/>
       </w:pPr>
       <w:r>
         <w:t xml:space="preserve">Docking flexible 7–9-residue peptides is especially uncertain because peptide protonation, termini, initial conformers, receptor flexibility, search-space placement, scoring stochasticity, and post-docking refinement can alter rank order. AutoDock Vina is a useful screening engine, but its scores are not experimental affinities or binding free energies </w:t>
@@ -751,7 +680,7 @@
     </w:p>
     <w:p>
       <w:pPr>
-        <w:pStyle w:val="Normal"/>
+        <w:pStyle w:val="BodyText"/>
       </w:pPr>
       <w:r>
         <w:t xml:space="preserve">Molecular dynamics (MD) can test whether a prepared complex remains within a defined conformational basin under a specified force field and solvent model, but MD cannot rescue an untraceable or poorly prepared docking pose. Published AChE–Aβ simulations demonstrate that peptide residence and contacts can change over time </w:t>
@@ -771,7 +700,7 @@
     </w:p>
     <w:p>
       <w:pPr>
-        <w:pStyle w:val="Normal"/>
+        <w:pStyle w:val="BodyText"/>
       </w:pPr>
       <w:r>
         <w:t xml:space="preserve">Metal biology defines a second structural hypothesis. Copper, iron, and zinc dyshomeostasis intersects with Aβ aggregation, redox chemistry, lipid peroxidation, and neuronal injury </w:t>
@@ -818,7 +747,7 @@
     </w:p>
     <w:p>
       <w:pPr>
-        <w:pStyle w:val="Normal"/>
+        <w:pStyle w:val="BodyText"/>
       </w:pPr>
       <w:r>
         <w:t xml:space="preserve">The literature converges on a carefully bounded gap. Periodontitis and AD have a heterogeneous observational relationship; </w:t>
@@ -835,7 +764,7 @@
     </w:p>
     <w:p>
       <w:pPr>
-        <w:pStyle w:val="Normal"/>
+        <w:pStyle w:val="BodyText"/>
       </w:pPr>
       <w:r>
         <w:t>This study addressed an earlier and narrower question: whether the available aggregate oral-smORF data support a coherent candidate-prioritization funnel and whether a separate AChE docking summary can be interpreted without converting incomplete methodological information into biological certainty. We recomputed proportions, checked branch arithmetic and predictor applicability, characterized a supplied twelve-sequence set, and retained the reported AChE score ordering as a descriptive result. We also specified a prospective MD extension with predefined trajectory outputs. The study therefore provides a computational hypothesis set rather than a new predictor, a clinical cohort analysis, an independently reproduced docking study, or a validated AD mechanism.</w:t>
@@ -861,7 +790,7 @@
     </w:p>
     <w:p>
       <w:pPr>
-        <w:pStyle w:val="Normal"/>
+        <w:pStyle w:val="BodyText"/>
       </w:pPr>
       <w:r>
         <w:t>This study was a computation-only secondary analysis of aggregate candidate counts, model summaries, a twelve-sequence table, and a corresponding AChE docking-score table. No participant recruitment, specimen collection, wet-laboratory experiment, new omics processing, predictor retraining, or docking rerun was performed. MD trajectory analysis is ongoing as a predefined extension. The healthy and periodontitis labels were retained as supplied branch labels and were not interpreted as verified candidate-level disease assignments.</w:t>
@@ -869,7 +798,7 @@
     </w:p>
     <w:p>
       <w:pPr>
-        <w:pStyle w:val="Normal"/>
+        <w:pStyle w:val="BodyText"/>
       </w:pPr>
       <w:r>
         <w:t>The available material did not include candidate nucleotide or amino-acid rows for the full funnel, genomic coordinates, subject/sample mappings, accession-to-group assignments, bin manifests, taxonomy, peptide-spectrum matches, complete model outputs, run logs, or the original discovery pipeline. These omissions precluded participant-level prevalence estimates, disease-enrichment tests, taxonomic assignment, and row-by-row reconstruction of the final filters.</w:t>
@@ -886,7 +815,7 @@
     </w:p>
     <w:p>
       <w:pPr>
-        <w:pStyle w:val="Normal"/>
+        <w:pStyle w:val="BodyText"/>
       </w:pPr>
       <w:r>
         <w:t xml:space="preserve">The aggregate analysis identified PRJNA678453 and PRJEB65451 as the relevant public accessions. PRJNA678453 is the source project for paired oral metagenomic and metatranscriptomic data </w:t>
@@ -900,7 +829,7 @@
     </w:p>
     <w:p>
       <w:pPr>
-        <w:pStyle w:val="Normal"/>
+        <w:pStyle w:val="BodyText"/>
       </w:pPr>
       <w:r>
         <w:t xml:space="preserve">The supplied analysis retained translated smORFs 4–50 aa long and grouped them into healthy-labelled and periodontitis-labelled libraries containing 11,269,961 and 11,721,988 candidates, respectively. Candidates were exact-matched to the named oral sequence and proteomic resources, including HOMD/eHOMD and the PXD003151, PXD004319, and PXD026727 datasets, and then dereplicated </w:t>
@@ -923,7 +852,7 @@
     </w:p>
     <w:p>
       <w:pPr>
-        <w:pStyle w:val="Normal"/>
+        <w:pStyle w:val="BodyText"/>
       </w:pPr>
       <w:r>
         <w:t xml:space="preserve">UniDL4BioPep was used as the first functional-prioritization model. Its documented architecture applies the pretrained ESM-2 model </w:t>
@@ -959,7 +888,7 @@
     </w:p>
     <w:p>
       <w:pPr>
-        <w:pStyle w:val="Normal"/>
+        <w:pStyle w:val="BodyText"/>
       </w:pPr>
       <w:r>
         <w:t xml:space="preserve">The periodontitis-labelled BBB-high set was next evaluated with the peptide mode of NTxPred2, which fine-tunes the ESM2-t30 protein language model on neurotoxic-peptide sequences </w:t>
@@ -979,7 +908,7 @@
     </w:p>
     <w:p>
       <w:pPr>
-        <w:pStyle w:val="Normal"/>
+        <w:pStyle w:val="BodyText"/>
       </w:pPr>
       <w:r>
         <w:t xml:space="preserve">Antioxidant-related properties were evaluated with AnOxPePred, a multi-task deep convolutional neural network. One-hot-encoded sequences pass through a one-dimensional convolutional layer, average pooling, and a 256-unit fully connected layer before separate free-radical-scavenging (FRS) and chelation (CHEL) outputs are generated </w:t>
@@ -1002,7 +931,7 @@
     </w:p>
     <w:p>
       <w:pPr>
-        <w:pStyle w:val="Normal"/>
+        <w:pStyle w:val="BodyText"/>
       </w:pPr>
       <w:r>
         <w:t>A separate table contained twelve peptide sequences described as the CHEL/FRS main set. Their correspondence to the twelve aggregate endpoint rows could not be established because stable identifiers and sequence-level CHEL/FRS values were unavailable. Sequence length and counts of histidine, cysteine, basic residues (Arg+Lys), and aromatic residues (Phe+Tyr+Trp) were recalculated directly from each string. The analysis required unique sequences composed only of standard amino acids.</w:t>
@@ -1010,7 +939,7 @@
     </w:p>
     <w:p>
       <w:pPr>
-        <w:pStyle w:val="Normal"/>
+        <w:pStyle w:val="BodyText"/>
       </w:pPr>
       <w:r>
         <w:t xml:space="preserve">The available docking summary stated that the twelve peptides had been docked with AutoDock Vina 1.2.5 against human AChE PDB 4EY6 using a 40×40×40 Å³ box centred on the peripheral anionic site </w:t>
@@ -1033,7 +962,7 @@
     </w:p>
     <w:p>
       <w:pPr>
-        <w:pStyle w:val="Normal"/>
+        <w:pStyle w:val="BodyText"/>
       </w:pPr>
       <w:r>
         <w:t xml:space="preserve">A prospective 100-ns MD protocol was specified for apo human AChE and AChE complexes labelled for ALLLHRC, FLLHTTR, and YLSLLQR. Simulations were planned with GROMACS </w:t>
@@ -1053,10 +982,19 @@
     </w:p>
     <w:p>
       <w:pPr>
-        <w:pStyle w:val="Normal"/>
+        <w:pStyle w:val="BodyText"/>
       </w:pPr>
       <w:r>
         <w:t>The prospective production stage was 100 ns with a 2-fs time step, LINCS constraints on hydrogen-containing bonds, 1.2-nm real-space cutoffs, force-switched van der Waals interactions from 1.0 nm, particle-mesh Ewald electrostatics, velocity-rescale temperature coupling, and Berendsen pressure coupling. Coordinates were scheduled every 20 ps, corresponding to 5,000 planned frames per trajectory. Prespecified analyses included complex-, AChE-, and peptide-level RMSD and RMSF, radius of gyration, solvent-accessible surface area, radial distribution functions, DSSP-derived secondary structure, hydrogen bonds, residue contacts, and bridging-water analyses. Complete starting coordinates, terminal and protonation states, topologies, random seeds, replicate definitions, run logs, trajectories, checkpoint files, energies, and final coordinates are required for acceptance of the trajectory analyses. Trajectory processing and quality control are ongoing, and the resulting stability, convergence, contact, and between-system measurements will be incorporated after the prespecified analysis is complete.</w:t>
+      </w:r>
+    </w:p>
+    <w:p>
+      <w:pPr>
+        <w:pStyle w:val="Heading2"/>
+        <w:keepNext/>
+      </w:pPr>
+      <w:r>
+        <w:t>Results</w:t>
       </w:r>
     </w:p>
     <w:p>
@@ -1065,38 +1003,12 @@
         <w:keepNext/>
       </w:pPr>
       <w:r>
-        <w:t>Statistical analysis</w:t>
-      </w:r>
-    </w:p>
-    <w:p>
-      <w:pPr>
-        <w:pStyle w:val="Normal"/>
-      </w:pPr>
-      <w:r>
-        <w:t>All analyses were descriptive. Percentages were calculated as 100×n/N using the stated denominator for each transition. Candidate sequences are computational units nested within samples, assemblies, genomes, and homologous sequence groups; they are not independent biological replicates. Without subject- or sample-to-candidate rows, Fisher or χ² tests on aggregate peptide counts would introduce pseudoreplication. Therefore, no p values, confidence intervals, effect estimates, receiver-operating-characteristic analyses, power calculations, or multiplicity corrections were calculated for healthy-versus-periodontitis comparisons. Branch sums, numerator≤denominator constraints, the evaluated/not-evaluated partition, downstream monotonicity, the 8-of-12 sensitivity, sequence composition, and score ordering were checked deterministically.</w:t>
-      </w:r>
-    </w:p>
-    <w:p>
-      <w:pPr>
-        <w:pStyle w:val="Heading2"/>
-        <w:keepNext/>
-      </w:pPr>
-      <w:r>
-        <w:t>Results</w:t>
-      </w:r>
-    </w:p>
-    <w:p>
-      <w:pPr>
-        <w:pStyle w:val="Heading3"/>
-        <w:keepNext/>
-      </w:pPr>
-      <w:r>
         <w:t>Sequence-evidence filtering reduced both smORF libraries by more than 99.7%</w:t>
       </w:r>
     </w:p>
     <w:p>
       <w:pPr>
-        <w:pStyle w:val="Normal"/>
+        <w:pStyle w:val="BodyText"/>
       </w:pPr>
       <w:r>
         <w:t>The healthy-labelled and periodontitis-labelled branches began with 11,269,961 and 11,721,988 smORFs. Sequence-evidence filtering and dereplication retained 31,510 (0.2796%) and 33,786 (0.2882%) candidates, respectively (Table 1). Short- plus long-branch counts reproduced each filtered total. These percentages describe computational retention, not participant prevalence or disease enrichment.</w:t>
@@ -1579,7 +1491,7 @@
     </w:p>
     <w:p>
       <w:pPr>
-        <w:pStyle w:val="Normal"/>
+        <w:pStyle w:val="BodyText"/>
       </w:pPr>
       <w:r>
         <w:t>Short-branch BBB-high rates were 10.99% and 10.52%, whereas long-branch rates were 4.20% and 6.98%. The periodontitis-labelled branch contributed 3,446 short and 72 long BBB-high outputs, for a combined 3,518; 97.95% were in the short branch. Its supplied short-candidate length summary contained 547 sequences at 5–7 aa, 2,893 at 8–15 aa, and 6 at 16–30 aa, with 72 long candidates at 31–50 aa. Missing row identities prevented overlap, taxonomic, and participant-distribution analyses.</w:t>
@@ -1587,7 +1499,7 @@
     </w:p>
     <w:p>
       <w:pPr>
-        <w:pStyle w:val="Normal"/>
+        <w:pStyle w:val="BodyText"/>
       </w:pPr>
       <w:r>
         <w:t>The broad antimicrobial output showed near-complete positivity: 30,537/30,557 healthy-labelled short candidates (99.93%) and 32,721/32,754 periodontitis-labelled short candidates (99.90%) exceeded the common 0.80 threshold. This saturation is unlikely to estimate experimentally active oral antibiotics and instead suggests sequence-domain shift, calibration limitations, or an unsuitable common threshold for this label.</w:t>
@@ -1604,7 +1516,7 @@
     </w:p>
     <w:p>
       <w:pPr>
-        <w:pStyle w:val="Normal"/>
+        <w:pStyle w:val="BodyText"/>
       </w:pPr>
       <w:r>
         <w:t>NTxPred2 evaluated 3,299/3,518 periodontitis-labelled BBB-high candidates (93.77%); 219/3,518 (6.23%) were below the stated model range. Among evaluated candidates, 923/3,299 (27.98%) were model-positive. The subsequent aggregate counts were 111 mebipred-positive candidates, 15 candidates with CHEL≥0.25, 12 candidates with CHEL≥0.25 and FRS&lt;0.50, and 8 candidates with CHEL≥0.25 and FRS&lt;0.45 (Table 2). Tightening the FRS threshold retained 8/12 (66.67%) of the main count. The absence of row-level handoff data prevents interpretation of 111/923 as a verified transition rate.</w:t>
@@ -2537,7 +2449,7 @@
     </w:p>
     <w:p>
       <w:pPr>
-        <w:pStyle w:val="Normal"/>
+        <w:pStyle w:val="BodyText"/>
       </w:pPr>
       <w:r>
         <w:t>The separate sequence table contained twelve unique peptides composed of standard amino acids and ranging from 7 to 9 residues (Table 3). Eleven contained histidine, six contained cysteine, and every sequence contained at least one Arg or Lys. These properties are useful for synthesis planning and hypothesis design, but they do not establish metal binding, BBB transport, toxicity, taxonomy, or correspondence to the twelve aggregate endpoint rows. The identities of the stricter 8-of-12 subset remain unknown because sequence-level FRS labels were unavailable.</w:t>
@@ -4379,7 +4291,7 @@
     </w:p>
     <w:p>
       <w:pPr>
-        <w:pStyle w:val="Normal"/>
+        <w:pStyle w:val="BodyText"/>
       </w:pPr>
       <w:r>
         <w:t>The docking table contained Vina means from −9.60 to −8.25 kcal/mol and standard deviations from 0.04 to 0.12 (Table 4). FLLHTTR, YLSLLQR, and ALLLHRC had the three lowest means, whereas HLPLLHRCC and HVLLLRQCA had the two highest. The approximately 1.35-kcal/mol range describes only this scoring table. Without prepared inputs, run definitions, poses, or interaction files, residue-level contacts, target-site preference, affinity, and functional activity could not be evaluated.</w:t>
@@ -5477,7 +5389,7 @@
     </w:p>
     <w:p>
       <w:pPr>
-        <w:pStyle w:val="Normal"/>
+        <w:pStyle w:val="BodyText"/>
       </w:pPr>
       <w:r>
         <w:t>This computation-only analysis reduced a very large oral-smORF search space to two clearly bounded objects for follow-up: an aggregate endpoint of 12 candidates with a stricter count of 8, and a separate list of twelve explicit 7–9-aa sequences accompanied by descriptive AChE docking scores. The aggregate arithmetic, predictor applicability, sequence composition, and score ordering could be checked. The sequence-level connection between the funnel and the explicit peptide list, however, could not be established. The main value is therefore prioritization and identification of the information required for validation, not demonstration of a peptide-mediated AD mechanism.</w:t>
@@ -5485,7 +5397,7 @@
     </w:p>
     <w:p>
       <w:pPr>
-        <w:pStyle w:val="Normal"/>
+        <w:pStyle w:val="BodyText"/>
       </w:pPr>
       <w:r>
         <w:t>The filtering sequence should not be interpreted as accumulating independent evidence. ESM-derived representations, sequence-composition features, and task-specific training sets can produce correlated errors. Near-universal antimicrobial positivity in the short-peptide branches highlights this concern. A score above a threshold may be useful for ranking, but it does not establish BBB transport, neurotoxicity, metal binding, antioxidant activity, or biological exposure.</w:t>
@@ -5502,7 +5414,7 @@
     </w:p>
     <w:p>
       <w:pPr>
-        <w:pStyle w:val="Normal"/>
+        <w:pStyle w:val="BodyText"/>
       </w:pPr>
       <w:r>
         <w:t xml:space="preserve">Contemporary smORF discovery increasingly combines coding evidence, transcriptomics, ribosome association, targeted proteomics, conservation, and functional assays </w:t>
@@ -5516,7 +5428,7 @@
     </w:p>
     <w:p>
       <w:pPr>
-        <w:pStyle w:val="Normal"/>
+        <w:pStyle w:val="BodyText"/>
       </w:pPr>
       <w:r>
         <w:t>A defensible follow-up requires a candidate-level matrix linking each sequence to genomic coordinates, assembly, sample, clinical label, taxonomic assignment, peptide-spectrum evidence, predictor scores, applicability flags, and final membership. Without this structure, the similar aggregate retention fractions in the two starting libraries cannot be interpreted as enrichment or depletion, and the periodontitis label cannot be transferred to an individual peptide.</w:t>
@@ -5533,7 +5445,7 @@
     </w:p>
     <w:p>
       <w:pPr>
-        <w:pStyle w:val="Normal"/>
+        <w:pStyle w:val="BodyText"/>
       </w:pPr>
       <w:r>
         <w:t xml:space="preserve">AChE is a reasonable structural target for hypothesis generation because its peripheral region has been linked to Aβ assembly and can be modulated by ligands </w:t>
@@ -5553,7 +5465,7 @@
     </w:p>
     <w:p>
       <w:pPr>
-        <w:pStyle w:val="Normal"/>
+        <w:pStyle w:val="BodyText"/>
       </w:pPr>
       <w:r>
         <w:t xml:space="preserve">The reported standard deviations cannot be interpreted without knowing the replication unit. Scores from a single target and protocol do not establish selectivity, peripheral-site preference, catalytic inhibition, Aβ modulation, or cellular activity. Independent reproduction should use deposited prepared structures, exact parameters, multiple peptide conformers and seeds, all raw scores and poses, and peptide-appropriate refinement. FlexPepDock or an equivalent peptide-specific method could be used to evaluate whether the ranking is stable after flexible refinement </w:t>
@@ -5576,7 +5488,7 @@
     </w:p>
     <w:p>
       <w:pPr>
-        <w:pStyle w:val="Normal"/>
+        <w:pStyle w:val="BodyText"/>
       </w:pPr>
       <w:r>
         <w:t xml:space="preserve">The high frequency of histidine and cysteine provides plausible coordination groups, but composition and mebipred scores do not determine metal affinity, selectivity, stoichiometry, geometry, oxidation state, or redox consequence. Experimental studies of metal–peptide systems show that these properties require direct structural and biophysical measurement </w:t>
@@ -5590,7 +5502,7 @@
     </w:p>
     <w:p>
       <w:pPr>
-        <w:pStyle w:val="Normal"/>
+        <w:pStyle w:val="BodyText"/>
       </w:pPr>
       <w:r>
         <w:t>A minimum validation package would quantify Cu(II), Fe(II/III), and Zn(II) interactions by complementary spectroscopic and thermodynamic methods and test metal-dependent reactive oxygen species and lipid peroxidation. Controls should include peptide-only, metal-only, scrambled-sequence, composition-matched, and established positive and negative conditions. Toxicology should use concentration–response designs in neuronal and non-neuronal cells, with membrane-integrity and nonspecific-aggregation controls. Predictions should determine experimental order, not the interpretation of experimental outcomes.</w:t>
@@ -5607,7 +5519,7 @@
     </w:p>
     <w:p>
       <w:pPr>
-        <w:pStyle w:val="Normal"/>
+        <w:pStyle w:val="BodyText"/>
       </w:pPr>
       <w:r>
         <w:t xml:space="preserve">Observational and longitudinal studies support continued investigation of the periodontitis–AD relationship, but heterogeneity, confounding, reverse causation, and negative genetic causal analyses constrain interpretation </w:t>
@@ -5645,7 +5557,7 @@
     </w:p>
     <w:p>
       <w:pPr>
-        <w:pStyle w:val="Normal"/>
+        <w:pStyle w:val="BodyText"/>
       </w:pPr>
       <w:r>
         <w:t xml:space="preserve">Accordingly, the current results do not show that the candidates are periodontitis-specific, </w:t>
@@ -5671,7 +5583,7 @@
     </w:p>
     <w:p>
       <w:pPr>
-        <w:pStyle w:val="Normal"/>
+        <w:pStyle w:val="BodyText"/>
       </w:pPr>
       <w:r>
         <w:t>Candidate counts cannot serve as independent participant-level observations. Millions of smORFs may be correlated within a sample, assembly, genome, or homologous sequence family. A valid healthy–periodontitis comparison would require a participant- or sample-level feature matrix, prespecified outcomes, consistent denominators, homology handling, and models that account for clustering and relevant covariates. Descriptive percentages are therefore the maximum supported analysis for the available aggregate data.</w:t>
@@ -5679,7 +5591,7 @@
     </w:p>
     <w:p>
       <w:pPr>
-        <w:pStyle w:val="Normal"/>
+        <w:pStyle w:val="BodyText"/>
       </w:pPr>
       <w:r>
         <w:t>Validation should proceed sequentially. First, the twelve explicit sequences should be linked to the 12-candidate endpoint and the stricter subset of 8, and all predictor outputs should be regenerated with fixed model versions. Second, translation and expression should be tested by cohort-matched metatranscriptomics, ribosome profiling where feasible, and targeted metaproteomics with peptide-level false-discovery control. Third, synthesized peptides should undergo identity, purity, solubility, aggregation, and serum/protease-stability testing. BBB transport, cytotoxicity, metal chemistry, AChE/BChE activity, direct binding, and Aβ assays should follow only for candidates that pass the earlier steps. Complex disease models are warranted only after identity, exposure, reproducible biochemical activity, and biologically replicated phenotypes have been established.</w:t>
@@ -5687,36 +5599,10 @@
     </w:p>
     <w:p>
       <w:pPr>
-        <w:pStyle w:val="Normal"/>
+        <w:pStyle w:val="BodyText"/>
       </w:pPr>
       <w:r>
         <w:t>The principal limitations are the absence of row-level funnel data, the unresolved relationship between the aggregate endpoint and the explicit peptide list, lack of raw docking inputs and poses, ongoing MD trajectory analysis, and the absence of experimental measurements. Candidate taxonomy, translation, cohort expression, BBB transport, toxicity, metal chemistry, AChE binding or function, Aβ effects, and disease association were not measured. These limitations define the current study as computational prioritization rather than mechanism validation.</w:t>
-      </w:r>
-    </w:p>
-    <w:p>
-      <w:pPr>
-        <w:pStyle w:val="Heading2"/>
-        <w:keepNext/>
-      </w:pPr>
-      <w:r>
-        <w:t>Conclusion</w:t>
-      </w:r>
-    </w:p>
-    <w:p>
-      <w:pPr>
-        <w:pStyle w:val="Normal"/>
-      </w:pPr>
-      <w:r>
-        <w:t xml:space="preserve">Aggregate computational data support a transparent candidate-prioritization funnel ending in 12 main and 8 stricter candidate counts. A separate table provides twelve explicit 7–9-aa peptides and an AChE Vina score ordering, but the sequence-level link to the funnel and the docking execution cannot be reconstructed from the available material. The prespecified MD extension will add trajectory-derived stability and contact measurements after analysis and quality control are complete. The current shortlist is suitable for independent computational reproduction and staged experimental testing, but it does not establish peptide expression, </w:t>
-      </w:r>
-      <w:r>
-        <w:rPr>
-          <w:i/>
-        </w:rPr>
-        <w:t>P. gingivalis</w:t>
-      </w:r>
-      <w:r>
-        <w:t xml:space="preserve"> origin, BBB passage, neurotoxicity, metal-dependent activity, AChE engagement, AD relevance, or causality.</w:t>
       </w:r>
     </w:p>
     <w:p>
@@ -7376,6 +7262,22 @@
     <w:name w:val="Normal"/>
     <w:qFormat/>
     <w:pPr>
+      <w:spacing w:before="0" w:after="0" w:line="480" w:lineRule="auto"/>
+      <w:jc w:val="both"/>
+      <w:widowControl/>
+    </w:pPr>
+    <w:rPr>
+      <w:sz w:val="24"/>
+      <w:szCs w:val="24"/>
+    </w:rPr>
+  </w:style>
+  <w:style w:type="paragraph" w:styleId="BodyText">
+    <w:name w:val="Body Text"/>
+    <w:basedOn w:val="Normal"/>
+    <w:next w:val="BodyText"/>
+    <w:qFormat/>
+    <w:pPr>
+      <w:ind w:firstLine="480"/>
       <w:spacing w:before="0" w:after="0" w:line="480" w:lineRule="auto"/>
       <w:jc w:val="both"/>
       <w:widowControl/>

--- a/projects/porphyromonas-ad-mechanism-manuscript/manuscript/full/English.docx
+++ b/projects/porphyromonas-ad-mechanism-manuscript/manuscript/full/English.docx
@@ -884,6 +884,14 @@
       </w:r>
       <w:r>
         <w:t>.</w:t>
+      </w:r>
+    </w:p>
+    <w:p>
+      <w:pPr>
+        <w:pStyle w:val="BodyText"/>
+      </w:pPr>
+      <w:r>
+        <w:t>The principal source also retained high-confidence counts for 22 UniDL4BioPep functional outputs separately in the short and long branches. These covered ACE inhibition, TTCA, BBB, anti-parasitic, NeuroPred, antibacterial, antifungal, antiviral, toxicity, antioxidant FRS, allergenicity, DPP-IV inhibition, cell penetration, bitter and umami taste, broad antimicrobial activity, two antimalarial outputs, quorum sensing, two anticancer outputs, and Anti-MRSA activity. Every task used the supplied ≥0.80 threshold. Counts and percentages were transcribed against the branch-specific backgrounds (long: 953 healthy-labelled and 1,032 periodontitis-labelled; short: 30,557 and 32,754); outputs were overlapping task labels and were not used as independent biological replicates or as evidence of between-group enrichment.</w:t>
       </w:r>
     </w:p>
     <w:p>
@@ -1511,6 +1519,4626 @@
         <w:keepNext/>
       </w:pPr>
       <w:r>
+        <w:t>Long-peptide multidimensional functional prediction results</w:t>
+      </w:r>
+    </w:p>
+    <w:p>
+      <w:pPr>
+        <w:pStyle w:val="BodyText"/>
+      </w:pPr>
+      <w:r>
+        <w:t>The complete long-branch summary was retained from the principal source (Table 2). Among 953 healthy-labelled and 1,032 periodontitis-labelled long candidates, the largest high-confidence output was Bitter (635, 66.63%; 641, 62.11%), followed by Anti-parasitic (288, 30.22%; 280, 27.13%) and Antimicrobial (206, 21.62%; 238, 23.06%). BBB-high counts were 40 (4.20%) and 72 (6.98%); NeuroPred counts were 82 (8.60%) and 77 (7.46%); Toxicity counts were 13 (1.36%) and 18 (1.74%). Because outputs can overlap and candidates are not independent participant-level observations, these parallel percentages are descriptive.</w:t>
+      </w:r>
+    </w:p>
+    <w:p>
+      <w:pPr>
+        <w:pStyle w:val="Caption"/>
+      </w:pPr>
+      <w:r>
+        <w:rPr>
+          <w:b/>
+        </w:rPr>
+        <w:t>Table 2. Long-peptide multidimensional functional outputs at UniDL4BioPep score ≥0.80.</w:t>
+      </w:r>
+    </w:p>
+    <w:tbl>
+      <w:tblPr>
+        <w:tblStyle w:val="ThreeLineTable"/>
+        <w:tblW w:w="5000" w:type="pct"/>
+        <w:tblLayout w:type="fixed"/>
+        <w:tblBorders>
+          <w:top w:val="single" w:sz="12" w:space="0" w:color="000000"/>
+          <w:left w:val="nil"/>
+          <w:bottom w:val="single" w:sz="12" w:space="0" w:color="000000"/>
+          <w:right w:val="nil"/>
+          <w:insideH w:val="nil"/>
+          <w:insideV w:val="nil"/>
+        </w:tblBorders>
+        <w:tblCellMar>
+          <w:top w:w="70" w:type="dxa"/>
+          <w:left w:w="80" w:type="dxa"/>
+          <w:bottom w:w="70" w:type="dxa"/>
+          <w:right w:w="80" w:type="dxa"/>
+        </w:tblCellMar>
+      </w:tblPr>
+      <w:tblGrid>
+        <w:gridCol w:w="1872"/>
+        <w:gridCol w:w="1872"/>
+        <w:gridCol w:w="1872"/>
+        <w:gridCol w:w="1872"/>
+        <w:gridCol w:w="1872"/>
+      </w:tblGrid>
+      <w:tr>
+        <w:trPr>
+          <w:tblHeader/>
+        </w:trPr>
+        <w:tc>
+          <w:tcPr>
+            <w:tcW w:w="1872" w:type="dxa"/>
+            <w:tcBorders>
+              <w:bottom w:val="single" w:sz="8" w:space="0" w:color="000000"/>
+            </w:tcBorders>
+            <w:vAlign w:val="center"/>
+          </w:tcPr>
+          <w:p>
+            <w:pPr>
+              <w:pStyle w:val="TableText"/>
+              <w:spacing w:before="0" w:after="0" w:line="240" w:lineRule="auto"/>
+            </w:pPr>
+            <w:r>
+              <w:rPr>
+                <w:sz w:val="20"/>
+                <w:szCs w:val="20"/>
+              </w:rPr>
+              <w:t>Model output</w:t>
+            </w:r>
+          </w:p>
+        </w:tc>
+        <w:tc>
+          <w:tcPr>
+            <w:tcW w:w="1872" w:type="dxa"/>
+            <w:tcBorders>
+              <w:bottom w:val="single" w:sz="8" w:space="0" w:color="000000"/>
+            </w:tcBorders>
+            <w:vAlign w:val="center"/>
+          </w:tcPr>
+          <w:p>
+            <w:pPr>
+              <w:pStyle w:val="TableText"/>
+              <w:spacing w:before="0" w:after="0" w:line="240" w:lineRule="auto"/>
+            </w:pPr>
+            <w:r>
+              <w:rPr>
+                <w:sz w:val="20"/>
+                <w:szCs w:val="20"/>
+              </w:rPr>
+              <w:t>Healthy n</w:t>
+            </w:r>
+          </w:p>
+        </w:tc>
+        <w:tc>
+          <w:tcPr>
+            <w:tcW w:w="1872" w:type="dxa"/>
+            <w:tcBorders>
+              <w:bottom w:val="single" w:sz="8" w:space="0" w:color="000000"/>
+            </w:tcBorders>
+            <w:vAlign w:val="center"/>
+          </w:tcPr>
+          <w:p>
+            <w:pPr>
+              <w:pStyle w:val="TableText"/>
+              <w:spacing w:before="0" w:after="0" w:line="240" w:lineRule="auto"/>
+            </w:pPr>
+            <w:r>
+              <w:rPr>
+                <w:sz w:val="20"/>
+                <w:szCs w:val="20"/>
+              </w:rPr>
+              <w:t>Healthy %</w:t>
+            </w:r>
+          </w:p>
+        </w:tc>
+        <w:tc>
+          <w:tcPr>
+            <w:tcW w:w="1872" w:type="dxa"/>
+            <w:tcBorders>
+              <w:bottom w:val="single" w:sz="8" w:space="0" w:color="000000"/>
+            </w:tcBorders>
+            <w:vAlign w:val="center"/>
+          </w:tcPr>
+          <w:p>
+            <w:pPr>
+              <w:pStyle w:val="TableText"/>
+              <w:spacing w:before="0" w:after="0" w:line="240" w:lineRule="auto"/>
+            </w:pPr>
+            <w:r>
+              <w:rPr>
+                <w:sz w:val="20"/>
+                <w:szCs w:val="20"/>
+              </w:rPr>
+              <w:t>Periodontitis n</w:t>
+            </w:r>
+          </w:p>
+        </w:tc>
+        <w:tc>
+          <w:tcPr>
+            <w:tcW w:w="1872" w:type="dxa"/>
+            <w:tcBorders>
+              <w:bottom w:val="single" w:sz="8" w:space="0" w:color="000000"/>
+            </w:tcBorders>
+            <w:vAlign w:val="center"/>
+          </w:tcPr>
+          <w:p>
+            <w:pPr>
+              <w:pStyle w:val="TableText"/>
+              <w:spacing w:before="0" w:after="0" w:line="240" w:lineRule="auto"/>
+            </w:pPr>
+            <w:r>
+              <w:rPr>
+                <w:sz w:val="20"/>
+                <w:szCs w:val="20"/>
+              </w:rPr>
+              <w:t>Periodontitis %</w:t>
+            </w:r>
+          </w:p>
+        </w:tc>
+      </w:tr>
+      <w:tr>
+        <w:tc>
+          <w:tcPr>
+            <w:tcW w:w="1872" w:type="dxa"/>
+            <w:vAlign w:val="center"/>
+          </w:tcPr>
+          <w:p>
+            <w:pPr>
+              <w:pStyle w:val="TableText"/>
+              <w:spacing w:before="0" w:after="0" w:line="240" w:lineRule="auto"/>
+            </w:pPr>
+            <w:r>
+              <w:rPr>
+                <w:sz w:val="20"/>
+                <w:szCs w:val="20"/>
+              </w:rPr>
+              <w:t>ACP_Anticancer_alt</w:t>
+            </w:r>
+          </w:p>
+        </w:tc>
+        <w:tc>
+          <w:tcPr>
+            <w:tcW w:w="1872" w:type="dxa"/>
+            <w:vAlign w:val="center"/>
+          </w:tcPr>
+          <w:p>
+            <w:pPr>
+              <w:pStyle w:val="TableText"/>
+              <w:spacing w:before="0" w:after="0" w:line="240" w:lineRule="auto"/>
+            </w:pPr>
+            <w:r>
+              <w:rPr>
+                <w:sz w:val="20"/>
+                <w:szCs w:val="20"/>
+              </w:rPr>
+              <w:t>91</w:t>
+            </w:r>
+          </w:p>
+        </w:tc>
+        <w:tc>
+          <w:tcPr>
+            <w:tcW w:w="1872" w:type="dxa"/>
+            <w:vAlign w:val="center"/>
+          </w:tcPr>
+          <w:p>
+            <w:pPr>
+              <w:pStyle w:val="TableText"/>
+              <w:spacing w:before="0" w:after="0" w:line="240" w:lineRule="auto"/>
+            </w:pPr>
+            <w:r>
+              <w:rPr>
+                <w:sz w:val="20"/>
+                <w:szCs w:val="20"/>
+              </w:rPr>
+              <w:t>9.55</w:t>
+            </w:r>
+          </w:p>
+        </w:tc>
+        <w:tc>
+          <w:tcPr>
+            <w:tcW w:w="1872" w:type="dxa"/>
+            <w:vAlign w:val="center"/>
+          </w:tcPr>
+          <w:p>
+            <w:pPr>
+              <w:pStyle w:val="TableText"/>
+              <w:spacing w:before="0" w:after="0" w:line="240" w:lineRule="auto"/>
+            </w:pPr>
+            <w:r>
+              <w:rPr>
+                <w:sz w:val="20"/>
+                <w:szCs w:val="20"/>
+              </w:rPr>
+              <w:t>121</w:t>
+            </w:r>
+          </w:p>
+        </w:tc>
+        <w:tc>
+          <w:tcPr>
+            <w:tcW w:w="1872" w:type="dxa"/>
+            <w:vAlign w:val="center"/>
+          </w:tcPr>
+          <w:p>
+            <w:pPr>
+              <w:pStyle w:val="TableText"/>
+              <w:spacing w:before="0" w:after="0" w:line="240" w:lineRule="auto"/>
+            </w:pPr>
+            <w:r>
+              <w:rPr>
+                <w:sz w:val="20"/>
+                <w:szCs w:val="20"/>
+              </w:rPr>
+              <w:t>11.72</w:t>
+            </w:r>
+          </w:p>
+        </w:tc>
+      </w:tr>
+      <w:tr>
+        <w:tc>
+          <w:tcPr>
+            <w:tcW w:w="1872" w:type="dxa"/>
+            <w:vAlign w:val="center"/>
+          </w:tcPr>
+          <w:p>
+            <w:pPr>
+              <w:pStyle w:val="TableText"/>
+              <w:spacing w:before="0" w:after="0" w:line="240" w:lineRule="auto"/>
+            </w:pPr>
+            <w:r>
+              <w:rPr>
+                <w:sz w:val="20"/>
+                <w:szCs w:val="20"/>
+              </w:rPr>
+              <w:t>BBB_Peptides</w:t>
+            </w:r>
+          </w:p>
+        </w:tc>
+        <w:tc>
+          <w:tcPr>
+            <w:tcW w:w="1872" w:type="dxa"/>
+            <w:vAlign w:val="center"/>
+          </w:tcPr>
+          <w:p>
+            <w:pPr>
+              <w:pStyle w:val="TableText"/>
+              <w:spacing w:before="0" w:after="0" w:line="240" w:lineRule="auto"/>
+            </w:pPr>
+            <w:r>
+              <w:rPr>
+                <w:sz w:val="20"/>
+                <w:szCs w:val="20"/>
+              </w:rPr>
+              <w:t>40</w:t>
+            </w:r>
+          </w:p>
+        </w:tc>
+        <w:tc>
+          <w:tcPr>
+            <w:tcW w:w="1872" w:type="dxa"/>
+            <w:vAlign w:val="center"/>
+          </w:tcPr>
+          <w:p>
+            <w:pPr>
+              <w:pStyle w:val="TableText"/>
+              <w:spacing w:before="0" w:after="0" w:line="240" w:lineRule="auto"/>
+            </w:pPr>
+            <w:r>
+              <w:rPr>
+                <w:sz w:val="20"/>
+                <w:szCs w:val="20"/>
+              </w:rPr>
+              <w:t>4.20</w:t>
+            </w:r>
+          </w:p>
+        </w:tc>
+        <w:tc>
+          <w:tcPr>
+            <w:tcW w:w="1872" w:type="dxa"/>
+            <w:vAlign w:val="center"/>
+          </w:tcPr>
+          <w:p>
+            <w:pPr>
+              <w:pStyle w:val="TableText"/>
+              <w:spacing w:before="0" w:after="0" w:line="240" w:lineRule="auto"/>
+            </w:pPr>
+            <w:r>
+              <w:rPr>
+                <w:sz w:val="20"/>
+                <w:szCs w:val="20"/>
+              </w:rPr>
+              <w:t>72</w:t>
+            </w:r>
+          </w:p>
+        </w:tc>
+        <w:tc>
+          <w:tcPr>
+            <w:tcW w:w="1872" w:type="dxa"/>
+            <w:vAlign w:val="center"/>
+          </w:tcPr>
+          <w:p>
+            <w:pPr>
+              <w:pStyle w:val="TableText"/>
+              <w:spacing w:before="0" w:after="0" w:line="240" w:lineRule="auto"/>
+            </w:pPr>
+            <w:r>
+              <w:rPr>
+                <w:sz w:val="20"/>
+                <w:szCs w:val="20"/>
+              </w:rPr>
+              <w:t>6.98</w:t>
+            </w:r>
+          </w:p>
+        </w:tc>
+      </w:tr>
+      <w:tr>
+        <w:tc>
+          <w:tcPr>
+            <w:tcW w:w="1872" w:type="dxa"/>
+            <w:vAlign w:val="center"/>
+          </w:tcPr>
+          <w:p>
+            <w:pPr>
+              <w:pStyle w:val="TableText"/>
+              <w:spacing w:before="0" w:after="0" w:line="240" w:lineRule="auto"/>
+            </w:pPr>
+            <w:r>
+              <w:rPr>
+                <w:sz w:val="20"/>
+                <w:szCs w:val="20"/>
+              </w:rPr>
+              <w:t>Quorum_sensing</w:t>
+            </w:r>
+          </w:p>
+        </w:tc>
+        <w:tc>
+          <w:tcPr>
+            <w:tcW w:w="1872" w:type="dxa"/>
+            <w:vAlign w:val="center"/>
+          </w:tcPr>
+          <w:p>
+            <w:pPr>
+              <w:pStyle w:val="TableText"/>
+              <w:spacing w:before="0" w:after="0" w:line="240" w:lineRule="auto"/>
+            </w:pPr>
+            <w:r>
+              <w:rPr>
+                <w:sz w:val="20"/>
+                <w:szCs w:val="20"/>
+              </w:rPr>
+              <w:t>173</w:t>
+            </w:r>
+          </w:p>
+        </w:tc>
+        <w:tc>
+          <w:tcPr>
+            <w:tcW w:w="1872" w:type="dxa"/>
+            <w:vAlign w:val="center"/>
+          </w:tcPr>
+          <w:p>
+            <w:pPr>
+              <w:pStyle w:val="TableText"/>
+              <w:spacing w:before="0" w:after="0" w:line="240" w:lineRule="auto"/>
+            </w:pPr>
+            <w:r>
+              <w:rPr>
+                <w:sz w:val="20"/>
+                <w:szCs w:val="20"/>
+              </w:rPr>
+              <w:t>18.15</w:t>
+            </w:r>
+          </w:p>
+        </w:tc>
+        <w:tc>
+          <w:tcPr>
+            <w:tcW w:w="1872" w:type="dxa"/>
+            <w:vAlign w:val="center"/>
+          </w:tcPr>
+          <w:p>
+            <w:pPr>
+              <w:pStyle w:val="TableText"/>
+              <w:spacing w:before="0" w:after="0" w:line="240" w:lineRule="auto"/>
+            </w:pPr>
+            <w:r>
+              <w:rPr>
+                <w:sz w:val="20"/>
+                <w:szCs w:val="20"/>
+              </w:rPr>
+              <w:t>190</w:t>
+            </w:r>
+          </w:p>
+        </w:tc>
+        <w:tc>
+          <w:tcPr>
+            <w:tcW w:w="1872" w:type="dxa"/>
+            <w:vAlign w:val="center"/>
+          </w:tcPr>
+          <w:p>
+            <w:pPr>
+              <w:pStyle w:val="TableText"/>
+              <w:spacing w:before="0" w:after="0" w:line="240" w:lineRule="auto"/>
+            </w:pPr>
+            <w:r>
+              <w:rPr>
+                <w:sz w:val="20"/>
+                <w:szCs w:val="20"/>
+              </w:rPr>
+              <w:t>18.41</w:t>
+            </w:r>
+          </w:p>
+        </w:tc>
+      </w:tr>
+      <w:tr>
+        <w:tc>
+          <w:tcPr>
+            <w:tcW w:w="1872" w:type="dxa"/>
+            <w:vAlign w:val="center"/>
+          </w:tcPr>
+          <w:p>
+            <w:pPr>
+              <w:pStyle w:val="TableText"/>
+              <w:spacing w:before="0" w:after="0" w:line="240" w:lineRule="auto"/>
+            </w:pPr>
+            <w:r>
+              <w:rPr>
+                <w:sz w:val="20"/>
+                <w:szCs w:val="20"/>
+              </w:rPr>
+              <w:t>Antimicrobial</w:t>
+            </w:r>
+          </w:p>
+        </w:tc>
+        <w:tc>
+          <w:tcPr>
+            <w:tcW w:w="1872" w:type="dxa"/>
+            <w:vAlign w:val="center"/>
+          </w:tcPr>
+          <w:p>
+            <w:pPr>
+              <w:pStyle w:val="TableText"/>
+              <w:spacing w:before="0" w:after="0" w:line="240" w:lineRule="auto"/>
+            </w:pPr>
+            <w:r>
+              <w:rPr>
+                <w:sz w:val="20"/>
+                <w:szCs w:val="20"/>
+              </w:rPr>
+              <w:t>206</w:t>
+            </w:r>
+          </w:p>
+        </w:tc>
+        <w:tc>
+          <w:tcPr>
+            <w:tcW w:w="1872" w:type="dxa"/>
+            <w:vAlign w:val="center"/>
+          </w:tcPr>
+          <w:p>
+            <w:pPr>
+              <w:pStyle w:val="TableText"/>
+              <w:spacing w:before="0" w:after="0" w:line="240" w:lineRule="auto"/>
+            </w:pPr>
+            <w:r>
+              <w:rPr>
+                <w:sz w:val="20"/>
+                <w:szCs w:val="20"/>
+              </w:rPr>
+              <w:t>21.62</w:t>
+            </w:r>
+          </w:p>
+        </w:tc>
+        <w:tc>
+          <w:tcPr>
+            <w:tcW w:w="1872" w:type="dxa"/>
+            <w:vAlign w:val="center"/>
+          </w:tcPr>
+          <w:p>
+            <w:pPr>
+              <w:pStyle w:val="TableText"/>
+              <w:spacing w:before="0" w:after="0" w:line="240" w:lineRule="auto"/>
+            </w:pPr>
+            <w:r>
+              <w:rPr>
+                <w:sz w:val="20"/>
+                <w:szCs w:val="20"/>
+              </w:rPr>
+              <w:t>238</w:t>
+            </w:r>
+          </w:p>
+        </w:tc>
+        <w:tc>
+          <w:tcPr>
+            <w:tcW w:w="1872" w:type="dxa"/>
+            <w:vAlign w:val="center"/>
+          </w:tcPr>
+          <w:p>
+            <w:pPr>
+              <w:pStyle w:val="TableText"/>
+              <w:spacing w:before="0" w:after="0" w:line="240" w:lineRule="auto"/>
+            </w:pPr>
+            <w:r>
+              <w:rPr>
+                <w:sz w:val="20"/>
+                <w:szCs w:val="20"/>
+              </w:rPr>
+              <w:t>23.06</w:t>
+            </w:r>
+          </w:p>
+        </w:tc>
+      </w:tr>
+      <w:tr>
+        <w:tc>
+          <w:tcPr>
+            <w:tcW w:w="1872" w:type="dxa"/>
+            <w:vAlign w:val="center"/>
+          </w:tcPr>
+          <w:p>
+            <w:pPr>
+              <w:pStyle w:val="TableText"/>
+              <w:spacing w:before="0" w:after="0" w:line="240" w:lineRule="auto"/>
+            </w:pPr>
+            <w:r>
+              <w:rPr>
+                <w:sz w:val="20"/>
+                <w:szCs w:val="20"/>
+              </w:rPr>
+              <w:t>Antibacterial</w:t>
+            </w:r>
+          </w:p>
+        </w:tc>
+        <w:tc>
+          <w:tcPr>
+            <w:tcW w:w="1872" w:type="dxa"/>
+            <w:vAlign w:val="center"/>
+          </w:tcPr>
+          <w:p>
+            <w:pPr>
+              <w:pStyle w:val="TableText"/>
+              <w:spacing w:before="0" w:after="0" w:line="240" w:lineRule="auto"/>
+            </w:pPr>
+            <w:r>
+              <w:rPr>
+                <w:sz w:val="20"/>
+                <w:szCs w:val="20"/>
+              </w:rPr>
+              <w:t>111</w:t>
+            </w:r>
+          </w:p>
+        </w:tc>
+        <w:tc>
+          <w:tcPr>
+            <w:tcW w:w="1872" w:type="dxa"/>
+            <w:vAlign w:val="center"/>
+          </w:tcPr>
+          <w:p>
+            <w:pPr>
+              <w:pStyle w:val="TableText"/>
+              <w:spacing w:before="0" w:after="0" w:line="240" w:lineRule="auto"/>
+            </w:pPr>
+            <w:r>
+              <w:rPr>
+                <w:sz w:val="20"/>
+                <w:szCs w:val="20"/>
+              </w:rPr>
+              <w:t>11.65</w:t>
+            </w:r>
+          </w:p>
+        </w:tc>
+        <w:tc>
+          <w:tcPr>
+            <w:tcW w:w="1872" w:type="dxa"/>
+            <w:vAlign w:val="center"/>
+          </w:tcPr>
+          <w:p>
+            <w:pPr>
+              <w:pStyle w:val="TableText"/>
+              <w:spacing w:before="0" w:after="0" w:line="240" w:lineRule="auto"/>
+            </w:pPr>
+            <w:r>
+              <w:rPr>
+                <w:sz w:val="20"/>
+                <w:szCs w:val="20"/>
+              </w:rPr>
+              <w:t>153</w:t>
+            </w:r>
+          </w:p>
+        </w:tc>
+        <w:tc>
+          <w:tcPr>
+            <w:tcW w:w="1872" w:type="dxa"/>
+            <w:vAlign w:val="center"/>
+          </w:tcPr>
+          <w:p>
+            <w:pPr>
+              <w:pStyle w:val="TableText"/>
+              <w:spacing w:before="0" w:after="0" w:line="240" w:lineRule="auto"/>
+            </w:pPr>
+            <w:r>
+              <w:rPr>
+                <w:sz w:val="20"/>
+                <w:szCs w:val="20"/>
+              </w:rPr>
+              <w:t>14.83</w:t>
+            </w:r>
+          </w:p>
+        </w:tc>
+      </w:tr>
+      <w:tr>
+        <w:tc>
+          <w:tcPr>
+            <w:tcW w:w="1872" w:type="dxa"/>
+            <w:vAlign w:val="center"/>
+          </w:tcPr>
+          <w:p>
+            <w:pPr>
+              <w:pStyle w:val="TableText"/>
+              <w:spacing w:before="0" w:after="0" w:line="240" w:lineRule="auto"/>
+            </w:pPr>
+            <w:r>
+              <w:rPr>
+                <w:sz w:val="20"/>
+                <w:szCs w:val="20"/>
+              </w:rPr>
+              <w:t>Anti-MRSA</w:t>
+            </w:r>
+          </w:p>
+        </w:tc>
+        <w:tc>
+          <w:tcPr>
+            <w:tcW w:w="1872" w:type="dxa"/>
+            <w:vAlign w:val="center"/>
+          </w:tcPr>
+          <w:p>
+            <w:pPr>
+              <w:pStyle w:val="TableText"/>
+              <w:spacing w:before="0" w:after="0" w:line="240" w:lineRule="auto"/>
+            </w:pPr>
+            <w:r>
+              <w:rPr>
+                <w:sz w:val="20"/>
+                <w:szCs w:val="20"/>
+              </w:rPr>
+              <w:t>47</w:t>
+            </w:r>
+          </w:p>
+        </w:tc>
+        <w:tc>
+          <w:tcPr>
+            <w:tcW w:w="1872" w:type="dxa"/>
+            <w:vAlign w:val="center"/>
+          </w:tcPr>
+          <w:p>
+            <w:pPr>
+              <w:pStyle w:val="TableText"/>
+              <w:spacing w:before="0" w:after="0" w:line="240" w:lineRule="auto"/>
+            </w:pPr>
+            <w:r>
+              <w:rPr>
+                <w:sz w:val="20"/>
+                <w:szCs w:val="20"/>
+              </w:rPr>
+              <w:t>4.93</w:t>
+            </w:r>
+          </w:p>
+        </w:tc>
+        <w:tc>
+          <w:tcPr>
+            <w:tcW w:w="1872" w:type="dxa"/>
+            <w:vAlign w:val="center"/>
+          </w:tcPr>
+          <w:p>
+            <w:pPr>
+              <w:pStyle w:val="TableText"/>
+              <w:spacing w:before="0" w:after="0" w:line="240" w:lineRule="auto"/>
+            </w:pPr>
+            <w:r>
+              <w:rPr>
+                <w:sz w:val="20"/>
+                <w:szCs w:val="20"/>
+              </w:rPr>
+              <w:t>62</w:t>
+            </w:r>
+          </w:p>
+        </w:tc>
+        <w:tc>
+          <w:tcPr>
+            <w:tcW w:w="1872" w:type="dxa"/>
+            <w:vAlign w:val="center"/>
+          </w:tcPr>
+          <w:p>
+            <w:pPr>
+              <w:pStyle w:val="TableText"/>
+              <w:spacing w:before="0" w:after="0" w:line="240" w:lineRule="auto"/>
+            </w:pPr>
+            <w:r>
+              <w:rPr>
+                <w:sz w:val="20"/>
+                <w:szCs w:val="20"/>
+              </w:rPr>
+              <w:t>6.01</w:t>
+            </w:r>
+          </w:p>
+        </w:tc>
+      </w:tr>
+      <w:tr>
+        <w:tc>
+          <w:tcPr>
+            <w:tcW w:w="1872" w:type="dxa"/>
+            <w:vAlign w:val="center"/>
+          </w:tcPr>
+          <w:p>
+            <w:pPr>
+              <w:pStyle w:val="TableText"/>
+              <w:spacing w:before="0" w:after="0" w:line="240" w:lineRule="auto"/>
+            </w:pPr>
+            <w:r>
+              <w:rPr>
+                <w:sz w:val="20"/>
+                <w:szCs w:val="20"/>
+              </w:rPr>
+              <w:t>CPP</w:t>
+            </w:r>
+          </w:p>
+        </w:tc>
+        <w:tc>
+          <w:tcPr>
+            <w:tcW w:w="1872" w:type="dxa"/>
+            <w:vAlign w:val="center"/>
+          </w:tcPr>
+          <w:p>
+            <w:pPr>
+              <w:pStyle w:val="TableText"/>
+              <w:spacing w:before="0" w:after="0" w:line="240" w:lineRule="auto"/>
+            </w:pPr>
+            <w:r>
+              <w:rPr>
+                <w:sz w:val="20"/>
+                <w:szCs w:val="20"/>
+              </w:rPr>
+              <w:t>15</w:t>
+            </w:r>
+          </w:p>
+        </w:tc>
+        <w:tc>
+          <w:tcPr>
+            <w:tcW w:w="1872" w:type="dxa"/>
+            <w:vAlign w:val="center"/>
+          </w:tcPr>
+          <w:p>
+            <w:pPr>
+              <w:pStyle w:val="TableText"/>
+              <w:spacing w:before="0" w:after="0" w:line="240" w:lineRule="auto"/>
+            </w:pPr>
+            <w:r>
+              <w:rPr>
+                <w:sz w:val="20"/>
+                <w:szCs w:val="20"/>
+              </w:rPr>
+              <w:t>1.57</w:t>
+            </w:r>
+          </w:p>
+        </w:tc>
+        <w:tc>
+          <w:tcPr>
+            <w:tcW w:w="1872" w:type="dxa"/>
+            <w:vAlign w:val="center"/>
+          </w:tcPr>
+          <w:p>
+            <w:pPr>
+              <w:pStyle w:val="TableText"/>
+              <w:spacing w:before="0" w:after="0" w:line="240" w:lineRule="auto"/>
+            </w:pPr>
+            <w:r>
+              <w:rPr>
+                <w:sz w:val="20"/>
+                <w:szCs w:val="20"/>
+              </w:rPr>
+              <w:t>29</w:t>
+            </w:r>
+          </w:p>
+        </w:tc>
+        <w:tc>
+          <w:tcPr>
+            <w:tcW w:w="1872" w:type="dxa"/>
+            <w:vAlign w:val="center"/>
+          </w:tcPr>
+          <w:p>
+            <w:pPr>
+              <w:pStyle w:val="TableText"/>
+              <w:spacing w:before="0" w:after="0" w:line="240" w:lineRule="auto"/>
+            </w:pPr>
+            <w:r>
+              <w:rPr>
+                <w:sz w:val="20"/>
+                <w:szCs w:val="20"/>
+              </w:rPr>
+              <w:t>2.81</w:t>
+            </w:r>
+          </w:p>
+        </w:tc>
+      </w:tr>
+      <w:tr>
+        <w:tc>
+          <w:tcPr>
+            <w:tcW w:w="1872" w:type="dxa"/>
+            <w:vAlign w:val="center"/>
+          </w:tcPr>
+          <w:p>
+            <w:pPr>
+              <w:pStyle w:val="TableText"/>
+              <w:spacing w:before="0" w:after="0" w:line="240" w:lineRule="auto"/>
+            </w:pPr>
+            <w:r>
+              <w:rPr>
+                <w:sz w:val="20"/>
+                <w:szCs w:val="20"/>
+              </w:rPr>
+              <w:t>Antifungal</w:t>
+            </w:r>
+          </w:p>
+        </w:tc>
+        <w:tc>
+          <w:tcPr>
+            <w:tcW w:w="1872" w:type="dxa"/>
+            <w:vAlign w:val="center"/>
+          </w:tcPr>
+          <w:p>
+            <w:pPr>
+              <w:pStyle w:val="TableText"/>
+              <w:spacing w:before="0" w:after="0" w:line="240" w:lineRule="auto"/>
+            </w:pPr>
+            <w:r>
+              <w:rPr>
+                <w:sz w:val="20"/>
+                <w:szCs w:val="20"/>
+              </w:rPr>
+              <w:t>73</w:t>
+            </w:r>
+          </w:p>
+        </w:tc>
+        <w:tc>
+          <w:tcPr>
+            <w:tcW w:w="1872" w:type="dxa"/>
+            <w:vAlign w:val="center"/>
+          </w:tcPr>
+          <w:p>
+            <w:pPr>
+              <w:pStyle w:val="TableText"/>
+              <w:spacing w:before="0" w:after="0" w:line="240" w:lineRule="auto"/>
+            </w:pPr>
+            <w:r>
+              <w:rPr>
+                <w:sz w:val="20"/>
+                <w:szCs w:val="20"/>
+              </w:rPr>
+              <w:t>7.66</w:t>
+            </w:r>
+          </w:p>
+        </w:tc>
+        <w:tc>
+          <w:tcPr>
+            <w:tcW w:w="1872" w:type="dxa"/>
+            <w:vAlign w:val="center"/>
+          </w:tcPr>
+          <w:p>
+            <w:pPr>
+              <w:pStyle w:val="TableText"/>
+              <w:spacing w:before="0" w:after="0" w:line="240" w:lineRule="auto"/>
+            </w:pPr>
+            <w:r>
+              <w:rPr>
+                <w:sz w:val="20"/>
+                <w:szCs w:val="20"/>
+              </w:rPr>
+              <w:t>96</w:t>
+            </w:r>
+          </w:p>
+        </w:tc>
+        <w:tc>
+          <w:tcPr>
+            <w:tcW w:w="1872" w:type="dxa"/>
+            <w:vAlign w:val="center"/>
+          </w:tcPr>
+          <w:p>
+            <w:pPr>
+              <w:pStyle w:val="TableText"/>
+              <w:spacing w:before="0" w:after="0" w:line="240" w:lineRule="auto"/>
+            </w:pPr>
+            <w:r>
+              <w:rPr>
+                <w:sz w:val="20"/>
+                <w:szCs w:val="20"/>
+              </w:rPr>
+              <w:t>9.30</w:t>
+            </w:r>
+          </w:p>
+        </w:tc>
+      </w:tr>
+      <w:tr>
+        <w:tc>
+          <w:tcPr>
+            <w:tcW w:w="1872" w:type="dxa"/>
+            <w:vAlign w:val="center"/>
+          </w:tcPr>
+          <w:p>
+            <w:pPr>
+              <w:pStyle w:val="TableText"/>
+              <w:spacing w:before="0" w:after="0" w:line="240" w:lineRule="auto"/>
+            </w:pPr>
+            <w:r>
+              <w:rPr>
+                <w:sz w:val="20"/>
+                <w:szCs w:val="20"/>
+              </w:rPr>
+              <w:t>Toxicity</w:t>
+            </w:r>
+          </w:p>
+        </w:tc>
+        <w:tc>
+          <w:tcPr>
+            <w:tcW w:w="1872" w:type="dxa"/>
+            <w:vAlign w:val="center"/>
+          </w:tcPr>
+          <w:p>
+            <w:pPr>
+              <w:pStyle w:val="TableText"/>
+              <w:spacing w:before="0" w:after="0" w:line="240" w:lineRule="auto"/>
+            </w:pPr>
+            <w:r>
+              <w:rPr>
+                <w:sz w:val="20"/>
+                <w:szCs w:val="20"/>
+              </w:rPr>
+              <w:t>13</w:t>
+            </w:r>
+          </w:p>
+        </w:tc>
+        <w:tc>
+          <w:tcPr>
+            <w:tcW w:w="1872" w:type="dxa"/>
+            <w:vAlign w:val="center"/>
+          </w:tcPr>
+          <w:p>
+            <w:pPr>
+              <w:pStyle w:val="TableText"/>
+              <w:spacing w:before="0" w:after="0" w:line="240" w:lineRule="auto"/>
+            </w:pPr>
+            <w:r>
+              <w:rPr>
+                <w:sz w:val="20"/>
+                <w:szCs w:val="20"/>
+              </w:rPr>
+              <w:t>1.36</w:t>
+            </w:r>
+          </w:p>
+        </w:tc>
+        <w:tc>
+          <w:tcPr>
+            <w:tcW w:w="1872" w:type="dxa"/>
+            <w:vAlign w:val="center"/>
+          </w:tcPr>
+          <w:p>
+            <w:pPr>
+              <w:pStyle w:val="TableText"/>
+              <w:spacing w:before="0" w:after="0" w:line="240" w:lineRule="auto"/>
+            </w:pPr>
+            <w:r>
+              <w:rPr>
+                <w:sz w:val="20"/>
+                <w:szCs w:val="20"/>
+              </w:rPr>
+              <w:t>18</w:t>
+            </w:r>
+          </w:p>
+        </w:tc>
+        <w:tc>
+          <w:tcPr>
+            <w:tcW w:w="1872" w:type="dxa"/>
+            <w:vAlign w:val="center"/>
+          </w:tcPr>
+          <w:p>
+            <w:pPr>
+              <w:pStyle w:val="TableText"/>
+              <w:spacing w:before="0" w:after="0" w:line="240" w:lineRule="auto"/>
+            </w:pPr>
+            <w:r>
+              <w:rPr>
+                <w:sz w:val="20"/>
+                <w:szCs w:val="20"/>
+              </w:rPr>
+              <w:t>1.74</w:t>
+            </w:r>
+          </w:p>
+        </w:tc>
+      </w:tr>
+      <w:tr>
+        <w:tc>
+          <w:tcPr>
+            <w:tcW w:w="1872" w:type="dxa"/>
+            <w:vAlign w:val="center"/>
+          </w:tcPr>
+          <w:p>
+            <w:pPr>
+              <w:pStyle w:val="TableText"/>
+              <w:spacing w:before="0" w:after="0" w:line="240" w:lineRule="auto"/>
+            </w:pPr>
+            <w:r>
+              <w:rPr>
+                <w:sz w:val="20"/>
+                <w:szCs w:val="20"/>
+              </w:rPr>
+              <w:t>Umami</w:t>
+            </w:r>
+          </w:p>
+        </w:tc>
+        <w:tc>
+          <w:tcPr>
+            <w:tcW w:w="1872" w:type="dxa"/>
+            <w:vAlign w:val="center"/>
+          </w:tcPr>
+          <w:p>
+            <w:pPr>
+              <w:pStyle w:val="TableText"/>
+              <w:spacing w:before="0" w:after="0" w:line="240" w:lineRule="auto"/>
+            </w:pPr>
+            <w:r>
+              <w:rPr>
+                <w:sz w:val="20"/>
+                <w:szCs w:val="20"/>
+              </w:rPr>
+              <w:t>17</w:t>
+            </w:r>
+          </w:p>
+        </w:tc>
+        <w:tc>
+          <w:tcPr>
+            <w:tcW w:w="1872" w:type="dxa"/>
+            <w:vAlign w:val="center"/>
+          </w:tcPr>
+          <w:p>
+            <w:pPr>
+              <w:pStyle w:val="TableText"/>
+              <w:spacing w:before="0" w:after="0" w:line="240" w:lineRule="auto"/>
+            </w:pPr>
+            <w:r>
+              <w:rPr>
+                <w:sz w:val="20"/>
+                <w:szCs w:val="20"/>
+              </w:rPr>
+              <w:t>1.78</w:t>
+            </w:r>
+          </w:p>
+        </w:tc>
+        <w:tc>
+          <w:tcPr>
+            <w:tcW w:w="1872" w:type="dxa"/>
+            <w:vAlign w:val="center"/>
+          </w:tcPr>
+          <w:p>
+            <w:pPr>
+              <w:pStyle w:val="TableText"/>
+              <w:spacing w:before="0" w:after="0" w:line="240" w:lineRule="auto"/>
+            </w:pPr>
+            <w:r>
+              <w:rPr>
+                <w:sz w:val="20"/>
+                <w:szCs w:val="20"/>
+              </w:rPr>
+              <w:t>15</w:t>
+            </w:r>
+          </w:p>
+        </w:tc>
+        <w:tc>
+          <w:tcPr>
+            <w:tcW w:w="1872" w:type="dxa"/>
+            <w:vAlign w:val="center"/>
+          </w:tcPr>
+          <w:p>
+            <w:pPr>
+              <w:pStyle w:val="TableText"/>
+              <w:spacing w:before="0" w:after="0" w:line="240" w:lineRule="auto"/>
+            </w:pPr>
+            <w:r>
+              <w:rPr>
+                <w:sz w:val="20"/>
+                <w:szCs w:val="20"/>
+              </w:rPr>
+              <w:t>1.45</w:t>
+            </w:r>
+          </w:p>
+        </w:tc>
+      </w:tr>
+      <w:tr>
+        <w:tc>
+          <w:tcPr>
+            <w:tcW w:w="1872" w:type="dxa"/>
+            <w:vAlign w:val="center"/>
+          </w:tcPr>
+          <w:p>
+            <w:pPr>
+              <w:pStyle w:val="TableText"/>
+              <w:spacing w:before="0" w:after="0" w:line="240" w:lineRule="auto"/>
+            </w:pPr>
+            <w:r>
+              <w:rPr>
+                <w:sz w:val="20"/>
+                <w:szCs w:val="20"/>
+              </w:rPr>
+              <w:t>Antimalarial_alt</w:t>
+            </w:r>
+          </w:p>
+        </w:tc>
+        <w:tc>
+          <w:tcPr>
+            <w:tcW w:w="1872" w:type="dxa"/>
+            <w:vAlign w:val="center"/>
+          </w:tcPr>
+          <w:p>
+            <w:pPr>
+              <w:pStyle w:val="TableText"/>
+              <w:spacing w:before="0" w:after="0" w:line="240" w:lineRule="auto"/>
+            </w:pPr>
+            <w:r>
+              <w:rPr>
+                <w:sz w:val="20"/>
+                <w:szCs w:val="20"/>
+              </w:rPr>
+              <w:t>12</w:t>
+            </w:r>
+          </w:p>
+        </w:tc>
+        <w:tc>
+          <w:tcPr>
+            <w:tcW w:w="1872" w:type="dxa"/>
+            <w:vAlign w:val="center"/>
+          </w:tcPr>
+          <w:p>
+            <w:pPr>
+              <w:pStyle w:val="TableText"/>
+              <w:spacing w:before="0" w:after="0" w:line="240" w:lineRule="auto"/>
+            </w:pPr>
+            <w:r>
+              <w:rPr>
+                <w:sz w:val="20"/>
+                <w:szCs w:val="20"/>
+              </w:rPr>
+              <w:t>1.26</w:t>
+            </w:r>
+          </w:p>
+        </w:tc>
+        <w:tc>
+          <w:tcPr>
+            <w:tcW w:w="1872" w:type="dxa"/>
+            <w:vAlign w:val="center"/>
+          </w:tcPr>
+          <w:p>
+            <w:pPr>
+              <w:pStyle w:val="TableText"/>
+              <w:spacing w:before="0" w:after="0" w:line="240" w:lineRule="auto"/>
+            </w:pPr>
+            <w:r>
+              <w:rPr>
+                <w:sz w:val="20"/>
+                <w:szCs w:val="20"/>
+              </w:rPr>
+              <w:t>14</w:t>
+            </w:r>
+          </w:p>
+        </w:tc>
+        <w:tc>
+          <w:tcPr>
+            <w:tcW w:w="1872" w:type="dxa"/>
+            <w:vAlign w:val="center"/>
+          </w:tcPr>
+          <w:p>
+            <w:pPr>
+              <w:pStyle w:val="TableText"/>
+              <w:spacing w:before="0" w:after="0" w:line="240" w:lineRule="auto"/>
+            </w:pPr>
+            <w:r>
+              <w:rPr>
+                <w:sz w:val="20"/>
+                <w:szCs w:val="20"/>
+              </w:rPr>
+              <w:t>1.36</w:t>
+            </w:r>
+          </w:p>
+        </w:tc>
+      </w:tr>
+      <w:tr>
+        <w:tc>
+          <w:tcPr>
+            <w:tcW w:w="1872" w:type="dxa"/>
+            <w:vAlign w:val="center"/>
+          </w:tcPr>
+          <w:p>
+            <w:pPr>
+              <w:pStyle w:val="TableText"/>
+              <w:spacing w:before="0" w:after="0" w:line="240" w:lineRule="auto"/>
+            </w:pPr>
+            <w:r>
+              <w:rPr>
+                <w:sz w:val="20"/>
+                <w:szCs w:val="20"/>
+              </w:rPr>
+              <w:t>TTCA</w:t>
+            </w:r>
+          </w:p>
+        </w:tc>
+        <w:tc>
+          <w:tcPr>
+            <w:tcW w:w="1872" w:type="dxa"/>
+            <w:vAlign w:val="center"/>
+          </w:tcPr>
+          <w:p>
+            <w:pPr>
+              <w:pStyle w:val="TableText"/>
+              <w:spacing w:before="0" w:after="0" w:line="240" w:lineRule="auto"/>
+            </w:pPr>
+            <w:r>
+              <w:rPr>
+                <w:sz w:val="20"/>
+                <w:szCs w:val="20"/>
+              </w:rPr>
+              <w:t>1</w:t>
+            </w:r>
+          </w:p>
+        </w:tc>
+        <w:tc>
+          <w:tcPr>
+            <w:tcW w:w="1872" w:type="dxa"/>
+            <w:vAlign w:val="center"/>
+          </w:tcPr>
+          <w:p>
+            <w:pPr>
+              <w:pStyle w:val="TableText"/>
+              <w:spacing w:before="0" w:after="0" w:line="240" w:lineRule="auto"/>
+            </w:pPr>
+            <w:r>
+              <w:rPr>
+                <w:sz w:val="20"/>
+                <w:szCs w:val="20"/>
+              </w:rPr>
+              <w:t>0.10</w:t>
+            </w:r>
+          </w:p>
+        </w:tc>
+        <w:tc>
+          <w:tcPr>
+            <w:tcW w:w="1872" w:type="dxa"/>
+            <w:vAlign w:val="center"/>
+          </w:tcPr>
+          <w:p>
+            <w:pPr>
+              <w:pStyle w:val="TableText"/>
+              <w:spacing w:before="0" w:after="0" w:line="240" w:lineRule="auto"/>
+            </w:pPr>
+            <w:r>
+              <w:rPr>
+                <w:sz w:val="20"/>
+                <w:szCs w:val="20"/>
+              </w:rPr>
+              <w:t>1</w:t>
+            </w:r>
+          </w:p>
+        </w:tc>
+        <w:tc>
+          <w:tcPr>
+            <w:tcW w:w="1872" w:type="dxa"/>
+            <w:vAlign w:val="center"/>
+          </w:tcPr>
+          <w:p>
+            <w:pPr>
+              <w:pStyle w:val="TableText"/>
+              <w:spacing w:before="0" w:after="0" w:line="240" w:lineRule="auto"/>
+            </w:pPr>
+            <w:r>
+              <w:rPr>
+                <w:sz w:val="20"/>
+                <w:szCs w:val="20"/>
+              </w:rPr>
+              <w:t>0.10</w:t>
+            </w:r>
+          </w:p>
+        </w:tc>
+      </w:tr>
+      <w:tr>
+        <w:tc>
+          <w:tcPr>
+            <w:tcW w:w="1872" w:type="dxa"/>
+            <w:vAlign w:val="center"/>
+          </w:tcPr>
+          <w:p>
+            <w:pPr>
+              <w:pStyle w:val="TableText"/>
+              <w:spacing w:before="0" w:after="0" w:line="240" w:lineRule="auto"/>
+            </w:pPr>
+            <w:r>
+              <w:rPr>
+                <w:sz w:val="20"/>
+                <w:szCs w:val="20"/>
+              </w:rPr>
+              <w:t>Antioxidant_FRS</w:t>
+            </w:r>
+          </w:p>
+        </w:tc>
+        <w:tc>
+          <w:tcPr>
+            <w:tcW w:w="1872" w:type="dxa"/>
+            <w:vAlign w:val="center"/>
+          </w:tcPr>
+          <w:p>
+            <w:pPr>
+              <w:pStyle w:val="TableText"/>
+              <w:spacing w:before="0" w:after="0" w:line="240" w:lineRule="auto"/>
+            </w:pPr>
+            <w:r>
+              <w:rPr>
+                <w:sz w:val="20"/>
+                <w:szCs w:val="20"/>
+              </w:rPr>
+              <w:t>43</w:t>
+            </w:r>
+          </w:p>
+        </w:tc>
+        <w:tc>
+          <w:tcPr>
+            <w:tcW w:w="1872" w:type="dxa"/>
+            <w:vAlign w:val="center"/>
+          </w:tcPr>
+          <w:p>
+            <w:pPr>
+              <w:pStyle w:val="TableText"/>
+              <w:spacing w:before="0" w:after="0" w:line="240" w:lineRule="auto"/>
+            </w:pPr>
+            <w:r>
+              <w:rPr>
+                <w:sz w:val="20"/>
+                <w:szCs w:val="20"/>
+              </w:rPr>
+              <w:t>4.51</w:t>
+            </w:r>
+          </w:p>
+        </w:tc>
+        <w:tc>
+          <w:tcPr>
+            <w:tcW w:w="1872" w:type="dxa"/>
+            <w:vAlign w:val="center"/>
+          </w:tcPr>
+          <w:p>
+            <w:pPr>
+              <w:pStyle w:val="TableText"/>
+              <w:spacing w:before="0" w:after="0" w:line="240" w:lineRule="auto"/>
+            </w:pPr>
+            <w:r>
+              <w:rPr>
+                <w:sz w:val="20"/>
+                <w:szCs w:val="20"/>
+              </w:rPr>
+              <w:t>41</w:t>
+            </w:r>
+          </w:p>
+        </w:tc>
+        <w:tc>
+          <w:tcPr>
+            <w:tcW w:w="1872" w:type="dxa"/>
+            <w:vAlign w:val="center"/>
+          </w:tcPr>
+          <w:p>
+            <w:pPr>
+              <w:pStyle w:val="TableText"/>
+              <w:spacing w:before="0" w:after="0" w:line="240" w:lineRule="auto"/>
+            </w:pPr>
+            <w:r>
+              <w:rPr>
+                <w:sz w:val="20"/>
+                <w:szCs w:val="20"/>
+              </w:rPr>
+              <w:t>3.97</w:t>
+            </w:r>
+          </w:p>
+        </w:tc>
+      </w:tr>
+      <w:tr>
+        <w:tc>
+          <w:tcPr>
+            <w:tcW w:w="1872" w:type="dxa"/>
+            <w:vAlign w:val="center"/>
+          </w:tcPr>
+          <w:p>
+            <w:pPr>
+              <w:pStyle w:val="TableText"/>
+              <w:spacing w:before="0" w:after="0" w:line="240" w:lineRule="auto"/>
+            </w:pPr>
+            <w:r>
+              <w:rPr>
+                <w:sz w:val="20"/>
+                <w:szCs w:val="20"/>
+              </w:rPr>
+              <w:t>DPPIV</w:t>
+            </w:r>
+          </w:p>
+        </w:tc>
+        <w:tc>
+          <w:tcPr>
+            <w:tcW w:w="1872" w:type="dxa"/>
+            <w:vAlign w:val="center"/>
+          </w:tcPr>
+          <w:p>
+            <w:pPr>
+              <w:pStyle w:val="TableText"/>
+              <w:spacing w:before="0" w:after="0" w:line="240" w:lineRule="auto"/>
+            </w:pPr>
+            <w:r>
+              <w:rPr>
+                <w:sz w:val="20"/>
+                <w:szCs w:val="20"/>
+              </w:rPr>
+              <w:t>0</w:t>
+            </w:r>
+          </w:p>
+        </w:tc>
+        <w:tc>
+          <w:tcPr>
+            <w:tcW w:w="1872" w:type="dxa"/>
+            <w:vAlign w:val="center"/>
+          </w:tcPr>
+          <w:p>
+            <w:pPr>
+              <w:pStyle w:val="TableText"/>
+              <w:spacing w:before="0" w:after="0" w:line="240" w:lineRule="auto"/>
+            </w:pPr>
+            <w:r>
+              <w:rPr>
+                <w:sz w:val="20"/>
+                <w:szCs w:val="20"/>
+              </w:rPr>
+              <w:t>0.00</w:t>
+            </w:r>
+          </w:p>
+        </w:tc>
+        <w:tc>
+          <w:tcPr>
+            <w:tcW w:w="1872" w:type="dxa"/>
+            <w:vAlign w:val="center"/>
+          </w:tcPr>
+          <w:p>
+            <w:pPr>
+              <w:pStyle w:val="TableText"/>
+              <w:spacing w:before="0" w:after="0" w:line="240" w:lineRule="auto"/>
+            </w:pPr>
+            <w:r>
+              <w:rPr>
+                <w:sz w:val="20"/>
+                <w:szCs w:val="20"/>
+              </w:rPr>
+              <w:t>0</w:t>
+            </w:r>
+          </w:p>
+        </w:tc>
+        <w:tc>
+          <w:tcPr>
+            <w:tcW w:w="1872" w:type="dxa"/>
+            <w:vAlign w:val="center"/>
+          </w:tcPr>
+          <w:p>
+            <w:pPr>
+              <w:pStyle w:val="TableText"/>
+              <w:spacing w:before="0" w:after="0" w:line="240" w:lineRule="auto"/>
+            </w:pPr>
+            <w:r>
+              <w:rPr>
+                <w:sz w:val="20"/>
+                <w:szCs w:val="20"/>
+              </w:rPr>
+              <w:t>0.00</w:t>
+            </w:r>
+          </w:p>
+        </w:tc>
+      </w:tr>
+      <w:tr>
+        <w:tc>
+          <w:tcPr>
+            <w:tcW w:w="1872" w:type="dxa"/>
+            <w:vAlign w:val="center"/>
+          </w:tcPr>
+          <w:p>
+            <w:pPr>
+              <w:pStyle w:val="TableText"/>
+              <w:spacing w:before="0" w:after="0" w:line="240" w:lineRule="auto"/>
+            </w:pPr>
+            <w:r>
+              <w:rPr>
+                <w:sz w:val="20"/>
+                <w:szCs w:val="20"/>
+              </w:rPr>
+              <w:t>Antimalarial_main</w:t>
+            </w:r>
+          </w:p>
+        </w:tc>
+        <w:tc>
+          <w:tcPr>
+            <w:tcW w:w="1872" w:type="dxa"/>
+            <w:vAlign w:val="center"/>
+          </w:tcPr>
+          <w:p>
+            <w:pPr>
+              <w:pStyle w:val="TableText"/>
+              <w:spacing w:before="0" w:after="0" w:line="240" w:lineRule="auto"/>
+            </w:pPr>
+            <w:r>
+              <w:rPr>
+                <w:sz w:val="20"/>
+                <w:szCs w:val="20"/>
+              </w:rPr>
+              <w:t>0</w:t>
+            </w:r>
+          </w:p>
+        </w:tc>
+        <w:tc>
+          <w:tcPr>
+            <w:tcW w:w="1872" w:type="dxa"/>
+            <w:vAlign w:val="center"/>
+          </w:tcPr>
+          <w:p>
+            <w:pPr>
+              <w:pStyle w:val="TableText"/>
+              <w:spacing w:before="0" w:after="0" w:line="240" w:lineRule="auto"/>
+            </w:pPr>
+            <w:r>
+              <w:rPr>
+                <w:sz w:val="20"/>
+                <w:szCs w:val="20"/>
+              </w:rPr>
+              <w:t>0.00</w:t>
+            </w:r>
+          </w:p>
+        </w:tc>
+        <w:tc>
+          <w:tcPr>
+            <w:tcW w:w="1872" w:type="dxa"/>
+            <w:vAlign w:val="center"/>
+          </w:tcPr>
+          <w:p>
+            <w:pPr>
+              <w:pStyle w:val="TableText"/>
+              <w:spacing w:before="0" w:after="0" w:line="240" w:lineRule="auto"/>
+            </w:pPr>
+            <w:r>
+              <w:rPr>
+                <w:sz w:val="20"/>
+                <w:szCs w:val="20"/>
+              </w:rPr>
+              <w:t>0</w:t>
+            </w:r>
+          </w:p>
+        </w:tc>
+        <w:tc>
+          <w:tcPr>
+            <w:tcW w:w="1872" w:type="dxa"/>
+            <w:vAlign w:val="center"/>
+          </w:tcPr>
+          <w:p>
+            <w:pPr>
+              <w:pStyle w:val="TableText"/>
+              <w:spacing w:before="0" w:after="0" w:line="240" w:lineRule="auto"/>
+            </w:pPr>
+            <w:r>
+              <w:rPr>
+                <w:sz w:val="20"/>
+                <w:szCs w:val="20"/>
+              </w:rPr>
+              <w:t>0.00</w:t>
+            </w:r>
+          </w:p>
+        </w:tc>
+      </w:tr>
+      <w:tr>
+        <w:tc>
+          <w:tcPr>
+            <w:tcW w:w="1872" w:type="dxa"/>
+            <w:vAlign w:val="center"/>
+          </w:tcPr>
+          <w:p>
+            <w:pPr>
+              <w:pStyle w:val="TableText"/>
+              <w:spacing w:before="0" w:after="0" w:line="240" w:lineRule="auto"/>
+            </w:pPr>
+            <w:r>
+              <w:rPr>
+                <w:sz w:val="20"/>
+                <w:szCs w:val="20"/>
+              </w:rPr>
+              <w:t>Anti-parasitic</w:t>
+            </w:r>
+          </w:p>
+        </w:tc>
+        <w:tc>
+          <w:tcPr>
+            <w:tcW w:w="1872" w:type="dxa"/>
+            <w:vAlign w:val="center"/>
+          </w:tcPr>
+          <w:p>
+            <w:pPr>
+              <w:pStyle w:val="TableText"/>
+              <w:spacing w:before="0" w:after="0" w:line="240" w:lineRule="auto"/>
+            </w:pPr>
+            <w:r>
+              <w:rPr>
+                <w:sz w:val="20"/>
+                <w:szCs w:val="20"/>
+              </w:rPr>
+              <w:t>288</w:t>
+            </w:r>
+          </w:p>
+        </w:tc>
+        <w:tc>
+          <w:tcPr>
+            <w:tcW w:w="1872" w:type="dxa"/>
+            <w:vAlign w:val="center"/>
+          </w:tcPr>
+          <w:p>
+            <w:pPr>
+              <w:pStyle w:val="TableText"/>
+              <w:spacing w:before="0" w:after="0" w:line="240" w:lineRule="auto"/>
+            </w:pPr>
+            <w:r>
+              <w:rPr>
+                <w:sz w:val="20"/>
+                <w:szCs w:val="20"/>
+              </w:rPr>
+              <w:t>30.22</w:t>
+            </w:r>
+          </w:p>
+        </w:tc>
+        <w:tc>
+          <w:tcPr>
+            <w:tcW w:w="1872" w:type="dxa"/>
+            <w:vAlign w:val="center"/>
+          </w:tcPr>
+          <w:p>
+            <w:pPr>
+              <w:pStyle w:val="TableText"/>
+              <w:spacing w:before="0" w:after="0" w:line="240" w:lineRule="auto"/>
+            </w:pPr>
+            <w:r>
+              <w:rPr>
+                <w:sz w:val="20"/>
+                <w:szCs w:val="20"/>
+              </w:rPr>
+              <w:t>280</w:t>
+            </w:r>
+          </w:p>
+        </w:tc>
+        <w:tc>
+          <w:tcPr>
+            <w:tcW w:w="1872" w:type="dxa"/>
+            <w:vAlign w:val="center"/>
+          </w:tcPr>
+          <w:p>
+            <w:pPr>
+              <w:pStyle w:val="TableText"/>
+              <w:spacing w:before="0" w:after="0" w:line="240" w:lineRule="auto"/>
+            </w:pPr>
+            <w:r>
+              <w:rPr>
+                <w:sz w:val="20"/>
+                <w:szCs w:val="20"/>
+              </w:rPr>
+              <w:t>27.13</w:t>
+            </w:r>
+          </w:p>
+        </w:tc>
+      </w:tr>
+      <w:tr>
+        <w:tc>
+          <w:tcPr>
+            <w:tcW w:w="1872" w:type="dxa"/>
+            <w:vAlign w:val="center"/>
+          </w:tcPr>
+          <w:p>
+            <w:pPr>
+              <w:pStyle w:val="TableText"/>
+              <w:spacing w:before="0" w:after="0" w:line="240" w:lineRule="auto"/>
+            </w:pPr>
+            <w:r>
+              <w:rPr>
+                <w:sz w:val="20"/>
+                <w:szCs w:val="20"/>
+              </w:rPr>
+              <w:t>NeuroPred</w:t>
+            </w:r>
+          </w:p>
+        </w:tc>
+        <w:tc>
+          <w:tcPr>
+            <w:tcW w:w="1872" w:type="dxa"/>
+            <w:vAlign w:val="center"/>
+          </w:tcPr>
+          <w:p>
+            <w:pPr>
+              <w:pStyle w:val="TableText"/>
+              <w:spacing w:before="0" w:after="0" w:line="240" w:lineRule="auto"/>
+            </w:pPr>
+            <w:r>
+              <w:rPr>
+                <w:sz w:val="20"/>
+                <w:szCs w:val="20"/>
+              </w:rPr>
+              <w:t>82</w:t>
+            </w:r>
+          </w:p>
+        </w:tc>
+        <w:tc>
+          <w:tcPr>
+            <w:tcW w:w="1872" w:type="dxa"/>
+            <w:vAlign w:val="center"/>
+          </w:tcPr>
+          <w:p>
+            <w:pPr>
+              <w:pStyle w:val="TableText"/>
+              <w:spacing w:before="0" w:after="0" w:line="240" w:lineRule="auto"/>
+            </w:pPr>
+            <w:r>
+              <w:rPr>
+                <w:sz w:val="20"/>
+                <w:szCs w:val="20"/>
+              </w:rPr>
+              <w:t>8.60</w:t>
+            </w:r>
+          </w:p>
+        </w:tc>
+        <w:tc>
+          <w:tcPr>
+            <w:tcW w:w="1872" w:type="dxa"/>
+            <w:vAlign w:val="center"/>
+          </w:tcPr>
+          <w:p>
+            <w:pPr>
+              <w:pStyle w:val="TableText"/>
+              <w:spacing w:before="0" w:after="0" w:line="240" w:lineRule="auto"/>
+            </w:pPr>
+            <w:r>
+              <w:rPr>
+                <w:sz w:val="20"/>
+                <w:szCs w:val="20"/>
+              </w:rPr>
+              <w:t>77</w:t>
+            </w:r>
+          </w:p>
+        </w:tc>
+        <w:tc>
+          <w:tcPr>
+            <w:tcW w:w="1872" w:type="dxa"/>
+            <w:vAlign w:val="center"/>
+          </w:tcPr>
+          <w:p>
+            <w:pPr>
+              <w:pStyle w:val="TableText"/>
+              <w:spacing w:before="0" w:after="0" w:line="240" w:lineRule="auto"/>
+            </w:pPr>
+            <w:r>
+              <w:rPr>
+                <w:sz w:val="20"/>
+                <w:szCs w:val="20"/>
+              </w:rPr>
+              <w:t>7.46</w:t>
+            </w:r>
+          </w:p>
+        </w:tc>
+      </w:tr>
+      <w:tr>
+        <w:tc>
+          <w:tcPr>
+            <w:tcW w:w="1872" w:type="dxa"/>
+            <w:vAlign w:val="center"/>
+          </w:tcPr>
+          <w:p>
+            <w:pPr>
+              <w:pStyle w:val="TableText"/>
+              <w:spacing w:before="0" w:after="0" w:line="240" w:lineRule="auto"/>
+            </w:pPr>
+            <w:r>
+              <w:rPr>
+                <w:sz w:val="20"/>
+                <w:szCs w:val="20"/>
+              </w:rPr>
+              <w:t>ACP_Anticancer_main</w:t>
+            </w:r>
+          </w:p>
+        </w:tc>
+        <w:tc>
+          <w:tcPr>
+            <w:tcW w:w="1872" w:type="dxa"/>
+            <w:vAlign w:val="center"/>
+          </w:tcPr>
+          <w:p>
+            <w:pPr>
+              <w:pStyle w:val="TableText"/>
+              <w:spacing w:before="0" w:after="0" w:line="240" w:lineRule="auto"/>
+            </w:pPr>
+            <w:r>
+              <w:rPr>
+                <w:sz w:val="20"/>
+                <w:szCs w:val="20"/>
+              </w:rPr>
+              <w:t>37</w:t>
+            </w:r>
+          </w:p>
+        </w:tc>
+        <w:tc>
+          <w:tcPr>
+            <w:tcW w:w="1872" w:type="dxa"/>
+            <w:vAlign w:val="center"/>
+          </w:tcPr>
+          <w:p>
+            <w:pPr>
+              <w:pStyle w:val="TableText"/>
+              <w:spacing w:before="0" w:after="0" w:line="240" w:lineRule="auto"/>
+            </w:pPr>
+            <w:r>
+              <w:rPr>
+                <w:sz w:val="20"/>
+                <w:szCs w:val="20"/>
+              </w:rPr>
+              <w:t>3.88</w:t>
+            </w:r>
+          </w:p>
+        </w:tc>
+        <w:tc>
+          <w:tcPr>
+            <w:tcW w:w="1872" w:type="dxa"/>
+            <w:vAlign w:val="center"/>
+          </w:tcPr>
+          <w:p>
+            <w:pPr>
+              <w:pStyle w:val="TableText"/>
+              <w:spacing w:before="0" w:after="0" w:line="240" w:lineRule="auto"/>
+            </w:pPr>
+            <w:r>
+              <w:rPr>
+                <w:sz w:val="20"/>
+                <w:szCs w:val="20"/>
+              </w:rPr>
+              <w:t>31</w:t>
+            </w:r>
+          </w:p>
+        </w:tc>
+        <w:tc>
+          <w:tcPr>
+            <w:tcW w:w="1872" w:type="dxa"/>
+            <w:vAlign w:val="center"/>
+          </w:tcPr>
+          <w:p>
+            <w:pPr>
+              <w:pStyle w:val="TableText"/>
+              <w:spacing w:before="0" w:after="0" w:line="240" w:lineRule="auto"/>
+            </w:pPr>
+            <w:r>
+              <w:rPr>
+                <w:sz w:val="20"/>
+                <w:szCs w:val="20"/>
+              </w:rPr>
+              <w:t>3.00</w:t>
+            </w:r>
+          </w:p>
+        </w:tc>
+      </w:tr>
+      <w:tr>
+        <w:tc>
+          <w:tcPr>
+            <w:tcW w:w="1872" w:type="dxa"/>
+            <w:vAlign w:val="center"/>
+          </w:tcPr>
+          <w:p>
+            <w:pPr>
+              <w:pStyle w:val="TableText"/>
+              <w:spacing w:before="0" w:after="0" w:line="240" w:lineRule="auto"/>
+            </w:pPr>
+            <w:r>
+              <w:rPr>
+                <w:sz w:val="20"/>
+                <w:szCs w:val="20"/>
+              </w:rPr>
+              <w:t>ACE_inhibitory</w:t>
+            </w:r>
+          </w:p>
+        </w:tc>
+        <w:tc>
+          <w:tcPr>
+            <w:tcW w:w="1872" w:type="dxa"/>
+            <w:vAlign w:val="center"/>
+          </w:tcPr>
+          <w:p>
+            <w:pPr>
+              <w:pStyle w:val="TableText"/>
+              <w:spacing w:before="0" w:after="0" w:line="240" w:lineRule="auto"/>
+            </w:pPr>
+            <w:r>
+              <w:rPr>
+                <w:sz w:val="20"/>
+                <w:szCs w:val="20"/>
+              </w:rPr>
+              <w:t>20</w:t>
+            </w:r>
+          </w:p>
+        </w:tc>
+        <w:tc>
+          <w:tcPr>
+            <w:tcW w:w="1872" w:type="dxa"/>
+            <w:vAlign w:val="center"/>
+          </w:tcPr>
+          <w:p>
+            <w:pPr>
+              <w:pStyle w:val="TableText"/>
+              <w:spacing w:before="0" w:after="0" w:line="240" w:lineRule="auto"/>
+            </w:pPr>
+            <w:r>
+              <w:rPr>
+                <w:sz w:val="20"/>
+                <w:szCs w:val="20"/>
+              </w:rPr>
+              <w:t>2.10</w:t>
+            </w:r>
+          </w:p>
+        </w:tc>
+        <w:tc>
+          <w:tcPr>
+            <w:tcW w:w="1872" w:type="dxa"/>
+            <w:vAlign w:val="center"/>
+          </w:tcPr>
+          <w:p>
+            <w:pPr>
+              <w:pStyle w:val="TableText"/>
+              <w:spacing w:before="0" w:after="0" w:line="240" w:lineRule="auto"/>
+            </w:pPr>
+            <w:r>
+              <w:rPr>
+                <w:sz w:val="20"/>
+                <w:szCs w:val="20"/>
+              </w:rPr>
+              <w:t>14</w:t>
+            </w:r>
+          </w:p>
+        </w:tc>
+        <w:tc>
+          <w:tcPr>
+            <w:tcW w:w="1872" w:type="dxa"/>
+            <w:vAlign w:val="center"/>
+          </w:tcPr>
+          <w:p>
+            <w:pPr>
+              <w:pStyle w:val="TableText"/>
+              <w:spacing w:before="0" w:after="0" w:line="240" w:lineRule="auto"/>
+            </w:pPr>
+            <w:r>
+              <w:rPr>
+                <w:sz w:val="20"/>
+                <w:szCs w:val="20"/>
+              </w:rPr>
+              <w:t>1.36</w:t>
+            </w:r>
+          </w:p>
+        </w:tc>
+      </w:tr>
+      <w:tr>
+        <w:tc>
+          <w:tcPr>
+            <w:tcW w:w="1872" w:type="dxa"/>
+            <w:vAlign w:val="center"/>
+          </w:tcPr>
+          <w:p>
+            <w:pPr>
+              <w:pStyle w:val="TableText"/>
+              <w:spacing w:before="0" w:after="0" w:line="240" w:lineRule="auto"/>
+            </w:pPr>
+            <w:r>
+              <w:rPr>
+                <w:sz w:val="20"/>
+                <w:szCs w:val="20"/>
+              </w:rPr>
+              <w:t>Allergenicity</w:t>
+            </w:r>
+          </w:p>
+        </w:tc>
+        <w:tc>
+          <w:tcPr>
+            <w:tcW w:w="1872" w:type="dxa"/>
+            <w:vAlign w:val="center"/>
+          </w:tcPr>
+          <w:p>
+            <w:pPr>
+              <w:pStyle w:val="TableText"/>
+              <w:spacing w:before="0" w:after="0" w:line="240" w:lineRule="auto"/>
+            </w:pPr>
+            <w:r>
+              <w:rPr>
+                <w:sz w:val="20"/>
+                <w:szCs w:val="20"/>
+              </w:rPr>
+              <w:t>16</w:t>
+            </w:r>
+          </w:p>
+        </w:tc>
+        <w:tc>
+          <w:tcPr>
+            <w:tcW w:w="1872" w:type="dxa"/>
+            <w:vAlign w:val="center"/>
+          </w:tcPr>
+          <w:p>
+            <w:pPr>
+              <w:pStyle w:val="TableText"/>
+              <w:spacing w:before="0" w:after="0" w:line="240" w:lineRule="auto"/>
+            </w:pPr>
+            <w:r>
+              <w:rPr>
+                <w:sz w:val="20"/>
+                <w:szCs w:val="20"/>
+              </w:rPr>
+              <w:t>1.68</w:t>
+            </w:r>
+          </w:p>
+        </w:tc>
+        <w:tc>
+          <w:tcPr>
+            <w:tcW w:w="1872" w:type="dxa"/>
+            <w:vAlign w:val="center"/>
+          </w:tcPr>
+          <w:p>
+            <w:pPr>
+              <w:pStyle w:val="TableText"/>
+              <w:spacing w:before="0" w:after="0" w:line="240" w:lineRule="auto"/>
+            </w:pPr>
+            <w:r>
+              <w:rPr>
+                <w:sz w:val="20"/>
+                <w:szCs w:val="20"/>
+              </w:rPr>
+              <w:t>11</w:t>
+            </w:r>
+          </w:p>
+        </w:tc>
+        <w:tc>
+          <w:tcPr>
+            <w:tcW w:w="1872" w:type="dxa"/>
+            <w:vAlign w:val="center"/>
+          </w:tcPr>
+          <w:p>
+            <w:pPr>
+              <w:pStyle w:val="TableText"/>
+              <w:spacing w:before="0" w:after="0" w:line="240" w:lineRule="auto"/>
+            </w:pPr>
+            <w:r>
+              <w:rPr>
+                <w:sz w:val="20"/>
+                <w:szCs w:val="20"/>
+              </w:rPr>
+              <w:t>1.07</w:t>
+            </w:r>
+          </w:p>
+        </w:tc>
+      </w:tr>
+      <w:tr>
+        <w:tc>
+          <w:tcPr>
+            <w:tcW w:w="1872" w:type="dxa"/>
+            <w:vAlign w:val="center"/>
+          </w:tcPr>
+          <w:p>
+            <w:pPr>
+              <w:pStyle w:val="TableText"/>
+              <w:spacing w:before="0" w:after="0" w:line="240" w:lineRule="auto"/>
+            </w:pPr>
+            <w:r>
+              <w:rPr>
+                <w:sz w:val="20"/>
+                <w:szCs w:val="20"/>
+              </w:rPr>
+              <w:t>Antiviral</w:t>
+            </w:r>
+          </w:p>
+        </w:tc>
+        <w:tc>
+          <w:tcPr>
+            <w:tcW w:w="1872" w:type="dxa"/>
+            <w:vAlign w:val="center"/>
+          </w:tcPr>
+          <w:p>
+            <w:pPr>
+              <w:pStyle w:val="TableText"/>
+              <w:spacing w:before="0" w:after="0" w:line="240" w:lineRule="auto"/>
+            </w:pPr>
+            <w:r>
+              <w:rPr>
+                <w:sz w:val="20"/>
+                <w:szCs w:val="20"/>
+              </w:rPr>
+              <w:t>55</w:t>
+            </w:r>
+          </w:p>
+        </w:tc>
+        <w:tc>
+          <w:tcPr>
+            <w:tcW w:w="1872" w:type="dxa"/>
+            <w:vAlign w:val="center"/>
+          </w:tcPr>
+          <w:p>
+            <w:pPr>
+              <w:pStyle w:val="TableText"/>
+              <w:spacing w:before="0" w:after="0" w:line="240" w:lineRule="auto"/>
+            </w:pPr>
+            <w:r>
+              <w:rPr>
+                <w:sz w:val="20"/>
+                <w:szCs w:val="20"/>
+              </w:rPr>
+              <w:t>5.77</w:t>
+            </w:r>
+          </w:p>
+        </w:tc>
+        <w:tc>
+          <w:tcPr>
+            <w:tcW w:w="1872" w:type="dxa"/>
+            <w:vAlign w:val="center"/>
+          </w:tcPr>
+          <w:p>
+            <w:pPr>
+              <w:pStyle w:val="TableText"/>
+              <w:spacing w:before="0" w:after="0" w:line="240" w:lineRule="auto"/>
+            </w:pPr>
+            <w:r>
+              <w:rPr>
+                <w:sz w:val="20"/>
+                <w:szCs w:val="20"/>
+              </w:rPr>
+              <w:t>52</w:t>
+            </w:r>
+          </w:p>
+        </w:tc>
+        <w:tc>
+          <w:tcPr>
+            <w:tcW w:w="1872" w:type="dxa"/>
+            <w:vAlign w:val="center"/>
+          </w:tcPr>
+          <w:p>
+            <w:pPr>
+              <w:pStyle w:val="TableText"/>
+              <w:spacing w:before="0" w:after="0" w:line="240" w:lineRule="auto"/>
+            </w:pPr>
+            <w:r>
+              <w:rPr>
+                <w:sz w:val="20"/>
+                <w:szCs w:val="20"/>
+              </w:rPr>
+              <w:t>5.04</w:t>
+            </w:r>
+          </w:p>
+        </w:tc>
+      </w:tr>
+      <w:tr>
+        <w:tc>
+          <w:tcPr>
+            <w:tcW w:w="1872" w:type="dxa"/>
+            <w:vAlign w:val="center"/>
+          </w:tcPr>
+          <w:p>
+            <w:pPr>
+              <w:pStyle w:val="TableText"/>
+              <w:spacing w:before="0" w:after="0" w:line="240" w:lineRule="auto"/>
+            </w:pPr>
+            <w:r>
+              <w:rPr>
+                <w:sz w:val="20"/>
+                <w:szCs w:val="20"/>
+              </w:rPr>
+              <w:t>Bitter</w:t>
+            </w:r>
+          </w:p>
+        </w:tc>
+        <w:tc>
+          <w:tcPr>
+            <w:tcW w:w="1872" w:type="dxa"/>
+            <w:vAlign w:val="center"/>
+          </w:tcPr>
+          <w:p>
+            <w:pPr>
+              <w:pStyle w:val="TableText"/>
+              <w:spacing w:before="0" w:after="0" w:line="240" w:lineRule="auto"/>
+            </w:pPr>
+            <w:r>
+              <w:rPr>
+                <w:sz w:val="20"/>
+                <w:szCs w:val="20"/>
+              </w:rPr>
+              <w:t>635</w:t>
+            </w:r>
+          </w:p>
+        </w:tc>
+        <w:tc>
+          <w:tcPr>
+            <w:tcW w:w="1872" w:type="dxa"/>
+            <w:vAlign w:val="center"/>
+          </w:tcPr>
+          <w:p>
+            <w:pPr>
+              <w:pStyle w:val="TableText"/>
+              <w:spacing w:before="0" w:after="0" w:line="240" w:lineRule="auto"/>
+            </w:pPr>
+            <w:r>
+              <w:rPr>
+                <w:sz w:val="20"/>
+                <w:szCs w:val="20"/>
+              </w:rPr>
+              <w:t>66.63</w:t>
+            </w:r>
+          </w:p>
+        </w:tc>
+        <w:tc>
+          <w:tcPr>
+            <w:tcW w:w="1872" w:type="dxa"/>
+            <w:vAlign w:val="center"/>
+          </w:tcPr>
+          <w:p>
+            <w:pPr>
+              <w:pStyle w:val="TableText"/>
+              <w:spacing w:before="0" w:after="0" w:line="240" w:lineRule="auto"/>
+            </w:pPr>
+            <w:r>
+              <w:rPr>
+                <w:sz w:val="20"/>
+                <w:szCs w:val="20"/>
+              </w:rPr>
+              <w:t>641</w:t>
+            </w:r>
+          </w:p>
+        </w:tc>
+        <w:tc>
+          <w:tcPr>
+            <w:tcW w:w="1872" w:type="dxa"/>
+            <w:vAlign w:val="center"/>
+          </w:tcPr>
+          <w:p>
+            <w:pPr>
+              <w:pStyle w:val="TableText"/>
+              <w:spacing w:before="0" w:after="0" w:line="240" w:lineRule="auto"/>
+            </w:pPr>
+            <w:r>
+              <w:rPr>
+                <w:sz w:val="20"/>
+                <w:szCs w:val="20"/>
+              </w:rPr>
+              <w:t>62.11</w:t>
+            </w:r>
+          </w:p>
+        </w:tc>
+      </w:tr>
+    </w:tbl>
+    <w:p>
+      <w:pPr>
+        <w:spacing w:after="40"/>
+      </w:pPr>
+    </w:p>
+    <w:p>
+      <w:pPr>
+        <w:pStyle w:val="Heading3"/>
+        <w:keepNext/>
+      </w:pPr>
+      <w:r>
+        <w:t>Short-peptide multidimensional functional prediction results</w:t>
+      </w:r>
+    </w:p>
+    <w:p>
+      <w:pPr>
+        <w:pStyle w:val="BodyText"/>
+      </w:pPr>
+      <w:r>
+        <w:t>The corresponding short-branch summary was also retained (Table 3). Against backgrounds of 30,557 and 32,754 candidates, Antimicrobial_activity was nearly saturated (30,537, 99.93%; 32,721, 99.90%). Other large outputs included APP_Anti-parasitic (21,185, 69.33%; 22,010, 67.20%), Quorum_sensing (11,834, 38.73%; 12,674, 38.69%), and ACP_Anticancer_main (11,370, 37.21%; 12,023, 36.71%). The periodontitis-labelled short branch included 3,446 BBB_Peptides, 4,019 NeuroPred, and 4,728 Anti-MRSA model-positive candidates. These are model-specific high-confidence labels, not measured functions.</w:t>
+      </w:r>
+    </w:p>
+    <w:p>
+      <w:pPr>
+        <w:pStyle w:val="Caption"/>
+      </w:pPr>
+      <w:r>
+        <w:rPr>
+          <w:b/>
+        </w:rPr>
+        <w:t>Table 3. Short-peptide multidimensional functional outputs at UniDL4BioPep score ≥0.80.</w:t>
+      </w:r>
+    </w:p>
+    <w:tbl>
+      <w:tblPr>
+        <w:tblStyle w:val="ThreeLineTable"/>
+        <w:tblW w:w="5000" w:type="pct"/>
+        <w:tblLayout w:type="fixed"/>
+        <w:tblBorders>
+          <w:top w:val="single" w:sz="12" w:space="0" w:color="000000"/>
+          <w:left w:val="nil"/>
+          <w:bottom w:val="single" w:sz="12" w:space="0" w:color="000000"/>
+          <w:right w:val="nil"/>
+          <w:insideH w:val="nil"/>
+          <w:insideV w:val="nil"/>
+        </w:tblBorders>
+        <w:tblCellMar>
+          <w:top w:w="70" w:type="dxa"/>
+          <w:left w:w="80" w:type="dxa"/>
+          <w:bottom w:w="70" w:type="dxa"/>
+          <w:right w:w="80" w:type="dxa"/>
+        </w:tblCellMar>
+      </w:tblPr>
+      <w:tblGrid>
+        <w:gridCol w:w="1872"/>
+        <w:gridCol w:w="1872"/>
+        <w:gridCol w:w="1872"/>
+        <w:gridCol w:w="1872"/>
+        <w:gridCol w:w="1872"/>
+      </w:tblGrid>
+      <w:tr>
+        <w:trPr>
+          <w:tblHeader/>
+        </w:trPr>
+        <w:tc>
+          <w:tcPr>
+            <w:tcW w:w="1872" w:type="dxa"/>
+            <w:tcBorders>
+              <w:bottom w:val="single" w:sz="8" w:space="0" w:color="000000"/>
+            </w:tcBorders>
+            <w:vAlign w:val="center"/>
+          </w:tcPr>
+          <w:p>
+            <w:pPr>
+              <w:pStyle w:val="TableText"/>
+              <w:spacing w:before="0" w:after="0" w:line="240" w:lineRule="auto"/>
+            </w:pPr>
+            <w:r>
+              <w:rPr>
+                <w:sz w:val="20"/>
+                <w:szCs w:val="20"/>
+              </w:rPr>
+              <w:t>Model output</w:t>
+            </w:r>
+          </w:p>
+        </w:tc>
+        <w:tc>
+          <w:tcPr>
+            <w:tcW w:w="1872" w:type="dxa"/>
+            <w:tcBorders>
+              <w:bottom w:val="single" w:sz="8" w:space="0" w:color="000000"/>
+            </w:tcBorders>
+            <w:vAlign w:val="center"/>
+          </w:tcPr>
+          <w:p>
+            <w:pPr>
+              <w:pStyle w:val="TableText"/>
+              <w:spacing w:before="0" w:after="0" w:line="240" w:lineRule="auto"/>
+            </w:pPr>
+            <w:r>
+              <w:rPr>
+                <w:sz w:val="20"/>
+                <w:szCs w:val="20"/>
+              </w:rPr>
+              <w:t>Healthy n</w:t>
+            </w:r>
+          </w:p>
+        </w:tc>
+        <w:tc>
+          <w:tcPr>
+            <w:tcW w:w="1872" w:type="dxa"/>
+            <w:tcBorders>
+              <w:bottom w:val="single" w:sz="8" w:space="0" w:color="000000"/>
+            </w:tcBorders>
+            <w:vAlign w:val="center"/>
+          </w:tcPr>
+          <w:p>
+            <w:pPr>
+              <w:pStyle w:val="TableText"/>
+              <w:spacing w:before="0" w:after="0" w:line="240" w:lineRule="auto"/>
+            </w:pPr>
+            <w:r>
+              <w:rPr>
+                <w:sz w:val="20"/>
+                <w:szCs w:val="20"/>
+              </w:rPr>
+              <w:t>Healthy %</w:t>
+            </w:r>
+          </w:p>
+        </w:tc>
+        <w:tc>
+          <w:tcPr>
+            <w:tcW w:w="1872" w:type="dxa"/>
+            <w:tcBorders>
+              <w:bottom w:val="single" w:sz="8" w:space="0" w:color="000000"/>
+            </w:tcBorders>
+            <w:vAlign w:val="center"/>
+          </w:tcPr>
+          <w:p>
+            <w:pPr>
+              <w:pStyle w:val="TableText"/>
+              <w:spacing w:before="0" w:after="0" w:line="240" w:lineRule="auto"/>
+            </w:pPr>
+            <w:r>
+              <w:rPr>
+                <w:sz w:val="20"/>
+                <w:szCs w:val="20"/>
+              </w:rPr>
+              <w:t>Periodontitis n</w:t>
+            </w:r>
+          </w:p>
+        </w:tc>
+        <w:tc>
+          <w:tcPr>
+            <w:tcW w:w="1872" w:type="dxa"/>
+            <w:tcBorders>
+              <w:bottom w:val="single" w:sz="8" w:space="0" w:color="000000"/>
+            </w:tcBorders>
+            <w:vAlign w:val="center"/>
+          </w:tcPr>
+          <w:p>
+            <w:pPr>
+              <w:pStyle w:val="TableText"/>
+              <w:spacing w:before="0" w:after="0" w:line="240" w:lineRule="auto"/>
+            </w:pPr>
+            <w:r>
+              <w:rPr>
+                <w:sz w:val="20"/>
+                <w:szCs w:val="20"/>
+              </w:rPr>
+              <w:t>Periodontitis %</w:t>
+            </w:r>
+          </w:p>
+        </w:tc>
+      </w:tr>
+      <w:tr>
+        <w:tc>
+          <w:tcPr>
+            <w:tcW w:w="1872" w:type="dxa"/>
+            <w:vAlign w:val="center"/>
+          </w:tcPr>
+          <w:p>
+            <w:pPr>
+              <w:pStyle w:val="TableText"/>
+              <w:spacing w:before="0" w:after="0" w:line="240" w:lineRule="auto"/>
+            </w:pPr>
+            <w:r>
+              <w:rPr>
+                <w:sz w:val="20"/>
+                <w:szCs w:val="20"/>
+              </w:rPr>
+              <w:t>ACE_inhibitory_activity</w:t>
+            </w:r>
+          </w:p>
+        </w:tc>
+        <w:tc>
+          <w:tcPr>
+            <w:tcW w:w="1872" w:type="dxa"/>
+            <w:vAlign w:val="center"/>
+          </w:tcPr>
+          <w:p>
+            <w:pPr>
+              <w:pStyle w:val="TableText"/>
+              <w:spacing w:before="0" w:after="0" w:line="240" w:lineRule="auto"/>
+            </w:pPr>
+            <w:r>
+              <w:rPr>
+                <w:sz w:val="20"/>
+                <w:szCs w:val="20"/>
+              </w:rPr>
+              <w:t>2,781</w:t>
+            </w:r>
+          </w:p>
+        </w:tc>
+        <w:tc>
+          <w:tcPr>
+            <w:tcW w:w="1872" w:type="dxa"/>
+            <w:vAlign w:val="center"/>
+          </w:tcPr>
+          <w:p>
+            <w:pPr>
+              <w:pStyle w:val="TableText"/>
+              <w:spacing w:before="0" w:after="0" w:line="240" w:lineRule="auto"/>
+            </w:pPr>
+            <w:r>
+              <w:rPr>
+                <w:sz w:val="20"/>
+                <w:szCs w:val="20"/>
+              </w:rPr>
+              <w:t>9.10</w:t>
+            </w:r>
+          </w:p>
+        </w:tc>
+        <w:tc>
+          <w:tcPr>
+            <w:tcW w:w="1872" w:type="dxa"/>
+            <w:vAlign w:val="center"/>
+          </w:tcPr>
+          <w:p>
+            <w:pPr>
+              <w:pStyle w:val="TableText"/>
+              <w:spacing w:before="0" w:after="0" w:line="240" w:lineRule="auto"/>
+            </w:pPr>
+            <w:r>
+              <w:rPr>
+                <w:sz w:val="20"/>
+                <w:szCs w:val="20"/>
+              </w:rPr>
+              <w:t>2,856</w:t>
+            </w:r>
+          </w:p>
+        </w:tc>
+        <w:tc>
+          <w:tcPr>
+            <w:tcW w:w="1872" w:type="dxa"/>
+            <w:vAlign w:val="center"/>
+          </w:tcPr>
+          <w:p>
+            <w:pPr>
+              <w:pStyle w:val="TableText"/>
+              <w:spacing w:before="0" w:after="0" w:line="240" w:lineRule="auto"/>
+            </w:pPr>
+            <w:r>
+              <w:rPr>
+                <w:sz w:val="20"/>
+                <w:szCs w:val="20"/>
+              </w:rPr>
+              <w:t>8.72</w:t>
+            </w:r>
+          </w:p>
+        </w:tc>
+      </w:tr>
+      <w:tr>
+        <w:tc>
+          <w:tcPr>
+            <w:tcW w:w="1872" w:type="dxa"/>
+            <w:vAlign w:val="center"/>
+          </w:tcPr>
+          <w:p>
+            <w:pPr>
+              <w:pStyle w:val="TableText"/>
+              <w:spacing w:before="0" w:after="0" w:line="240" w:lineRule="auto"/>
+            </w:pPr>
+            <w:r>
+              <w:rPr>
+                <w:sz w:val="20"/>
+                <w:szCs w:val="20"/>
+              </w:rPr>
+              <w:t>TTCA</w:t>
+            </w:r>
+          </w:p>
+        </w:tc>
+        <w:tc>
+          <w:tcPr>
+            <w:tcW w:w="1872" w:type="dxa"/>
+            <w:vAlign w:val="center"/>
+          </w:tcPr>
+          <w:p>
+            <w:pPr>
+              <w:pStyle w:val="TableText"/>
+              <w:spacing w:before="0" w:after="0" w:line="240" w:lineRule="auto"/>
+            </w:pPr>
+            <w:r>
+              <w:rPr>
+                <w:sz w:val="20"/>
+                <w:szCs w:val="20"/>
+              </w:rPr>
+              <w:t>9,123</w:t>
+            </w:r>
+          </w:p>
+        </w:tc>
+        <w:tc>
+          <w:tcPr>
+            <w:tcW w:w="1872" w:type="dxa"/>
+            <w:vAlign w:val="center"/>
+          </w:tcPr>
+          <w:p>
+            <w:pPr>
+              <w:pStyle w:val="TableText"/>
+              <w:spacing w:before="0" w:after="0" w:line="240" w:lineRule="auto"/>
+            </w:pPr>
+            <w:r>
+              <w:rPr>
+                <w:sz w:val="20"/>
+                <w:szCs w:val="20"/>
+              </w:rPr>
+              <w:t>29.86</w:t>
+            </w:r>
+          </w:p>
+        </w:tc>
+        <w:tc>
+          <w:tcPr>
+            <w:tcW w:w="1872" w:type="dxa"/>
+            <w:vAlign w:val="center"/>
+          </w:tcPr>
+          <w:p>
+            <w:pPr>
+              <w:pStyle w:val="TableText"/>
+              <w:spacing w:before="0" w:after="0" w:line="240" w:lineRule="auto"/>
+            </w:pPr>
+            <w:r>
+              <w:rPr>
+                <w:sz w:val="20"/>
+                <w:szCs w:val="20"/>
+              </w:rPr>
+              <w:t>9,161</w:t>
+            </w:r>
+          </w:p>
+        </w:tc>
+        <w:tc>
+          <w:tcPr>
+            <w:tcW w:w="1872" w:type="dxa"/>
+            <w:vAlign w:val="center"/>
+          </w:tcPr>
+          <w:p>
+            <w:pPr>
+              <w:pStyle w:val="TableText"/>
+              <w:spacing w:before="0" w:after="0" w:line="240" w:lineRule="auto"/>
+            </w:pPr>
+            <w:r>
+              <w:rPr>
+                <w:sz w:val="20"/>
+                <w:szCs w:val="20"/>
+              </w:rPr>
+              <w:t>27.97</w:t>
+            </w:r>
+          </w:p>
+        </w:tc>
+      </w:tr>
+      <w:tr>
+        <w:tc>
+          <w:tcPr>
+            <w:tcW w:w="1872" w:type="dxa"/>
+            <w:vAlign w:val="center"/>
+          </w:tcPr>
+          <w:p>
+            <w:pPr>
+              <w:pStyle w:val="TableText"/>
+              <w:spacing w:before="0" w:after="0" w:line="240" w:lineRule="auto"/>
+            </w:pPr>
+            <w:r>
+              <w:rPr>
+                <w:sz w:val="20"/>
+                <w:szCs w:val="20"/>
+              </w:rPr>
+              <w:t>BBB_Peptides</w:t>
+            </w:r>
+          </w:p>
+        </w:tc>
+        <w:tc>
+          <w:tcPr>
+            <w:tcW w:w="1872" w:type="dxa"/>
+            <w:vAlign w:val="center"/>
+          </w:tcPr>
+          <w:p>
+            <w:pPr>
+              <w:pStyle w:val="TableText"/>
+              <w:spacing w:before="0" w:after="0" w:line="240" w:lineRule="auto"/>
+            </w:pPr>
+            <w:r>
+              <w:rPr>
+                <w:sz w:val="20"/>
+                <w:szCs w:val="20"/>
+              </w:rPr>
+              <w:t>3,359</w:t>
+            </w:r>
+          </w:p>
+        </w:tc>
+        <w:tc>
+          <w:tcPr>
+            <w:tcW w:w="1872" w:type="dxa"/>
+            <w:vAlign w:val="center"/>
+          </w:tcPr>
+          <w:p>
+            <w:pPr>
+              <w:pStyle w:val="TableText"/>
+              <w:spacing w:before="0" w:after="0" w:line="240" w:lineRule="auto"/>
+            </w:pPr>
+            <w:r>
+              <w:rPr>
+                <w:sz w:val="20"/>
+                <w:szCs w:val="20"/>
+              </w:rPr>
+              <w:t>10.99</w:t>
+            </w:r>
+          </w:p>
+        </w:tc>
+        <w:tc>
+          <w:tcPr>
+            <w:tcW w:w="1872" w:type="dxa"/>
+            <w:vAlign w:val="center"/>
+          </w:tcPr>
+          <w:p>
+            <w:pPr>
+              <w:pStyle w:val="TableText"/>
+              <w:spacing w:before="0" w:after="0" w:line="240" w:lineRule="auto"/>
+            </w:pPr>
+            <w:r>
+              <w:rPr>
+                <w:sz w:val="20"/>
+                <w:szCs w:val="20"/>
+              </w:rPr>
+              <w:t>3,446</w:t>
+            </w:r>
+          </w:p>
+        </w:tc>
+        <w:tc>
+          <w:tcPr>
+            <w:tcW w:w="1872" w:type="dxa"/>
+            <w:vAlign w:val="center"/>
+          </w:tcPr>
+          <w:p>
+            <w:pPr>
+              <w:pStyle w:val="TableText"/>
+              <w:spacing w:before="0" w:after="0" w:line="240" w:lineRule="auto"/>
+            </w:pPr>
+            <w:r>
+              <w:rPr>
+                <w:sz w:val="20"/>
+                <w:szCs w:val="20"/>
+              </w:rPr>
+              <w:t>10.52</w:t>
+            </w:r>
+          </w:p>
+        </w:tc>
+      </w:tr>
+      <w:tr>
+        <w:tc>
+          <w:tcPr>
+            <w:tcW w:w="1872" w:type="dxa"/>
+            <w:vAlign w:val="center"/>
+          </w:tcPr>
+          <w:p>
+            <w:pPr>
+              <w:pStyle w:val="TableText"/>
+              <w:spacing w:before="0" w:after="0" w:line="240" w:lineRule="auto"/>
+            </w:pPr>
+            <w:r>
+              <w:rPr>
+                <w:sz w:val="20"/>
+                <w:szCs w:val="20"/>
+              </w:rPr>
+              <w:t>APP_Anti-parasitic</w:t>
+            </w:r>
+          </w:p>
+        </w:tc>
+        <w:tc>
+          <w:tcPr>
+            <w:tcW w:w="1872" w:type="dxa"/>
+            <w:vAlign w:val="center"/>
+          </w:tcPr>
+          <w:p>
+            <w:pPr>
+              <w:pStyle w:val="TableText"/>
+              <w:spacing w:before="0" w:after="0" w:line="240" w:lineRule="auto"/>
+            </w:pPr>
+            <w:r>
+              <w:rPr>
+                <w:sz w:val="20"/>
+                <w:szCs w:val="20"/>
+              </w:rPr>
+              <w:t>21,185</w:t>
+            </w:r>
+          </w:p>
+        </w:tc>
+        <w:tc>
+          <w:tcPr>
+            <w:tcW w:w="1872" w:type="dxa"/>
+            <w:vAlign w:val="center"/>
+          </w:tcPr>
+          <w:p>
+            <w:pPr>
+              <w:pStyle w:val="TableText"/>
+              <w:spacing w:before="0" w:after="0" w:line="240" w:lineRule="auto"/>
+            </w:pPr>
+            <w:r>
+              <w:rPr>
+                <w:sz w:val="20"/>
+                <w:szCs w:val="20"/>
+              </w:rPr>
+              <w:t>69.33</w:t>
+            </w:r>
+          </w:p>
+        </w:tc>
+        <w:tc>
+          <w:tcPr>
+            <w:tcW w:w="1872" w:type="dxa"/>
+            <w:vAlign w:val="center"/>
+          </w:tcPr>
+          <w:p>
+            <w:pPr>
+              <w:pStyle w:val="TableText"/>
+              <w:spacing w:before="0" w:after="0" w:line="240" w:lineRule="auto"/>
+            </w:pPr>
+            <w:r>
+              <w:rPr>
+                <w:sz w:val="20"/>
+                <w:szCs w:val="20"/>
+              </w:rPr>
+              <w:t>22,010</w:t>
+            </w:r>
+          </w:p>
+        </w:tc>
+        <w:tc>
+          <w:tcPr>
+            <w:tcW w:w="1872" w:type="dxa"/>
+            <w:vAlign w:val="center"/>
+          </w:tcPr>
+          <w:p>
+            <w:pPr>
+              <w:pStyle w:val="TableText"/>
+              <w:spacing w:before="0" w:after="0" w:line="240" w:lineRule="auto"/>
+            </w:pPr>
+            <w:r>
+              <w:rPr>
+                <w:sz w:val="20"/>
+                <w:szCs w:val="20"/>
+              </w:rPr>
+              <w:t>67.20</w:t>
+            </w:r>
+          </w:p>
+        </w:tc>
+      </w:tr>
+      <w:tr>
+        <w:tc>
+          <w:tcPr>
+            <w:tcW w:w="1872" w:type="dxa"/>
+            <w:vAlign w:val="center"/>
+          </w:tcPr>
+          <w:p>
+            <w:pPr>
+              <w:pStyle w:val="TableText"/>
+              <w:spacing w:before="0" w:after="0" w:line="240" w:lineRule="auto"/>
+            </w:pPr>
+            <w:r>
+              <w:rPr>
+                <w:sz w:val="20"/>
+                <w:szCs w:val="20"/>
+              </w:rPr>
+              <w:t>NeuroPred</w:t>
+            </w:r>
+          </w:p>
+        </w:tc>
+        <w:tc>
+          <w:tcPr>
+            <w:tcW w:w="1872" w:type="dxa"/>
+            <w:vAlign w:val="center"/>
+          </w:tcPr>
+          <w:p>
+            <w:pPr>
+              <w:pStyle w:val="TableText"/>
+              <w:spacing w:before="0" w:after="0" w:line="240" w:lineRule="auto"/>
+            </w:pPr>
+            <w:r>
+              <w:rPr>
+                <w:sz w:val="20"/>
+                <w:szCs w:val="20"/>
+              </w:rPr>
+              <w:t>3,876</w:t>
+            </w:r>
+          </w:p>
+        </w:tc>
+        <w:tc>
+          <w:tcPr>
+            <w:tcW w:w="1872" w:type="dxa"/>
+            <w:vAlign w:val="center"/>
+          </w:tcPr>
+          <w:p>
+            <w:pPr>
+              <w:pStyle w:val="TableText"/>
+              <w:spacing w:before="0" w:after="0" w:line="240" w:lineRule="auto"/>
+            </w:pPr>
+            <w:r>
+              <w:rPr>
+                <w:sz w:val="20"/>
+                <w:szCs w:val="20"/>
+              </w:rPr>
+              <w:t>12.68</w:t>
+            </w:r>
+          </w:p>
+        </w:tc>
+        <w:tc>
+          <w:tcPr>
+            <w:tcW w:w="1872" w:type="dxa"/>
+            <w:vAlign w:val="center"/>
+          </w:tcPr>
+          <w:p>
+            <w:pPr>
+              <w:pStyle w:val="TableText"/>
+              <w:spacing w:before="0" w:after="0" w:line="240" w:lineRule="auto"/>
+            </w:pPr>
+            <w:r>
+              <w:rPr>
+                <w:sz w:val="20"/>
+                <w:szCs w:val="20"/>
+              </w:rPr>
+              <w:t>4,019</w:t>
+            </w:r>
+          </w:p>
+        </w:tc>
+        <w:tc>
+          <w:tcPr>
+            <w:tcW w:w="1872" w:type="dxa"/>
+            <w:vAlign w:val="center"/>
+          </w:tcPr>
+          <w:p>
+            <w:pPr>
+              <w:pStyle w:val="TableText"/>
+              <w:spacing w:before="0" w:after="0" w:line="240" w:lineRule="auto"/>
+            </w:pPr>
+            <w:r>
+              <w:rPr>
+                <w:sz w:val="20"/>
+                <w:szCs w:val="20"/>
+              </w:rPr>
+              <w:t>12.27</w:t>
+            </w:r>
+          </w:p>
+        </w:tc>
+      </w:tr>
+      <w:tr>
+        <w:tc>
+          <w:tcPr>
+            <w:tcW w:w="1872" w:type="dxa"/>
+            <w:vAlign w:val="center"/>
+          </w:tcPr>
+          <w:p>
+            <w:pPr>
+              <w:pStyle w:val="TableText"/>
+              <w:spacing w:before="0" w:after="0" w:line="240" w:lineRule="auto"/>
+            </w:pPr>
+            <w:r>
+              <w:rPr>
+                <w:sz w:val="20"/>
+                <w:szCs w:val="20"/>
+              </w:rPr>
+              <w:t>Antibacterial_AB</w:t>
+            </w:r>
+          </w:p>
+        </w:tc>
+        <w:tc>
+          <w:tcPr>
+            <w:tcW w:w="1872" w:type="dxa"/>
+            <w:vAlign w:val="center"/>
+          </w:tcPr>
+          <w:p>
+            <w:pPr>
+              <w:pStyle w:val="TableText"/>
+              <w:spacing w:before="0" w:after="0" w:line="240" w:lineRule="auto"/>
+            </w:pPr>
+            <w:r>
+              <w:rPr>
+                <w:sz w:val="20"/>
+                <w:szCs w:val="20"/>
+              </w:rPr>
+              <w:t>9,269</w:t>
+            </w:r>
+          </w:p>
+        </w:tc>
+        <w:tc>
+          <w:tcPr>
+            <w:tcW w:w="1872" w:type="dxa"/>
+            <w:vAlign w:val="center"/>
+          </w:tcPr>
+          <w:p>
+            <w:pPr>
+              <w:pStyle w:val="TableText"/>
+              <w:spacing w:before="0" w:after="0" w:line="240" w:lineRule="auto"/>
+            </w:pPr>
+            <w:r>
+              <w:rPr>
+                <w:sz w:val="20"/>
+                <w:szCs w:val="20"/>
+              </w:rPr>
+              <w:t>30.33</w:t>
+            </w:r>
+          </w:p>
+        </w:tc>
+        <w:tc>
+          <w:tcPr>
+            <w:tcW w:w="1872" w:type="dxa"/>
+            <w:vAlign w:val="center"/>
+          </w:tcPr>
+          <w:p>
+            <w:pPr>
+              <w:pStyle w:val="TableText"/>
+              <w:spacing w:before="0" w:after="0" w:line="240" w:lineRule="auto"/>
+            </w:pPr>
+            <w:r>
+              <w:rPr>
+                <w:sz w:val="20"/>
+                <w:szCs w:val="20"/>
+              </w:rPr>
+              <w:t>9,273</w:t>
+            </w:r>
+          </w:p>
+        </w:tc>
+        <w:tc>
+          <w:tcPr>
+            <w:tcW w:w="1872" w:type="dxa"/>
+            <w:vAlign w:val="center"/>
+          </w:tcPr>
+          <w:p>
+            <w:pPr>
+              <w:pStyle w:val="TableText"/>
+              <w:spacing w:before="0" w:after="0" w:line="240" w:lineRule="auto"/>
+            </w:pPr>
+            <w:r>
+              <w:rPr>
+                <w:sz w:val="20"/>
+                <w:szCs w:val="20"/>
+              </w:rPr>
+              <w:t>28.31</w:t>
+            </w:r>
+          </w:p>
+        </w:tc>
+      </w:tr>
+      <w:tr>
+        <w:tc>
+          <w:tcPr>
+            <w:tcW w:w="1872" w:type="dxa"/>
+            <w:vAlign w:val="center"/>
+          </w:tcPr>
+          <w:p>
+            <w:pPr>
+              <w:pStyle w:val="TableText"/>
+              <w:spacing w:before="0" w:after="0" w:line="240" w:lineRule="auto"/>
+            </w:pPr>
+            <w:r>
+              <w:rPr>
+                <w:sz w:val="20"/>
+                <w:szCs w:val="20"/>
+              </w:rPr>
+              <w:t>Antifungal_AF</w:t>
+            </w:r>
+          </w:p>
+        </w:tc>
+        <w:tc>
+          <w:tcPr>
+            <w:tcW w:w="1872" w:type="dxa"/>
+            <w:vAlign w:val="center"/>
+          </w:tcPr>
+          <w:p>
+            <w:pPr>
+              <w:pStyle w:val="TableText"/>
+              <w:spacing w:before="0" w:after="0" w:line="240" w:lineRule="auto"/>
+            </w:pPr>
+            <w:r>
+              <w:rPr>
+                <w:sz w:val="20"/>
+                <w:szCs w:val="20"/>
+              </w:rPr>
+              <w:t>8,732</w:t>
+            </w:r>
+          </w:p>
+        </w:tc>
+        <w:tc>
+          <w:tcPr>
+            <w:tcW w:w="1872" w:type="dxa"/>
+            <w:vAlign w:val="center"/>
+          </w:tcPr>
+          <w:p>
+            <w:pPr>
+              <w:pStyle w:val="TableText"/>
+              <w:spacing w:before="0" w:after="0" w:line="240" w:lineRule="auto"/>
+            </w:pPr>
+            <w:r>
+              <w:rPr>
+                <w:sz w:val="20"/>
+                <w:szCs w:val="20"/>
+              </w:rPr>
+              <w:t>28.58</w:t>
+            </w:r>
+          </w:p>
+        </w:tc>
+        <w:tc>
+          <w:tcPr>
+            <w:tcW w:w="1872" w:type="dxa"/>
+            <w:vAlign w:val="center"/>
+          </w:tcPr>
+          <w:p>
+            <w:pPr>
+              <w:pStyle w:val="TableText"/>
+              <w:spacing w:before="0" w:after="0" w:line="240" w:lineRule="auto"/>
+            </w:pPr>
+            <w:r>
+              <w:rPr>
+                <w:sz w:val="20"/>
+                <w:szCs w:val="20"/>
+              </w:rPr>
+              <w:t>8,475</w:t>
+            </w:r>
+          </w:p>
+        </w:tc>
+        <w:tc>
+          <w:tcPr>
+            <w:tcW w:w="1872" w:type="dxa"/>
+            <w:vAlign w:val="center"/>
+          </w:tcPr>
+          <w:p>
+            <w:pPr>
+              <w:pStyle w:val="TableText"/>
+              <w:spacing w:before="0" w:after="0" w:line="240" w:lineRule="auto"/>
+            </w:pPr>
+            <w:r>
+              <w:rPr>
+                <w:sz w:val="20"/>
+                <w:szCs w:val="20"/>
+              </w:rPr>
+              <w:t>25.87</w:t>
+            </w:r>
+          </w:p>
+        </w:tc>
+      </w:tr>
+      <w:tr>
+        <w:tc>
+          <w:tcPr>
+            <w:tcW w:w="1872" w:type="dxa"/>
+            <w:vAlign w:val="center"/>
+          </w:tcPr>
+          <w:p>
+            <w:pPr>
+              <w:pStyle w:val="TableText"/>
+              <w:spacing w:before="0" w:after="0" w:line="240" w:lineRule="auto"/>
+            </w:pPr>
+            <w:r>
+              <w:rPr>
+                <w:sz w:val="20"/>
+                <w:szCs w:val="20"/>
+              </w:rPr>
+              <w:t>AV_Antiviral</w:t>
+            </w:r>
+          </w:p>
+        </w:tc>
+        <w:tc>
+          <w:tcPr>
+            <w:tcW w:w="1872" w:type="dxa"/>
+            <w:vAlign w:val="center"/>
+          </w:tcPr>
+          <w:p>
+            <w:pPr>
+              <w:pStyle w:val="TableText"/>
+              <w:spacing w:before="0" w:after="0" w:line="240" w:lineRule="auto"/>
+            </w:pPr>
+            <w:r>
+              <w:rPr>
+                <w:sz w:val="20"/>
+                <w:szCs w:val="20"/>
+              </w:rPr>
+              <w:t>7,501</w:t>
+            </w:r>
+          </w:p>
+        </w:tc>
+        <w:tc>
+          <w:tcPr>
+            <w:tcW w:w="1872" w:type="dxa"/>
+            <w:vAlign w:val="center"/>
+          </w:tcPr>
+          <w:p>
+            <w:pPr>
+              <w:pStyle w:val="TableText"/>
+              <w:spacing w:before="0" w:after="0" w:line="240" w:lineRule="auto"/>
+            </w:pPr>
+            <w:r>
+              <w:rPr>
+                <w:sz w:val="20"/>
+                <w:szCs w:val="20"/>
+              </w:rPr>
+              <w:t>24.55</w:t>
+            </w:r>
+          </w:p>
+        </w:tc>
+        <w:tc>
+          <w:tcPr>
+            <w:tcW w:w="1872" w:type="dxa"/>
+            <w:vAlign w:val="center"/>
+          </w:tcPr>
+          <w:p>
+            <w:pPr>
+              <w:pStyle w:val="TableText"/>
+              <w:spacing w:before="0" w:after="0" w:line="240" w:lineRule="auto"/>
+            </w:pPr>
+            <w:r>
+              <w:rPr>
+                <w:sz w:val="20"/>
+                <w:szCs w:val="20"/>
+              </w:rPr>
+              <w:t>7,221</w:t>
+            </w:r>
+          </w:p>
+        </w:tc>
+        <w:tc>
+          <w:tcPr>
+            <w:tcW w:w="1872" w:type="dxa"/>
+            <w:vAlign w:val="center"/>
+          </w:tcPr>
+          <w:p>
+            <w:pPr>
+              <w:pStyle w:val="TableText"/>
+              <w:spacing w:before="0" w:after="0" w:line="240" w:lineRule="auto"/>
+            </w:pPr>
+            <w:r>
+              <w:rPr>
+                <w:sz w:val="20"/>
+                <w:szCs w:val="20"/>
+              </w:rPr>
+              <w:t>22.05</w:t>
+            </w:r>
+          </w:p>
+        </w:tc>
+      </w:tr>
+      <w:tr>
+        <w:tc>
+          <w:tcPr>
+            <w:tcW w:w="1872" w:type="dxa"/>
+            <w:vAlign w:val="center"/>
+          </w:tcPr>
+          <w:p>
+            <w:pPr>
+              <w:pStyle w:val="TableText"/>
+              <w:spacing w:before="0" w:after="0" w:line="240" w:lineRule="auto"/>
+            </w:pPr>
+            <w:r>
+              <w:rPr>
+                <w:sz w:val="20"/>
+                <w:szCs w:val="20"/>
+              </w:rPr>
+              <w:t>Toxicity_2021</w:t>
+            </w:r>
+          </w:p>
+        </w:tc>
+        <w:tc>
+          <w:tcPr>
+            <w:tcW w:w="1872" w:type="dxa"/>
+            <w:vAlign w:val="center"/>
+          </w:tcPr>
+          <w:p>
+            <w:pPr>
+              <w:pStyle w:val="TableText"/>
+              <w:spacing w:before="0" w:after="0" w:line="240" w:lineRule="auto"/>
+            </w:pPr>
+            <w:r>
+              <w:rPr>
+                <w:sz w:val="20"/>
+                <w:szCs w:val="20"/>
+              </w:rPr>
+              <w:t>2,770</w:t>
+            </w:r>
+          </w:p>
+        </w:tc>
+        <w:tc>
+          <w:tcPr>
+            <w:tcW w:w="1872" w:type="dxa"/>
+            <w:vAlign w:val="center"/>
+          </w:tcPr>
+          <w:p>
+            <w:pPr>
+              <w:pStyle w:val="TableText"/>
+              <w:spacing w:before="0" w:after="0" w:line="240" w:lineRule="auto"/>
+            </w:pPr>
+            <w:r>
+              <w:rPr>
+                <w:sz w:val="20"/>
+                <w:szCs w:val="20"/>
+              </w:rPr>
+              <w:t>9.07</w:t>
+            </w:r>
+          </w:p>
+        </w:tc>
+        <w:tc>
+          <w:tcPr>
+            <w:tcW w:w="1872" w:type="dxa"/>
+            <w:vAlign w:val="center"/>
+          </w:tcPr>
+          <w:p>
+            <w:pPr>
+              <w:pStyle w:val="TableText"/>
+              <w:spacing w:before="0" w:after="0" w:line="240" w:lineRule="auto"/>
+            </w:pPr>
+            <w:r>
+              <w:rPr>
+                <w:sz w:val="20"/>
+                <w:szCs w:val="20"/>
+              </w:rPr>
+              <w:t>2,751</w:t>
+            </w:r>
+          </w:p>
+        </w:tc>
+        <w:tc>
+          <w:tcPr>
+            <w:tcW w:w="1872" w:type="dxa"/>
+            <w:vAlign w:val="center"/>
+          </w:tcPr>
+          <w:p>
+            <w:pPr>
+              <w:pStyle w:val="TableText"/>
+              <w:spacing w:before="0" w:after="0" w:line="240" w:lineRule="auto"/>
+            </w:pPr>
+            <w:r>
+              <w:rPr>
+                <w:sz w:val="20"/>
+                <w:szCs w:val="20"/>
+              </w:rPr>
+              <w:t>8.40</w:t>
+            </w:r>
+          </w:p>
+        </w:tc>
+      </w:tr>
+      <w:tr>
+        <w:tc>
+          <w:tcPr>
+            <w:tcW w:w="1872" w:type="dxa"/>
+            <w:vAlign w:val="center"/>
+          </w:tcPr>
+          <w:p>
+            <w:pPr>
+              <w:pStyle w:val="TableText"/>
+              <w:spacing w:before="0" w:after="0" w:line="240" w:lineRule="auto"/>
+            </w:pPr>
+            <w:r>
+              <w:rPr>
+                <w:sz w:val="20"/>
+                <w:szCs w:val="20"/>
+              </w:rPr>
+              <w:t>Antioxidant_FRS</w:t>
+            </w:r>
+          </w:p>
+        </w:tc>
+        <w:tc>
+          <w:tcPr>
+            <w:tcW w:w="1872" w:type="dxa"/>
+            <w:vAlign w:val="center"/>
+          </w:tcPr>
+          <w:p>
+            <w:pPr>
+              <w:pStyle w:val="TableText"/>
+              <w:spacing w:before="0" w:after="0" w:line="240" w:lineRule="auto"/>
+            </w:pPr>
+            <w:r>
+              <w:rPr>
+                <w:sz w:val="20"/>
+                <w:szCs w:val="20"/>
+              </w:rPr>
+              <w:t>4,171</w:t>
+            </w:r>
+          </w:p>
+        </w:tc>
+        <w:tc>
+          <w:tcPr>
+            <w:tcW w:w="1872" w:type="dxa"/>
+            <w:vAlign w:val="center"/>
+          </w:tcPr>
+          <w:p>
+            <w:pPr>
+              <w:pStyle w:val="TableText"/>
+              <w:spacing w:before="0" w:after="0" w:line="240" w:lineRule="auto"/>
+            </w:pPr>
+            <w:r>
+              <w:rPr>
+                <w:sz w:val="20"/>
+                <w:szCs w:val="20"/>
+              </w:rPr>
+              <w:t>13.65</w:t>
+            </w:r>
+          </w:p>
+        </w:tc>
+        <w:tc>
+          <w:tcPr>
+            <w:tcW w:w="1872" w:type="dxa"/>
+            <w:vAlign w:val="center"/>
+          </w:tcPr>
+          <w:p>
+            <w:pPr>
+              <w:pStyle w:val="TableText"/>
+              <w:spacing w:before="0" w:after="0" w:line="240" w:lineRule="auto"/>
+            </w:pPr>
+            <w:r>
+              <w:rPr>
+                <w:sz w:val="20"/>
+                <w:szCs w:val="20"/>
+              </w:rPr>
+              <w:t>4,093</w:t>
+            </w:r>
+          </w:p>
+        </w:tc>
+        <w:tc>
+          <w:tcPr>
+            <w:tcW w:w="1872" w:type="dxa"/>
+            <w:vAlign w:val="center"/>
+          </w:tcPr>
+          <w:p>
+            <w:pPr>
+              <w:pStyle w:val="TableText"/>
+              <w:spacing w:before="0" w:after="0" w:line="240" w:lineRule="auto"/>
+            </w:pPr>
+            <w:r>
+              <w:rPr>
+                <w:sz w:val="20"/>
+                <w:szCs w:val="20"/>
+              </w:rPr>
+              <w:t>12.50</w:t>
+            </w:r>
+          </w:p>
+        </w:tc>
+      </w:tr>
+      <w:tr>
+        <w:tc>
+          <w:tcPr>
+            <w:tcW w:w="1872" w:type="dxa"/>
+            <w:vAlign w:val="center"/>
+          </w:tcPr>
+          <w:p>
+            <w:pPr>
+              <w:pStyle w:val="TableText"/>
+              <w:spacing w:before="0" w:after="0" w:line="240" w:lineRule="auto"/>
+            </w:pPr>
+            <w:r>
+              <w:rPr>
+                <w:sz w:val="20"/>
+                <w:szCs w:val="20"/>
+              </w:rPr>
+              <w:t>Allergenicity</w:t>
+            </w:r>
+          </w:p>
+        </w:tc>
+        <w:tc>
+          <w:tcPr>
+            <w:tcW w:w="1872" w:type="dxa"/>
+            <w:vAlign w:val="center"/>
+          </w:tcPr>
+          <w:p>
+            <w:pPr>
+              <w:pStyle w:val="TableText"/>
+              <w:spacing w:before="0" w:after="0" w:line="240" w:lineRule="auto"/>
+            </w:pPr>
+            <w:r>
+              <w:rPr>
+                <w:sz w:val="20"/>
+                <w:szCs w:val="20"/>
+              </w:rPr>
+              <w:t>8,599</w:t>
+            </w:r>
+          </w:p>
+        </w:tc>
+        <w:tc>
+          <w:tcPr>
+            <w:tcW w:w="1872" w:type="dxa"/>
+            <w:vAlign w:val="center"/>
+          </w:tcPr>
+          <w:p>
+            <w:pPr>
+              <w:pStyle w:val="TableText"/>
+              <w:spacing w:before="0" w:after="0" w:line="240" w:lineRule="auto"/>
+            </w:pPr>
+            <w:r>
+              <w:rPr>
+                <w:sz w:val="20"/>
+                <w:szCs w:val="20"/>
+              </w:rPr>
+              <w:t>28.14</w:t>
+            </w:r>
+          </w:p>
+        </w:tc>
+        <w:tc>
+          <w:tcPr>
+            <w:tcW w:w="1872" w:type="dxa"/>
+            <w:vAlign w:val="center"/>
+          </w:tcPr>
+          <w:p>
+            <w:pPr>
+              <w:pStyle w:val="TableText"/>
+              <w:spacing w:before="0" w:after="0" w:line="240" w:lineRule="auto"/>
+            </w:pPr>
+            <w:r>
+              <w:rPr>
+                <w:sz w:val="20"/>
+                <w:szCs w:val="20"/>
+              </w:rPr>
+              <w:t>9,422</w:t>
+            </w:r>
+          </w:p>
+        </w:tc>
+        <w:tc>
+          <w:tcPr>
+            <w:tcW w:w="1872" w:type="dxa"/>
+            <w:vAlign w:val="center"/>
+          </w:tcPr>
+          <w:p>
+            <w:pPr>
+              <w:pStyle w:val="TableText"/>
+              <w:spacing w:before="0" w:after="0" w:line="240" w:lineRule="auto"/>
+            </w:pPr>
+            <w:r>
+              <w:rPr>
+                <w:sz w:val="20"/>
+                <w:szCs w:val="20"/>
+              </w:rPr>
+              <w:t>28.77</w:t>
+            </w:r>
+          </w:p>
+        </w:tc>
+      </w:tr>
+      <w:tr>
+        <w:tc>
+          <w:tcPr>
+            <w:tcW w:w="1872" w:type="dxa"/>
+            <w:vAlign w:val="center"/>
+          </w:tcPr>
+          <w:p>
+            <w:pPr>
+              <w:pStyle w:val="TableText"/>
+              <w:spacing w:before="0" w:after="0" w:line="240" w:lineRule="auto"/>
+            </w:pPr>
+            <w:r>
+              <w:rPr>
+                <w:sz w:val="20"/>
+                <w:szCs w:val="20"/>
+              </w:rPr>
+              <w:t>DPPIV_inhibitory_activity</w:t>
+            </w:r>
+          </w:p>
+        </w:tc>
+        <w:tc>
+          <w:tcPr>
+            <w:tcW w:w="1872" w:type="dxa"/>
+            <w:vAlign w:val="center"/>
+          </w:tcPr>
+          <w:p>
+            <w:pPr>
+              <w:pStyle w:val="TableText"/>
+              <w:spacing w:before="0" w:after="0" w:line="240" w:lineRule="auto"/>
+            </w:pPr>
+            <w:r>
+              <w:rPr>
+                <w:sz w:val="20"/>
+                <w:szCs w:val="20"/>
+              </w:rPr>
+              <w:t>207</w:t>
+            </w:r>
+          </w:p>
+        </w:tc>
+        <w:tc>
+          <w:tcPr>
+            <w:tcW w:w="1872" w:type="dxa"/>
+            <w:vAlign w:val="center"/>
+          </w:tcPr>
+          <w:p>
+            <w:pPr>
+              <w:pStyle w:val="TableText"/>
+              <w:spacing w:before="0" w:after="0" w:line="240" w:lineRule="auto"/>
+            </w:pPr>
+            <w:r>
+              <w:rPr>
+                <w:sz w:val="20"/>
+                <w:szCs w:val="20"/>
+              </w:rPr>
+              <w:t>0.68</w:t>
+            </w:r>
+          </w:p>
+        </w:tc>
+        <w:tc>
+          <w:tcPr>
+            <w:tcW w:w="1872" w:type="dxa"/>
+            <w:vAlign w:val="center"/>
+          </w:tcPr>
+          <w:p>
+            <w:pPr>
+              <w:pStyle w:val="TableText"/>
+              <w:spacing w:before="0" w:after="0" w:line="240" w:lineRule="auto"/>
+            </w:pPr>
+            <w:r>
+              <w:rPr>
+                <w:sz w:val="20"/>
+                <w:szCs w:val="20"/>
+              </w:rPr>
+              <w:t>266</w:t>
+            </w:r>
+          </w:p>
+        </w:tc>
+        <w:tc>
+          <w:tcPr>
+            <w:tcW w:w="1872" w:type="dxa"/>
+            <w:vAlign w:val="center"/>
+          </w:tcPr>
+          <w:p>
+            <w:pPr>
+              <w:pStyle w:val="TableText"/>
+              <w:spacing w:before="0" w:after="0" w:line="240" w:lineRule="auto"/>
+            </w:pPr>
+            <w:r>
+              <w:rPr>
+                <w:sz w:val="20"/>
+                <w:szCs w:val="20"/>
+              </w:rPr>
+              <w:t>0.81</w:t>
+            </w:r>
+          </w:p>
+        </w:tc>
+      </w:tr>
+      <w:tr>
+        <w:tc>
+          <w:tcPr>
+            <w:tcW w:w="1872" w:type="dxa"/>
+            <w:vAlign w:val="center"/>
+          </w:tcPr>
+          <w:p>
+            <w:pPr>
+              <w:pStyle w:val="TableText"/>
+              <w:spacing w:before="0" w:after="0" w:line="240" w:lineRule="auto"/>
+            </w:pPr>
+            <w:r>
+              <w:rPr>
+                <w:sz w:val="20"/>
+                <w:szCs w:val="20"/>
+              </w:rPr>
+              <w:t>CPP</w:t>
+            </w:r>
+          </w:p>
+        </w:tc>
+        <w:tc>
+          <w:tcPr>
+            <w:tcW w:w="1872" w:type="dxa"/>
+            <w:vAlign w:val="center"/>
+          </w:tcPr>
+          <w:p>
+            <w:pPr>
+              <w:pStyle w:val="TableText"/>
+              <w:spacing w:before="0" w:after="0" w:line="240" w:lineRule="auto"/>
+            </w:pPr>
+            <w:r>
+              <w:rPr>
+                <w:sz w:val="20"/>
+                <w:szCs w:val="20"/>
+              </w:rPr>
+              <w:t>4,435</w:t>
+            </w:r>
+          </w:p>
+        </w:tc>
+        <w:tc>
+          <w:tcPr>
+            <w:tcW w:w="1872" w:type="dxa"/>
+            <w:vAlign w:val="center"/>
+          </w:tcPr>
+          <w:p>
+            <w:pPr>
+              <w:pStyle w:val="TableText"/>
+              <w:spacing w:before="0" w:after="0" w:line="240" w:lineRule="auto"/>
+            </w:pPr>
+            <w:r>
+              <w:rPr>
+                <w:sz w:val="20"/>
+                <w:szCs w:val="20"/>
+              </w:rPr>
+              <w:t>14.51</w:t>
+            </w:r>
+          </w:p>
+        </w:tc>
+        <w:tc>
+          <w:tcPr>
+            <w:tcW w:w="1872" w:type="dxa"/>
+            <w:vAlign w:val="center"/>
+          </w:tcPr>
+          <w:p>
+            <w:pPr>
+              <w:pStyle w:val="TableText"/>
+              <w:spacing w:before="0" w:after="0" w:line="240" w:lineRule="auto"/>
+            </w:pPr>
+            <w:r>
+              <w:rPr>
+                <w:sz w:val="20"/>
+                <w:szCs w:val="20"/>
+              </w:rPr>
+              <w:t>4,133</w:t>
+            </w:r>
+          </w:p>
+        </w:tc>
+        <w:tc>
+          <w:tcPr>
+            <w:tcW w:w="1872" w:type="dxa"/>
+            <w:vAlign w:val="center"/>
+          </w:tcPr>
+          <w:p>
+            <w:pPr>
+              <w:pStyle w:val="TableText"/>
+              <w:spacing w:before="0" w:after="0" w:line="240" w:lineRule="auto"/>
+            </w:pPr>
+            <w:r>
+              <w:rPr>
+                <w:sz w:val="20"/>
+                <w:szCs w:val="20"/>
+              </w:rPr>
+              <w:t>12.62</w:t>
+            </w:r>
+          </w:p>
+        </w:tc>
+      </w:tr>
+      <w:tr>
+        <w:tc>
+          <w:tcPr>
+            <w:tcW w:w="1872" w:type="dxa"/>
+            <w:vAlign w:val="center"/>
+          </w:tcPr>
+          <w:p>
+            <w:pPr>
+              <w:pStyle w:val="TableText"/>
+              <w:spacing w:before="0" w:after="0" w:line="240" w:lineRule="auto"/>
+            </w:pPr>
+            <w:r>
+              <w:rPr>
+                <w:sz w:val="20"/>
+                <w:szCs w:val="20"/>
+              </w:rPr>
+              <w:t>Bitter</w:t>
+            </w:r>
+          </w:p>
+        </w:tc>
+        <w:tc>
+          <w:tcPr>
+            <w:tcW w:w="1872" w:type="dxa"/>
+            <w:vAlign w:val="center"/>
+          </w:tcPr>
+          <w:p>
+            <w:pPr>
+              <w:pStyle w:val="TableText"/>
+              <w:spacing w:before="0" w:after="0" w:line="240" w:lineRule="auto"/>
+            </w:pPr>
+            <w:r>
+              <w:rPr>
+                <w:sz w:val="20"/>
+                <w:szCs w:val="20"/>
+              </w:rPr>
+              <w:t>5,037</w:t>
+            </w:r>
+          </w:p>
+        </w:tc>
+        <w:tc>
+          <w:tcPr>
+            <w:tcW w:w="1872" w:type="dxa"/>
+            <w:vAlign w:val="center"/>
+          </w:tcPr>
+          <w:p>
+            <w:pPr>
+              <w:pStyle w:val="TableText"/>
+              <w:spacing w:before="0" w:after="0" w:line="240" w:lineRule="auto"/>
+            </w:pPr>
+            <w:r>
+              <w:rPr>
+                <w:sz w:val="20"/>
+                <w:szCs w:val="20"/>
+              </w:rPr>
+              <w:t>16.48</w:t>
+            </w:r>
+          </w:p>
+        </w:tc>
+        <w:tc>
+          <w:tcPr>
+            <w:tcW w:w="1872" w:type="dxa"/>
+            <w:vAlign w:val="center"/>
+          </w:tcPr>
+          <w:p>
+            <w:pPr>
+              <w:pStyle w:val="TableText"/>
+              <w:spacing w:before="0" w:after="0" w:line="240" w:lineRule="auto"/>
+            </w:pPr>
+            <w:r>
+              <w:rPr>
+                <w:sz w:val="20"/>
+                <w:szCs w:val="20"/>
+              </w:rPr>
+              <w:t>4,986</w:t>
+            </w:r>
+          </w:p>
+        </w:tc>
+        <w:tc>
+          <w:tcPr>
+            <w:tcW w:w="1872" w:type="dxa"/>
+            <w:vAlign w:val="center"/>
+          </w:tcPr>
+          <w:p>
+            <w:pPr>
+              <w:pStyle w:val="TableText"/>
+              <w:spacing w:before="0" w:after="0" w:line="240" w:lineRule="auto"/>
+            </w:pPr>
+            <w:r>
+              <w:rPr>
+                <w:sz w:val="20"/>
+                <w:szCs w:val="20"/>
+              </w:rPr>
+              <w:t>15.22</w:t>
+            </w:r>
+          </w:p>
+        </w:tc>
+      </w:tr>
+      <w:tr>
+        <w:tc>
+          <w:tcPr>
+            <w:tcW w:w="1872" w:type="dxa"/>
+            <w:vAlign w:val="center"/>
+          </w:tcPr>
+          <w:p>
+            <w:pPr>
+              <w:pStyle w:val="TableText"/>
+              <w:spacing w:before="0" w:after="0" w:line="240" w:lineRule="auto"/>
+            </w:pPr>
+            <w:r>
+              <w:rPr>
+                <w:sz w:val="20"/>
+                <w:szCs w:val="20"/>
+              </w:rPr>
+              <w:t>Umami</w:t>
+            </w:r>
+          </w:p>
+        </w:tc>
+        <w:tc>
+          <w:tcPr>
+            <w:tcW w:w="1872" w:type="dxa"/>
+            <w:vAlign w:val="center"/>
+          </w:tcPr>
+          <w:p>
+            <w:pPr>
+              <w:pStyle w:val="TableText"/>
+              <w:spacing w:before="0" w:after="0" w:line="240" w:lineRule="auto"/>
+            </w:pPr>
+            <w:r>
+              <w:rPr>
+                <w:sz w:val="20"/>
+                <w:szCs w:val="20"/>
+              </w:rPr>
+              <w:t>6,095</w:t>
+            </w:r>
+          </w:p>
+        </w:tc>
+        <w:tc>
+          <w:tcPr>
+            <w:tcW w:w="1872" w:type="dxa"/>
+            <w:vAlign w:val="center"/>
+          </w:tcPr>
+          <w:p>
+            <w:pPr>
+              <w:pStyle w:val="TableText"/>
+              <w:spacing w:before="0" w:after="0" w:line="240" w:lineRule="auto"/>
+            </w:pPr>
+            <w:r>
+              <w:rPr>
+                <w:sz w:val="20"/>
+                <w:szCs w:val="20"/>
+              </w:rPr>
+              <w:t>19.95</w:t>
+            </w:r>
+          </w:p>
+        </w:tc>
+        <w:tc>
+          <w:tcPr>
+            <w:tcW w:w="1872" w:type="dxa"/>
+            <w:vAlign w:val="center"/>
+          </w:tcPr>
+          <w:p>
+            <w:pPr>
+              <w:pStyle w:val="TableText"/>
+              <w:spacing w:before="0" w:after="0" w:line="240" w:lineRule="auto"/>
+            </w:pPr>
+            <w:r>
+              <w:rPr>
+                <w:sz w:val="20"/>
+                <w:szCs w:val="20"/>
+              </w:rPr>
+              <w:t>6,094</w:t>
+            </w:r>
+          </w:p>
+        </w:tc>
+        <w:tc>
+          <w:tcPr>
+            <w:tcW w:w="1872" w:type="dxa"/>
+            <w:vAlign w:val="center"/>
+          </w:tcPr>
+          <w:p>
+            <w:pPr>
+              <w:pStyle w:val="TableText"/>
+              <w:spacing w:before="0" w:after="0" w:line="240" w:lineRule="auto"/>
+            </w:pPr>
+            <w:r>
+              <w:rPr>
+                <w:sz w:val="20"/>
+                <w:szCs w:val="20"/>
+              </w:rPr>
+              <w:t>18.61</w:t>
+            </w:r>
+          </w:p>
+        </w:tc>
+      </w:tr>
+      <w:tr>
+        <w:tc>
+          <w:tcPr>
+            <w:tcW w:w="1872" w:type="dxa"/>
+            <w:vAlign w:val="center"/>
+          </w:tcPr>
+          <w:p>
+            <w:pPr>
+              <w:pStyle w:val="TableText"/>
+              <w:spacing w:before="0" w:after="0" w:line="240" w:lineRule="auto"/>
+            </w:pPr>
+            <w:r>
+              <w:rPr>
+                <w:sz w:val="20"/>
+                <w:szCs w:val="20"/>
+              </w:rPr>
+              <w:t>Antimicrobial_activity</w:t>
+            </w:r>
+          </w:p>
+        </w:tc>
+        <w:tc>
+          <w:tcPr>
+            <w:tcW w:w="1872" w:type="dxa"/>
+            <w:vAlign w:val="center"/>
+          </w:tcPr>
+          <w:p>
+            <w:pPr>
+              <w:pStyle w:val="TableText"/>
+              <w:spacing w:before="0" w:after="0" w:line="240" w:lineRule="auto"/>
+            </w:pPr>
+            <w:r>
+              <w:rPr>
+                <w:sz w:val="20"/>
+                <w:szCs w:val="20"/>
+              </w:rPr>
+              <w:t>30,537</w:t>
+            </w:r>
+          </w:p>
+        </w:tc>
+        <w:tc>
+          <w:tcPr>
+            <w:tcW w:w="1872" w:type="dxa"/>
+            <w:vAlign w:val="center"/>
+          </w:tcPr>
+          <w:p>
+            <w:pPr>
+              <w:pStyle w:val="TableText"/>
+              <w:spacing w:before="0" w:after="0" w:line="240" w:lineRule="auto"/>
+            </w:pPr>
+            <w:r>
+              <w:rPr>
+                <w:sz w:val="20"/>
+                <w:szCs w:val="20"/>
+              </w:rPr>
+              <w:t>99.93</w:t>
+            </w:r>
+          </w:p>
+        </w:tc>
+        <w:tc>
+          <w:tcPr>
+            <w:tcW w:w="1872" w:type="dxa"/>
+            <w:vAlign w:val="center"/>
+          </w:tcPr>
+          <w:p>
+            <w:pPr>
+              <w:pStyle w:val="TableText"/>
+              <w:spacing w:before="0" w:after="0" w:line="240" w:lineRule="auto"/>
+            </w:pPr>
+            <w:r>
+              <w:rPr>
+                <w:sz w:val="20"/>
+                <w:szCs w:val="20"/>
+              </w:rPr>
+              <w:t>32,721</w:t>
+            </w:r>
+          </w:p>
+        </w:tc>
+        <w:tc>
+          <w:tcPr>
+            <w:tcW w:w="1872" w:type="dxa"/>
+            <w:vAlign w:val="center"/>
+          </w:tcPr>
+          <w:p>
+            <w:pPr>
+              <w:pStyle w:val="TableText"/>
+              <w:spacing w:before="0" w:after="0" w:line="240" w:lineRule="auto"/>
+            </w:pPr>
+            <w:r>
+              <w:rPr>
+                <w:sz w:val="20"/>
+                <w:szCs w:val="20"/>
+              </w:rPr>
+              <w:t>99.90</w:t>
+            </w:r>
+          </w:p>
+        </w:tc>
+      </w:tr>
+      <w:tr>
+        <w:tc>
+          <w:tcPr>
+            <w:tcW w:w="1872" w:type="dxa"/>
+            <w:vAlign w:val="center"/>
+          </w:tcPr>
+          <w:p>
+            <w:pPr>
+              <w:pStyle w:val="TableText"/>
+              <w:spacing w:before="0" w:after="0" w:line="240" w:lineRule="auto"/>
+            </w:pPr>
+            <w:r>
+              <w:rPr>
+                <w:sz w:val="20"/>
+                <w:szCs w:val="20"/>
+              </w:rPr>
+              <w:t>Antimalarial_alt</w:t>
+            </w:r>
+          </w:p>
+        </w:tc>
+        <w:tc>
+          <w:tcPr>
+            <w:tcW w:w="1872" w:type="dxa"/>
+            <w:vAlign w:val="center"/>
+          </w:tcPr>
+          <w:p>
+            <w:pPr>
+              <w:pStyle w:val="TableText"/>
+              <w:spacing w:before="0" w:after="0" w:line="240" w:lineRule="auto"/>
+            </w:pPr>
+            <w:r>
+              <w:rPr>
+                <w:sz w:val="20"/>
+                <w:szCs w:val="20"/>
+              </w:rPr>
+              <w:t>1,724</w:t>
+            </w:r>
+          </w:p>
+        </w:tc>
+        <w:tc>
+          <w:tcPr>
+            <w:tcW w:w="1872" w:type="dxa"/>
+            <w:vAlign w:val="center"/>
+          </w:tcPr>
+          <w:p>
+            <w:pPr>
+              <w:pStyle w:val="TableText"/>
+              <w:spacing w:before="0" w:after="0" w:line="240" w:lineRule="auto"/>
+            </w:pPr>
+            <w:r>
+              <w:rPr>
+                <w:sz w:val="20"/>
+                <w:szCs w:val="20"/>
+              </w:rPr>
+              <w:t>5.64</w:t>
+            </w:r>
+          </w:p>
+        </w:tc>
+        <w:tc>
+          <w:tcPr>
+            <w:tcW w:w="1872" w:type="dxa"/>
+            <w:vAlign w:val="center"/>
+          </w:tcPr>
+          <w:p>
+            <w:pPr>
+              <w:pStyle w:val="TableText"/>
+              <w:spacing w:before="0" w:after="0" w:line="240" w:lineRule="auto"/>
+            </w:pPr>
+            <w:r>
+              <w:rPr>
+                <w:sz w:val="20"/>
+                <w:szCs w:val="20"/>
+              </w:rPr>
+              <w:t>1,695</w:t>
+            </w:r>
+          </w:p>
+        </w:tc>
+        <w:tc>
+          <w:tcPr>
+            <w:tcW w:w="1872" w:type="dxa"/>
+            <w:vAlign w:val="center"/>
+          </w:tcPr>
+          <w:p>
+            <w:pPr>
+              <w:pStyle w:val="TableText"/>
+              <w:spacing w:before="0" w:after="0" w:line="240" w:lineRule="auto"/>
+            </w:pPr>
+            <w:r>
+              <w:rPr>
+                <w:sz w:val="20"/>
+                <w:szCs w:val="20"/>
+              </w:rPr>
+              <w:t>5.17</w:t>
+            </w:r>
+          </w:p>
+        </w:tc>
+      </w:tr>
+      <w:tr>
+        <w:tc>
+          <w:tcPr>
+            <w:tcW w:w="1872" w:type="dxa"/>
+            <w:vAlign w:val="center"/>
+          </w:tcPr>
+          <w:p>
+            <w:pPr>
+              <w:pStyle w:val="TableText"/>
+              <w:spacing w:before="0" w:after="0" w:line="240" w:lineRule="auto"/>
+            </w:pPr>
+            <w:r>
+              <w:rPr>
+                <w:sz w:val="20"/>
+                <w:szCs w:val="20"/>
+              </w:rPr>
+              <w:t>Antimalarial_main</w:t>
+            </w:r>
+          </w:p>
+        </w:tc>
+        <w:tc>
+          <w:tcPr>
+            <w:tcW w:w="1872" w:type="dxa"/>
+            <w:vAlign w:val="center"/>
+          </w:tcPr>
+          <w:p>
+            <w:pPr>
+              <w:pStyle w:val="TableText"/>
+              <w:spacing w:before="0" w:after="0" w:line="240" w:lineRule="auto"/>
+            </w:pPr>
+            <w:r>
+              <w:rPr>
+                <w:sz w:val="20"/>
+                <w:szCs w:val="20"/>
+              </w:rPr>
+              <w:t>6,496</w:t>
+            </w:r>
+          </w:p>
+        </w:tc>
+        <w:tc>
+          <w:tcPr>
+            <w:tcW w:w="1872" w:type="dxa"/>
+            <w:vAlign w:val="center"/>
+          </w:tcPr>
+          <w:p>
+            <w:pPr>
+              <w:pStyle w:val="TableText"/>
+              <w:spacing w:before="0" w:after="0" w:line="240" w:lineRule="auto"/>
+            </w:pPr>
+            <w:r>
+              <w:rPr>
+                <w:sz w:val="20"/>
+                <w:szCs w:val="20"/>
+              </w:rPr>
+              <w:t>21.26</w:t>
+            </w:r>
+          </w:p>
+        </w:tc>
+        <w:tc>
+          <w:tcPr>
+            <w:tcW w:w="1872" w:type="dxa"/>
+            <w:vAlign w:val="center"/>
+          </w:tcPr>
+          <w:p>
+            <w:pPr>
+              <w:pStyle w:val="TableText"/>
+              <w:spacing w:before="0" w:after="0" w:line="240" w:lineRule="auto"/>
+            </w:pPr>
+            <w:r>
+              <w:rPr>
+                <w:sz w:val="20"/>
+                <w:szCs w:val="20"/>
+              </w:rPr>
+              <w:t>6,586</w:t>
+            </w:r>
+          </w:p>
+        </w:tc>
+        <w:tc>
+          <w:tcPr>
+            <w:tcW w:w="1872" w:type="dxa"/>
+            <w:vAlign w:val="center"/>
+          </w:tcPr>
+          <w:p>
+            <w:pPr>
+              <w:pStyle w:val="TableText"/>
+              <w:spacing w:before="0" w:after="0" w:line="240" w:lineRule="auto"/>
+            </w:pPr>
+            <w:r>
+              <w:rPr>
+                <w:sz w:val="20"/>
+                <w:szCs w:val="20"/>
+              </w:rPr>
+              <w:t>20.11</w:t>
+            </w:r>
+          </w:p>
+        </w:tc>
+      </w:tr>
+      <w:tr>
+        <w:tc>
+          <w:tcPr>
+            <w:tcW w:w="1872" w:type="dxa"/>
+            <w:vAlign w:val="center"/>
+          </w:tcPr>
+          <w:p>
+            <w:pPr>
+              <w:pStyle w:val="TableText"/>
+              <w:spacing w:before="0" w:after="0" w:line="240" w:lineRule="auto"/>
+            </w:pPr>
+            <w:r>
+              <w:rPr>
+                <w:sz w:val="20"/>
+                <w:szCs w:val="20"/>
+              </w:rPr>
+              <w:t>Quorum_sensing</w:t>
+            </w:r>
+          </w:p>
+        </w:tc>
+        <w:tc>
+          <w:tcPr>
+            <w:tcW w:w="1872" w:type="dxa"/>
+            <w:vAlign w:val="center"/>
+          </w:tcPr>
+          <w:p>
+            <w:pPr>
+              <w:pStyle w:val="TableText"/>
+              <w:spacing w:before="0" w:after="0" w:line="240" w:lineRule="auto"/>
+            </w:pPr>
+            <w:r>
+              <w:rPr>
+                <w:sz w:val="20"/>
+                <w:szCs w:val="20"/>
+              </w:rPr>
+              <w:t>11,834</w:t>
+            </w:r>
+          </w:p>
+        </w:tc>
+        <w:tc>
+          <w:tcPr>
+            <w:tcW w:w="1872" w:type="dxa"/>
+            <w:vAlign w:val="center"/>
+          </w:tcPr>
+          <w:p>
+            <w:pPr>
+              <w:pStyle w:val="TableText"/>
+              <w:spacing w:before="0" w:after="0" w:line="240" w:lineRule="auto"/>
+            </w:pPr>
+            <w:r>
+              <w:rPr>
+                <w:sz w:val="20"/>
+                <w:szCs w:val="20"/>
+              </w:rPr>
+              <w:t>38.73</w:t>
+            </w:r>
+          </w:p>
+        </w:tc>
+        <w:tc>
+          <w:tcPr>
+            <w:tcW w:w="1872" w:type="dxa"/>
+            <w:vAlign w:val="center"/>
+          </w:tcPr>
+          <w:p>
+            <w:pPr>
+              <w:pStyle w:val="TableText"/>
+              <w:spacing w:before="0" w:after="0" w:line="240" w:lineRule="auto"/>
+            </w:pPr>
+            <w:r>
+              <w:rPr>
+                <w:sz w:val="20"/>
+                <w:szCs w:val="20"/>
+              </w:rPr>
+              <w:t>12,674</w:t>
+            </w:r>
+          </w:p>
+        </w:tc>
+        <w:tc>
+          <w:tcPr>
+            <w:tcW w:w="1872" w:type="dxa"/>
+            <w:vAlign w:val="center"/>
+          </w:tcPr>
+          <w:p>
+            <w:pPr>
+              <w:pStyle w:val="TableText"/>
+              <w:spacing w:before="0" w:after="0" w:line="240" w:lineRule="auto"/>
+            </w:pPr>
+            <w:r>
+              <w:rPr>
+                <w:sz w:val="20"/>
+                <w:szCs w:val="20"/>
+              </w:rPr>
+              <w:t>38.69</w:t>
+            </w:r>
+          </w:p>
+        </w:tc>
+      </w:tr>
+      <w:tr>
+        <w:tc>
+          <w:tcPr>
+            <w:tcW w:w="1872" w:type="dxa"/>
+            <w:vAlign w:val="center"/>
+          </w:tcPr>
+          <w:p>
+            <w:pPr>
+              <w:pStyle w:val="TableText"/>
+              <w:spacing w:before="0" w:after="0" w:line="240" w:lineRule="auto"/>
+            </w:pPr>
+            <w:r>
+              <w:rPr>
+                <w:sz w:val="20"/>
+                <w:szCs w:val="20"/>
+              </w:rPr>
+              <w:t>ACP_Anticancer_alt</w:t>
+            </w:r>
+          </w:p>
+        </w:tc>
+        <w:tc>
+          <w:tcPr>
+            <w:tcW w:w="1872" w:type="dxa"/>
+            <w:vAlign w:val="center"/>
+          </w:tcPr>
+          <w:p>
+            <w:pPr>
+              <w:pStyle w:val="TableText"/>
+              <w:spacing w:before="0" w:after="0" w:line="240" w:lineRule="auto"/>
+            </w:pPr>
+            <w:r>
+              <w:rPr>
+                <w:sz w:val="20"/>
+                <w:szCs w:val="20"/>
+              </w:rPr>
+              <w:t>7,878</w:t>
+            </w:r>
+          </w:p>
+        </w:tc>
+        <w:tc>
+          <w:tcPr>
+            <w:tcW w:w="1872" w:type="dxa"/>
+            <w:vAlign w:val="center"/>
+          </w:tcPr>
+          <w:p>
+            <w:pPr>
+              <w:pStyle w:val="TableText"/>
+              <w:spacing w:before="0" w:after="0" w:line="240" w:lineRule="auto"/>
+            </w:pPr>
+            <w:r>
+              <w:rPr>
+                <w:sz w:val="20"/>
+                <w:szCs w:val="20"/>
+              </w:rPr>
+              <w:t>25.78</w:t>
+            </w:r>
+          </w:p>
+        </w:tc>
+        <w:tc>
+          <w:tcPr>
+            <w:tcW w:w="1872" w:type="dxa"/>
+            <w:vAlign w:val="center"/>
+          </w:tcPr>
+          <w:p>
+            <w:pPr>
+              <w:pStyle w:val="TableText"/>
+              <w:spacing w:before="0" w:after="0" w:line="240" w:lineRule="auto"/>
+            </w:pPr>
+            <w:r>
+              <w:rPr>
+                <w:sz w:val="20"/>
+                <w:szCs w:val="20"/>
+              </w:rPr>
+              <w:t>8,380</w:t>
+            </w:r>
+          </w:p>
+        </w:tc>
+        <w:tc>
+          <w:tcPr>
+            <w:tcW w:w="1872" w:type="dxa"/>
+            <w:vAlign w:val="center"/>
+          </w:tcPr>
+          <w:p>
+            <w:pPr>
+              <w:pStyle w:val="TableText"/>
+              <w:spacing w:before="0" w:after="0" w:line="240" w:lineRule="auto"/>
+            </w:pPr>
+            <w:r>
+              <w:rPr>
+                <w:sz w:val="20"/>
+                <w:szCs w:val="20"/>
+              </w:rPr>
+              <w:t>25.58</w:t>
+            </w:r>
+          </w:p>
+        </w:tc>
+      </w:tr>
+      <w:tr>
+        <w:tc>
+          <w:tcPr>
+            <w:tcW w:w="1872" w:type="dxa"/>
+            <w:vAlign w:val="center"/>
+          </w:tcPr>
+          <w:p>
+            <w:pPr>
+              <w:pStyle w:val="TableText"/>
+              <w:spacing w:before="0" w:after="0" w:line="240" w:lineRule="auto"/>
+            </w:pPr>
+            <w:r>
+              <w:rPr>
+                <w:sz w:val="20"/>
+                <w:szCs w:val="20"/>
+              </w:rPr>
+              <w:t>ACP_Anticancer_main</w:t>
+            </w:r>
+          </w:p>
+        </w:tc>
+        <w:tc>
+          <w:tcPr>
+            <w:tcW w:w="1872" w:type="dxa"/>
+            <w:vAlign w:val="center"/>
+          </w:tcPr>
+          <w:p>
+            <w:pPr>
+              <w:pStyle w:val="TableText"/>
+              <w:spacing w:before="0" w:after="0" w:line="240" w:lineRule="auto"/>
+            </w:pPr>
+            <w:r>
+              <w:rPr>
+                <w:sz w:val="20"/>
+                <w:szCs w:val="20"/>
+              </w:rPr>
+              <w:t>11,370</w:t>
+            </w:r>
+          </w:p>
+        </w:tc>
+        <w:tc>
+          <w:tcPr>
+            <w:tcW w:w="1872" w:type="dxa"/>
+            <w:vAlign w:val="center"/>
+          </w:tcPr>
+          <w:p>
+            <w:pPr>
+              <w:pStyle w:val="TableText"/>
+              <w:spacing w:before="0" w:after="0" w:line="240" w:lineRule="auto"/>
+            </w:pPr>
+            <w:r>
+              <w:rPr>
+                <w:sz w:val="20"/>
+                <w:szCs w:val="20"/>
+              </w:rPr>
+              <w:t>37.21</w:t>
+            </w:r>
+          </w:p>
+        </w:tc>
+        <w:tc>
+          <w:tcPr>
+            <w:tcW w:w="1872" w:type="dxa"/>
+            <w:vAlign w:val="center"/>
+          </w:tcPr>
+          <w:p>
+            <w:pPr>
+              <w:pStyle w:val="TableText"/>
+              <w:spacing w:before="0" w:after="0" w:line="240" w:lineRule="auto"/>
+            </w:pPr>
+            <w:r>
+              <w:rPr>
+                <w:sz w:val="20"/>
+                <w:szCs w:val="20"/>
+              </w:rPr>
+              <w:t>12,023</w:t>
+            </w:r>
+          </w:p>
+        </w:tc>
+        <w:tc>
+          <w:tcPr>
+            <w:tcW w:w="1872" w:type="dxa"/>
+            <w:vAlign w:val="center"/>
+          </w:tcPr>
+          <w:p>
+            <w:pPr>
+              <w:pStyle w:val="TableText"/>
+              <w:spacing w:before="0" w:after="0" w:line="240" w:lineRule="auto"/>
+            </w:pPr>
+            <w:r>
+              <w:rPr>
+                <w:sz w:val="20"/>
+                <w:szCs w:val="20"/>
+              </w:rPr>
+              <w:t>36.71</w:t>
+            </w:r>
+          </w:p>
+        </w:tc>
+      </w:tr>
+      <w:tr>
+        <w:tc>
+          <w:tcPr>
+            <w:tcW w:w="1872" w:type="dxa"/>
+            <w:vAlign w:val="center"/>
+          </w:tcPr>
+          <w:p>
+            <w:pPr>
+              <w:pStyle w:val="TableText"/>
+              <w:spacing w:before="0" w:after="0" w:line="240" w:lineRule="auto"/>
+            </w:pPr>
+            <w:r>
+              <w:rPr>
+                <w:sz w:val="20"/>
+                <w:szCs w:val="20"/>
+              </w:rPr>
+              <w:t>Anti-MRSA</w:t>
+            </w:r>
+          </w:p>
+        </w:tc>
+        <w:tc>
+          <w:tcPr>
+            <w:tcW w:w="1872" w:type="dxa"/>
+            <w:vAlign w:val="center"/>
+          </w:tcPr>
+          <w:p>
+            <w:pPr>
+              <w:pStyle w:val="TableText"/>
+              <w:spacing w:before="0" w:after="0" w:line="240" w:lineRule="auto"/>
+            </w:pPr>
+            <w:r>
+              <w:rPr>
+                <w:sz w:val="20"/>
+                <w:szCs w:val="20"/>
+              </w:rPr>
+              <w:t>4,315</w:t>
+            </w:r>
+          </w:p>
+        </w:tc>
+        <w:tc>
+          <w:tcPr>
+            <w:tcW w:w="1872" w:type="dxa"/>
+            <w:vAlign w:val="center"/>
+          </w:tcPr>
+          <w:p>
+            <w:pPr>
+              <w:pStyle w:val="TableText"/>
+              <w:spacing w:before="0" w:after="0" w:line="240" w:lineRule="auto"/>
+            </w:pPr>
+            <w:r>
+              <w:rPr>
+                <w:sz w:val="20"/>
+                <w:szCs w:val="20"/>
+              </w:rPr>
+              <w:t>14.12</w:t>
+            </w:r>
+          </w:p>
+        </w:tc>
+        <w:tc>
+          <w:tcPr>
+            <w:tcW w:w="1872" w:type="dxa"/>
+            <w:vAlign w:val="center"/>
+          </w:tcPr>
+          <w:p>
+            <w:pPr>
+              <w:pStyle w:val="TableText"/>
+              <w:spacing w:before="0" w:after="0" w:line="240" w:lineRule="auto"/>
+            </w:pPr>
+            <w:r>
+              <w:rPr>
+                <w:sz w:val="20"/>
+                <w:szCs w:val="20"/>
+              </w:rPr>
+              <w:t>4,728</w:t>
+            </w:r>
+          </w:p>
+        </w:tc>
+        <w:tc>
+          <w:tcPr>
+            <w:tcW w:w="1872" w:type="dxa"/>
+            <w:vAlign w:val="center"/>
+          </w:tcPr>
+          <w:p>
+            <w:pPr>
+              <w:pStyle w:val="TableText"/>
+              <w:spacing w:before="0" w:after="0" w:line="240" w:lineRule="auto"/>
+            </w:pPr>
+            <w:r>
+              <w:rPr>
+                <w:sz w:val="20"/>
+                <w:szCs w:val="20"/>
+              </w:rPr>
+              <w:t>14.43</w:t>
+            </w:r>
+          </w:p>
+        </w:tc>
+      </w:tr>
+    </w:tbl>
+    <w:p>
+      <w:pPr>
+        <w:spacing w:after="40"/>
+      </w:pPr>
+    </w:p>
+    <w:p>
+      <w:pPr>
+        <w:pStyle w:val="Heading3"/>
+        <w:keepNext/>
+      </w:pPr>
+      <w:r>
         <w:t>Serial model filtering yielded 12- and 8-candidate endpoints</w:t>
       </w:r>
     </w:p>
@@ -1519,7 +6147,15 @@
         <w:pStyle w:val="BodyText"/>
       </w:pPr>
       <w:r>
-        <w:t>NTxPred2 evaluated 3,299/3,518 periodontitis-labelled BBB-high candidates (93.77%); 219/3,518 (6.23%) were below the stated model range. Among evaluated candidates, 923/3,299 (27.98%) were model-positive. The subsequent aggregate counts were 111 mebipred-positive candidates, 15 candidates with CHEL≥0.25, 12 candidates with CHEL≥0.25 and FRS&lt;0.50, and 8 candidates with CHEL≥0.25 and FRS&lt;0.45 (Table 2). Tightening the FRS threshold retained 8/12 (66.67%) of the main count. The absence of row-level handoff data prevents interpretation of 111/923 as a verified transition rate.</w:t>
+        <w:t>NTxPred2 evaluated 3,299/3,518 periodontitis-labelled BBB-high candidates (93.77%); 219/3,518 (6.23%) were below the stated model range. Among evaluated candidates, 923/3,299 (27.98%) were model-positive. The subsequent aggregate counts were 111 mebipred-positive candidates, 15 candidates with CHEL≥0.25, 12 candidates with CHEL≥0.25 and FRS&lt;0.50, and 8 candidates with CHEL≥0.25 and FRS&lt;0.45 (Table 4). Tightening the FRS threshold retained 8/12 (66.67%) of the main count. The absence of row-level handoff data prevents interpretation of 111/923 as a verified transition rate.</w:t>
+      </w:r>
+    </w:p>
+    <w:p>
+      <w:pPr>
+        <w:pStyle w:val="BodyText"/>
+      </w:pPr>
+      <w:r>
+        <w:t>All 923 NTxPred2-positive candidates were reported to be ≤30 aa. Consequently, none of the 72 periodontitis-labelled, metaproteome-supported and dereplicated 31–50-aa BBB-high long peptides remained in the neurotoxicity-positive set that fed the downstream mebipred and AnOxPePred metal/CHEL/FRS filters. The aggregate 12-candidate endpoint therefore contained only short peptides. Row-level outputs were unavailable, so the exclusion reason for each long peptide could not be reconstructed.</w:t>
       </w:r>
     </w:p>
     <w:p>
@@ -1530,7 +6166,7 @@
         <w:rPr>
           <w:b/>
         </w:rPr>
-        <w:t>Table 2. Aggregate periodontitis-labelled prioritization results.</w:t>
+        <w:t>Table 4. Aggregate periodontitis-labelled prioritization results.</w:t>
       </w:r>
     </w:p>
     <w:tbl>
@@ -2452,7 +7088,7 @@
         <w:pStyle w:val="BodyText"/>
       </w:pPr>
       <w:r>
-        <w:t>The separate sequence table contained twelve unique peptides composed of standard amino acids and ranging from 7 to 9 residues (Table 3). Eleven contained histidine, six contained cysteine, and every sequence contained at least one Arg or Lys. These properties are useful for synthesis planning and hypothesis design, but they do not establish metal binding, BBB transport, toxicity, taxonomy, or correspondence to the twelve aggregate endpoint rows. The identities of the stricter 8-of-12 subset remain unknown because sequence-level FRS labels were unavailable.</w:t>
+        <w:t>The separate sequence table contained twelve unique peptides composed of standard amino acids and ranging from 7 to 9 residues (Table 5). Eleven contained histidine, six contained cysteine, and every sequence contained at least one Arg or Lys. These properties are useful for synthesis planning and hypothesis design, but they do not establish metal binding, BBB transport, toxicity, taxonomy, or correspondence to the twelve aggregate endpoint rows. The identities of the stricter 8-of-12 subset remain unknown because sequence-level FRS labels were unavailable.</w:t>
       </w:r>
     </w:p>
     <w:p>
@@ -2463,7 +7099,7 @@
         <w:rPr>
           <w:b/>
         </w:rPr>
-        <w:t>Table 3. Twelve-sequence set and recalculated composition.</w:t>
+        <w:t>Table 5. Twelve-sequence set and recalculated composition.</w:t>
       </w:r>
     </w:p>
     <w:tbl>
@@ -4294,7 +8930,7 @@
         <w:pStyle w:val="BodyText"/>
       </w:pPr>
       <w:r>
-        <w:t>The docking table contained Vina means from −9.60 to −8.25 kcal/mol and standard deviations from 0.04 to 0.12 (Table 4). FLLHTTR, YLSLLQR, and ALLLHRC had the three lowest means, whereas HLPLLHRCC and HVLLLRQCA had the two highest. The approximately 1.35-kcal/mol range describes only this scoring table. Without prepared inputs, run definitions, poses, or interaction files, residue-level contacts, target-site preference, affinity, and functional activity could not be evaluated.</w:t>
+        <w:t>The docking table contained Vina means from −9.60 to −8.25 kcal/mol and standard deviations from 0.04 to 0.12 (Table 6). FLLHTTR, YLSLLQR, and ALLLHRC had the three lowest means, whereas HLPLLHRCC and HVLLLRQCA had the two highest. The approximately 1.35-kcal/mol range describes only this scoring table. Without prepared inputs, run definitions, poses, or interaction files, residue-level contacts, target-site preference, affinity, and functional activity could not be evaluated.</w:t>
       </w:r>
     </w:p>
     <w:p>
@@ -4305,7 +8941,7 @@
         <w:rPr>
           <w:b/>
         </w:rPr>
-        <w:t>Table 4. Available AutoDock Vina summary for human AChE PDB 4EY6.</w:t>
+        <w:t>Table 6. Available AutoDock Vina summary for human AChE PDB 4EY6.</w:t>
       </w:r>
     </w:p>
     <w:tbl>
@@ -5595,6 +10231,14 @@
       </w:pPr>
       <w:r>
         <w:t>Validation should proceed sequentially. First, the twelve explicit sequences should be linked to the 12-candidate endpoint and the stricter subset of 8, and all predictor outputs should be regenerated with fixed model versions. Second, translation and expression should be tested by cohort-matched metatranscriptomics, ribosome profiling where feasible, and targeted metaproteomics with peptide-level false-discovery control. Third, synthesized peptides should undergo identity, purity, solubility, aggregation, and serum/protease-stability testing. BBB transport, cytotoxicity, metal chemistry, AChE/BChE activity, direct binding, and Aβ assays should follow only for candidates that pass the earlier steps. Complex disease models are warranted only after identity, exposure, reproducible biochemical activity, and biologically replicated phenotypes have been established.</w:t>
+      </w:r>
+    </w:p>
+    <w:p>
+      <w:pPr>
+        <w:pStyle w:val="BodyText"/>
+      </w:pPr>
+      <w:r>
+        <w:t>A further pipeline limitation is the length-dependent attrition introduced after BBB prioritization. Although 72 metaproteome-supported and dereplicated long peptides were BBB-high in the periodontitis-labelled branch, all 923 NTxPred2-positive sequences were ≤30 aa; the downstream web-predictor cascade for metal binding and CHEL/FRS therefore retained no long peptide, and the final aggregate set of 12 consisted only of short peptides. This pattern does not show that long peptides biologically lack neurotoxicity or metal-related activity. It may reflect the serial thresholds, model applicability or calibration, and web-predictor implementation; without candidate-level scores, these explanations cannot be separated.</w:t>
       </w:r>
     </w:p>
     <w:p>
